--- a/downloads/student/ai-2-week-26.docx
+++ b/downloads/student/ai-2-week-26.docx
@@ -1750,6 +1750,16 @@
     <w:p>
       <w:r>
         <w:t>Declared authority resolves this task’s source choice; it does not make every inventory entry universally accurate.</w:t>
+      </w:r>
+    </w:p>
+    <w:p>
+      <w:r>
+        <w:t>Read the labelled picture: Which stage first fails, and why should the faulty transcript not be silently overwritten?</w:t>
+      </w:r>
+    </w:p>
+    <w:p>
+      <w:r>
+        <w:t>Change one thing: Remove access to the audio, while keeping the authoritative inventory. Predict the result before checking the explanation. What remains the same?</w:t>
       </w:r>
     </w:p>
     <w:p>
@@ -3817,6 +3827,187 @@
     <w:p>
       <w:r>
         <w:t>Attempt the independent case before hints. Record whether you worked alone, used a hint or followed a model. After feedback, fix the first unsupported step and explain why it changed. A later check uses a changed case, not a copied answer.</w:t>
+      </w:r>
+    </w:p>
+    <w:p>
+      <w:pPr>
+        <w:pStyle w:val="Heading1"/>
+      </w:pPr>
+      <w:r>
+        <w:t>15. Your lesson route</w:t>
+      </w:r>
+    </w:p>
+    <w:p>
+      <w:r>
+        <w:t>Start with this question: A fictional librarian dictates a shelf note that passes through transcription and catalogue lookup.</w:t>
+      </w:r>
+    </w:p>
+    <w:tbl>
+      <w:tblPr>
+        <w:tblStyle w:val="LightShading-Accent1"/>
+        <w:tblW w:type="auto" w:w="0"/>
+        <w:tblLook w:firstColumn="1" w:firstRow="1" w:lastColumn="0" w:lastRow="0" w:noHBand="0" w:noVBand="1" w:val="04A0"/>
+      </w:tblPr>
+      <w:tblGrid>
+        <w:gridCol w:w="5112"/>
+        <w:gridCol w:w="5112"/>
+      </w:tblGrid>
+      <w:tr>
+        <w:trPr>
+          <w:tblHeader/>
+        </w:trPr>
+        <w:tc>
+          <w:tcPr>
+            <w:tcW w:type="dxa" w:w="5112"/>
+          </w:tcPr>
+          <w:p>
+            <w:r>
+              <w:t>By the end, I can</w:t>
+            </w:r>
+          </w:p>
+        </w:tc>
+        <w:tc>
+          <w:tcPr>
+            <w:tcW w:type="dxa" w:w="5112"/>
+          </w:tcPr>
+          <w:p>
+            <w:r>
+              <w:t>How I will show it</w:t>
+            </w:r>
+          </w:p>
+        </w:tc>
+      </w:tr>
+      <w:tr>
+        <w:tc>
+          <w:tcPr>
+            <w:tcW w:type="dxa" w:w="5112"/>
+          </w:tcPr>
+          <w:p>
+            <w:r>
+              <w:t>Explain the mechanism and terminology of speech pipelines and multimodal evidence</w:t>
+            </w:r>
+          </w:p>
+        </w:tc>
+        <w:tc>
+          <w:tcPr>
+            <w:tcW w:type="dxa" w:w="5112"/>
+          </w:tcPr>
+          <w:p>
+            <w:r>
+              <w:t>Explain the deciding step, show a trace or test, and state one limit.</w:t>
+            </w:r>
+          </w:p>
+        </w:tc>
+      </w:tr>
+      <w:tr>
+        <w:tc>
+          <w:tcPr>
+            <w:tcW w:type="dxa" w:w="5112"/>
+          </w:tcPr>
+          <w:p>
+            <w:r>
+              <w:t>Apply the stated procedure to a new case with a traceable result</w:t>
+            </w:r>
+          </w:p>
+        </w:tc>
+        <w:tc>
+          <w:tcPr>
+            <w:tcW w:type="dxa" w:w="5112"/>
+          </w:tcPr>
+          <w:p>
+            <w:r>
+              <w:t>Explain the deciding step, show a trace or test, and state one limit.</w:t>
+            </w:r>
+          </w:p>
+        </w:tc>
+      </w:tr>
+      <w:tr>
+        <w:tc>
+          <w:tcPr>
+            <w:tcW w:type="dxa" w:w="5112"/>
+          </w:tcPr>
+          <w:p>
+            <w:r>
+              <w:t>Identify an assumption or limitation and design a revealing follow-up</w:t>
+            </w:r>
+          </w:p>
+        </w:tc>
+        <w:tc>
+          <w:tcPr>
+            <w:tcW w:type="dxa" w:w="5112"/>
+          </w:tcPr>
+          <w:p>
+            <w:r>
+              <w:t>Explain the deciding step, show a trace or test, and state one limit.</w:t>
+            </w:r>
+          </w:p>
+        </w:tc>
+      </w:tr>
+    </w:tbl>
+    <w:p>
+      <w:r>
+        <w:t>Remember → watch and explain → try with help → investigate → try independently → keep project evidence. Your teacher may spread this lesson across several classes.</w:t>
+      </w:r>
+    </w:p>
+    <w:p>
+      <w:r>
+        <w:t>Keep your first prediction. Compare it with what the evidence shows and explain any change.</w:t>
+      </w:r>
+    </w:p>
+    <w:p>
+      <w:pPr>
+        <w:pStyle w:val="Heading1"/>
+      </w:pPr>
+      <w:r>
+        <w:t>16. Finish and return</w:t>
+      </w:r>
+    </w:p>
+    <w:p>
+      <w:r>
+        <w:t>Close your notes. Explain this goal in your own words: Explain the mechanism and terminology of speech pipelines and multimodal evidence</w:t>
+      </w:r>
+    </w:p>
+    <w:p>
+      <w:pPr>
+        <w:pStyle w:val="Heading3"/>
+      </w:pPr>
+      <w:r>
+        <w:t>My deciding step, evidence and one remaining question</w:t>
+      </w:r>
+    </w:p>
+    <w:p>
+      <w:r>
+        <w:t>________________________________________________________________</w:t>
+      </w:r>
+    </w:p>
+    <w:p>
+      <w:r>
+        <w:t>________________________________________________________________</w:t>
+      </w:r>
+    </w:p>
+    <w:p>
+      <w:r>
+        <w:t>________________________________________________________________</w:t>
+      </w:r>
+    </w:p>
+    <w:p>
+      <w:r>
+        <w:t>________________________________________________________________</w:t>
+      </w:r>
+    </w:p>
+    <w:p>
+      <w:r>
+        <w:t>________________________________________________________________</w:t>
+      </w:r>
+    </w:p>
+    <w:p>
+      <w:r>
+        <w:t>If you are unsure, return to the worked picture and explain one arrow. If you are ready, change an input or assumption and justify your prediction.</w:t>
+      </w:r>
+    </w:p>
+    <w:p>
+      <w:r>
+        <w:t>Save your workbook evidence. At the next review, try a different case before opening your old answer.</w:t>
       </w:r>
     </w:p>
     <w:sectPr>

--- a/downloads/student/ai-2-week-26.docx
+++ b/downloads/student/ai-2-week-26.docx
@@ -4008,6 +4008,207 @@
     <w:p>
       <w:r>
         <w:t>Save your workbook evidence. At the next review, try a different case before opening your old answer.</w:t>
+      </w:r>
+    </w:p>
+    <w:p>
+      <w:pPr>
+        <w:pStyle w:val="Heading1"/>
+      </w:pPr>
+      <w:r>
+        <w:t>17. Supported practice, repair and portfolio</w:t>
+      </w:r>
+    </w:p>
+    <w:p>
+      <w:r>
+        <w:t>Use this supported practice once, in the browser or on paper. Keep the reserved independent assessment for a separate first attempt before teacher feedback.</w:t>
+      </w:r>
+    </w:p>
+    <w:p>
+      <w:r>
+        <w:t>A fictional librarian dictates a shelf note that passes through transcription and catalogue lookup.</w:t>
+      </w:r>
+    </w:p>
+    <w:p>
+      <w:pPr>
+        <w:pStyle w:val="Heading3"/>
+      </w:pPr>
+      <w:r>
+        <w:t>Practice 1: explain the deciding evidence</w:t>
+      </w:r>
+    </w:p>
+    <w:p>
+      <w:r>
+        <w:t>Which labelled step matches this detail? Replay the audio, preserve the faulty transcript and use confirmed shelf 14.</w:t>
+      </w:r>
+    </w:p>
+    <w:p>
+      <w:r>
+        <w:t>1. Audio input</w:t>
+      </w:r>
+    </w:p>
+    <w:p>
+      <w:r>
+        <w:t>2. Review and correct</w:t>
+      </w:r>
+    </w:p>
+    <w:p>
+      <w:r>
+        <w:t>3. Transcription</w:t>
+      </w:r>
+    </w:p>
+    <w:p>
+      <w:r>
+        <w:t>4. Cross-check</w:t>
+      </w:r>
+    </w:p>
+    <w:p>
+      <w:pPr>
+        <w:pStyle w:val="Heading3"/>
+      </w:pPr>
+      <w:r>
+        <w:t>My selected conclusion, deciding fact and explanation</w:t>
+      </w:r>
+    </w:p>
+    <w:p>
+      <w:r>
+        <w:t>________________________________________________________________</w:t>
+      </w:r>
+    </w:p>
+    <w:p>
+      <w:r>
+        <w:t>________________________________________________________________</w:t>
+      </w:r>
+    </w:p>
+    <w:p>
+      <w:r>
+        <w:t>________________________________________________________________</w:t>
+      </w:r>
+    </w:p>
+    <w:p>
+      <w:r>
+        <w:t>________________________________________________________________</w:t>
+      </w:r>
+    </w:p>
+    <w:p>
+      <w:r>
+        <w:t>________________________________________________________________</w:t>
+      </w:r>
+    </w:p>
+    <w:p>
+      <w:r>
+        <w:t>Hint if needed: Read the steps in the pictorial case. Match the supplied detail to the stage that performs or records it.</w:t>
+      </w:r>
+    </w:p>
+    <w:p>
+      <w:r>
+        <w:t>After your attempt, compare with the supported explanation: Review and correct Replay the audio, preserve the faulty transcript and use confirmed shelf 14. A correct later lookup cannot repair an earlier wrong input by magic. Locate the first difference between known audio and transcript, then compare the stated source authority. Keeping both records makes the correction auditable. A confident spoken answer for shelf 40 would remain wrong despite fluent synthesis.</w:t>
+      </w:r>
+    </w:p>
+    <w:p>
+      <w:pPr>
+        <w:pStyle w:val="Heading3"/>
+      </w:pPr>
+      <w:r>
+        <w:t>Practice 2: explain the deciding evidence</w:t>
+      </w:r>
+    </w:p>
+    <w:p>
+      <w:r>
+        <w:t>Changed-case practice: Remove access to the audio, while keeping the authoritative inventory. Which conclusion is supported by the supplied facts?</w:t>
+      </w:r>
+    </w:p>
+    <w:p>
+      <w:r>
+        <w:t>1. Shelf 14 remains supported for the lookup, but transcription accuracy cannot be replay-checked.</w:t>
+      </w:r>
+    </w:p>
+    <w:p>
+      <w:r>
+        <w:t>2. This one example guarantees correct results for every future input.</w:t>
+      </w:r>
+    </w:p>
+    <w:p>
+      <w:r>
+        <w:t>3. We can decide the result without examining the changed input or the procedure.</w:t>
+      </w:r>
+    </w:p>
+    <w:p>
+      <w:pPr>
+        <w:pStyle w:val="Heading3"/>
+      </w:pPr>
+      <w:r>
+        <w:t>My selected conclusion, deciding fact and explanation</w:t>
+      </w:r>
+    </w:p>
+    <w:p>
+      <w:r>
+        <w:t>________________________________________________________________</w:t>
+      </w:r>
+    </w:p>
+    <w:p>
+      <w:r>
+        <w:t>________________________________________________________________</w:t>
+      </w:r>
+    </w:p>
+    <w:p>
+      <w:r>
+        <w:t>________________________________________________________________</w:t>
+      </w:r>
+    </w:p>
+    <w:p>
+      <w:r>
+        <w:t>________________________________________________________________</w:t>
+      </w:r>
+    </w:p>
+    <w:p>
+      <w:r>
+        <w:t>________________________________________________________________</w:t>
+      </w:r>
+    </w:p>
+    <w:p>
+      <w:r>
+        <w:t>Hint if needed: Use the changed condition and the deciding step in the pictorial trace. The answer must say what follows from those facts.</w:t>
+      </w:r>
+    </w:p>
+    <w:p>
+      <w:r>
+        <w:t>After your attempt, compare with the supported explanation: Shelf 14 remains supported for the lookup, but transcription accuracy cannot be replay-checked. The inventory resolves the shelf task; it does not recreate unavailable audio.</w:t>
+      </w:r>
+    </w:p>
+    <w:p>
+      <w:pPr>
+        <w:pStyle w:val="Heading3"/>
+      </w:pPr>
+      <w:r>
+        <w:t>Repair a missing building block</w:t>
+      </w:r>
+    </w:p>
+    <w:p>
+      <w:r>
+        <w:t>Review Text as Pieces (ai-2/25). Goal: Encode and decode text under an explicit toy vocabulary. Short practice: Why is the unknown ! at position 10 rather than position 9?. Return to this week and explain what you changed.</w:t>
+      </w:r>
+    </w:p>
+    <w:p>
+      <w:r>
+        <w:t>Review Recommendation Scores (ai-2/23). Goal: Compute a weighted score. Short practice: Why does B not become the winner when its score is largest?. Return to this week and explain what you changed.</w:t>
+      </w:r>
+    </w:p>
+    <w:p>
+      <w:r>
+        <w:t>Review Repair Bias in Data (ai-2/20). Goal: Identify selection and coverage bias. Short practice: Why must 35% be labelled an illustration rather than the measured grade-wide Yes rate?. Return to this week and explain what you changed.</w:t>
+      </w:r>
+    </w:p>
+    <w:p>
+      <w:pPr>
+        <w:pStyle w:val="Heading3"/>
+      </w:pPr>
+      <w:r>
+        <w:t>Keep your completed work</w:t>
+      </w:r>
+    </w:p>
+    <w:p>
+      <w:r>
+        <w:t>Use Download completed work in the hosted lesson to export your answers, reflections, practice feedback and code-run evidence. Open the HTML copy to read or print it. Drafts stay in this browser when storage is available; clear drafts on a shared device.</w:t>
       </w:r>
     </w:p>
     <w:sectPr>

--- a/downloads/student/ai-2-week-26.docx
+++ b/downloads/student/ai-2-week-26.docx
@@ -42,6 +42,11 @@
       </w:r>
     </w:p>
     <w:p>
+      <w:r>
+        <w:t>Start with the target: Explain the mechanism and terminology of speech pipelines and multimodal evidence. Try the recall before opening notes.</w:t>
+      </w:r>
+    </w:p>
+    <w:p>
       <w:pPr>
         <w:pStyle w:val="Heading3"/>
       </w:pPr>
@@ -50,17 +55,71 @@
       </w:r>
     </w:p>
     <w:p>
-      <w:r>
-        <w:t>I can explain the mechanism and terminology of speech pipelines and multimodal evidence.</w:t>
-      </w:r>
-    </w:p>
-    <w:p>
-      <w:r>
+      <w:pPr>
+        <w:spacing w:line="336" w:lineRule="auto" w:after="180"/>
+      </w:pPr>
+      <w:r>
+        <w:rPr>
+          <w:b w:val="0"/>
+        </w:rPr>
+        <w:t xml:space="preserve">I can explain the </w:t>
+      </w:r>
+      <w:r>
+        <w:rPr>
+          <w:b/>
+        </w:rPr>
+        <w:t>mechanism</w:t>
+      </w:r>
+      <w:r>
+        <w:rPr>
+          <w:b w:val="0"/>
+        </w:rPr>
+        <w:t xml:space="preserve"> and terminology of speech </w:t>
+      </w:r>
+      <w:r>
+        <w:rPr>
+          <w:b/>
+        </w:rPr>
+        <w:t>pipeline</w:t>
+      </w:r>
+      <w:r>
+        <w:rPr>
+          <w:b w:val="0"/>
+        </w:rPr>
+        <w:t xml:space="preserve">s and multimodal </w:t>
+      </w:r>
+      <w:r>
+        <w:rPr>
+          <w:b/>
+        </w:rPr>
+        <w:t>evidence</w:t>
+      </w:r>
+      <w:r>
+        <w:rPr>
+          <w:b w:val="0"/>
+        </w:rPr>
+        <w:t>.</w:t>
+      </w:r>
+    </w:p>
+    <w:p>
+      <w:pPr>
+        <w:spacing w:line="336" w:lineRule="auto" w:after="180"/>
+      </w:pPr>
+      <w:r>
+        <w:rPr>
+          <w:b w:val="0"/>
+        </w:rPr>
         <w:t>I can apply the stated procedure to a new case with a traceable result.</w:t>
       </w:r>
     </w:p>
     <w:p>
-      <w:r>
+      <w:pPr>
+        <w:spacing w:line="336" w:lineRule="auto" w:after="180"/>
+      </w:pPr>
+      <w:r>
+        <w:rPr>
+          <w:b w:val="0"/>
+        </w:rPr>
         <w:t>I can identify an assumption or limitation and design a revealing follow-up.</w:t>
       </w:r>
     </w:p>
@@ -73,38 +132,116 @@
       </w:r>
     </w:p>
     <w:p>
-      <w:r>
+      <w:pPr>
+        <w:spacing w:line="336" w:lineRule="auto" w:after="180"/>
+      </w:pPr>
+      <w:r>
+        <w:rPr>
+          <w:b w:val="0"/>
+        </w:rPr>
         <w:t>Close your notes first. A rough first answer helps us choose the right starting point; it is not a score for your ability.</w:t>
       </w:r>
     </w:p>
     <w:p>
-      <w:r>
+      <w:pPr>
+        <w:spacing w:line="336" w:lineRule="auto" w:after="180"/>
+      </w:pPr>
+      <w:r>
+        <w:rPr>
+          <w:b w:val="0"/>
+        </w:rPr>
         <w:t>Without opening the old lesson, explain one key idea from Text as Pieces. Give an example and a mistake that the idea helps you avoid.</w:t>
       </w:r>
     </w:p>
     <w:p>
-      <w:r>
+      <w:pPr>
+        <w:spacing w:line="336" w:lineRule="auto" w:after="180"/>
+      </w:pPr>
+      <w:r>
+        <w:rPr>
+          <w:b w:val="0"/>
+        </w:rPr>
         <w:t>Without opening the old lesson, explain one key idea from Recommendation Scores. Give an example and a mistake that the idea helps you avoid.</w:t>
       </w:r>
     </w:p>
     <w:p>
-      <w:r>
+      <w:pPr>
+        <w:spacing w:line="336" w:lineRule="auto" w:after="180"/>
+      </w:pPr>
+      <w:r>
+        <w:rPr>
+          <w:b w:val="0"/>
+        </w:rPr>
         <w:t>Without opening the old lesson, explain one key idea from Repair Bias in Data. Give an example and a mistake that the idea helps you avoid.</w:t>
       </w:r>
     </w:p>
     <w:p>
-      <w:r>
-        <w:t>After trying, check the relevant lesson or ask your teacher. Change the part of your explanation that the evidence shows was wrong.</w:t>
-      </w:r>
-    </w:p>
-    <w:p>
-      <w:r>
-        <w:t>Week 26: Image and Voice Pipelines</w:t>
-      </w:r>
-    </w:p>
-    <w:p>
-      <w:r>
-        <w:t>Perception systems transform signals through multiple fallible stages.</w:t>
+      <w:pPr>
+        <w:spacing w:line="336" w:lineRule="auto" w:after="180"/>
+      </w:pPr>
+      <w:r>
+        <w:rPr>
+          <w:b w:val="0"/>
+        </w:rPr>
+        <w:t xml:space="preserve">After trying, check the relevant lesson or ask your teacher. Change the part of your explanation that the </w:t>
+      </w:r>
+      <w:r>
+        <w:rPr>
+          <w:b/>
+        </w:rPr>
+        <w:t>evidence</w:t>
+      </w:r>
+      <w:r>
+        <w:rPr>
+          <w:b w:val="0"/>
+        </w:rPr>
+        <w:t xml:space="preserve"> shows was wrong.</w:t>
+      </w:r>
+    </w:p>
+    <w:p>
+      <w:pPr>
+        <w:spacing w:line="336" w:lineRule="auto" w:after="180"/>
+      </w:pPr>
+      <w:r>
+        <w:rPr>
+          <w:b w:val="0"/>
+        </w:rPr>
+        <w:t xml:space="preserve">Week 26: Image and Voice </w:t>
+      </w:r>
+      <w:r>
+        <w:rPr>
+          <w:b/>
+        </w:rPr>
+        <w:t>Pipeline</w:t>
+      </w:r>
+      <w:r>
+        <w:rPr>
+          <w:b w:val="0"/>
+        </w:rPr>
+        <w:t>s</w:t>
+      </w:r>
+    </w:p>
+    <w:p>
+      <w:pPr>
+        <w:spacing w:line="336" w:lineRule="auto" w:after="180"/>
+      </w:pPr>
+      <w:r>
+        <w:rPr>
+          <w:b w:val="0"/>
+        </w:rPr>
+        <w:t xml:space="preserve">Perception systems transform </w:t>
+      </w:r>
+      <w:r>
+        <w:rPr>
+          <w:b/>
+        </w:rPr>
+        <w:t>signal</w:t>
+      </w:r>
+      <w:r>
+        <w:rPr>
+          <w:b w:val="0"/>
+        </w:rPr>
+        <w:t>s through multiple fallible stages.</w:t>
       </w:r>
     </w:p>
     <w:p>
@@ -144,17 +281,47 @@
       </w:r>
     </w:p>
     <w:p>
-      <w:r>
+      <w:pPr>
+        <w:spacing w:line="336" w:lineRule="auto" w:after="180"/>
+      </w:pPr>
+      <w:r>
+        <w:rPr>
+          <w:b/>
+        </w:rPr>
         <w:t>THINKER MISSION</w:t>
       </w:r>
     </w:p>
     <w:p>
-      <w:r>
-        <w:t>Trace speech-to-command and image-to-label pipelines.</w:t>
-      </w:r>
-    </w:p>
-    <w:p>
-      <w:r>
+      <w:pPr>
+        <w:spacing w:line="336" w:lineRule="auto" w:after="180"/>
+      </w:pPr>
+      <w:r>
+        <w:rPr>
+          <w:b w:val="0"/>
+        </w:rPr>
+        <w:t xml:space="preserve">Trace speech-to-command and image-to-label </w:t>
+      </w:r>
+      <w:r>
+        <w:rPr>
+          <w:b/>
+        </w:rPr>
+        <w:t>pipeline</w:t>
+      </w:r>
+      <w:r>
+        <w:rPr>
+          <w:b w:val="0"/>
+        </w:rPr>
+        <w:t>s.</w:t>
+      </w:r>
+    </w:p>
+    <w:p>
+      <w:pPr>
+        <w:spacing w:line="336" w:lineRule="auto" w:after="180"/>
+      </w:pPr>
+      <w:r>
+        <w:rPr>
+          <w:b w:val="0"/>
+        </w:rPr>
         <w:t>Thinker name and date:</w:t>
       </w:r>
     </w:p>
@@ -200,8 +367,38 @@
       </w:r>
     </w:p>
     <w:p>
-      <w:r>
-        <w:t>Recall Image generation and provenance. Explain why a recorded result needs its input conditions and evidence source before it can support a claim.</w:t>
+      <w:pPr>
+        <w:spacing w:line="336" w:lineRule="auto" w:after="180"/>
+      </w:pPr>
+      <w:r>
+        <w:rPr>
+          <w:b w:val="0"/>
+        </w:rPr>
+        <w:t xml:space="preserve">Recall Image generation and provenance. Explain why a recorded result needs its </w:t>
+      </w:r>
+      <w:r>
+        <w:rPr>
+          <w:b/>
+        </w:rPr>
+        <w:t>input</w:t>
+      </w:r>
+      <w:r>
+        <w:rPr>
+          <w:b w:val="0"/>
+        </w:rPr>
+        <w:t xml:space="preserve"> conditions and </w:t>
+      </w:r>
+      <w:r>
+        <w:rPr>
+          <w:b/>
+        </w:rPr>
+        <w:t>evidence</w:t>
+      </w:r>
+      <w:r>
+        <w:rPr>
+          <w:b w:val="0"/>
+        </w:rPr>
+        <w:t xml:space="preserve"> source before it can support a claim.</w:t>
       </w:r>
     </w:p>
     <w:p>
@@ -213,7 +410,13 @@
       </w:r>
     </w:p>
     <w:p>
-      <w:r>
+      <w:pPr>
+        <w:spacing w:line="336" w:lineRule="auto" w:after="180"/>
+      </w:pPr>
+      <w:r>
+        <w:rPr>
+          <w:b w:val="0"/>
+        </w:rPr>
         <w:t>By the end, I can trace where speech information changes and resolve a declared-authority conflict.</w:t>
       </w:r>
     </w:p>
@@ -227,17 +430,52 @@
     </w:p>
     <w:p>
       <w:r>
+        <w:t>Investigate the supplied Image and Voice Pipelines case. Separate observations, given facts and assumptions before choosing an explanation.</w:t>
+      </w:r>
+    </w:p>
+    <w:p>
+      <w:pPr>
+        <w:spacing w:line="336" w:lineRule="auto" w:after="180"/>
+      </w:pPr>
+      <w:r>
+        <w:rPr>
+          <w:b/>
+        </w:rPr>
         <w:t>PICTURE STORY</w:t>
       </w:r>
     </w:p>
     <w:p>
-      <w:r>
+      <w:pPr>
+        <w:spacing w:line="336" w:lineRule="auto" w:after="180"/>
+      </w:pPr>
+      <w:r>
+        <w:rPr>
+          <w:b w:val="0"/>
+        </w:rPr>
         <w:t>Notice → Predict → Explain</w:t>
       </w:r>
     </w:p>
     <w:p>
-      <w:r>
-        <w:t>Begin with visible evidence. Do not explain more than the picture and information support.</w:t>
+      <w:pPr>
+        <w:spacing w:line="336" w:lineRule="auto" w:after="180"/>
+      </w:pPr>
+      <w:r>
+        <w:rPr>
+          <w:b w:val="0"/>
+        </w:rPr>
+        <w:t xml:space="preserve">Begin with visible </w:t>
+      </w:r>
+      <w:r>
+        <w:rPr>
+          <w:b/>
+        </w:rPr>
+        <w:t>evidence</w:t>
+      </w:r>
+      <w:r>
+        <w:rPr>
+          <w:b w:val="0"/>
+        </w:rPr>
+        <w:t>. Do not explain more than the picture and information support.</w:t>
       </w:r>
     </w:p>
     <w:p>
@@ -277,18 +515,82 @@
       </w:r>
     </w:p>
     <w:p>
-      <w:r>
+      <w:pPr>
+        <w:pStyle w:val="Heading3"/>
+      </w:pPr>
+      <w:r>
+        <w:t>Start with this puzzle</w:t>
+      </w:r>
+    </w:p>
+    <w:p>
+      <w:pPr>
+        <w:spacing w:line="336" w:lineRule="auto" w:after="180"/>
+        <w:shd w:fill="F1F6FC"/>
+      </w:pPr>
+      <w:r>
+        <w:rPr>
+          <w:b w:val="0"/>
+        </w:rPr>
         <w:t>MYSTERY</w:t>
       </w:r>
     </w:p>
     <w:p>
-      <w:r>
-        <w:t>The learners must use image and voice pipelines to solve a problem. What information do they have? What decision or calculation do they make? What would count as evidence that it worked?</w:t>
-      </w:r>
-    </w:p>
-    <w:p>
-      <w:r>
-        <w:t>Three observations (what you can point to):</w:t>
+      <w:pPr>
+        <w:spacing w:line="336" w:lineRule="auto" w:after="180"/>
+        <w:shd w:fill="F5F1FB"/>
+      </w:pPr>
+      <w:r>
+        <w:rPr>
+          <w:b w:val="0"/>
+        </w:rPr>
+        <w:t xml:space="preserve">The learners must use image and voice </w:t>
+      </w:r>
+      <w:r>
+        <w:rPr>
+          <w:b/>
+        </w:rPr>
+        <w:t>pipeline</w:t>
+      </w:r>
+      <w:r>
+        <w:rPr>
+          <w:b w:val="0"/>
+        </w:rPr>
+        <w:t xml:space="preserve">s to solve a problem. What information do they have? What decision or calculation do they make? What would count as </w:t>
+      </w:r>
+      <w:r>
+        <w:rPr>
+          <w:b/>
+        </w:rPr>
+        <w:t>evidence</w:t>
+      </w:r>
+      <w:r>
+        <w:rPr>
+          <w:b w:val="0"/>
+        </w:rPr>
+        <w:t xml:space="preserve"> that it worked?</w:t>
+      </w:r>
+    </w:p>
+    <w:p>
+      <w:pPr>
+        <w:spacing w:line="336" w:lineRule="auto" w:after="180"/>
+      </w:pPr>
+      <w:r>
+        <w:rPr>
+          <w:b w:val="0"/>
+        </w:rPr>
+        <w:t xml:space="preserve">Three </w:t>
+      </w:r>
+      <w:r>
+        <w:rPr>
+          <w:b/>
+        </w:rPr>
+        <w:t>observation</w:t>
+      </w:r>
+      <w:r>
+        <w:rPr>
+          <w:b w:val="0"/>
+        </w:rPr>
+        <w:t>s (what you can point to):</w:t>
       </w:r>
     </w:p>
     <w:p>
@@ -325,8 +627,26 @@
       </w:r>
     </w:p>
     <w:p>
-      <w:r>
-        <w:t>My prediction and the clue supporting it:</w:t>
+      <w:pPr>
+        <w:spacing w:line="336" w:lineRule="auto" w:after="180"/>
+      </w:pPr>
+      <w:r>
+        <w:rPr>
+          <w:b w:val="0"/>
+        </w:rPr>
+        <w:t xml:space="preserve">My </w:t>
+      </w:r>
+      <w:r>
+        <w:rPr>
+          <w:b/>
+        </w:rPr>
+        <w:t>prediction</w:t>
+      </w:r>
+      <w:r>
+        <w:rPr>
+          <w:b w:val="0"/>
+        </w:rPr>
+        <w:t xml:space="preserve"> and the clue supporting it:</w:t>
       </w:r>
     </w:p>
     <w:p>
@@ -371,13 +691,48 @@
       </w:r>
     </w:p>
     <w:p>
-      <w:r>
-        <w:t>A multimodal pipeline may transcribe speech, inspect an image and generate a response. Errors at one stage can propagate even when later stages run correctly.</w:t>
-      </w:r>
-    </w:p>
-    <w:p>
-      <w:r>
-        <w:t>Begin by writing the question the procedure is intended to answer. Identify the information already supplied, the information it will produce and the information still missing. These are constructed classroom examples; they do not require live accounts, private records or an external service. Do not treat a plausible explanation as a measured outcome.</w:t>
+      <w:pPr>
+        <w:spacing w:line="336" w:lineRule="auto" w:after="180"/>
+      </w:pPr>
+      <w:r>
+        <w:rPr>
+          <w:b w:val="0"/>
+        </w:rPr>
+        <w:t xml:space="preserve">A multimodal </w:t>
+      </w:r>
+      <w:r>
+        <w:rPr>
+          <w:b/>
+        </w:rPr>
+        <w:t>pipeline</w:t>
+      </w:r>
+      <w:r>
+        <w:rPr>
+          <w:b w:val="0"/>
+        </w:rPr>
+        <w:t xml:space="preserve"> may transcribe speech, inspect an image and generate a response. Errors at one stage can propagate even when later stages run correctly.</w:t>
+      </w:r>
+    </w:p>
+    <w:p>
+      <w:pPr>
+        <w:spacing w:line="336" w:lineRule="auto" w:after="180"/>
+      </w:pPr>
+      <w:r>
+        <w:rPr>
+          <w:b w:val="0"/>
+        </w:rPr>
+        <w:t>Begin by writing the question the procedure is intended to answer. Identify the information already supplied, the information it will produce and the information still missing.</w:t>
+      </w:r>
+    </w:p>
+    <w:p>
+      <w:pPr>
+        <w:spacing w:line="336" w:lineRule="auto" w:after="180"/>
+      </w:pPr>
+      <w:r>
+        <w:rPr>
+          <w:b w:val="0"/>
+        </w:rPr>
+        <w:t>These are constructed classroom examples; they do not require live accounts, private records or an external service. Do not treat a plausible explanation as a measured outcome.</w:t>
       </w:r>
     </w:p>
     <w:p>
@@ -390,16 +745,69 @@
     </w:p>
     <w:p>
       <w:r>
-        <w:t>VISUAL MECHANISM</w:t>
-      </w:r>
-    </w:p>
-    <w:p>
-      <w:r>
-        <w:t>Input → Process → Output</w:t>
-      </w:r>
-    </w:p>
-    <w:p>
-      <w:r>
+        <w:t>Follow the mechanism for Image and Voice Pipelines. Connect each labelled input, deciding step and result.</w:t>
+      </w:r>
+    </w:p>
+    <w:p>
+      <w:pPr>
+        <w:spacing w:line="336" w:lineRule="auto" w:after="180"/>
+      </w:pPr>
+      <w:r>
+        <w:rPr>
+          <w:b/>
+        </w:rPr>
+        <w:t xml:space="preserve">VISUAL </w:t>
+      </w:r>
+      <w:r>
+        <w:rPr>
+          <w:b/>
+        </w:rPr>
+        <w:t>MECHANISM</w:t>
+      </w:r>
+    </w:p>
+    <w:p>
+      <w:pPr>
+        <w:spacing w:line="336" w:lineRule="auto" w:after="180"/>
+      </w:pPr>
+      <w:r>
+        <w:rPr>
+          <w:b/>
+        </w:rPr>
+        <w:t>Input</w:t>
+      </w:r>
+      <w:r>
+        <w:rPr>
+          <w:b w:val="0"/>
+        </w:rPr>
+        <w:t xml:space="preserve"> → </w:t>
+      </w:r>
+      <w:r>
+        <w:rPr>
+          <w:b/>
+        </w:rPr>
+        <w:t>Process</w:t>
+      </w:r>
+      <w:r>
+        <w:rPr>
+          <w:b w:val="0"/>
+        </w:rPr>
+        <w:t xml:space="preserve"> → </w:t>
+      </w:r>
+      <w:r>
+        <w:rPr>
+          <w:b/>
+        </w:rPr>
+        <w:t>Output</w:t>
+      </w:r>
+    </w:p>
+    <w:p>
+      <w:pPr>
+        <w:spacing w:line="336" w:lineRule="auto" w:after="180"/>
+      </w:pPr>
+      <w:r>
+        <w:rPr>
+          <w:b w:val="0"/>
+        </w:rPr>
         <w:t>Trace the information. At each stage, ask what changed and how you could test it.</w:t>
       </w:r>
     </w:p>
@@ -440,7 +848,13 @@
       </w:r>
     </w:p>
     <w:p>
-      <w:r>
+      <w:pPr>
+        <w:spacing w:line="336" w:lineRule="auto" w:after="180"/>
+      </w:pPr>
+      <w:r>
+        <w:rPr>
+          <w:b w:val="0"/>
+        </w:rPr>
         <w:t>↓</w:t>
       </w:r>
     </w:p>
@@ -481,7 +895,13 @@
       </w:r>
     </w:p>
     <w:p>
-      <w:r>
+      <w:pPr>
+        <w:spacing w:line="336" w:lineRule="auto" w:after="180"/>
+      </w:pPr>
+      <w:r>
+        <w:rPr>
+          <w:b w:val="0"/>
+        </w:rPr>
         <w:t>↓</w:t>
       </w:r>
     </w:p>
@@ -522,7 +942,13 @@
       </w:r>
     </w:p>
     <w:p>
-      <w:r>
+      <w:pPr>
+        <w:spacing w:line="336" w:lineRule="auto" w:after="180"/>
+      </w:pPr>
+      <w:r>
+        <w:rPr>
+          <w:b w:val="0"/>
+        </w:rPr>
         <w:t>Which stage could fail even when the other two are correct? Explain:</w:t>
       </w:r>
     </w:p>
@@ -568,8 +994,73 @@
       </w:r>
     </w:p>
     <w:p>
-      <w:r>
-        <w:t>Track source modality, segment/time references, transcription, interpretation and final claims separately. Compare conflicting evidence without assuming one modality always wins. Ask for clarification when the task needs unresolved information.</w:t>
+      <w:pPr>
+        <w:spacing w:line="336" w:lineRule="auto" w:after="180"/>
+      </w:pPr>
+      <w:r>
+        <w:rPr>
+          <w:b w:val="0"/>
+        </w:rPr>
+        <w:t xml:space="preserve">Track source </w:t>
+      </w:r>
+      <w:r>
+        <w:rPr>
+          <w:b/>
+        </w:rPr>
+        <w:t>modality</w:t>
+      </w:r>
+      <w:r>
+        <w:rPr>
+          <w:b w:val="0"/>
+        </w:rPr>
+        <w:t xml:space="preserve">, segment/time references, </w:t>
+      </w:r>
+      <w:r>
+        <w:rPr>
+          <w:b/>
+        </w:rPr>
+        <w:t>transcription</w:t>
+      </w:r>
+      <w:r>
+        <w:rPr>
+          <w:b w:val="0"/>
+        </w:rPr>
+        <w:t xml:space="preserve">, interpretation and final claims separately. Compare conflicting </w:t>
+      </w:r>
+      <w:r>
+        <w:rPr>
+          <w:b/>
+        </w:rPr>
+        <w:t>evidence</w:t>
+      </w:r>
+      <w:r>
+        <w:rPr>
+          <w:b w:val="0"/>
+        </w:rPr>
+        <w:t xml:space="preserve"> without assuming one </w:t>
+      </w:r>
+      <w:r>
+        <w:rPr>
+          <w:b/>
+        </w:rPr>
+        <w:t>modality</w:t>
+      </w:r>
+      <w:r>
+        <w:rPr>
+          <w:b w:val="0"/>
+        </w:rPr>
+        <w:t xml:space="preserve"> always wins.</w:t>
+      </w:r>
+    </w:p>
+    <w:p>
+      <w:pPr>
+        <w:spacing w:line="336" w:lineRule="auto" w:after="180"/>
+      </w:pPr>
+      <w:r>
+        <w:rPr>
+          <w:b w:val="0"/>
+        </w:rPr>
+        <w:t>Ask for clarification when the task needs unresolved information.</w:t>
       </w:r>
     </w:p>
     <w:p>
@@ -665,8 +1156,49 @@
       </w:r>
     </w:p>
     <w:p>
-      <w:r>
-        <w:t>Before applying the procedure, write its units, denominator or decision boundary where relevant. A partner should be able to repeat each step using the same inputs. If a required input is absent or violates the stated contract, record that condition explicitly instead of quietly replacing it with a convenient value.</w:t>
+      <w:pPr>
+        <w:spacing w:line="336" w:lineRule="auto" w:after="180"/>
+      </w:pPr>
+      <w:r>
+        <w:rPr>
+          <w:b w:val="0"/>
+        </w:rPr>
+        <w:t xml:space="preserve">Before applying the procedure, write its units, denominator or decision boundary where relevant. A partner should be able to repeat each step using the same </w:t>
+      </w:r>
+      <w:r>
+        <w:rPr>
+          <w:b/>
+        </w:rPr>
+        <w:t>input</w:t>
+      </w:r>
+      <w:r>
+        <w:rPr>
+          <w:b w:val="0"/>
+        </w:rPr>
+        <w:t>s.</w:t>
+      </w:r>
+    </w:p>
+    <w:p>
+      <w:pPr>
+        <w:spacing w:line="336" w:lineRule="auto" w:after="180"/>
+      </w:pPr>
+      <w:r>
+        <w:rPr>
+          <w:b w:val="0"/>
+        </w:rPr>
+        <w:t xml:space="preserve">If a required </w:t>
+      </w:r>
+      <w:r>
+        <w:rPr>
+          <w:b/>
+        </w:rPr>
+        <w:t>input</w:t>
+      </w:r>
+      <w:r>
+        <w:rPr>
+          <w:b w:val="0"/>
+        </w:rPr>
+        <w:t xml:space="preserve"> is absent or violates the stated contract, record that condition explicitly instead of quietly replacing it with a convenient value.</w:t>
       </w:r>
     </w:p>
     <w:p>
@@ -678,8 +1210,26 @@
       </w:r>
     </w:p>
     <w:p>
-      <w:r>
-        <w:t>Point to the input, the deciding step and the result in this week’s visual. Explain the same step in ordinary words. A picture helps when you can say what each part represents.</w:t>
+      <w:pPr>
+        <w:spacing w:line="336" w:lineRule="auto" w:after="180"/>
+      </w:pPr>
+      <w:r>
+        <w:rPr>
+          <w:b w:val="0"/>
+        </w:rPr>
+        <w:t xml:space="preserve">Point to the </w:t>
+      </w:r>
+      <w:r>
+        <w:rPr>
+          <w:b/>
+        </w:rPr>
+        <w:t>input</w:t>
+      </w:r>
+      <w:r>
+        <w:rPr>
+          <w:b w:val="0"/>
+        </w:rPr>
+        <w:t>, the deciding step and the result in this week’s visual. Explain the same step in ordinary words. A picture helps when you can say what each part represents.</w:t>
       </w:r>
     </w:p>
     <w:p>
@@ -692,16 +1242,54 @@
     </w:p>
     <w:p>
       <w:r>
+        <w:t>Compare the supplied cases for Image and Voice Pipelines. Identify the detail that changes the conclusion.</w:t>
+      </w:r>
+    </w:p>
+    <w:p>
+      <w:pPr>
+        <w:pStyle w:val="Heading3"/>
+      </w:pPr>
+      <w:r>
+        <w:t>The case to investigate</w:t>
+      </w:r>
+    </w:p>
+    <w:p>
+      <w:pPr>
+        <w:spacing w:line="336" w:lineRule="auto" w:after="180"/>
+        <w:shd w:fill="F1F6FC"/>
+      </w:pPr>
+      <w:r>
+        <w:rPr>
+          <w:b w:val="0"/>
+        </w:rPr>
         <w:t>CASE GALLERY</w:t>
       </w:r>
     </w:p>
     <w:p>
-      <w:r>
-        <w:t>Four Tests, Four Kinds of Evidence</w:t>
-      </w:r>
-    </w:p>
-    <w:p>
-      <w:r>
+      <w:pPr>
+        <w:spacing w:line="336" w:lineRule="auto" w:after="180"/>
+      </w:pPr>
+      <w:r>
+        <w:rPr>
+          <w:b w:val="0"/>
+        </w:rPr>
+        <w:t xml:space="preserve">Four Tests, Four Kinds of </w:t>
+      </w:r>
+      <w:r>
+        <w:rPr>
+          <w:b/>
+        </w:rPr>
+        <w:t>Evidence</w:t>
+      </w:r>
+    </w:p>
+    <w:p>
+      <w:pPr>
+        <w:spacing w:line="336" w:lineRule="auto" w:after="180"/>
+      </w:pPr>
+      <w:r>
+        <w:rPr>
+          <w:b w:val="0"/>
+        </w:rPr>
         <w:t>A system is not understood until it survives more than one comfortable example.</w:t>
       </w:r>
     </w:p>
@@ -778,8 +1366,47 @@
       </w:r>
     </w:p>
     <w:p>
-      <w:r>
-        <w:t>NORMAL CASE: predict and name evidence.     BOUNDARY CASE: predict and name evidence.</w:t>
+      <w:pPr>
+        <w:pStyle w:val="Heading3"/>
+      </w:pPr>
+      <w:r>
+        <w:t>The normal case</w:t>
+      </w:r>
+    </w:p>
+    <w:p>
+      <w:pPr>
+        <w:spacing w:line="336" w:lineRule="auto" w:after="180"/>
+        <w:shd w:fill="F1F6FC"/>
+      </w:pPr>
+      <w:r>
+        <w:rPr>
+          <w:b w:val="0"/>
+        </w:rPr>
+        <w:t xml:space="preserve">NORMAL CASE: predict and name </w:t>
+      </w:r>
+      <w:r>
+        <w:rPr>
+          <w:b/>
+        </w:rPr>
+        <w:t>evidence</w:t>
+      </w:r>
+      <w:r>
+        <w:rPr>
+          <w:b w:val="0"/>
+        </w:rPr>
+        <w:t xml:space="preserve">.     BOUNDARY CASE: predict and name </w:t>
+      </w:r>
+      <w:r>
+        <w:rPr>
+          <w:b/>
+        </w:rPr>
+        <w:t>evidence</w:t>
+      </w:r>
+      <w:r>
+        <w:rPr>
+          <w:b w:val="0"/>
+        </w:rPr>
+        <w:t>.</w:t>
       </w:r>
     </w:p>
     <w:p>
@@ -855,12 +1482,58 @@
       </w:r>
     </w:p>
     <w:p>
-      <w:r>
-        <w:t>MISSING INFORMATION: predict and name evidence.     TRANSFER CASE: predict and name evidence.</w:t>
-      </w:r>
-    </w:p>
-    <w:p>
-      <w:r>
+      <w:pPr>
+        <w:pStyle w:val="Heading3"/>
+      </w:pPr>
+      <w:r>
+        <w:t>Check missing information</w:t>
+      </w:r>
+    </w:p>
+    <w:p>
+      <w:pPr>
+        <w:spacing w:line="336" w:lineRule="auto" w:after="180"/>
+        <w:shd w:fill="FFF5E6"/>
+      </w:pPr>
+      <w:r>
+        <w:rPr>
+          <w:b w:val="0"/>
+        </w:rPr>
+        <w:t xml:space="preserve">MISSING INFORMATION: predict and name </w:t>
+      </w:r>
+      <w:r>
+        <w:rPr>
+          <w:b/>
+        </w:rPr>
+        <w:t>evidence</w:t>
+      </w:r>
+      <w:r>
+        <w:rPr>
+          <w:b w:val="0"/>
+        </w:rPr>
+        <w:t xml:space="preserve">.     TRANSFER CASE: predict and name </w:t>
+      </w:r>
+      <w:r>
+        <w:rPr>
+          <w:b/>
+        </w:rPr>
+        <w:t>evidence</w:t>
+      </w:r>
+      <w:r>
+        <w:rPr>
+          <w:b w:val="0"/>
+        </w:rPr>
+        <w:t>.</w:t>
+      </w:r>
+    </w:p>
+    <w:p>
+      <w:pPr>
+        <w:spacing w:line="336" w:lineRule="auto" w:after="180"/>
+        <w:shd w:fill="F5F1FB"/>
+      </w:pPr>
+      <w:r>
+        <w:rPr>
+          <w:b w:val="0"/>
+        </w:rPr>
         <w:t>Which case is most likely to reveal a hidden assumption? Why?</w:t>
       </w:r>
     </w:p>
@@ -906,17 +1579,80 @@
       </w:r>
     </w:p>
     <w:p>
-      <w:r>
+      <w:pPr>
+        <w:pStyle w:val="Heading3"/>
+      </w:pPr>
+      <w:r>
+        <w:t>Change one thing</w:t>
+      </w:r>
+    </w:p>
+    <w:p>
+      <w:pPr>
+        <w:spacing w:line="336" w:lineRule="auto" w:after="180"/>
+        <w:shd w:fill="F5F1FB"/>
+      </w:pPr>
+      <w:r>
+        <w:rPr>
+          <w:b w:val="0"/>
+        </w:rPr>
         <w:t>Change: Remove access to the audio, while keeping the authoritative inventory.</w:t>
       </w:r>
     </w:p>
     <w:p>
-      <w:r>
-        <w:t>Prediction: Shelf 14 remains supported for the lookup, but transcription accuracy cannot be replay-checked.</w:t>
-      </w:r>
-    </w:p>
-    <w:p>
-      <w:r>
+      <w:pPr>
+        <w:pStyle w:val="Heading3"/>
+      </w:pPr>
+      <w:r>
+        <w:t>Predicted result</w:t>
+      </w:r>
+    </w:p>
+    <w:p>
+      <w:pPr>
+        <w:spacing w:line="336" w:lineRule="auto" w:after="180"/>
+        <w:shd w:fill="F1F6FC"/>
+      </w:pPr>
+      <w:r>
+        <w:rPr>
+          <w:b/>
+        </w:rPr>
+        <w:t>Prediction</w:t>
+      </w:r>
+      <w:r>
+        <w:rPr>
+          <w:b w:val="0"/>
+        </w:rPr>
+        <w:t xml:space="preserve">: Shelf 14 remains supported for the lookup, but </w:t>
+      </w:r>
+      <w:r>
+        <w:rPr>
+          <w:b/>
+        </w:rPr>
+        <w:t>transcription</w:t>
+      </w:r>
+      <w:r>
+        <w:rPr>
+          <w:b w:val="0"/>
+        </w:rPr>
+        <w:t xml:space="preserve"> accuracy cannot be replay-checked.</w:t>
+      </w:r>
+    </w:p>
+    <w:p>
+      <w:pPr>
+        <w:pStyle w:val="Heading3"/>
+      </w:pPr>
+      <w:r>
+        <w:t>Why the result follows</w:t>
+      </w:r>
+    </w:p>
+    <w:p>
+      <w:pPr>
+        <w:spacing w:line="336" w:lineRule="auto" w:after="180"/>
+        <w:shd w:fill="F1F6FC"/>
+      </w:pPr>
+      <w:r>
+        <w:rPr>
+          <w:b w:val="0"/>
+        </w:rPr>
         <w:t>Reason: The inventory resolves the shelf task; it does not recreate unavailable audio.</w:t>
       </w:r>
     </w:p>
@@ -930,16 +1666,39 @@
     </w:p>
     <w:p>
       <w:r>
+        <w:t>Use the vocabulary of Image and Voice Pipelines to explain a concrete decision, rather than only memorising definitions.</w:t>
+      </w:r>
+    </w:p>
+    <w:p>
+      <w:pPr>
+        <w:spacing w:line="336" w:lineRule="auto" w:after="180"/>
+      </w:pPr>
+      <w:r>
+        <w:rPr>
+          <w:b/>
+        </w:rPr>
         <w:t>VOCABULARY LAB</w:t>
       </w:r>
     </w:p>
     <w:p>
-      <w:r>
+      <w:pPr>
+        <w:spacing w:line="336" w:lineRule="auto" w:after="180"/>
+      </w:pPr>
+      <w:r>
+        <w:rPr>
+          <w:b w:val="0"/>
+        </w:rPr>
         <w:t>Words You Can Use to Reason</w:t>
       </w:r>
     </w:p>
     <w:p>
-      <w:r>
+      <w:pPr>
+        <w:spacing w:line="336" w:lineRule="auto" w:after="180"/>
+      </w:pPr>
+      <w:r>
+        <w:rPr>
+          <w:b w:val="0"/>
+        </w:rPr>
         <w:t>A definition matters when you can recognize the idea, use it, and contrast it with a near-miss.</w:t>
       </w:r>
     </w:p>
@@ -1374,17 +2133,58 @@
     </w:p>
     <w:p>
       <w:r>
-        <w:t>WORKED EVIDENCE</w:t>
-      </w:r>
-    </w:p>
-    <w:p>
-      <w:r>
+        <w:t>Follow the worked trace for Image and Voice Pipelines, predict a step, then compare with its explanation.</w:t>
+      </w:r>
+    </w:p>
+    <w:p>
+      <w:pPr>
+        <w:spacing w:line="336" w:lineRule="auto" w:after="180"/>
+      </w:pPr>
+      <w:r>
+        <w:rPr>
+          <w:b/>
+        </w:rPr>
+        <w:t xml:space="preserve">WORKED </w:t>
+      </w:r>
+      <w:r>
+        <w:rPr>
+          <w:b/>
+        </w:rPr>
+        <w:t>EVIDENCE</w:t>
+      </w:r>
+    </w:p>
+    <w:p>
+      <w:pPr>
+        <w:spacing w:line="336" w:lineRule="auto" w:after="180"/>
+      </w:pPr>
+      <w:r>
+        <w:rPr>
+          <w:b w:val="0"/>
+        </w:rPr>
         <w:t>Reason Step by Step</w:t>
       </w:r>
     </w:p>
     <w:p>
-      <w:r>
-        <w:t>Predict first. Then check each step. A correct answer without visible reasoning is incomplete evidence.</w:t>
+      <w:pPr>
+        <w:spacing w:line="336" w:lineRule="auto" w:after="180"/>
+      </w:pPr>
+      <w:r>
+        <w:rPr>
+          <w:b w:val="0"/>
+        </w:rPr>
+        <w:t xml:space="preserve">Predict first. Then check each step. A correct answer without visible reasoning is incomplete </w:t>
+      </w:r>
+      <w:r>
+        <w:rPr>
+          <w:b/>
+        </w:rPr>
+        <w:t>evidence</w:t>
+      </w:r>
+      <w:r>
+        <w:rPr>
+          <w:b w:val="0"/>
+        </w:rPr>
+        <w:t>.</w:t>
       </w:r>
     </w:p>
     <w:p>
@@ -1424,27 +2224,73 @@
       </w:r>
     </w:p>
     <w:p>
-      <w:r>
-        <w:t>1. Voice: sound → sampled signal → recognized words → intent → action.</w:t>
-      </w:r>
-    </w:p>
-    <w:p>
-      <w:r>
+      <w:pPr>
+        <w:spacing w:line="336" w:lineRule="auto" w:after="180"/>
+        <w:shd w:fill="F4F9FC"/>
+      </w:pPr>
+      <w:r>
+        <w:rPr>
+          <w:b w:val="0"/>
+        </w:rPr>
+        <w:t xml:space="preserve">1. Voice: sound → sampled </w:t>
+      </w:r>
+      <w:r>
+        <w:rPr>
+          <w:b/>
+        </w:rPr>
+        <w:t>signal</w:t>
+      </w:r>
+      <w:r>
+        <w:rPr>
+          <w:b w:val="0"/>
+        </w:rPr>
+        <w:t xml:space="preserve"> → recognized words → intent → action.</w:t>
+      </w:r>
+    </w:p>
+    <w:p>
+      <w:pPr>
+        <w:spacing w:line="336" w:lineRule="auto" w:after="180"/>
+        <w:shd w:fill="F4F9FC"/>
+      </w:pPr>
+      <w:r>
+        <w:rPr>
+          <w:b w:val="0"/>
+        </w:rPr>
         <w:t>2. Image: pixels → features → score → label.</w:t>
       </w:r>
     </w:p>
     <w:p>
-      <w:r>
+      <w:pPr>
+        <w:spacing w:line="336" w:lineRule="auto" w:after="180"/>
+        <w:shd w:fill="F4F9FC"/>
+      </w:pPr>
+      <w:r>
+        <w:rPr>
+          <w:b w:val="0"/>
+        </w:rPr>
         <w:t>3. Noisy sound can produce wrong words even if the intent stage works.</w:t>
       </w:r>
     </w:p>
     <w:p>
-      <w:r>
+      <w:pPr>
+        <w:spacing w:line="336" w:lineRule="auto" w:after="180"/>
+        <w:shd w:fill="F4F9FC"/>
+      </w:pPr>
+      <w:r>
+        <w:rPr>
+          <w:b w:val="0"/>
+        </w:rPr>
         <w:t>4. Diagnose the first wrong stage before changing later stages.</w:t>
       </w:r>
     </w:p>
     <w:p>
-      <w:r>
+      <w:pPr>
+        <w:spacing w:line="336" w:lineRule="auto" w:after="180"/>
+      </w:pPr>
+      <w:r>
+        <w:rPr>
+          <w:b w:val="0"/>
+        </w:rPr>
         <w:t>Recalculate, retrace, or restate the reasoning in your own representation:</w:t>
       </w:r>
     </w:p>
@@ -1482,8 +2328,27 @@
       </w:r>
     </w:p>
     <w:p>
-      <w:r>
-        <w:t>CHECK  Did the evidence answer the exact question? Did the total, path, or source record stay consistent?</w:t>
+      <w:pPr>
+        <w:spacing w:line="336" w:lineRule="auto" w:after="180"/>
+        <w:shd w:fill="F5F1FB"/>
+      </w:pPr>
+      <w:r>
+        <w:rPr>
+          <w:b w:val="0"/>
+        </w:rPr>
+        <w:t xml:space="preserve">CHECK  Did the </w:t>
+      </w:r>
+      <w:r>
+        <w:rPr>
+          <w:b/>
+        </w:rPr>
+        <w:t>evidence</w:t>
+      </w:r>
+      <w:r>
+        <w:rPr>
+          <w:b w:val="0"/>
+        </w:rPr>
+        <w:t xml:space="preserve"> answer the exact question? Did the total, path, or source record stay consistent?</w:t>
       </w:r>
     </w:p>
     <w:p>
@@ -1495,30 +2360,111 @@
       </w:r>
     </w:p>
     <w:p>
-      <w:r>
+      <w:pPr>
+        <w:spacing w:line="336" w:lineRule="auto" w:after="180"/>
+      </w:pPr>
+      <w:r>
+        <w:rPr>
+          <w:b w:val="0"/>
+        </w:rPr>
         <w:t>Audio transcript reads fifteen boxes; a clear written inventory says fifty boxes. The original audio is unavailable and the assistant reports fifteen as certain.</w:t>
       </w:r>
     </w:p>
     <w:p>
-      <w:r>
+      <w:pPr>
+        <w:spacing w:line="336" w:lineRule="auto" w:after="180"/>
+      </w:pPr>
+      <w:r>
+        <w:rPr>
+          <w:b w:val="0"/>
+        </w:rPr>
         <w:t>There is an unresolved quantity conflict and no audio replay. Preserve both sources and ask the responsible person; certainty is unsupported.</w:t>
       </w:r>
     </w:p>
     <w:p>
-      <w:r>
-        <w:t>Compare the intermediate evidence with the final statement. Explain why each number or decision follows from the stated inputs. The conclusion belongs to this scenario and procedure; changing the inputs, evaluation population or authority can change what it establishes. Retain the raw record so a later revision can be compared honestly.</w:t>
-      </w:r>
-    </w:p>
-    <w:p>
       <w:pPr>
         <w:pStyle w:val="Heading3"/>
       </w:pPr>
       <w:r>
+        <w:t>Worked explanation · Image and Voice Pipelines</w:t>
+      </w:r>
+    </w:p>
+    <w:p>
+      <w:pPr>
+        <w:spacing w:line="336" w:lineRule="auto" w:after="180"/>
+        <w:shd w:fill="F1F6FC"/>
+      </w:pPr>
+      <w:r>
+        <w:rPr>
+          <w:b w:val="0"/>
+        </w:rPr>
+        <w:t xml:space="preserve">Compare the intermediate </w:t>
+      </w:r>
+      <w:r>
+        <w:rPr>
+          <w:b/>
+        </w:rPr>
+        <w:t>evidence</w:t>
+      </w:r>
+      <w:r>
+        <w:rPr>
+          <w:b w:val="0"/>
+        </w:rPr>
+        <w:t xml:space="preserve"> with the final statement. Explain why each number or decision follows from the stated </w:t>
+      </w:r>
+      <w:r>
+        <w:rPr>
+          <w:b/>
+        </w:rPr>
+        <w:t>input</w:t>
+      </w:r>
+      <w:r>
+        <w:rPr>
+          <w:b w:val="0"/>
+        </w:rPr>
+        <w:t>s.</w:t>
+      </w:r>
+    </w:p>
+    <w:p>
+      <w:pPr>
+        <w:spacing w:line="336" w:lineRule="auto" w:after="180"/>
+        <w:shd w:fill="F1F6FC"/>
+      </w:pPr>
+      <w:r>
+        <w:rPr>
+          <w:b w:val="0"/>
+        </w:rPr>
+        <w:t xml:space="preserve">The conclusion belongs to this scenario and procedure; changing the </w:t>
+      </w:r>
+      <w:r>
+        <w:rPr>
+          <w:b/>
+        </w:rPr>
+        <w:t>input</w:t>
+      </w:r>
+      <w:r>
+        <w:rPr>
+          <w:b w:val="0"/>
+        </w:rPr>
+        <w:t>s, evaluation population or authority can change what it establishes. Retain the raw record so a later revision can be compared honestly.</w:t>
+      </w:r>
+    </w:p>
+    <w:p>
+      <w:pPr>
+        <w:pStyle w:val="Heading3"/>
+      </w:pPr>
+      <w:r>
         <w:t>Learn from the worked case</w:t>
       </w:r>
     </w:p>
     <w:p>
-      <w:r>
+      <w:pPr>
+        <w:spacing w:line="336" w:lineRule="auto" w:after="180"/>
+      </w:pPr>
+      <w:r>
+        <w:rPr>
+          <w:b w:val="0"/>
+        </w:rPr>
         <w:t>Cover the result before checking it. Say what is given, choose the procedure, and follow one step at a time. Then uncover the result and explain your first mismatch. Ask why a step is allowed, not only what number it produces.</w:t>
       </w:r>
     </w:p>
@@ -1531,8 +2477,26 @@
       </w:r>
     </w:p>
     <w:p>
-      <w:r>
-        <w:t>A fictional librarian dictates a shelf note that passes through transcription and catalogue lookup.</w:t>
+      <w:pPr>
+        <w:spacing w:line="336" w:lineRule="auto" w:after="180"/>
+      </w:pPr>
+      <w:r>
+        <w:rPr>
+          <w:b w:val="0"/>
+        </w:rPr>
+        <w:t xml:space="preserve">A fictional librarian dictates a shelf note that passes through </w:t>
+      </w:r>
+      <w:r>
+        <w:rPr>
+          <w:b/>
+        </w:rPr>
+        <w:t>transcription</w:t>
+      </w:r>
+      <w:r>
+        <w:rPr>
+          <w:b w:val="0"/>
+        </w:rPr>
+        <w:t xml:space="preserve"> and catalogue lookup.</w:t>
       </w:r>
     </w:p>
     <w:p>
@@ -1544,12 +2508,42 @@
       </w:r>
     </w:p>
     <w:p>
-      <w:r>
+      <w:pPr>
+        <w:pStyle w:val="Heading3"/>
+      </w:pPr>
+      <w:r>
+        <w:t>Supplied facts</w:t>
+      </w:r>
+    </w:p>
+    <w:p>
+      <w:pPr>
+        <w:spacing w:line="336" w:lineRule="auto" w:after="180"/>
+        <w:shd w:fill="F1F6FC"/>
+      </w:pPr>
+      <w:r>
+        <w:rPr>
+          <w:b w:val="0"/>
+        </w:rPr>
         <w:t>Teacher-supplied ground truth audio phrase is “shelf fourteen”. Transcript says “shelf forty”.</w:t>
       </w:r>
     </w:p>
     <w:p>
-      <w:r>
+      <w:pPr>
+        <w:pStyle w:val="Heading3"/>
+      </w:pPr>
+      <w:r>
+        <w:t>Supplied facts</w:t>
+      </w:r>
+    </w:p>
+    <w:p>
+      <w:pPr>
+        <w:spacing w:line="336" w:lineRule="auto" w:after="180"/>
+        <w:shd w:fill="F1F6FC"/>
+      </w:pPr>
+      <w:r>
+        <w:rPr>
+          <w:b w:val="0"/>
+        </w:rPr>
         <w:t>A current signed inventory is declared authoritative and lists the requested book on shelf 14. The original audio recording remains available.</w:t>
       </w:r>
     </w:p>
@@ -1735,30 +2729,114 @@
       </w:r>
     </w:p>
     <w:p>
-      <w:r>
-        <w:t>A correct later lookup cannot repair an earlier wrong input by magic. Locate the first difference between known audio and transcript, then compare the stated source authority. Keeping both records makes the correction auditable. A confident spoken answer for shelf 40 would remain wrong despite fluent synthesis.</w:t>
-      </w:r>
-    </w:p>
-    <w:p>
       <w:pPr>
         <w:pStyle w:val="Heading3"/>
       </w:pPr>
       <w:r>
+        <w:t>Why the result follows</w:t>
+      </w:r>
+    </w:p>
+    <w:p>
+      <w:pPr>
+        <w:spacing w:line="336" w:lineRule="auto" w:after="180"/>
+        <w:shd w:fill="F1F6FC"/>
+      </w:pPr>
+      <w:r>
+        <w:rPr>
+          <w:b w:val="0"/>
+        </w:rPr>
+        <w:t xml:space="preserve">A correct later lookup cannot repair an earlier wrong </w:t>
+      </w:r>
+      <w:r>
+        <w:rPr>
+          <w:b/>
+        </w:rPr>
+        <w:t>input</w:t>
+      </w:r>
+      <w:r>
+        <w:rPr>
+          <w:b w:val="0"/>
+        </w:rPr>
+        <w:t xml:space="preserve"> by magic. Locate the first difference between known audio and transcript, then compare the stated source authority.</w:t>
+      </w:r>
+    </w:p>
+    <w:p>
+      <w:pPr>
+        <w:spacing w:line="336" w:lineRule="auto" w:after="180"/>
+        <w:shd w:fill="F1F6FC"/>
+      </w:pPr>
+      <w:r>
+        <w:rPr>
+          <w:b w:val="0"/>
+        </w:rPr>
+        <w:t>Keeping both records makes the correction auditable. A confident spoken answer for shelf 40 would remain wrong despite fluent synthesis.</w:t>
+      </w:r>
+    </w:p>
+    <w:p>
+      <w:pPr>
+        <w:pStyle w:val="Heading3"/>
+      </w:pPr>
+      <w:r>
         <w:t>What this example does not establish</w:t>
       </w:r>
     </w:p>
     <w:p>
-      <w:r>
+      <w:pPr>
+        <w:pStyle w:val="Heading3"/>
+      </w:pPr>
+      <w:r>
+        <w:t>Keep the stated limit</w:t>
+      </w:r>
+    </w:p>
+    <w:p>
+      <w:pPr>
+        <w:spacing w:line="336" w:lineRule="auto" w:after="180"/>
+        <w:shd w:fill="FFF5E6"/>
+      </w:pPr>
+      <w:r>
+        <w:rPr>
+          <w:b w:val="0"/>
+        </w:rPr>
         <w:t>Declared authority resolves this task’s source choice; it does not make every inventory entry universally accurate.</w:t>
       </w:r>
     </w:p>
     <w:p>
-      <w:r>
+      <w:pPr>
+        <w:pStyle w:val="Heading3"/>
+      </w:pPr>
+      <w:r>
+        <w:t>Keep the stated limit</w:t>
+      </w:r>
+    </w:p>
+    <w:p>
+      <w:pPr>
+        <w:spacing w:line="336" w:lineRule="auto" w:after="180"/>
+        <w:shd w:fill="FFF5E6"/>
+      </w:pPr>
+      <w:r>
+        <w:rPr>
+          <w:b w:val="0"/>
+        </w:rPr>
         <w:t>Read the labelled picture: Which stage first fails, and why should the faulty transcript not be silently overwritten?</w:t>
       </w:r>
     </w:p>
     <w:p>
-      <w:r>
+      <w:pPr>
+        <w:pStyle w:val="Heading3"/>
+      </w:pPr>
+      <w:r>
+        <w:t>Keep the stated limit</w:t>
+      </w:r>
+    </w:p>
+    <w:p>
+      <w:pPr>
+        <w:spacing w:line="336" w:lineRule="auto" w:after="180"/>
+        <w:shd w:fill="FFF5E6"/>
+      </w:pPr>
+      <w:r>
+        <w:rPr>
+          <w:b w:val="0"/>
+        </w:rPr>
         <w:t>Change one thing: Remove access to the audio, while keeping the authoritative inventory. Predict the result before checking the explanation. What remains the same?</w:t>
       </w:r>
     </w:p>
@@ -1772,17 +2850,61 @@
     </w:p>
     <w:p>
       <w:r>
+        <w:t>Find the unsupported step in the Image and Voice Pipelines claim and explain a repair using the supplied evidence.</w:t>
+      </w:r>
+    </w:p>
+    <w:p>
+      <w:pPr>
+        <w:pStyle w:val="Heading3"/>
+      </w:pPr>
+      <w:r>
+        <w:t>Find the first error</w:t>
+      </w:r>
+    </w:p>
+    <w:p>
+      <w:pPr>
+        <w:spacing w:line="336" w:lineRule="auto" w:after="180"/>
+        <w:shd w:fill="FFF5E6"/>
+      </w:pPr>
+      <w:r>
+        <w:rPr>
+          <w:b w:val="0"/>
+        </w:rPr>
         <w:t>ERROR DETECTIVE</w:t>
       </w:r>
     </w:p>
     <w:p>
-      <w:r>
+      <w:pPr>
+        <w:spacing w:line="336" w:lineRule="auto" w:after="180"/>
+      </w:pPr>
+      <w:r>
+        <w:rPr>
+          <w:b w:val="0"/>
+        </w:rPr>
         <w:t>Compare → Diagnose → Repair</w:t>
       </w:r>
     </w:p>
     <w:p>
-      <w:r>
-        <w:t>Do not patch the answer. Find the earliest unsupported assumption, wrong step, or weak evidence.</w:t>
+      <w:pPr>
+        <w:spacing w:line="336" w:lineRule="auto" w:after="180"/>
+      </w:pPr>
+      <w:r>
+        <w:rPr>
+          <w:b w:val="0"/>
+        </w:rPr>
+        <w:t xml:space="preserve">Do not patch the answer. Find the earliest unsupported assumption, wrong step, or weak </w:t>
+      </w:r>
+      <w:r>
+        <w:rPr>
+          <w:b/>
+        </w:rPr>
+        <w:t>evidence</w:t>
+      </w:r>
+      <w:r>
+        <w:rPr>
+          <w:b w:val="0"/>
+        </w:rPr>
+        <w:t>.</w:t>
       </w:r>
     </w:p>
     <w:p>
@@ -2032,7 +3154,14 @@
       </w:tr>
     </w:tbl>
     <w:p>
-      <w:r>
+      <w:pPr>
+        <w:spacing w:line="336" w:lineRule="auto" w:after="180"/>
+        <w:shd w:fill="F5F1FB"/>
+      </w:pPr>
+      <w:r>
+        <w:rPr>
+          <w:b w:val="0"/>
+        </w:rPr>
         <w:t>Repair one cause. Why is this repair better than changing several things?</w:t>
       </w:r>
     </w:p>
@@ -2078,15 +3207,42 @@
       </w:r>
     </w:p>
     <w:p>
-      <w:r>
-        <w:t>Complete the supported workbook tasks before attempting W4 independently. Record any hints or help used. After feedback, use the teacher's fresh retry rather than copying the earlier answer. For a project, select a relevant new case, predict the outcome from the declared rule and preserve the result alongside any revision.</w:t>
-      </w:r>
-    </w:p>
-    <w:p>
       <w:pPr>
         <w:pStyle w:val="Heading3"/>
       </w:pPr>
       <w:r>
+        <w:t>Check the claim against the facts</w:t>
+      </w:r>
+    </w:p>
+    <w:p>
+      <w:pPr>
+        <w:spacing w:line="336" w:lineRule="auto" w:after="180"/>
+        <w:shd w:fill="FFF5E6"/>
+      </w:pPr>
+      <w:r>
+        <w:rPr>
+          <w:b w:val="0"/>
+        </w:rPr>
+        <w:t>Complete the supported workbook tasks before attempting W4 independently. Record any hints or help used. After feedback, use the teacher's fresh retry rather than copying the earlier answer.</w:t>
+      </w:r>
+    </w:p>
+    <w:p>
+      <w:pPr>
+        <w:spacing w:line="336" w:lineRule="auto" w:after="180"/>
+        <w:shd w:fill="FFF5E6"/>
+      </w:pPr>
+      <w:r>
+        <w:rPr>
+          <w:b w:val="0"/>
+        </w:rPr>
+        <w:t>For a project, select a relevant new case, predict the outcome from the declared rule and preserve the result alongside any revision.</w:t>
+      </w:r>
+    </w:p>
+    <w:p>
+      <w:pPr>
+        <w:pStyle w:val="Heading3"/>
+      </w:pPr>
+      <w:r>
         <w:t>Exit: propose one revealing change to the worked scenario. State the expected outcome and the evidence that would make you revise your explanation.</w:t>
       </w:r>
     </w:p>
@@ -2125,16 +3281,39 @@
     </w:p>
     <w:p>
       <w:r>
+        <w:t>Practise Image and Voice Pipelines with support, then explain the deciding step in your own words.</w:t>
+      </w:r>
+    </w:p>
+    <w:p>
+      <w:pPr>
+        <w:spacing w:line="336" w:lineRule="auto" w:after="180"/>
+      </w:pPr>
+      <w:r>
+        <w:rPr>
+          <w:b/>
+        </w:rPr>
         <w:t>LOGIC STUDIO</w:t>
       </w:r>
     </w:p>
     <w:p>
-      <w:r>
+      <w:pPr>
+        <w:spacing w:line="336" w:lineRule="auto" w:after="180"/>
+      </w:pPr>
+      <w:r>
+        <w:rPr>
+          <w:b w:val="0"/>
+        </w:rPr>
         <w:t>Trace Before You Run</w:t>
       </w:r>
     </w:p>
     <w:p>
-      <w:r>
+      <w:pPr>
+        <w:spacing w:line="336" w:lineRule="auto" w:after="180"/>
+      </w:pPr>
+      <w:r>
+        <w:rPr>
+          <w:b w:val="0"/>
+        </w:rPr>
         <w:t>Block code, pseudocode, tables, and diagrams are different ways to expose the same reasoning.</w:t>
       </w:r>
     </w:p>
@@ -2175,8 +3354,26 @@
       </w:r>
     </w:p>
     <w:p>
-      <w:r>
-        <w:t>SET evidence_record</w:t>
+      <w:pPr>
+        <w:spacing w:line="336" w:lineRule="auto" w:after="180"/>
+      </w:pPr>
+      <w:r>
+        <w:rPr>
+          <w:b w:val="0"/>
+        </w:rPr>
+        <w:t xml:space="preserve">SET </w:t>
+      </w:r>
+      <w:r>
+        <w:rPr>
+          <w:b/>
+        </w:rPr>
+        <w:t>evidence</w:t>
+      </w:r>
+      <w:r>
+        <w:rPr>
+          <w:b w:val="0"/>
+        </w:rPr>
+        <w:t>_record</w:t>
         <w:br/>
         <w:t>PREDICT expected_result</w:t>
         <w:br/>
@@ -2190,8 +3387,27 @@
       </w:r>
     </w:p>
     <w:p>
-      <w:r>
-        <w:t>Trace one input. Which line changes the state or chooses a path?</w:t>
+      <w:pPr>
+        <w:spacing w:line="336" w:lineRule="auto" w:after="180"/>
+        <w:shd w:fill="F5F1FB"/>
+      </w:pPr>
+      <w:r>
+        <w:rPr>
+          <w:b w:val="0"/>
+        </w:rPr>
+        <w:t xml:space="preserve">Trace one </w:t>
+      </w:r>
+      <w:r>
+        <w:rPr>
+          <w:b/>
+        </w:rPr>
+        <w:t>input</w:t>
+      </w:r>
+      <w:r>
+        <w:rPr>
+          <w:b w:val="0"/>
+        </w:rPr>
+        <w:t>. Which line changes the state or chooses a path?</w:t>
       </w:r>
     </w:p>
     <w:p>
@@ -2236,13 +3452,60 @@
       </w:r>
     </w:p>
     <w:p>
-      <w:r>
-        <w:t>A stage-level accuracy or authority policy does not establish every modality agrees or every downstream claim is supported.</w:t>
-      </w:r>
-    </w:p>
-    <w:p>
-      <w:r>
-        <w:t>A useful check asks what would make the reasoning fail. Distinguish a failure to execute the declared procedure from a weakness in the procedure itself. The first may require a correction; the second requires an explicitly revised method and new evidence. Preserve unsuccessful cases so an improved result cannot hide the original problem.</w:t>
+      <w:pPr>
+        <w:spacing w:line="336" w:lineRule="auto" w:after="180"/>
+      </w:pPr>
+      <w:r>
+        <w:rPr>
+          <w:b w:val="0"/>
+        </w:rPr>
+        <w:t xml:space="preserve">A stage-level accuracy or authority policy does not establish every </w:t>
+      </w:r>
+      <w:r>
+        <w:rPr>
+          <w:b/>
+        </w:rPr>
+        <w:t>modality</w:t>
+      </w:r>
+      <w:r>
+        <w:rPr>
+          <w:b w:val="0"/>
+        </w:rPr>
+        <w:t xml:space="preserve"> agrees or every downstream claim is supported.</w:t>
+      </w:r>
+    </w:p>
+    <w:p>
+      <w:pPr>
+        <w:spacing w:line="336" w:lineRule="auto" w:after="180"/>
+      </w:pPr>
+      <w:r>
+        <w:rPr>
+          <w:b w:val="0"/>
+        </w:rPr>
+        <w:t>A useful check asks what would make the reasoning fail. Distinguish a failure to execute the declared procedure from a weakness in the procedure itself.</w:t>
+      </w:r>
+    </w:p>
+    <w:p>
+      <w:pPr>
+        <w:spacing w:line="336" w:lineRule="auto" w:after="180"/>
+      </w:pPr>
+      <w:r>
+        <w:rPr>
+          <w:b w:val="0"/>
+        </w:rPr>
+        <w:t xml:space="preserve">The first may require a correction; the second requires an explicitly revised method and new </w:t>
+      </w:r>
+      <w:r>
+        <w:rPr>
+          <w:b/>
+        </w:rPr>
+        <w:t>evidence</w:t>
+      </w:r>
+      <w:r>
+        <w:rPr>
+          <w:b w:val="0"/>
+        </w:rPr>
+        <w:t>. Preserve unsuccessful cases so an improved result cannot hide the original problem.</w:t>
       </w:r>
     </w:p>
     <w:p>
@@ -2287,8 +3550,50 @@
       </w:r>
     </w:p>
     <w:p>
-      <w:r>
-        <w:t>Use workbook W2 for the connected example “Speech pipelines and multimodal evidence”. First fill the input and rule boxes. Try the middle steps before asking for a hint. After a hint, try the next step yourself.</w:t>
+      <w:pPr>
+        <w:spacing w:line="336" w:lineRule="auto" w:after="180"/>
+      </w:pPr>
+      <w:r>
+        <w:rPr>
+          <w:b w:val="0"/>
+        </w:rPr>
+        <w:t xml:space="preserve">Use workbook W2 for the connected example “Speech </w:t>
+      </w:r>
+      <w:r>
+        <w:rPr>
+          <w:b/>
+        </w:rPr>
+        <w:t>pipeline</w:t>
+      </w:r>
+      <w:r>
+        <w:rPr>
+          <w:b w:val="0"/>
+        </w:rPr>
+        <w:t xml:space="preserve">s and multimodal </w:t>
+      </w:r>
+      <w:r>
+        <w:rPr>
+          <w:b/>
+        </w:rPr>
+        <w:t>evidence</w:t>
+      </w:r>
+      <w:r>
+        <w:rPr>
+          <w:b w:val="0"/>
+        </w:rPr>
+        <w:t xml:space="preserve">”. First fill the </w:t>
+      </w:r>
+      <w:r>
+        <w:rPr>
+          <w:b/>
+        </w:rPr>
+        <w:t>input</w:t>
+      </w:r>
+      <w:r>
+        <w:rPr>
+          <w:b w:val="0"/>
+        </w:rPr>
+        <w:t xml:space="preserve"> and rule boxes. Try the middle steps before asking for a hint. After a hint, try the next step yourself.</w:t>
       </w:r>
     </w:p>
     <w:tbl>
@@ -2371,7 +3676,13 @@
       </w:tr>
     </w:tbl>
     <w:p>
-      <w:r>
+      <w:pPr>
+        <w:spacing w:line="336" w:lineRule="auto" w:after="180"/>
+      </w:pPr>
+      <w:r>
+        <w:rPr>
+          <w:b w:val="0"/>
+        </w:rPr>
         <w:t>Explain your trace to a partner. Your partner points to one step to check. Swap roles on the next case. Each person writes their own explanation.</w:t>
       </w:r>
     </w:p>
@@ -2384,12 +3695,59 @@
       </w:r>
     </w:p>
     <w:p>
-      <w:r>
-        <w:t>Use the worked case for Speech pipelines and multimodal evidence. Proposed explanation: “The worked result establishes every future case”. Decide whether this explanation is supported. Point to the step or supplied fact that decides; explain your repair if needed.</w:t>
-      </w:r>
-    </w:p>
-    <w:p>
-      <w:r>
+      <w:pPr>
+        <w:spacing w:line="336" w:lineRule="auto" w:after="180"/>
+      </w:pPr>
+      <w:r>
+        <w:rPr>
+          <w:b w:val="0"/>
+        </w:rPr>
+        <w:t xml:space="preserve">Use the worked case for Speech </w:t>
+      </w:r>
+      <w:r>
+        <w:rPr>
+          <w:b/>
+        </w:rPr>
+        <w:t>pipeline</w:t>
+      </w:r>
+      <w:r>
+        <w:rPr>
+          <w:b w:val="0"/>
+        </w:rPr>
+        <w:t xml:space="preserve">s and multimodal </w:t>
+      </w:r>
+      <w:r>
+        <w:rPr>
+          <w:b/>
+        </w:rPr>
+        <w:t>evidence</w:t>
+      </w:r>
+      <w:r>
+        <w:rPr>
+          <w:b w:val="0"/>
+        </w:rPr>
+        <w:t>. Proposed explanation: “The worked result establishes every future case”. Decide whether this explanation is supported.</w:t>
+      </w:r>
+    </w:p>
+    <w:p>
+      <w:pPr>
+        <w:spacing w:line="336" w:lineRule="auto" w:after="180"/>
+      </w:pPr>
+      <w:r>
+        <w:rPr>
+          <w:b w:val="0"/>
+        </w:rPr>
+        <w:t>Point to the step or supplied fact that decides; explain your repair if needed.</w:t>
+      </w:r>
+    </w:p>
+    <w:p>
+      <w:pPr>
+        <w:spacing w:line="336" w:lineRule="auto" w:after="180"/>
+      </w:pPr>
+      <w:r>
+        <w:rPr>
+          <w:b w:val="0"/>
+        </w:rPr>
         <w:t>Answer on your own before discussion. If you are unsure, say which step you need help with.</w:t>
       </w:r>
     </w:p>
@@ -2402,7 +3760,14 @@
       </w:r>
     </w:p>
     <w:p>
-      <w:r>
+      <w:pPr>
+        <w:spacing w:line="336" w:lineRule="auto" w:after="180"/>
+        <w:shd w:fill="F5F1FB"/>
+      </w:pPr>
+      <w:r>
+        <w:rPr>
+          <w:b w:val="0"/>
+        </w:rPr>
         <w:t>Which stage first fails, and why should the faulty transcript not be silently overwritten?</w:t>
       </w:r>
     </w:p>
@@ -2435,7 +3800,13 @@
       </w:r>
     </w:p>
     <w:p>
-      <w:r>
+      <w:pPr>
+        <w:spacing w:line="336" w:lineRule="auto" w:after="180"/>
+      </w:pPr>
+      <w:r>
+        <w:rPr>
+          <w:b w:val="0"/>
+        </w:rPr>
         <w:t>This is supported practice. Keep the separately named independent case for an attempt before feedback.</w:t>
       </w:r>
     </w:p>
@@ -2449,16 +3820,45 @@
     </w:p>
     <w:p>
       <w:r>
-        <w:t>EVIDENCE LAB</w:t>
-      </w:r>
-    </w:p>
-    <w:p>
-      <w:r>
+        <w:t>Investigate Image and Voice Pipelines. Record the prediction, actual observation or labelled paper trace, explanation and next test separately.</w:t>
+      </w:r>
+    </w:p>
+    <w:p>
+      <w:pPr>
+        <w:spacing w:line="336" w:lineRule="auto" w:after="180"/>
+      </w:pPr>
+      <w:r>
+        <w:rPr>
+          <w:b/>
+        </w:rPr>
+        <w:t>EVIDENCE</w:t>
+      </w:r>
+      <w:r>
+        <w:rPr>
+          <w:b/>
+        </w:rPr>
+        <w:t xml:space="preserve"> LAB</w:t>
+      </w:r>
+    </w:p>
+    <w:p>
+      <w:pPr>
+        <w:spacing w:line="336" w:lineRule="auto" w:after="180"/>
+      </w:pPr>
+      <w:r>
+        <w:rPr>
+          <w:b w:val="0"/>
+        </w:rPr>
         <w:t>Predict → Test → Record → Explain</w:t>
       </w:r>
     </w:p>
     <w:p>
-      <w:r>
+      <w:pPr>
+        <w:spacing w:line="336" w:lineRule="auto" w:after="180"/>
+      </w:pPr>
+      <w:r>
+        <w:rPr>
+          <w:b w:val="0"/>
+        </w:rPr>
         <w:t>Keep expected and actual results separate. Surprises are useful data when recorded honestly.</w:t>
       </w:r>
     </w:p>
@@ -2499,8 +3899,26 @@
       </w:r>
     </w:p>
     <w:p>
-      <w:r>
-        <w:t>Trace four failures backward through stage cards. Change one stage input, predict downstream effects, and propose a stage-specific test.</w:t>
+      <w:pPr>
+        <w:spacing w:line="336" w:lineRule="auto" w:after="180"/>
+      </w:pPr>
+      <w:r>
+        <w:rPr>
+          <w:b w:val="0"/>
+        </w:rPr>
+        <w:t xml:space="preserve">Trace four failures backward through stage cards. Change one stage </w:t>
+      </w:r>
+      <w:r>
+        <w:rPr>
+          <w:b/>
+        </w:rPr>
+        <w:t>input</w:t>
+      </w:r>
+      <w:r>
+        <w:rPr>
+          <w:b w:val="0"/>
+        </w:rPr>
+        <w:t>, predict downstream effects, and propose a stage-specific test.</w:t>
       </w:r>
     </w:p>
     <w:tbl>
@@ -2749,7 +4167,14 @@
       </w:tr>
     </w:tbl>
     <w:p>
-      <w:r>
+      <w:pPr>
+        <w:spacing w:line="336" w:lineRule="auto" w:after="180"/>
+        <w:shd w:fill="F5F1FB"/>
+      </w:pPr>
+      <w:r>
+        <w:rPr>
+          <w:b w:val="0"/>
+        </w:rPr>
         <w:t>What did the hardest test teach you that the normal test did not?</w:t>
       </w:r>
     </w:p>
@@ -2795,7 +4220,13 @@
       </w:r>
     </w:p>
     <w:p>
-      <w:r>
+      <w:pPr>
+        <w:spacing w:line="336" w:lineRule="auto" w:after="180"/>
+      </w:pPr>
+      <w:r>
+        <w:rPr>
+          <w:b w:val="0"/>
+        </w:rPr>
         <w:t>Before trying: what do I expect, and why? While trying: which step could first go wrong? Afterwards: what did I actually observe, and what should change? Keep “not run” if you only traced the procedure.</w:t>
       </w:r>
     </w:p>
@@ -2809,17 +4240,52 @@
     </w:p>
     <w:p>
       <w:r>
+        <w:t>Move from recall to tracing, diagnosis and transfer in Image and Voice Pipelines. Explain why each step is justified.</w:t>
+      </w:r>
+    </w:p>
+    <w:p>
+      <w:pPr>
+        <w:spacing w:line="336" w:lineRule="auto" w:after="180"/>
+      </w:pPr>
+      <w:r>
+        <w:rPr>
+          <w:b/>
+        </w:rPr>
         <w:t>MASTERY</w:t>
       </w:r>
     </w:p>
     <w:p>
-      <w:r>
+      <w:pPr>
+        <w:spacing w:line="336" w:lineRule="auto" w:after="180"/>
+      </w:pPr>
+      <w:r>
+        <w:rPr>
+          <w:b w:val="0"/>
+        </w:rPr>
         <w:t>From Knowing the Word to Owning the Idea</w:t>
       </w:r>
     </w:p>
     <w:p>
-      <w:r>
-        <w:t>Move upward only when you can produce evidence without copying the worked example.</w:t>
+      <w:pPr>
+        <w:spacing w:line="336" w:lineRule="auto" w:after="180"/>
+      </w:pPr>
+      <w:r>
+        <w:rPr>
+          <w:b w:val="0"/>
+        </w:rPr>
+        <w:t xml:space="preserve">Move upward only when you can produce </w:t>
+      </w:r>
+      <w:r>
+        <w:rPr>
+          <w:b/>
+        </w:rPr>
+        <w:t>evidence</w:t>
+      </w:r>
+      <w:r>
+        <w:rPr>
+          <w:b w:val="0"/>
+        </w:rPr>
+        <w:t xml:space="preserve"> without copying the worked example.</w:t>
       </w:r>
     </w:p>
     <w:p>
@@ -2859,33 +4325,93 @@
       </w:r>
     </w:p>
     <w:p>
-      <w:r>
+      <w:pPr>
+        <w:spacing w:line="336" w:lineRule="auto" w:after="180"/>
+      </w:pPr>
+      <w:r>
+        <w:rPr>
+          <w:b w:val="0"/>
+        </w:rPr>
         <w:t>1 • NAME: Define the concept without repeating the textbook.</w:t>
       </w:r>
     </w:p>
     <w:p>
-      <w:r>
-        <w:t>2 • TRACE: Show the information, state, branch, calculation, or evidence path.</w:t>
-      </w:r>
-    </w:p>
-    <w:p>
-      <w:r>
+      <w:pPr>
+        <w:spacing w:line="336" w:lineRule="auto" w:after="180"/>
+      </w:pPr>
+      <w:r>
+        <w:rPr>
+          <w:b w:val="0"/>
+        </w:rPr>
+        <w:t xml:space="preserve">2 • TRACE: Show the information, state, branch, calculation, or </w:t>
+      </w:r>
+      <w:r>
+        <w:rPr>
+          <w:b/>
+        </w:rPr>
+        <w:t>evidence</w:t>
+      </w:r>
+      <w:r>
+        <w:rPr>
+          <w:b w:val="0"/>
+        </w:rPr>
+        <w:t xml:space="preserve"> path.</w:t>
+      </w:r>
+    </w:p>
+    <w:p>
+      <w:pPr>
+        <w:spacing w:line="336" w:lineRule="auto" w:after="180"/>
+      </w:pPr>
+      <w:r>
+        <w:rPr>
+          <w:b w:val="0"/>
+        </w:rPr>
         <w:t>3 • APPLY: Solve a different example independently.</w:t>
       </w:r>
     </w:p>
     <w:p>
-      <w:r>
+      <w:pPr>
+        <w:spacing w:line="336" w:lineRule="auto" w:after="180"/>
+      </w:pPr>
+      <w:r>
+        <w:rPr>
+          <w:b w:val="0"/>
+        </w:rPr>
         <w:t>4 • CHALLENGE: Find a boundary case, counterexample, or unfair outcome.</w:t>
       </w:r>
     </w:p>
     <w:p>
-      <w:r>
+      <w:pPr>
+        <w:spacing w:line="336" w:lineRule="auto" w:after="180"/>
+      </w:pPr>
+      <w:r>
+        <w:rPr>
+          <w:b w:val="0"/>
+        </w:rPr>
         <w:t>5 • EXPLAIN LIMITS: Say when the result should not be trusted or used alone.</w:t>
       </w:r>
     </w:p>
     <w:p>
-      <w:r>
-        <w:t>My strongest evidence of independent understanding:</w:t>
+      <w:pPr>
+        <w:spacing w:line="336" w:lineRule="auto" w:after="180"/>
+      </w:pPr>
+      <w:r>
+        <w:rPr>
+          <w:b w:val="0"/>
+        </w:rPr>
+        <w:t xml:space="preserve">My strongest </w:t>
+      </w:r>
+      <w:r>
+        <w:rPr>
+          <w:b/>
+        </w:rPr>
+        <w:t>evidence</w:t>
+      </w:r>
+      <w:r>
+        <w:rPr>
+          <w:b w:val="0"/>
+        </w:rPr>
+        <w:t xml:space="preserve"> of independent understanding:</w:t>
       </w:r>
     </w:p>
     <w:p>
@@ -2931,16 +4457,39 @@
     </w:p>
     <w:p>
       <w:r>
+        <w:t>Apply this week’s idea to Transparent Book Recommender. Keep an annotated decision and the evidence supporting it.</w:t>
+      </w:r>
+    </w:p>
+    <w:p>
+      <w:pPr>
+        <w:spacing w:line="336" w:lineRule="auto" w:after="180"/>
+      </w:pPr>
+      <w:r>
+        <w:rPr>
+          <w:b/>
+        </w:rPr>
         <w:t>CUMULATIVE PROJECT</w:t>
       </w:r>
     </w:p>
     <w:p>
-      <w:r>
+      <w:pPr>
+        <w:spacing w:line="336" w:lineRule="auto" w:after="180"/>
+      </w:pPr>
+      <w:r>
+        <w:rPr>
+          <w:b w:val="0"/>
+        </w:rPr>
         <w:t>Transparent Book Recommender</w:t>
       </w:r>
     </w:p>
     <w:p>
-      <w:r>
+      <w:pPr>
+        <w:spacing w:line="336" w:lineRule="auto" w:after="180"/>
+      </w:pPr>
+      <w:r>
+        <w:rPr>
+          <w:b w:val="0"/>
+        </w:rPr>
         <w:t>Every week adds one inspectable piece. The system must show how it reached a result.</w:t>
       </w:r>
     </w:p>
@@ -2981,17 +4530,75 @@
       </w:r>
     </w:p>
     <w:p>
-      <w:r>
-        <w:t>THIS WEEK’S CHECKPOINT  If voice or image input is added, show each transformation and a safe fallback.</w:t>
-      </w:r>
-    </w:p>
-    <w:p>
-      <w:r>
-        <w:t>SYSTEM MAP  Reader need → allowed inputs → transparent rule or score → ranked candidates → explanation → test record → human decision</w:t>
-      </w:r>
-    </w:p>
-    <w:p>
-      <w:r>
+      <w:pPr>
+        <w:spacing w:line="336" w:lineRule="auto" w:after="180"/>
+      </w:pPr>
+      <w:r>
+        <w:rPr>
+          <w:b w:val="0"/>
+        </w:rPr>
+        <w:t xml:space="preserve">THIS WEEK’S CHECKPOINT  If voice or image </w:t>
+      </w:r>
+      <w:r>
+        <w:rPr>
+          <w:b/>
+        </w:rPr>
+        <w:t>input</w:t>
+      </w:r>
+      <w:r>
+        <w:rPr>
+          <w:b w:val="0"/>
+        </w:rPr>
+        <w:t xml:space="preserve"> is added, show each transformation and a safe fallback.</w:t>
+      </w:r>
+    </w:p>
+    <w:p>
+      <w:pPr>
+        <w:pStyle w:val="Heading3"/>
+      </w:pPr>
+      <w:r>
+        <w:t>Trace the system</w:t>
+      </w:r>
+    </w:p>
+    <w:p>
+      <w:pPr>
+        <w:spacing w:line="336" w:lineRule="auto" w:after="180"/>
+        <w:shd w:fill="EDF7F3"/>
+      </w:pPr>
+      <w:r>
+        <w:rPr>
+          <w:b w:val="0"/>
+        </w:rPr>
+        <w:t xml:space="preserve">SYSTEM MAP  Reader need → allowed </w:t>
+      </w:r>
+      <w:r>
+        <w:rPr>
+          <w:b/>
+        </w:rPr>
+        <w:t>input</w:t>
+      </w:r>
+      <w:r>
+        <w:rPr>
+          <w:b w:val="0"/>
+        </w:rPr>
+        <w:t xml:space="preserve">s → transparent rule or score → ranked candidates → explanation → test record → </w:t>
+      </w:r>
+      <w:r>
+        <w:rPr>
+          <w:b/>
+        </w:rPr>
+        <w:t>human decision</w:t>
+      </w:r>
+    </w:p>
+    <w:p>
+      <w:pPr>
+        <w:spacing w:line="336" w:lineRule="auto" w:after="180"/>
+        <w:shd w:fill="F5F1FB"/>
+      </w:pPr>
+      <w:r>
+        <w:rPr>
+          <w:b w:val="0"/>
+        </w:rPr>
         <w:t>What will you add, change, or verify in the project this week?</w:t>
       </w:r>
     </w:p>
@@ -3029,8 +4636,27 @@
       </w:r>
     </w:p>
     <w:p>
-      <w:r>
-        <w:t>What should remain under human control?</w:t>
+      <w:pPr>
+        <w:spacing w:line="336" w:lineRule="auto" w:after="180"/>
+        <w:shd w:fill="F5F1FB"/>
+      </w:pPr>
+      <w:r>
+        <w:rPr>
+          <w:b w:val="0"/>
+        </w:rPr>
+        <w:t xml:space="preserve">What should remain under </w:t>
+      </w:r>
+      <w:r>
+        <w:rPr>
+          <w:b/>
+        </w:rPr>
+        <w:t>human control</w:t>
+      </w:r>
+      <w:r>
+        <w:rPr>
+          <w:b w:val="0"/>
+        </w:rPr>
+        <w:t>?</w:t>
       </w:r>
     </w:p>
     <w:p>
@@ -3067,7 +4693,22 @@
       </w:r>
     </w:p>
     <w:p>
-      <w:r>
+      <w:pPr>
+        <w:pStyle w:val="Heading3"/>
+      </w:pPr>
+      <w:r>
+        <w:t>Responsible design</w:t>
+      </w:r>
+    </w:p>
+    <w:p>
+      <w:pPr>
+        <w:spacing w:line="336" w:lineRule="auto" w:after="180"/>
+        <w:shd w:fill="FFF5E6"/>
+      </w:pPr>
+      <w:r>
+        <w:rPr>
+          <w:b w:val="0"/>
+        </w:rPr>
         <w:t>RESPONSIBLE DESIGN  Collect only necessary information. Show uncertainty and limits. Never confuse a ranking with a fact about a person.</w:t>
       </w:r>
     </w:p>
@@ -3080,7 +4721,13 @@
       </w:r>
     </w:p>
     <w:p>
-      <w:r>
+      <w:pPr>
+        <w:spacing w:line="336" w:lineRule="auto" w:after="180"/>
+      </w:pPr>
+      <w:r>
+        <w:rPr>
+          <w:b w:val="0"/>
+        </w:rPr>
         <w:t>For voice-driven recommendations, confirm important recognised fields before searching or acting and retain source provenance.</w:t>
       </w:r>
     </w:p>
@@ -3094,16 +4741,48 @@
     </w:p>
     <w:p>
       <w:r>
+        <w:t>Use a genuinely new case for independent evidence. Previously discussed examples remain practice; use the separately named independent case before feedback.</w:t>
+      </w:r>
+    </w:p>
+    <w:p>
+      <w:pPr>
+        <w:pStyle w:val="Heading3"/>
+      </w:pPr>
+      <w:r>
+        <w:t>Independent evidence</w:t>
+      </w:r>
+    </w:p>
+    <w:p>
+      <w:pPr>
+        <w:spacing w:line="336" w:lineRule="auto" w:after="180"/>
+        <w:shd w:fill="FFF5E6"/>
+      </w:pPr>
+      <w:r>
+        <w:rPr>
+          <w:b w:val="0"/>
+        </w:rPr>
         <w:t>INDEPENDENT MASTERY PROOF</w:t>
       </w:r>
     </w:p>
     <w:p>
-      <w:r>
+      <w:pPr>
+        <w:spacing w:line="336" w:lineRule="auto" w:after="180"/>
+      </w:pPr>
+      <w:r>
+        <w:rPr>
+          <w:b w:val="0"/>
+        </w:rPr>
         <w:t>Explain • Transfer • Test • Defend</w:t>
       </w:r>
     </w:p>
     <w:p>
-      <w:r>
+      <w:pPr>
+        <w:spacing w:line="336" w:lineRule="auto" w:after="180"/>
+      </w:pPr>
+      <w:r>
+        <w:rPr>
+          <w:b w:val="0"/>
+        </w:rPr>
         <w:t>Complete this page without copying the worked example. Your reasoning matters more than decoration.</w:t>
       </w:r>
     </w:p>
@@ -3144,12 +4823,46 @@
       </w:r>
     </w:p>
     <w:p>
-      <w:r>
-        <w:t>CHALLENGE  Trace speech-to-command and image-to-label pipelines.</w:t>
-      </w:r>
-    </w:p>
-    <w:p>
-      <w:r>
+      <w:pPr>
+        <w:pStyle w:val="Heading3"/>
+      </w:pPr>
+      <w:r>
+        <w:t>Try a more demanding case</w:t>
+      </w:r>
+    </w:p>
+    <w:p>
+      <w:pPr>
+        <w:spacing w:line="336" w:lineRule="auto" w:after="180"/>
+        <w:shd w:fill="F5F1FB"/>
+      </w:pPr>
+      <w:r>
+        <w:rPr>
+          <w:b w:val="0"/>
+        </w:rPr>
+        <w:t xml:space="preserve">CHALLENGE  Trace speech-to-command and image-to-label </w:t>
+      </w:r>
+      <w:r>
+        <w:rPr>
+          <w:b/>
+        </w:rPr>
+        <w:t>pipeline</w:t>
+      </w:r>
+      <w:r>
+        <w:rPr>
+          <w:b w:val="0"/>
+        </w:rPr>
+        <w:t>s.</w:t>
+      </w:r>
+    </w:p>
+    <w:p>
+      <w:pPr>
+        <w:spacing w:line="336" w:lineRule="auto" w:after="180"/>
+        <w:shd w:fill="F4F9FC"/>
+      </w:pPr>
+      <w:r>
+        <w:rPr>
+          <w:b w:val="0"/>
+        </w:rPr>
         <w:t>1. My fresh example, trace, calculation, or design:</w:t>
       </w:r>
     </w:p>
@@ -3187,8 +4900,27 @@
       </w:r>
     </w:p>
     <w:p>
-      <w:r>
-        <w:t>2. My evidence that it works (include a boundary or missing-data case):</w:t>
+      <w:pPr>
+        <w:spacing w:line="336" w:lineRule="auto" w:after="180"/>
+        <w:shd w:fill="F4F9FC"/>
+      </w:pPr>
+      <w:r>
+        <w:rPr>
+          <w:b w:val="0"/>
+        </w:rPr>
+        <w:t xml:space="preserve">2. My </w:t>
+      </w:r>
+      <w:r>
+        <w:rPr>
+          <w:b/>
+        </w:rPr>
+        <w:t>evidence</w:t>
+      </w:r>
+      <w:r>
+        <w:rPr>
+          <w:b w:val="0"/>
+        </w:rPr>
+        <w:t xml:space="preserve"> that it works (include a boundary or missing-data case):</w:t>
       </w:r>
     </w:p>
     <w:p>
@@ -3225,7 +4957,14 @@
       </w:r>
     </w:p>
     <w:p>
-      <w:r>
+      <w:pPr>
+        <w:spacing w:line="336" w:lineRule="auto" w:after="180"/>
+        <w:shd w:fill="F4F9FC"/>
+      </w:pPr>
+      <w:r>
+        <w:rPr>
+          <w:b w:val="0"/>
+        </w:rPr>
         <w:t>3. One limitation, fairness concern, or situation needing human review:</w:t>
       </w:r>
     </w:p>
@@ -3263,8 +5002,47 @@
       </w:r>
     </w:p>
     <w:p>
-      <w:r>
-        <w:t>SELF-CHECK  □ I explained the mechanism  □ I used evidence  □ I tested a fresh case  □ I named a limitation  □ I can answer ‘why?’</w:t>
+      <w:pPr>
+        <w:pStyle w:val="Heading3"/>
+      </w:pPr>
+      <w:r>
+        <w:t>Check your explanation</w:t>
+      </w:r>
+    </w:p>
+    <w:p>
+      <w:pPr>
+        <w:spacing w:line="336" w:lineRule="auto" w:after="180"/>
+        <w:shd w:fill="F5F1FB"/>
+      </w:pPr>
+      <w:r>
+        <w:rPr>
+          <w:b w:val="0"/>
+        </w:rPr>
+        <w:t xml:space="preserve">SELF-CHECK  □ I explained the </w:t>
+      </w:r>
+      <w:r>
+        <w:rPr>
+          <w:b/>
+        </w:rPr>
+        <w:t>mechanism</w:t>
+      </w:r>
+      <w:r>
+        <w:rPr>
+          <w:b w:val="0"/>
+        </w:rPr>
+        <w:t xml:space="preserve">  □ I used </w:t>
+      </w:r>
+      <w:r>
+        <w:rPr>
+          <w:b/>
+        </w:rPr>
+        <w:t>evidence</w:t>
+      </w:r>
+      <w:r>
+        <w:rPr>
+          <w:b w:val="0"/>
+        </w:rPr>
+        <w:t xml:space="preserve">  □ I tested a fresh case  □ I named a limitation  □ I can answer ‘why?’</w:t>
       </w:r>
     </w:p>
     <w:p>
@@ -3276,6 +5054,11 @@
       </w:r>
     </w:p>
     <w:p>
+      <w:r>
+        <w:t>Revisit the complete Image and Voice Pipelines case for supported practice. Repeated examples do not become fresh assessments.</w:t>
+      </w:r>
+    </w:p>
+    <w:p>
       <w:pPr>
         <w:pStyle w:val="Heading3"/>
       </w:pPr>
@@ -3284,7 +5067,13 @@
       </w:r>
     </w:p>
     <w:p>
-      <w:r>
+      <w:pPr>
+        <w:spacing w:line="336" w:lineRule="auto" w:after="180"/>
+      </w:pPr>
+      <w:r>
+        <w:rPr>
+          <w:b w:val="0"/>
+        </w:rPr>
         <w:t>Use the supplied details to practise the weekly concept before attempting the independent question. This case extends the illustrated lesson.</w:t>
       </w:r>
     </w:p>
@@ -3297,7 +5086,13 @@
       </w:r>
     </w:p>
     <w:p>
-      <w:r>
+      <w:pPr>
+        <w:spacing w:line="336" w:lineRule="auto" w:after="180"/>
+      </w:pPr>
+      <w:r>
+        <w:rPr>
+          <w:b w:val="0"/>
+        </w:rPr>
         <w:t>A voice book helper transcribes speech, extracts preference, then ranks books.</w:t>
       </w:r>
     </w:p>
@@ -3310,7 +5105,14 @@
       </w:r>
     </w:p>
     <w:p>
-      <w:r>
+      <w:pPr>
+        <w:spacing w:line="336" w:lineRule="auto" w:after="180"/>
+        <w:shd w:fill="F5F1FB"/>
+      </w:pPr>
+      <w:r>
+        <w:rPr>
+          <w:b w:val="0"/>
+        </w:rPr>
         <w:t>Where can a wrong suggestion begin?</w:t>
       </w:r>
     </w:p>
@@ -3323,8 +5125,20 @@
       </w:r>
     </w:p>
     <w:p>
-      <w:r>
-        <w:t>Transcription can mishear poetry and pass the wrong preference downstream. Check intermediate results.</w:t>
+      <w:pPr>
+        <w:spacing w:line="336" w:lineRule="auto" w:after="180"/>
+      </w:pPr>
+      <w:r>
+        <w:rPr>
+          <w:b/>
+        </w:rPr>
+        <w:t>Transcription</w:t>
+      </w:r>
+      <w:r>
+        <w:rPr>
+          <w:b w:val="0"/>
+        </w:rPr>
+        <w:t xml:space="preserve"> can mishear poetry and pass the wrong preference downstream. Check intermediate results.</w:t>
       </w:r>
     </w:p>
     <w:p>
@@ -3336,7 +5150,14 @@
       </w:r>
     </w:p>
     <w:p>
-      <w:r>
+      <w:pPr>
+        <w:spacing w:line="336" w:lineRule="auto" w:after="180"/>
+        <w:shd w:fill="F5F1FB"/>
+      </w:pPr>
+      <w:r>
+        <w:rPr>
+          <w:b w:val="0"/>
+        </w:rPr>
         <w:t>Which detail supports the answer, and why does it matter?</w:t>
       </w:r>
     </w:p>
@@ -3514,18 +5335,43 @@
       </w:tr>
     </w:tbl>
     <w:p>
-      <w:r>
+      <w:pPr>
+        <w:spacing w:line="336" w:lineRule="auto" w:after="180"/>
+      </w:pPr>
+      <w:r>
+        <w:rPr>
+          <w:b w:val="0"/>
+        </w:rPr>
         <w:t>A voice book helper transcribes speech, extracts preference, then ranks books.</w:t>
       </w:r>
     </w:p>
     <w:p>
-      <w:r>
+      <w:pPr>
+        <w:spacing w:line="336" w:lineRule="auto" w:after="180"/>
+        <w:shd w:fill="F5F1FB"/>
+      </w:pPr>
+      <w:r>
+        <w:rPr>
+          <w:b w:val="0"/>
+        </w:rPr>
         <w:t>Where can a wrong suggestion begin?</w:t>
       </w:r>
     </w:p>
     <w:p>
-      <w:r>
-        <w:t>Transcription can mishear poetry and pass the wrong preference downstream. Check intermediate results.</w:t>
+      <w:pPr>
+        <w:spacing w:line="336" w:lineRule="auto" w:after="180"/>
+      </w:pPr>
+      <w:r>
+        <w:rPr>
+          <w:b/>
+        </w:rPr>
+        <w:t>Transcription</w:t>
+      </w:r>
+      <w:r>
+        <w:rPr>
+          <w:b w:val="0"/>
+        </w:rPr>
+        <w:t xml:space="preserve"> can mishear poetry and pass the wrong preference downstream. Check intermediate results.</w:t>
       </w:r>
     </w:p>
     <w:p>
@@ -3537,6 +5383,11 @@
       </w:r>
     </w:p>
     <w:p>
+      <w:r>
+        <w:t>Attempt the reserved new case before feedback. Record support; the earlier examples below remain additional practice.</w:t>
+      </w:r>
+    </w:p>
+    <w:p>
       <w:pPr>
         <w:pStyle w:val="Heading3"/>
       </w:pPr>
@@ -3545,8 +5396,26 @@
       </w:r>
     </w:p>
     <w:p>
-      <w:r>
-        <w:t>Transcript says room E; a current written approval says room F. The task requires current approved room. Written approval is declared authoritative; trace the response and the transcription limit.</w:t>
+      <w:pPr>
+        <w:spacing w:line="336" w:lineRule="auto" w:after="180"/>
+      </w:pPr>
+      <w:r>
+        <w:rPr>
+          <w:b w:val="0"/>
+        </w:rPr>
+        <w:t xml:space="preserve">Transcript says room E; a current written approval says room F. The task requires current approved room. Written approval is declared authoritative; trace the response and the </w:t>
+      </w:r>
+      <w:r>
+        <w:rPr>
+          <w:b/>
+        </w:rPr>
+        <w:t>transcription</w:t>
+      </w:r>
+      <w:r>
+        <w:rPr>
+          <w:b w:val="0"/>
+        </w:rPr>
+        <w:t xml:space="preserve"> limit.</w:t>
       </w:r>
     </w:p>
     <w:p>
@@ -3593,7 +5462,13 @@
       </w:r>
     </w:p>
     <w:p>
-      <w:r>
+      <w:pPr>
+        <w:spacing w:line="336" w:lineRule="auto" w:after="180"/>
+      </w:pPr>
+      <w:r>
+        <w:rPr>
+          <w:b w:val="0"/>
+        </w:rPr>
         <w:t>Attempt this case before feedback. Record any help. Earlier examples below are further practice; a case already practised with feedback cannot establish fresh transfer.</w:t>
       </w:r>
     </w:p>
@@ -3606,18 +5481,43 @@
       </w:r>
     </w:p>
     <w:p>
-      <w:r>
+      <w:pPr>
+        <w:spacing w:line="336" w:lineRule="auto" w:after="180"/>
+      </w:pPr>
+      <w:r>
+        <w:rPr>
+          <w:b w:val="0"/>
+        </w:rPr>
         <w:t>Close the worked explanation. Apply the idea to this different question without copying.</w:t>
       </w:r>
     </w:p>
     <w:p>
-      <w:r>
+      <w:pPr>
+        <w:spacing w:line="336" w:lineRule="auto" w:after="180"/>
+        <w:shd w:fill="F5F1FB"/>
+      </w:pPr>
+      <w:r>
+        <w:rPr>
+          <w:b w:val="0"/>
+        </w:rPr>
         <w:t>A voice helper hears find a book, converts speech to text, then searches. It writes find a cook. Which stage first failed and what should you inspect?</w:t>
       </w:r>
     </w:p>
     <w:p>
-      <w:r>
-        <w:t>My answer, with a trace, calculation or supporting evidence</w:t>
+      <w:pPr>
+        <w:spacing w:line="336" w:lineRule="auto" w:after="180"/>
+      </w:pPr>
+      <w:r>
+        <w:rPr>
+          <w:b w:val="0"/>
+        </w:rPr>
+        <w:t xml:space="preserve">My answer, with a trace, calculation or supporting </w:t>
+      </w:r>
+      <w:r>
+        <w:rPr>
+          <w:b/>
+        </w:rPr>
+        <w:t>evidence</w:t>
       </w:r>
     </w:p>
     <w:p>
@@ -3662,13 +5562,37 @@
       </w:r>
     </w:p>
     <w:p>
-      <w:r>
+      <w:pPr>
+        <w:spacing w:line="336" w:lineRule="auto" w:after="180"/>
+      </w:pPr>
+      <w:r>
+        <w:rPr>
+          <w:b w:val="0"/>
+        </w:rPr>
         <w:t>Change one relevant detail. Predict the result before testing. Include a boundary or missing-information case when it helps reveal a limit.</w:t>
       </w:r>
     </w:p>
     <w:p>
-      <w:r>
-        <w:t>My changed input and expected result</w:t>
+      <w:pPr>
+        <w:spacing w:line="336" w:lineRule="auto" w:after="180"/>
+      </w:pPr>
+      <w:r>
+        <w:rPr>
+          <w:b w:val="0"/>
+        </w:rPr>
+        <w:t xml:space="preserve">My changed </w:t>
+      </w:r>
+      <w:r>
+        <w:rPr>
+          <w:b/>
+        </w:rPr>
+        <w:t>input</w:t>
+      </w:r>
+      <w:r>
+        <w:rPr>
+          <w:b w:val="0"/>
+        </w:rPr>
+        <w:t xml:space="preserve"> and expected result</w:t>
       </w:r>
     </w:p>
     <w:p>
@@ -3713,13 +5637,49 @@
       </w:r>
     </w:p>
     <w:p>
-      <w:r>
-        <w:t>If voice or image input is added, show each transformation and a safe fallback.</w:t>
-      </w:r>
-    </w:p>
-    <w:p>
-      <w:r>
-        <w:t>The evidence I will keep</w:t>
+      <w:pPr>
+        <w:spacing w:line="336" w:lineRule="auto" w:after="180"/>
+      </w:pPr>
+      <w:r>
+        <w:rPr>
+          <w:b w:val="0"/>
+        </w:rPr>
+        <w:t xml:space="preserve">If voice or image </w:t>
+      </w:r>
+      <w:r>
+        <w:rPr>
+          <w:b/>
+        </w:rPr>
+        <w:t>input</w:t>
+      </w:r>
+      <w:r>
+        <w:rPr>
+          <w:b w:val="0"/>
+        </w:rPr>
+        <w:t xml:space="preserve"> is added, show each transformation and a safe fallback.</w:t>
+      </w:r>
+    </w:p>
+    <w:p>
+      <w:pPr>
+        <w:spacing w:line="336" w:lineRule="auto" w:after="180"/>
+      </w:pPr>
+      <w:r>
+        <w:rPr>
+          <w:b w:val="0"/>
+        </w:rPr>
+        <w:t xml:space="preserve">The </w:t>
+      </w:r>
+      <w:r>
+        <w:rPr>
+          <w:b/>
+        </w:rPr>
+        <w:t>evidence</w:t>
+      </w:r>
+      <w:r>
+        <w:rPr>
+          <w:b w:val="0"/>
+        </w:rPr>
+        <w:t xml:space="preserve"> I will keep</w:t>
       </w:r>
     </w:p>
     <w:p>
@@ -3756,8 +5716,26 @@
       </w:r>
     </w:p>
     <w:p>
-      <w:r>
-        <w:t>Your teacher has the independent answer and scoring criteria. Complete the matching workbook week to keep your practice evidence together.</w:t>
+      <w:pPr>
+        <w:spacing w:line="336" w:lineRule="auto" w:after="180"/>
+      </w:pPr>
+      <w:r>
+        <w:rPr>
+          <w:b w:val="0"/>
+        </w:rPr>
+        <w:t xml:space="preserve">Your teacher has the independent answer and scoring criteria. Complete the matching workbook week to keep your practice </w:t>
+      </w:r>
+      <w:r>
+        <w:rPr>
+          <w:b/>
+        </w:rPr>
+        <w:t>evidence</w:t>
+      </w:r>
+      <w:r>
+        <w:rPr>
+          <w:b w:val="0"/>
+        </w:rPr>
+        <w:t xml:space="preserve"> together.</w:t>
       </w:r>
     </w:p>
     <w:p>
@@ -3769,7 +5747,13 @@
       </w:r>
     </w:p>
     <w:p>
-      <w:r>
+      <w:pPr>
+        <w:spacing w:line="336" w:lineRule="auto" w:after="180"/>
+      </w:pPr>
+      <w:r>
+        <w:rPr>
+          <w:b w:val="0"/>
+        </w:rPr>
         <w:t>A voice request says 'under 90 pages'. The transcript says 'under 19 pages'; filtering correctly finds no books. Identify the first failing stage and a useful confirmation step.</w:t>
       </w:r>
     </w:p>
@@ -3825,8 +5809,25 @@
       </w:r>
     </w:p>
     <w:p>
-      <w:r>
-        <w:t>Attempt the independent case before hints. Record whether you worked alone, used a hint or followed a model. After feedback, fix the first unsupported step and explain why it changed. A later check uses a changed case, not a copied answer.</w:t>
+      <w:pPr>
+        <w:spacing w:line="336" w:lineRule="auto" w:after="180"/>
+      </w:pPr>
+      <w:r>
+        <w:rPr>
+          <w:b w:val="0"/>
+        </w:rPr>
+        <w:t>Attempt the independent case before hints. Record whether you worked alone, used a hint or followed a model. After feedback, fix the first unsupported step and explain why it changed.</w:t>
+      </w:r>
+    </w:p>
+    <w:p>
+      <w:pPr>
+        <w:spacing w:line="336" w:lineRule="auto" w:after="180"/>
+      </w:pPr>
+      <w:r>
+        <w:rPr>
+          <w:b w:val="0"/>
+        </w:rPr>
+        <w:t>A later check uses a changed case, not a copied answer.</w:t>
       </w:r>
     </w:p>
     <w:p>
@@ -3839,7 +5840,30 @@
     </w:p>
     <w:p>
       <w:r>
-        <w:t>Start with this question: A fictional librarian dictates a shelf note that passes through transcription and catalogue lookup.</w:t>
+        <w:t>Use this map to navigate Image and Voice Pipelines, connect the goals to tasks and keep one evidence record for each attempt.</w:t>
+      </w:r>
+    </w:p>
+    <w:p>
+      <w:pPr>
+        <w:spacing w:line="336" w:lineRule="auto" w:after="180"/>
+      </w:pPr>
+      <w:r>
+        <w:rPr>
+          <w:b w:val="0"/>
+        </w:rPr>
+        <w:t xml:space="preserve">Start with this question: A fictional librarian dictates a shelf note that passes through </w:t>
+      </w:r>
+      <w:r>
+        <w:rPr>
+          <w:b/>
+        </w:rPr>
+        <w:t>transcription</w:t>
+      </w:r>
+      <w:r>
+        <w:rPr>
+          <w:b w:val="0"/>
+        </w:rPr>
+        <w:t xml:space="preserve"> and catalogue lookup.</w:t>
       </w:r>
     </w:p>
     <w:tbl>
@@ -3945,13 +5969,61 @@
       </w:tr>
     </w:tbl>
     <w:p>
-      <w:r>
-        <w:t>Remember → watch and explain → try with help → investigate → try independently → keep project evidence. Your teacher may spread this lesson across several classes.</w:t>
-      </w:r>
-    </w:p>
-    <w:p>
-      <w:r>
-        <w:t>Keep your first prediction. Compare it with what the evidence shows and explain any change.</w:t>
+      <w:pPr>
+        <w:spacing w:line="336" w:lineRule="auto" w:after="180"/>
+      </w:pPr>
+      <w:r>
+        <w:rPr>
+          <w:b w:val="0"/>
+        </w:rPr>
+        <w:t xml:space="preserve">Remember → watch and explain → try with help → investigate → try independently → keep project </w:t>
+      </w:r>
+      <w:r>
+        <w:rPr>
+          <w:b/>
+        </w:rPr>
+        <w:t>evidence</w:t>
+      </w:r>
+      <w:r>
+        <w:rPr>
+          <w:b w:val="0"/>
+        </w:rPr>
+        <w:t>. Your teacher may spread this lesson across several classes.</w:t>
+      </w:r>
+    </w:p>
+    <w:p>
+      <w:pPr>
+        <w:spacing w:line="336" w:lineRule="auto" w:after="180"/>
+      </w:pPr>
+      <w:r>
+        <w:rPr>
+          <w:b w:val="0"/>
+        </w:rPr>
+        <w:t xml:space="preserve">Keep your first </w:t>
+      </w:r>
+      <w:r>
+        <w:rPr>
+          <w:b/>
+        </w:rPr>
+        <w:t>prediction</w:t>
+      </w:r>
+      <w:r>
+        <w:rPr>
+          <w:b w:val="0"/>
+        </w:rPr>
+        <w:t xml:space="preserve">. Compare it with what the </w:t>
+      </w:r>
+      <w:r>
+        <w:rPr>
+          <w:b/>
+        </w:rPr>
+        <w:t>evidence</w:t>
+      </w:r>
+      <w:r>
+        <w:rPr>
+          <w:b w:val="0"/>
+        </w:rPr>
+        <w:t xml:space="preserve"> shows and explain any change.</w:t>
       </w:r>
     </w:p>
     <w:p>
@@ -3964,7 +6036,48 @@
     </w:p>
     <w:p>
       <w:r>
-        <w:t>Close your notes. Explain this goal in your own words: Explain the mechanism and terminology of speech pipelines and multimodal evidence</w:t>
+        <w:t>Explain Image and Voice Pipelines without notes, identify a remaining question and plan a later check with a changed case.</w:t>
+      </w:r>
+    </w:p>
+    <w:p>
+      <w:pPr>
+        <w:spacing w:line="336" w:lineRule="auto" w:after="180"/>
+      </w:pPr>
+      <w:r>
+        <w:rPr>
+          <w:b w:val="0"/>
+        </w:rPr>
+        <w:t xml:space="preserve">Close your notes. Explain this goal in your own words: Explain the </w:t>
+      </w:r>
+      <w:r>
+        <w:rPr>
+          <w:b/>
+        </w:rPr>
+        <w:t>mechanism</w:t>
+      </w:r>
+      <w:r>
+        <w:rPr>
+          <w:b w:val="0"/>
+        </w:rPr>
+        <w:t xml:space="preserve"> and terminology of speech </w:t>
+      </w:r>
+      <w:r>
+        <w:rPr>
+          <w:b/>
+        </w:rPr>
+        <w:t>pipeline</w:t>
+      </w:r>
+      <w:r>
+        <w:rPr>
+          <w:b w:val="0"/>
+        </w:rPr>
+        <w:t xml:space="preserve">s and multimodal </w:t>
+      </w:r>
+      <w:r>
+        <w:rPr>
+          <w:b/>
+        </w:rPr>
+        <w:t>evidence</w:t>
       </w:r>
     </w:p>
     <w:p>
@@ -4001,13 +6114,61 @@
       </w:r>
     </w:p>
     <w:p>
-      <w:r>
-        <w:t>If you are unsure, return to the worked picture and explain one arrow. If you are ready, change an input or assumption and justify your prediction.</w:t>
-      </w:r>
-    </w:p>
-    <w:p>
-      <w:r>
-        <w:t>Save your workbook evidence. At the next review, try a different case before opening your old answer.</w:t>
+      <w:pPr>
+        <w:spacing w:line="336" w:lineRule="auto" w:after="180"/>
+      </w:pPr>
+      <w:r>
+        <w:rPr>
+          <w:b w:val="0"/>
+        </w:rPr>
+        <w:t xml:space="preserve">If you are unsure, return to the worked picture and explain one arrow. If you are ready, change an </w:t>
+      </w:r>
+      <w:r>
+        <w:rPr>
+          <w:b/>
+        </w:rPr>
+        <w:t>input</w:t>
+      </w:r>
+      <w:r>
+        <w:rPr>
+          <w:b w:val="0"/>
+        </w:rPr>
+        <w:t xml:space="preserve"> or assumption and justify your </w:t>
+      </w:r>
+      <w:r>
+        <w:rPr>
+          <w:b/>
+        </w:rPr>
+        <w:t>prediction</w:t>
+      </w:r>
+      <w:r>
+        <w:rPr>
+          <w:b w:val="0"/>
+        </w:rPr>
+        <w:t>.</w:t>
+      </w:r>
+    </w:p>
+    <w:p>
+      <w:pPr>
+        <w:spacing w:line="336" w:lineRule="auto" w:after="180"/>
+      </w:pPr>
+      <w:r>
+        <w:rPr>
+          <w:b w:val="0"/>
+        </w:rPr>
+        <w:t xml:space="preserve">Save your workbook </w:t>
+      </w:r>
+      <w:r>
+        <w:rPr>
+          <w:b/>
+        </w:rPr>
+        <w:t>evidence</w:t>
+      </w:r>
+      <w:r>
+        <w:rPr>
+          <w:b w:val="0"/>
+        </w:rPr>
+        <w:t>. At the next review, try a different case before opening your old answer.</w:t>
       </w:r>
     </w:p>
     <w:p>
@@ -4020,12 +6181,41 @@
     </w:p>
     <w:p>
       <w:r>
+        <w:t>Attempt supported questions before using hints or feedback. Review a missing building block, then keep the completed work.</w:t>
+      </w:r>
+    </w:p>
+    <w:p>
+      <w:pPr>
+        <w:spacing w:line="336" w:lineRule="auto" w:after="180"/>
+      </w:pPr>
+      <w:r>
+        <w:rPr>
+          <w:b w:val="0"/>
+        </w:rPr>
         <w:t>Use this supported practice once, in the browser or on paper. Keep the reserved independent assessment for a separate first attempt before teacher feedback.</w:t>
       </w:r>
     </w:p>
     <w:p>
-      <w:r>
-        <w:t>A fictional librarian dictates a shelf note that passes through transcription and catalogue lookup.</w:t>
+      <w:pPr>
+        <w:spacing w:line="336" w:lineRule="auto" w:after="180"/>
+      </w:pPr>
+      <w:r>
+        <w:rPr>
+          <w:b w:val="0"/>
+        </w:rPr>
+        <w:t xml:space="preserve">A fictional librarian dictates a shelf note that passes through </w:t>
+      </w:r>
+      <w:r>
+        <w:rPr>
+          <w:b/>
+        </w:rPr>
+        <w:t>transcription</w:t>
+      </w:r>
+      <w:r>
+        <w:rPr>
+          <w:b w:val="0"/>
+        </w:rPr>
+        <w:t xml:space="preserve"> and catalogue lookup.</w:t>
       </w:r>
     </w:p>
     <w:p>
@@ -4037,27 +6227,73 @@
       </w:r>
     </w:p>
     <w:p>
-      <w:r>
+      <w:pPr>
+        <w:spacing w:line="336" w:lineRule="auto" w:after="180"/>
+      </w:pPr>
+      <w:r>
+        <w:rPr>
+          <w:b w:val="0"/>
+        </w:rPr>
         <w:t>Which labelled step matches this detail? Replay the audio, preserve the faulty transcript and use confirmed shelf 14.</w:t>
       </w:r>
     </w:p>
     <w:p>
-      <w:r>
-        <w:t>1. Audio input</w:t>
-      </w:r>
-    </w:p>
-    <w:p>
-      <w:r>
+      <w:pPr>
+        <w:spacing w:line="336" w:lineRule="auto" w:after="180"/>
+        <w:shd w:fill="F4F9FC"/>
+      </w:pPr>
+      <w:r>
+        <w:rPr>
+          <w:b w:val="0"/>
+        </w:rPr>
+        <w:t xml:space="preserve">1. Audio </w:t>
+      </w:r>
+      <w:r>
+        <w:rPr>
+          <w:b/>
+        </w:rPr>
+        <w:t>input</w:t>
+      </w:r>
+    </w:p>
+    <w:p>
+      <w:pPr>
+        <w:spacing w:line="336" w:lineRule="auto" w:after="180"/>
+        <w:shd w:fill="F4F9FC"/>
+      </w:pPr>
+      <w:r>
+        <w:rPr>
+          <w:b w:val="0"/>
+        </w:rPr>
         <w:t>2. Review and correct</w:t>
       </w:r>
     </w:p>
     <w:p>
-      <w:r>
-        <w:t>3. Transcription</w:t>
-      </w:r>
-    </w:p>
-    <w:p>
-      <w:r>
+      <w:pPr>
+        <w:spacing w:line="336" w:lineRule="auto" w:after="180"/>
+        <w:shd w:fill="F4F9FC"/>
+      </w:pPr>
+      <w:r>
+        <w:rPr>
+          <w:b w:val="0"/>
+        </w:rPr>
+        <w:t xml:space="preserve">3. </w:t>
+      </w:r>
+      <w:r>
+        <w:rPr>
+          <w:b/>
+        </w:rPr>
+        <w:t>Transcription</w:t>
+      </w:r>
+    </w:p>
+    <w:p>
+      <w:pPr>
+        <w:spacing w:line="336" w:lineRule="auto" w:after="180"/>
+        <w:shd w:fill="F4F9FC"/>
+      </w:pPr>
+      <w:r>
+        <w:rPr>
+          <w:b w:val="0"/>
+        </w:rPr>
         <w:t>4. Cross-check</w:t>
       </w:r>
     </w:p>
@@ -4095,41 +6331,179 @@
       </w:r>
     </w:p>
     <w:p>
-      <w:r>
+      <w:pPr>
+        <w:pStyle w:val="Heading3"/>
+      </w:pPr>
+      <w:r>
+        <w:t>Hint · try first</w:t>
+      </w:r>
+    </w:p>
+    <w:p>
+      <w:pPr>
+        <w:spacing w:line="336" w:lineRule="auto" w:after="180"/>
+        <w:shd w:fill="F1F6F8"/>
+      </w:pPr>
+      <w:r>
+        <w:rPr>
+          <w:b w:val="0"/>
+        </w:rPr>
         <w:t>Hint if needed: Read the steps in the pictorial case. Match the supplied detail to the stage that performs or records it.</w:t>
       </w:r>
     </w:p>
     <w:p>
-      <w:r>
-        <w:t>After your attempt, compare with the supported explanation: Review and correct Replay the audio, preserve the faulty transcript and use confirmed shelf 14. A correct later lookup cannot repair an earlier wrong input by magic. Locate the first difference between known audio and transcript, then compare the stated source authority. Keeping both records makes the correction auditable. A confident spoken answer for shelf 40 would remain wrong despite fluent synthesis.</w:t>
-      </w:r>
-    </w:p>
-    <w:p>
       <w:pPr>
         <w:pStyle w:val="Heading3"/>
       </w:pPr>
       <w:r>
+        <w:t>Feedback · compare after trying</w:t>
+      </w:r>
+    </w:p>
+    <w:p>
+      <w:pPr>
+        <w:spacing w:line="336" w:lineRule="auto" w:after="180"/>
+        <w:shd w:fill="F1F6FC"/>
+      </w:pPr>
+      <w:r>
+        <w:rPr>
+          <w:b w:val="0"/>
+        </w:rPr>
+        <w:t xml:space="preserve">After your attempt, compare with the supported explanation: Review and correct Replay the audio, preserve the faulty transcript and use confirmed shelf 14. A correct later lookup cannot repair an earlier wrong </w:t>
+      </w:r>
+      <w:r>
+        <w:rPr>
+          <w:b/>
+        </w:rPr>
+        <w:t>input</w:t>
+      </w:r>
+      <w:r>
+        <w:rPr>
+          <w:b w:val="0"/>
+        </w:rPr>
+        <w:t xml:space="preserve"> by magic.</w:t>
+      </w:r>
+    </w:p>
+    <w:p>
+      <w:pPr>
+        <w:spacing w:line="336" w:lineRule="auto" w:after="180"/>
+        <w:shd w:fill="F1F6FC"/>
+      </w:pPr>
+      <w:r>
+        <w:rPr>
+          <w:b w:val="0"/>
+        </w:rPr>
+        <w:t>Locate the first difference between known audio and transcript, then compare the stated source authority. Keeping both records makes the correction auditable.</w:t>
+      </w:r>
+    </w:p>
+    <w:p>
+      <w:pPr>
+        <w:spacing w:line="336" w:lineRule="auto" w:after="180"/>
+        <w:shd w:fill="F1F6FC"/>
+      </w:pPr>
+      <w:r>
+        <w:rPr>
+          <w:b w:val="0"/>
+        </w:rPr>
+        <w:t>A confident spoken answer for shelf 40 would remain wrong despite fluent synthesis.</w:t>
+      </w:r>
+    </w:p>
+    <w:p>
+      <w:pPr>
+        <w:pStyle w:val="Heading3"/>
+      </w:pPr>
+      <w:r>
         <w:t>Practice 2: explain the deciding evidence</w:t>
       </w:r>
     </w:p>
     <w:p>
-      <w:r>
+      <w:pPr>
+        <w:pStyle w:val="Heading3"/>
+      </w:pPr>
+      <w:r>
+        <w:t>Changed case · predict first</w:t>
+      </w:r>
+    </w:p>
+    <w:p>
+      <w:pPr>
+        <w:spacing w:line="336" w:lineRule="auto" w:after="180"/>
+        <w:shd w:fill="F5F1FB"/>
+      </w:pPr>
+      <w:r>
+        <w:rPr>
+          <w:b w:val="0"/>
+        </w:rPr>
         <w:t>Changed-case practice: Remove access to the audio, while keeping the authoritative inventory. Which conclusion is supported by the supplied facts?</w:t>
       </w:r>
     </w:p>
     <w:p>
-      <w:r>
-        <w:t>1. Shelf 14 remains supported for the lookup, but transcription accuracy cannot be replay-checked.</w:t>
-      </w:r>
-    </w:p>
-    <w:p>
-      <w:r>
-        <w:t>2. This one example guarantees correct results for every future input.</w:t>
-      </w:r>
-    </w:p>
-    <w:p>
-      <w:r>
-        <w:t>3. We can decide the result without examining the changed input or the procedure.</w:t>
+      <w:pPr>
+        <w:spacing w:line="336" w:lineRule="auto" w:after="180"/>
+        <w:shd w:fill="F4F9FC"/>
+      </w:pPr>
+      <w:r>
+        <w:rPr>
+          <w:b w:val="0"/>
+        </w:rPr>
+        <w:t xml:space="preserve">1. Shelf 14 remains supported for the lookup, but </w:t>
+      </w:r>
+      <w:r>
+        <w:rPr>
+          <w:b/>
+        </w:rPr>
+        <w:t>transcription</w:t>
+      </w:r>
+      <w:r>
+        <w:rPr>
+          <w:b w:val="0"/>
+        </w:rPr>
+        <w:t xml:space="preserve"> accuracy cannot be replay-checked.</w:t>
+      </w:r>
+    </w:p>
+    <w:p>
+      <w:pPr>
+        <w:spacing w:line="336" w:lineRule="auto" w:after="180"/>
+        <w:shd w:fill="F4F9FC"/>
+      </w:pPr>
+      <w:r>
+        <w:rPr>
+          <w:b w:val="0"/>
+        </w:rPr>
+        <w:t xml:space="preserve">2. This one example guarantees correct results for every future </w:t>
+      </w:r>
+      <w:r>
+        <w:rPr>
+          <w:b/>
+        </w:rPr>
+        <w:t>input</w:t>
+      </w:r>
+      <w:r>
+        <w:rPr>
+          <w:b w:val="0"/>
+        </w:rPr>
+        <w:t>.</w:t>
+      </w:r>
+    </w:p>
+    <w:p>
+      <w:pPr>
+        <w:spacing w:line="336" w:lineRule="auto" w:after="180"/>
+        <w:shd w:fill="F4F9FC"/>
+      </w:pPr>
+      <w:r>
+        <w:rPr>
+          <w:b w:val="0"/>
+        </w:rPr>
+        <w:t xml:space="preserve">3. We can decide the result without examining the changed </w:t>
+      </w:r>
+      <w:r>
+        <w:rPr>
+          <w:b/>
+        </w:rPr>
+        <w:t>input</w:t>
+      </w:r>
+      <w:r>
+        <w:rPr>
+          <w:b w:val="0"/>
+        </w:rPr>
+        <w:t xml:space="preserve"> or the procedure.</w:t>
       </w:r>
     </w:p>
     <w:p>
@@ -4166,36 +6540,119 @@
       </w:r>
     </w:p>
     <w:p>
-      <w:r>
+      <w:pPr>
+        <w:pStyle w:val="Heading3"/>
+      </w:pPr>
+      <w:r>
+        <w:t>Hint · try first</w:t>
+      </w:r>
+    </w:p>
+    <w:p>
+      <w:pPr>
+        <w:spacing w:line="336" w:lineRule="auto" w:after="180"/>
+        <w:shd w:fill="F1F6F8"/>
+      </w:pPr>
+      <w:r>
+        <w:rPr>
+          <w:b w:val="0"/>
+        </w:rPr>
         <w:t>Hint if needed: Use the changed condition and the deciding step in the pictorial trace. The answer must say what follows from those facts.</w:t>
       </w:r>
     </w:p>
     <w:p>
-      <w:r>
-        <w:t>After your attempt, compare with the supported explanation: Shelf 14 remains supported for the lookup, but transcription accuracy cannot be replay-checked. The inventory resolves the shelf task; it does not recreate unavailable audio.</w:t>
-      </w:r>
-    </w:p>
-    <w:p>
       <w:pPr>
         <w:pStyle w:val="Heading3"/>
       </w:pPr>
       <w:r>
+        <w:t>Feedback · compare after trying</w:t>
+      </w:r>
+    </w:p>
+    <w:p>
+      <w:pPr>
+        <w:spacing w:line="336" w:lineRule="auto" w:after="180"/>
+        <w:shd w:fill="F1F6FC"/>
+      </w:pPr>
+      <w:r>
+        <w:rPr>
+          <w:b w:val="0"/>
+        </w:rPr>
+        <w:t xml:space="preserve">After your attempt, compare with the supported explanation: Shelf 14 remains supported for the lookup, but </w:t>
+      </w:r>
+      <w:r>
+        <w:rPr>
+          <w:b/>
+        </w:rPr>
+        <w:t>transcription</w:t>
+      </w:r>
+      <w:r>
+        <w:rPr>
+          <w:b w:val="0"/>
+        </w:rPr>
+        <w:t xml:space="preserve"> accuracy cannot be replay-checked.</w:t>
+      </w:r>
+    </w:p>
+    <w:p>
+      <w:pPr>
+        <w:spacing w:line="336" w:lineRule="auto" w:after="180"/>
+        <w:shd w:fill="F1F6FC"/>
+      </w:pPr>
+      <w:r>
+        <w:rPr>
+          <w:b w:val="0"/>
+        </w:rPr>
+        <w:t>The inventory resolves the shelf task; it does not recreate unavailable audio.</w:t>
+      </w:r>
+    </w:p>
+    <w:p>
+      <w:pPr>
+        <w:pStyle w:val="Heading3"/>
+      </w:pPr>
+      <w:r>
         <w:t>Repair a missing building block</w:t>
       </w:r>
     </w:p>
     <w:p>
-      <w:r>
+      <w:pPr>
+        <w:spacing w:line="336" w:lineRule="auto" w:after="180"/>
+      </w:pPr>
+      <w:r>
+        <w:rPr>
+          <w:b w:val="0"/>
+        </w:rPr>
         <w:t>Review Text as Pieces (ai-2/25). Goal: Encode and decode text under an explicit toy vocabulary. Short practice: Why is the unknown ! at position 10 rather than position 9?. Return to this week and explain what you changed.</w:t>
       </w:r>
     </w:p>
     <w:p>
-      <w:r>
+      <w:pPr>
+        <w:spacing w:line="336" w:lineRule="auto" w:after="180"/>
+      </w:pPr>
+      <w:r>
+        <w:rPr>
+          <w:b w:val="0"/>
+        </w:rPr>
         <w:t>Review Recommendation Scores (ai-2/23). Goal: Compute a weighted score. Short practice: Why does B not become the winner when its score is largest?. Return to this week and explain what you changed.</w:t>
       </w:r>
     </w:p>
     <w:p>
-      <w:r>
-        <w:t>Review Repair Bias in Data (ai-2/20). Goal: Identify selection and coverage bias. Short practice: Why must 35% be labelled an illustration rather than the measured grade-wide Yes rate?. Return to this week and explain what you changed.</w:t>
+      <w:pPr>
+        <w:spacing w:line="336" w:lineRule="auto" w:after="180"/>
+      </w:pPr>
+      <w:r>
+        <w:rPr>
+          <w:b w:val="0"/>
+        </w:rPr>
+        <w:t>Review Repair Bias in Data (ai-2/20). Goal: Identify selection and coverage bias. Short practice: Why must 35% be labelled an illustration rather than the measured grade-wide Yes rate?.</w:t>
+      </w:r>
+    </w:p>
+    <w:p>
+      <w:pPr>
+        <w:spacing w:line="336" w:lineRule="auto" w:after="180"/>
+      </w:pPr>
+      <w:r>
+        <w:rPr>
+          <w:b w:val="0"/>
+        </w:rPr>
+        <w:t>Return to this week and explain what you changed.</w:t>
       </w:r>
     </w:p>
     <w:p>
@@ -4207,8 +6664,732 @@
       </w:r>
     </w:p>
     <w:p>
-      <w:r>
-        <w:t>Use Download completed work in the hosted lesson to export your answers, reflections, practice feedback and code-run evidence. Open the HTML copy to read or print it. Drafts stay in this browser when storage is available; clear drafts on a shared device.</w:t>
+      <w:pPr>
+        <w:spacing w:line="336" w:lineRule="auto" w:after="180"/>
+      </w:pPr>
+      <w:r>
+        <w:rPr>
+          <w:b w:val="0"/>
+        </w:rPr>
+        <w:t xml:space="preserve">Use Download completed work in the hosted lesson to export your answers, reflections, practice feedback and code-run </w:t>
+      </w:r>
+      <w:r>
+        <w:rPr>
+          <w:b/>
+        </w:rPr>
+        <w:t>evidence</w:t>
+      </w:r>
+      <w:r>
+        <w:rPr>
+          <w:b w:val="0"/>
+        </w:rPr>
+        <w:t>. Open the HTML copy to read or print it.</w:t>
+      </w:r>
+    </w:p>
+    <w:p>
+      <w:pPr>
+        <w:spacing w:line="336" w:lineRule="auto" w:after="180"/>
+      </w:pPr>
+      <w:r>
+        <w:rPr>
+          <w:b w:val="0"/>
+        </w:rPr>
+        <w:t>Drafts stay in this browser when storage is available; clear drafts on a shared device.</w:t>
+      </w:r>
+    </w:p>
+    <w:p>
+      <w:pPr>
+        <w:pStyle w:val="Heading1"/>
+      </w:pPr>
+      <w:r>
+        <w:t>18. Visual concept journey</w:t>
+      </w:r>
+    </w:p>
+    <w:p>
+      <w:r>
+        <w:t>Explain each Image and Voice Pipelines graphic using its labels, deciding evidence and relevant limitation.</w:t>
+      </w:r>
+    </w:p>
+    <w:p>
+      <w:pPr>
+        <w:pStyle w:val="Heading3"/>
+      </w:pPr>
+      <w:r>
+        <w:t>01. Image and Voice Pipelines: the case</w:t>
+      </w:r>
+    </w:p>
+    <w:p>
+      <w:r>
+        <w:drawing>
+          <wp:inline xmlns:a="http://schemas.openxmlformats.org/drawingml/2006/main" xmlns:pic="http://schemas.openxmlformats.org/drawingml/2006/picture">
+            <wp:extent cx="5486400" cy="3291840"/>
+            <wp:docPr id="22" name="Picture 22" descr="A fictional librarian dictates a shelf note that passes through transcription and catalogue lookup. Supplied facts: Teacher-supplied ground truth audio phrase is “shelf fourteen”. Transcript says “shelf forty”. A current signed inventory is declared authoritative and lists the requested book on shelf 14. The original audio recording remains available."/>
+            <wp:cNvGraphicFramePr>
+              <a:graphicFrameLocks noChangeAspect="1"/>
+            </wp:cNvGraphicFramePr>
+            <a:graphic>
+              <a:graphicData uri="http://schemas.openxmlformats.org/drawingml/2006/picture">
+                <pic:pic>
+                  <pic:nvPicPr>
+                    <pic:cNvPr id="0" name="academy-story-ai-2-26-01.png"/>
+                    <pic:cNvPicPr/>
+                  </pic:nvPicPr>
+                  <pic:blipFill>
+                    <a:blip r:embed="rId29"/>
+                    <a:stretch>
+                      <a:fillRect/>
+                    </a:stretch>
+                  </pic:blipFill>
+                  <pic:spPr>
+                    <a:xfrm>
+                      <a:off x="0" y="0"/>
+                      <a:ext cx="5486400" cy="3291840"/>
+                    </a:xfrm>
+                    <a:prstGeom prst="rect"/>
+                  </pic:spPr>
+                </pic:pic>
+              </a:graphicData>
+            </a:graphic>
+          </wp:inline>
+        </w:drawing>
+      </w:r>
+    </w:p>
+    <w:p>
+      <w:pPr>
+        <w:spacing w:line="336" w:lineRule="auto" w:after="180"/>
+      </w:pPr>
+      <w:r>
+        <w:rPr>
+          <w:b w:val="0"/>
+        </w:rPr>
+        <w:t xml:space="preserve">A fictional librarian dictates a shelf note that passes through </w:t>
+      </w:r>
+      <w:r>
+        <w:rPr>
+          <w:b/>
+        </w:rPr>
+        <w:t>transcription</w:t>
+      </w:r>
+      <w:r>
+        <w:rPr>
+          <w:b w:val="0"/>
+        </w:rPr>
+        <w:t xml:space="preserve"> and catalogue lookup. Supplied facts: Teacher-supplied ground truth audio phrase is “shelf fourteen”. Transcript says “shelf forty”.</w:t>
+      </w:r>
+    </w:p>
+    <w:p>
+      <w:pPr>
+        <w:spacing w:line="336" w:lineRule="auto" w:after="180"/>
+      </w:pPr>
+      <w:r>
+        <w:rPr>
+          <w:b w:val="0"/>
+        </w:rPr>
+        <w:t>A current signed inventory is declared authoritative and lists the requested book on shelf 14. The original audio recording remains available.</w:t>
+      </w:r>
+    </w:p>
+    <w:p>
+      <w:pPr>
+        <w:spacing w:line="336" w:lineRule="auto" w:after="180"/>
+        <w:shd w:fill="F5F1FB"/>
+      </w:pPr>
+      <w:r>
+        <w:rPr>
+          <w:b w:val="0"/>
+        </w:rPr>
+        <w:t>Point to the given fact that matters most. Explain why it matters.</w:t>
+      </w:r>
+    </w:p>
+    <w:p>
+      <w:pPr>
+        <w:pStyle w:val="Heading3"/>
+      </w:pPr>
+      <w:r>
+        <w:t>02. Follow the deciding steps</w:t>
+      </w:r>
+    </w:p>
+    <w:p>
+      <w:r>
+        <w:drawing>
+          <wp:inline xmlns:a="http://schemas.openxmlformats.org/drawingml/2006/main" xmlns:pic="http://schemas.openxmlformats.org/drawingml/2006/picture">
+            <wp:extent cx="5486400" cy="4005072"/>
+            <wp:docPr id="23" name="Picture 23" descr="Audio input: Known phrase names fourteen, not forty. → Transcription: Text output changes the shelf number to forty. → Cross-check: The authoritative inventory gives shelf 14. → Review and correct: Replay the audio, preserve the faulty transcript and use confirmed shelf 14."/>
+            <wp:cNvGraphicFramePr>
+              <a:graphicFrameLocks noChangeAspect="1"/>
+            </wp:cNvGraphicFramePr>
+            <a:graphic>
+              <a:graphicData uri="http://schemas.openxmlformats.org/drawingml/2006/picture">
+                <pic:pic>
+                  <pic:nvPicPr>
+                    <pic:cNvPr id="0" name="academy-story-ai-2-26-02.png"/>
+                    <pic:cNvPicPr/>
+                  </pic:nvPicPr>
+                  <pic:blipFill>
+                    <a:blip r:embed="rId30"/>
+                    <a:stretch>
+                      <a:fillRect/>
+                    </a:stretch>
+                  </pic:blipFill>
+                  <pic:spPr>
+                    <a:xfrm>
+                      <a:off x="0" y="0"/>
+                      <a:ext cx="5486400" cy="4005072"/>
+                    </a:xfrm>
+                    <a:prstGeom prst="rect"/>
+                  </pic:spPr>
+                </pic:pic>
+              </a:graphicData>
+            </a:graphic>
+          </wp:inline>
+        </w:drawing>
+      </w:r>
+    </w:p>
+    <w:p>
+      <w:pPr>
+        <w:spacing w:line="336" w:lineRule="auto" w:after="180"/>
+      </w:pPr>
+      <w:r>
+        <w:rPr>
+          <w:b w:val="0"/>
+        </w:rPr>
+        <w:t xml:space="preserve">Audio </w:t>
+      </w:r>
+      <w:r>
+        <w:rPr>
+          <w:b/>
+        </w:rPr>
+        <w:t>input</w:t>
+      </w:r>
+      <w:r>
+        <w:rPr>
+          <w:b w:val="0"/>
+        </w:rPr>
+        <w:t xml:space="preserve">: Known phrase names fourteen, not forty. → </w:t>
+      </w:r>
+      <w:r>
+        <w:rPr>
+          <w:b/>
+        </w:rPr>
+        <w:t>Transcription</w:t>
+      </w:r>
+      <w:r>
+        <w:rPr>
+          <w:b w:val="0"/>
+        </w:rPr>
+        <w:t xml:space="preserve">: Text </w:t>
+      </w:r>
+      <w:r>
+        <w:rPr>
+          <w:b/>
+        </w:rPr>
+        <w:t>output</w:t>
+      </w:r>
+      <w:r>
+        <w:rPr>
+          <w:b w:val="0"/>
+        </w:rPr>
+        <w:t xml:space="preserve"> changes the shelf number to forty. → Cross-check: The authoritative inventory gives shelf 14. → Review and correct: Replay the audio, preserve the faulty transcript and use confirmed shelf 14.</w:t>
+      </w:r>
+    </w:p>
+    <w:p>
+      <w:pPr>
+        <w:spacing w:line="336" w:lineRule="auto" w:after="180"/>
+        <w:shd w:fill="F5F1FB"/>
+      </w:pPr>
+      <w:r>
+        <w:rPr>
+          <w:b w:val="0"/>
+        </w:rPr>
+        <w:t xml:space="preserve">Point to each numbered stage and explain which recorded </w:t>
+      </w:r>
+      <w:r>
+        <w:rPr>
+          <w:b/>
+        </w:rPr>
+        <w:t>input</w:t>
+      </w:r>
+      <w:r>
+        <w:rPr>
+          <w:b w:val="0"/>
+        </w:rPr>
+        <w:t xml:space="preserve"> it uses.</w:t>
+      </w:r>
+    </w:p>
+    <w:p>
+      <w:pPr>
+        <w:pStyle w:val="Heading3"/>
+      </w:pPr>
+      <w:r>
+        <w:t>03. Speech pipelines and multimodal evidence — evidence trace</w:t>
+      </w:r>
+    </w:p>
+    <w:p>
+      <w:r>
+        <w:drawing>
+          <wp:inline xmlns:a="http://schemas.openxmlformats.org/drawingml/2006/main" xmlns:pic="http://schemas.openxmlformats.org/drawingml/2006/picture">
+            <wp:extent cx="5486400" cy="3297936"/>
+            <wp:docPr id="24" name="Picture 24" descr="Speech pipelines and multimodal evidence — evidence trace. Audio transcript reads fifteen boxes; a clear written inventory says fifty boxes. The original audio is unavailable and the assistant reports fifteen as certain. | Track source modality, segment/time references, transcription, interpretation and final claims separately. Compare conflicting evidence without assuming one modality always wins. Ask for clarification when the task needs unresolved information. | There is an unresolved quantity conflict and no audio replay. Preserve both sources and ask the responsible person; certainty is unsupported."/>
+            <wp:cNvGraphicFramePr>
+              <a:graphicFrameLocks noChangeAspect="1"/>
+            </wp:cNvGraphicFramePr>
+            <a:graphic>
+              <a:graphicData uri="http://schemas.openxmlformats.org/drawingml/2006/picture">
+                <pic:pic>
+                  <pic:nvPicPr>
+                    <pic:cNvPr id="0" name="academy-story-ai-2-26-03.png"/>
+                    <pic:cNvPicPr/>
+                  </pic:nvPicPr>
+                  <pic:blipFill>
+                    <a:blip r:embed="rId31"/>
+                    <a:stretch>
+                      <a:fillRect/>
+                    </a:stretch>
+                  </pic:blipFill>
+                  <pic:spPr>
+                    <a:xfrm>
+                      <a:off x="0" y="0"/>
+                      <a:ext cx="5486400" cy="3297936"/>
+                    </a:xfrm>
+                    <a:prstGeom prst="rect"/>
+                  </pic:spPr>
+                </pic:pic>
+              </a:graphicData>
+            </a:graphic>
+          </wp:inline>
+        </w:drawing>
+      </w:r>
+    </w:p>
+    <w:p>
+      <w:pPr>
+        <w:spacing w:line="336" w:lineRule="auto" w:after="180"/>
+      </w:pPr>
+      <w:r>
+        <w:rPr>
+          <w:b w:val="0"/>
+        </w:rPr>
+        <w:t xml:space="preserve">Speech </w:t>
+      </w:r>
+      <w:r>
+        <w:rPr>
+          <w:b/>
+        </w:rPr>
+        <w:t>pipeline</w:t>
+      </w:r>
+      <w:r>
+        <w:rPr>
+          <w:b w:val="0"/>
+        </w:rPr>
+        <w:t xml:space="preserve">s and multimodal </w:t>
+      </w:r>
+      <w:r>
+        <w:rPr>
+          <w:b/>
+        </w:rPr>
+        <w:t>evidence</w:t>
+      </w:r>
+      <w:r>
+        <w:rPr>
+          <w:b w:val="0"/>
+        </w:rPr>
+        <w:t xml:space="preserve"> — </w:t>
+      </w:r>
+      <w:r>
+        <w:rPr>
+          <w:b/>
+        </w:rPr>
+        <w:t>evidence</w:t>
+      </w:r>
+      <w:r>
+        <w:rPr>
+          <w:b w:val="0"/>
+        </w:rPr>
+        <w:t xml:space="preserve"> trace. Audio transcript reads fifteen boxes; a clear written inventory says fifty boxes.</w:t>
+      </w:r>
+    </w:p>
+    <w:p>
+      <w:pPr>
+        <w:spacing w:line="336" w:lineRule="auto" w:after="180"/>
+      </w:pPr>
+      <w:r>
+        <w:rPr>
+          <w:b w:val="0"/>
+        </w:rPr>
+        <w:t xml:space="preserve">The original audio is unavailable and the assistant reports fifteen as certain. | Track source </w:t>
+      </w:r>
+      <w:r>
+        <w:rPr>
+          <w:b/>
+        </w:rPr>
+        <w:t>modality</w:t>
+      </w:r>
+      <w:r>
+        <w:rPr>
+          <w:b w:val="0"/>
+        </w:rPr>
+        <w:t xml:space="preserve">, segment/time references, </w:t>
+      </w:r>
+      <w:r>
+        <w:rPr>
+          <w:b/>
+        </w:rPr>
+        <w:t>transcription</w:t>
+      </w:r>
+      <w:r>
+        <w:rPr>
+          <w:b w:val="0"/>
+        </w:rPr>
+        <w:t>, interpretation and final claims separately.</w:t>
+      </w:r>
+    </w:p>
+    <w:p>
+      <w:pPr>
+        <w:spacing w:line="336" w:lineRule="auto" w:after="180"/>
+      </w:pPr>
+      <w:r>
+        <w:rPr>
+          <w:b w:val="0"/>
+        </w:rPr>
+        <w:t xml:space="preserve">Compare conflicting </w:t>
+      </w:r>
+      <w:r>
+        <w:rPr>
+          <w:b/>
+        </w:rPr>
+        <w:t>evidence</w:t>
+      </w:r>
+      <w:r>
+        <w:rPr>
+          <w:b w:val="0"/>
+        </w:rPr>
+        <w:t xml:space="preserve"> without assuming one </w:t>
+      </w:r>
+      <w:r>
+        <w:rPr>
+          <w:b/>
+        </w:rPr>
+        <w:t>modality</w:t>
+      </w:r>
+      <w:r>
+        <w:rPr>
+          <w:b w:val="0"/>
+        </w:rPr>
+        <w:t xml:space="preserve"> always wins. Ask for clarification when the task needs unresolved information. | There is an unresolved quantity conflict and no audio replay.</w:t>
+      </w:r>
+    </w:p>
+    <w:p>
+      <w:pPr>
+        <w:spacing w:line="336" w:lineRule="auto" w:after="180"/>
+      </w:pPr>
+      <w:r>
+        <w:rPr>
+          <w:b w:val="0"/>
+        </w:rPr>
+        <w:t>Preserve both sources and ask the responsible person; certainty is unsupported.</w:t>
+      </w:r>
+    </w:p>
+    <w:p>
+      <w:pPr>
+        <w:spacing w:line="336" w:lineRule="auto" w:after="180"/>
+        <w:shd w:fill="F5F1FB"/>
+      </w:pPr>
+      <w:r>
+        <w:rPr>
+          <w:b w:val="0"/>
+        </w:rPr>
+        <w:t>Read the labels and values. Explain the relationship the model shows.</w:t>
+      </w:r>
+    </w:p>
+    <w:p>
+      <w:pPr>
+        <w:pStyle w:val="Heading3"/>
+      </w:pPr>
+      <w:r>
+        <w:t>04. Change one thing. Trace what follows.</w:t>
+      </w:r>
+    </w:p>
+    <w:p>
+      <w:r>
+        <w:drawing>
+          <wp:inline xmlns:a="http://schemas.openxmlformats.org/drawingml/2006/main" xmlns:pic="http://schemas.openxmlformats.org/drawingml/2006/picture">
+            <wp:extent cx="5486400" cy="3026664"/>
+            <wp:docPr id="25" name="Picture 25" descr="Original case: Replay the audio, preserve the faulty transcript and use confirmed shelf 14. Changed condition: Remove access to the audio, while keeping the authoritative inventory. Expected result: Shelf 14 remains supported for the lookup, but transcription accuracy cannot be replay-checked. Reason: The inventory resolves the shelf task; it does not recreate unavailable audio."/>
+            <wp:cNvGraphicFramePr>
+              <a:graphicFrameLocks noChangeAspect="1"/>
+            </wp:cNvGraphicFramePr>
+            <a:graphic>
+              <a:graphicData uri="http://schemas.openxmlformats.org/drawingml/2006/picture">
+                <pic:pic>
+                  <pic:nvPicPr>
+                    <pic:cNvPr id="0" name="academy-story-ai-2-26-04.png"/>
+                    <pic:cNvPicPr/>
+                  </pic:nvPicPr>
+                  <pic:blipFill>
+                    <a:blip r:embed="rId32"/>
+                    <a:stretch>
+                      <a:fillRect/>
+                    </a:stretch>
+                  </pic:blipFill>
+                  <pic:spPr>
+                    <a:xfrm>
+                      <a:off x="0" y="0"/>
+                      <a:ext cx="5486400" cy="3026664"/>
+                    </a:xfrm>
+                    <a:prstGeom prst="rect"/>
+                  </pic:spPr>
+                </pic:pic>
+              </a:graphicData>
+            </a:graphic>
+          </wp:inline>
+        </w:drawing>
+      </w:r>
+    </w:p>
+    <w:p>
+      <w:pPr>
+        <w:spacing w:line="336" w:lineRule="auto" w:after="180"/>
+      </w:pPr>
+      <w:r>
+        <w:rPr>
+          <w:b w:val="0"/>
+        </w:rPr>
+        <w:t>Original case: Replay the audio, preserve the faulty transcript and use confirmed shelf 14. Changed condition: Remove access to the audio, while keeping the authoritative inventory.</w:t>
+      </w:r>
+    </w:p>
+    <w:p>
+      <w:pPr>
+        <w:spacing w:line="336" w:lineRule="auto" w:after="180"/>
+      </w:pPr>
+      <w:r>
+        <w:rPr>
+          <w:b w:val="0"/>
+        </w:rPr>
+        <w:t xml:space="preserve">Expected result: Shelf 14 remains supported for the lookup, but </w:t>
+      </w:r>
+      <w:r>
+        <w:rPr>
+          <w:b/>
+        </w:rPr>
+        <w:t>transcription</w:t>
+      </w:r>
+      <w:r>
+        <w:rPr>
+          <w:b w:val="0"/>
+        </w:rPr>
+        <w:t xml:space="preserve"> accuracy cannot be replay-checked. Reason: The inventory resolves the shelf task; it does not recreate unavailable audio.</w:t>
+      </w:r>
+    </w:p>
+    <w:p>
+      <w:pPr>
+        <w:spacing w:line="336" w:lineRule="auto" w:after="180"/>
+        <w:shd w:fill="F5F1FB"/>
+      </w:pPr>
+      <w:r>
+        <w:rPr>
+          <w:b w:val="0"/>
+        </w:rPr>
+        <w:t>Predict before checking the worked changed-case result. Name what changed and what the supplied facts allow you to conclude.</w:t>
+      </w:r>
+    </w:p>
+    <w:p>
+      <w:pPr>
+        <w:pStyle w:val="Heading3"/>
+      </w:pPr>
+      <w:r>
+        <w:t>05. Connect the explanation to its limit</w:t>
+      </w:r>
+    </w:p>
+    <w:p>
+      <w:r>
+        <w:drawing>
+          <wp:inline xmlns:a="http://schemas.openxmlformats.org/drawingml/2006/main" xmlns:pic="http://schemas.openxmlformats.org/drawingml/2006/picture">
+            <wp:extent cx="5486400" cy="2834640"/>
+            <wp:docPr id="26" name="Picture 26" descr="A correct later lookup cannot repair an earlier wrong input by magic. Locate the first difference between known audio and transcript, then compare the stated source authority. Keeping both records makes the correction auditable. A confident spoken answer for shelf 40 would remain wrong despite fluent synthesis. Limit: Declared authority resolves this task’s source choice; it does not make every inventory entry universally accurate."/>
+            <wp:cNvGraphicFramePr>
+              <a:graphicFrameLocks noChangeAspect="1"/>
+            </wp:cNvGraphicFramePr>
+            <a:graphic>
+              <a:graphicData uri="http://schemas.openxmlformats.org/drawingml/2006/picture">
+                <pic:pic>
+                  <pic:nvPicPr>
+                    <pic:cNvPr id="0" name="academy-story-ai-2-26-05.png"/>
+                    <pic:cNvPicPr/>
+                  </pic:nvPicPr>
+                  <pic:blipFill>
+                    <a:blip r:embed="rId33"/>
+                    <a:stretch>
+                      <a:fillRect/>
+                    </a:stretch>
+                  </pic:blipFill>
+                  <pic:spPr>
+                    <a:xfrm>
+                      <a:off x="0" y="0"/>
+                      <a:ext cx="5486400" cy="2834640"/>
+                    </a:xfrm>
+                    <a:prstGeom prst="rect"/>
+                  </pic:spPr>
+                </pic:pic>
+              </a:graphicData>
+            </a:graphic>
+          </wp:inline>
+        </w:drawing>
+      </w:r>
+    </w:p>
+    <w:p>
+      <w:pPr>
+        <w:spacing w:line="336" w:lineRule="auto" w:after="180"/>
+      </w:pPr>
+      <w:r>
+        <w:rPr>
+          <w:b w:val="0"/>
+        </w:rPr>
+        <w:t xml:space="preserve">A correct later lookup cannot repair an earlier wrong </w:t>
+      </w:r>
+      <w:r>
+        <w:rPr>
+          <w:b/>
+        </w:rPr>
+        <w:t>input</w:t>
+      </w:r>
+      <w:r>
+        <w:rPr>
+          <w:b w:val="0"/>
+        </w:rPr>
+        <w:t xml:space="preserve"> by magic. Locate the first difference between known audio and transcript, then compare the stated source authority.</w:t>
+      </w:r>
+    </w:p>
+    <w:p>
+      <w:pPr>
+        <w:spacing w:line="336" w:lineRule="auto" w:after="180"/>
+      </w:pPr>
+      <w:r>
+        <w:rPr>
+          <w:b w:val="0"/>
+        </w:rPr>
+        <w:t>Keeping both records makes the correction auditable. A confident spoken answer for shelf 40 would remain wrong despite fluent synthesis.</w:t>
+      </w:r>
+    </w:p>
+    <w:p>
+      <w:pPr>
+        <w:spacing w:line="336" w:lineRule="auto" w:after="180"/>
+      </w:pPr>
+      <w:r>
+        <w:rPr>
+          <w:b w:val="0"/>
+        </w:rPr>
+        <w:t>Limit: Declared authority resolves this task’s source choice; it does not make every inventory entry universally accurate.</w:t>
+      </w:r>
+    </w:p>
+    <w:p>
+      <w:pPr>
+        <w:spacing w:line="336" w:lineRule="auto" w:after="180"/>
+        <w:shd w:fill="F5F1FB"/>
+      </w:pPr>
+      <w:r>
+        <w:rPr>
+          <w:b w:val="0"/>
+        </w:rPr>
+        <w:t>Explain the case, then point to a limit on the claim.</w:t>
+      </w:r>
+    </w:p>
+    <w:p>
+      <w:pPr>
+        <w:pStyle w:val="Heading3"/>
+      </w:pPr>
+      <w:r>
+        <w:t>06. Make the idea visible in your project</w:t>
+      </w:r>
+    </w:p>
+    <w:p>
+      <w:r>
+        <w:drawing>
+          <wp:inline xmlns:a="http://schemas.openxmlformats.org/drawingml/2006/main" xmlns:pic="http://schemas.openxmlformats.org/drawingml/2006/picture">
+            <wp:extent cx="5486400" cy="3380232"/>
+            <wp:docPr id="27" name="Picture 27" descr="For voice-driven recommendations, confirm important recognised fields before searching or acting and retain source provenance. Draw your input, deciding step, result and limit. Supported question: Which stage first fails, and why should the faulty transcript not be silently overwritten?"/>
+            <wp:cNvGraphicFramePr>
+              <a:graphicFrameLocks noChangeAspect="1"/>
+            </wp:cNvGraphicFramePr>
+            <a:graphic>
+              <a:graphicData uri="http://schemas.openxmlformats.org/drawingml/2006/picture">
+                <pic:pic>
+                  <pic:nvPicPr>
+                    <pic:cNvPr id="0" name="academy-story-ai-2-26-06.png"/>
+                    <pic:cNvPicPr/>
+                  </pic:nvPicPr>
+                  <pic:blipFill>
+                    <a:blip r:embed="rId34"/>
+                    <a:stretch>
+                      <a:fillRect/>
+                    </a:stretch>
+                  </pic:blipFill>
+                  <pic:spPr>
+                    <a:xfrm>
+                      <a:off x="0" y="0"/>
+                      <a:ext cx="5486400" cy="3380232"/>
+                    </a:xfrm>
+                    <a:prstGeom prst="rect"/>
+                  </pic:spPr>
+                </pic:pic>
+              </a:graphicData>
+            </a:graphic>
+          </wp:inline>
+        </w:drawing>
+      </w:r>
+    </w:p>
+    <w:p>
+      <w:pPr>
+        <w:spacing w:line="336" w:lineRule="auto" w:after="180"/>
+      </w:pPr>
+      <w:r>
+        <w:rPr>
+          <w:b w:val="0"/>
+        </w:rPr>
+        <w:t xml:space="preserve">For voice-driven recommendations, confirm important recognised fields before searching or acting and retain source provenance. Draw your </w:t>
+      </w:r>
+      <w:r>
+        <w:rPr>
+          <w:b/>
+        </w:rPr>
+        <w:t>input</w:t>
+      </w:r>
+      <w:r>
+        <w:rPr>
+          <w:b w:val="0"/>
+        </w:rPr>
+        <w:t>, deciding step, result and limit.</w:t>
+      </w:r>
+    </w:p>
+    <w:p>
+      <w:pPr>
+        <w:spacing w:line="336" w:lineRule="auto" w:after="180"/>
+      </w:pPr>
+      <w:r>
+        <w:rPr>
+          <w:b w:val="0"/>
+        </w:rPr>
+        <w:t>Supported question: Which stage first fails, and why should the faulty transcript not be silently overwritten?</w:t>
+      </w:r>
+    </w:p>
+    <w:p>
+      <w:pPr>
+        <w:spacing w:line="336" w:lineRule="auto" w:after="180"/>
+        <w:shd w:fill="F5F1FB"/>
+      </w:pPr>
+      <w:r>
+        <w:rPr>
+          <w:b w:val="0"/>
+        </w:rPr>
+        <w:t xml:space="preserve">Draw your project trace and justify the deciding step using </w:t>
+      </w:r>
+      <w:r>
+        <w:rPr>
+          <w:b/>
+        </w:rPr>
+        <w:t>evidence</w:t>
+      </w:r>
+      <w:r>
+        <w:rPr>
+          <w:b w:val="0"/>
+        </w:rPr>
+        <w:t>.</w:t>
       </w:r>
     </w:p>
     <w:sectPr>

--- a/downloads/student/ai-2-week-26.docx
+++ b/downloads/student/ai-2-week-26.docx
@@ -25,12 +25,17 @@
         <w:pStyle w:val="Heading1"/>
       </w:pPr>
       <w:r>
-        <w:t>Before you start</w:t>
-      </w:r>
-    </w:p>
-    <w:p>
-      <w:r>
-        <w:t>Week 2: inspect information passed between stages.</w:t>
+        <w:t>Preserve the source. Trace the transformation. Bound the claim.</w:t>
+      </w:r>
+    </w:p>
+    <w:p>
+      <w:r>
+        <w:t>Locate supported speech/image pipeline mismatches without inventing unavailable evidence.</w:t>
+      </w:r>
+    </w:p>
+    <w:p>
+      <w:r>
+        <w:t>Representation limit → visible image trace → unresolved versus authoritative cases → four-stage audit.</w:t>
       </w:r>
     </w:p>
     <w:p>
@@ -38,12 +43,140 @@
         <w:pStyle w:val="Heading1"/>
       </w:pPr>
       <w:r>
-        <w:t>01. Your mission</w:t>
-      </w:r>
-    </w:p>
-    <w:p>
-      <w:r>
-        <w:t>Start with the target: Explain the mechanism and terminology of speech pipelines and multimodal evidence. Try the recall before opening notes.</w:t>
+        <w:t>01. At which stage did the information change?</w:t>
+      </w:r>
+    </w:p>
+    <w:p>
+      <w:r>
+        <w:t>Keep source evidence, intermediate text and final claims separate.</w:t>
+      </w:r>
+    </w:p>
+    <w:p>
+      <w:pPr>
+        <w:pStyle w:val="Heading2"/>
+      </w:pPr>
+      <w:r>
+        <w:t>Your learning goals</w:t>
+      </w:r>
+    </w:p>
+    <w:p>
+      <w:pPr>
+        <w:spacing w:line="336" w:lineRule="auto" w:after="180"/>
+      </w:pPr>
+      <w:r>
+        <w:rPr>
+          <w:b w:val="0"/>
+        </w:rPr>
+        <w:t xml:space="preserve">I can explain the </w:t>
+      </w:r>
+      <w:r>
+        <w:rPr>
+          <w:b/>
+        </w:rPr>
+        <w:t>mechanism</w:t>
+      </w:r>
+      <w:r>
+        <w:rPr>
+          <w:b w:val="0"/>
+        </w:rPr>
+        <w:t xml:space="preserve"> and terminology of speech </w:t>
+      </w:r>
+      <w:r>
+        <w:rPr>
+          <w:b/>
+        </w:rPr>
+        <w:t>pipeline</w:t>
+      </w:r>
+      <w:r>
+        <w:rPr>
+          <w:b w:val="0"/>
+        </w:rPr>
+        <w:t xml:space="preserve">s and multimodal </w:t>
+      </w:r>
+      <w:r>
+        <w:rPr>
+          <w:b/>
+        </w:rPr>
+        <w:t>evidence</w:t>
+      </w:r>
+      <w:r>
+        <w:rPr>
+          <w:b w:val="0"/>
+        </w:rPr>
+        <w:t>.</w:t>
+      </w:r>
+    </w:p>
+    <w:p>
+      <w:pPr>
+        <w:spacing w:line="336" w:lineRule="auto" w:after="180"/>
+      </w:pPr>
+      <w:r>
+        <w:rPr>
+          <w:b w:val="0"/>
+        </w:rPr>
+        <w:t>I can apply the stated procedure to a new case with a traceable result.</w:t>
+      </w:r>
+    </w:p>
+    <w:p>
+      <w:pPr>
+        <w:spacing w:line="336" w:lineRule="auto" w:after="180"/>
+      </w:pPr>
+      <w:r>
+        <w:rPr>
+          <w:b w:val="0"/>
+        </w:rPr>
+        <w:t>I can identify an assumption or limitation and design a revealing follow-up.</w:t>
+      </w:r>
+    </w:p>
+    <w:p>
+      <w:pPr>
+        <w:pStyle w:val="Heading2"/>
+      </w:pPr>
+      <w:r>
+        <w:t>Recall representation versus factual evidence</w:t>
+      </w:r>
+    </w:p>
+    <w:p>
+      <w:pPr>
+        <w:pStyle w:val="ListBullet"/>
+      </w:pPr>
+      <w:r>
+        <w:t>Close your notes first. A rough first answer helps us choose the right starting point; it is not a score for your ability.</w:t>
+      </w:r>
+    </w:p>
+    <w:p>
+      <w:pPr>
+        <w:pStyle w:val="ListBullet"/>
+      </w:pPr>
+      <w:r>
+        <w:t>Why does an exact text round trip not prove that the represented statement is factually correct?</w:t>
+      </w:r>
+    </w:p>
+    <w:p>
+      <w:pPr>
+        <w:pStyle w:val="Heading2"/>
+      </w:pPr>
+      <w:r>
+        <w:t>Your end goal</w:t>
+      </w:r>
+    </w:p>
+    <w:p>
+      <w:pPr>
+        <w:spacing w:line="336" w:lineRule="auto" w:after="180"/>
+      </w:pPr>
+      <w:r>
+        <w:rPr>
+          <w:b w:val="0"/>
+        </w:rPr>
+        <w:t>By the end, I can trace where speech information changes and resolve a declared-authority conflict.</w:t>
+      </w:r>
+    </w:p>
+    <w:p>
+      <w:pPr>
+        <w:pStyle w:val="Heading2"/>
+      </w:pPr>
+      <w:r>
+        <w:t>Earlier wording, alternatives and picture transcripts · reference / check after trying</w:t>
       </w:r>
     </w:p>
     <w:p>
@@ -56,90 +189,10 @@
     </w:p>
     <w:p>
       <w:pPr>
-        <w:spacing w:line="336" w:lineRule="auto" w:after="180"/>
-      </w:pPr>
-      <w:r>
-        <w:rPr>
-          <w:b w:val="0"/>
-        </w:rPr>
-        <w:t xml:space="preserve">I can explain the </w:t>
-      </w:r>
-      <w:r>
-        <w:rPr>
-          <w:b/>
-        </w:rPr>
-        <w:t>mechanism</w:t>
-      </w:r>
-      <w:r>
-        <w:rPr>
-          <w:b w:val="0"/>
-        </w:rPr>
-        <w:t xml:space="preserve"> and terminology of speech </w:t>
-      </w:r>
-      <w:r>
-        <w:rPr>
-          <w:b/>
-        </w:rPr>
-        <w:t>pipeline</w:t>
-      </w:r>
-      <w:r>
-        <w:rPr>
-          <w:b w:val="0"/>
-        </w:rPr>
-        <w:t xml:space="preserve">s and multimodal </w:t>
-      </w:r>
-      <w:r>
-        <w:rPr>
-          <w:b/>
-        </w:rPr>
-        <w:t>evidence</w:t>
-      </w:r>
-      <w:r>
-        <w:rPr>
-          <w:b w:val="0"/>
-        </w:rPr>
-        <w:t>.</w:t>
-      </w:r>
-    </w:p>
-    <w:p>
-      <w:pPr>
-        <w:spacing w:line="336" w:lineRule="auto" w:after="180"/>
-      </w:pPr>
-      <w:r>
-        <w:rPr>
-          <w:b w:val="0"/>
-        </w:rPr>
-        <w:t>I can apply the stated procedure to a new case with a traceable result.</w:t>
-      </w:r>
-    </w:p>
-    <w:p>
-      <w:pPr>
-        <w:spacing w:line="336" w:lineRule="auto" w:after="180"/>
-      </w:pPr>
-      <w:r>
-        <w:rPr>
-          <w:b w:val="0"/>
-        </w:rPr>
-        <w:t>I can identify an assumption or limitation and design a revealing follow-up.</w:t>
-      </w:r>
-    </w:p>
-    <w:p>
-      <w:pPr>
         <w:pStyle w:val="Heading3"/>
       </w:pPr>
       <w:r>
         <w:t>Remember before reading</w:t>
-      </w:r>
-    </w:p>
-    <w:p>
-      <w:pPr>
-        <w:spacing w:line="336" w:lineRule="auto" w:after="180"/>
-      </w:pPr>
-      <w:r>
-        <w:rPr>
-          <w:b w:val="0"/>
-        </w:rPr>
-        <w:t>Close your notes first. A rough first answer helps us choose the right starting point; it is not a score for your ability.</w:t>
       </w:r>
     </w:p>
     <w:p>
@@ -286,9 +339,32 @@
       </w:pPr>
       <w:r>
         <w:rPr>
+          <w:b w:val="0"/>
+        </w:rPr>
+        <w:t>THINKER MISSION</w:t>
+      </w:r>
+    </w:p>
+    <w:p>
+      <w:pPr>
+        <w:spacing w:line="336" w:lineRule="auto" w:after="180"/>
+      </w:pPr>
+      <w:r>
+        <w:rPr>
+          <w:b w:val="0"/>
+        </w:rPr>
+        <w:t xml:space="preserve">Trace speech-to-command and image-to-label </w:t>
+      </w:r>
+      <w:r>
+        <w:rPr>
           <w:b/>
         </w:rPr>
-        <w:t>THINKER MISSION</w:t>
+        <w:t>pipeline</w:t>
+      </w:r>
+      <w:r>
+        <w:rPr>
+          <w:b w:val="0"/>
+        </w:rPr>
+        <w:t>s.</w:t>
       </w:r>
     </w:p>
     <w:p>
@@ -299,7 +375,88 @@
         <w:rPr>
           <w:b w:val="0"/>
         </w:rPr>
-        <w:t xml:space="preserve">Trace speech-to-command and image-to-label </w:t>
+        <w:t>Thinker name and date:</w:t>
+      </w:r>
+    </w:p>
+    <w:p>
+      <w:pPr>
+        <w:pStyle w:val="Heading3"/>
+      </w:pPr>
+      <w:r>
+        <w:t>Write or draw your reasoning and evidence.</w:t>
+      </w:r>
+    </w:p>
+    <w:p>
+      <w:r>
+        <w:t>________________________________________________________________</w:t>
+      </w:r>
+    </w:p>
+    <w:p>
+      <w:r>
+        <w:t>________________________________________________________________</w:t>
+      </w:r>
+    </w:p>
+    <w:p>
+      <w:r>
+        <w:t>________________________________________________________________</w:t>
+      </w:r>
+    </w:p>
+    <w:p>
+      <w:r>
+        <w:t>________________________________________________________________</w:t>
+      </w:r>
+    </w:p>
+    <w:p>
+      <w:r>
+        <w:t>________________________________________________________________</w:t>
+      </w:r>
+    </w:p>
+    <w:p>
+      <w:pPr>
+        <w:pStyle w:val="Heading3"/>
+      </w:pPr>
+      <w:r>
+        <w:t>Readiness for the connected explanation</w:t>
+      </w:r>
+    </w:p>
+    <w:p>
+      <w:pPr>
+        <w:pStyle w:val="Heading3"/>
+      </w:pPr>
+      <w:r>
+        <w:t>This week’s end goal</w:t>
+      </w:r>
+    </w:p>
+    <w:p>
+      <w:pPr>
+        <w:pStyle w:val="Heading1"/>
+      </w:pPr>
+      <w:r>
+        <w:t>02. Trace a multimodal pipeline using supplied evidence</w:t>
+      </w:r>
+    </w:p>
+    <w:p>
+      <w:r>
+        <w:t>These are classroom traces, not live image or speech-service runs.</w:t>
+      </w:r>
+    </w:p>
+    <w:p>
+      <w:pPr>
+        <w:pStyle w:val="Heading2"/>
+      </w:pPr>
+      <w:r>
+        <w:t>The modality and error-propagation problem</w:t>
+      </w:r>
+    </w:p>
+    <w:p>
+      <w:pPr>
+        <w:spacing w:line="336" w:lineRule="auto" w:after="180"/>
+      </w:pPr>
+      <w:r>
+        <w:rPr>
+          <w:b w:val="0"/>
+        </w:rPr>
+        <w:t xml:space="preserve">A multimodal </w:t>
       </w:r>
       <w:r>
         <w:rPr>
@@ -311,7 +468,7 @@
         <w:rPr>
           <w:b w:val="0"/>
         </w:rPr>
-        <w:t>s.</w:t>
+        <w:t xml:space="preserve"> may transcribe speech, inspect an image and generate a response. Errors at one stage can propagate even when later stages run correctly.</w:t>
       </w:r>
     </w:p>
     <w:p>
@@ -322,48 +479,7 @@
         <w:rPr>
           <w:b w:val="0"/>
         </w:rPr>
-        <w:t>Thinker name and date:</w:t>
-      </w:r>
-    </w:p>
-    <w:p>
-      <w:pPr>
-        <w:pStyle w:val="Heading3"/>
-      </w:pPr>
-      <w:r>
-        <w:t>Write or draw your reasoning and evidence.</w:t>
-      </w:r>
-    </w:p>
-    <w:p>
-      <w:r>
-        <w:t>________________________________________________________________</w:t>
-      </w:r>
-    </w:p>
-    <w:p>
-      <w:r>
-        <w:t>________________________________________________________________</w:t>
-      </w:r>
-    </w:p>
-    <w:p>
-      <w:r>
-        <w:t>________________________________________________________________</w:t>
-      </w:r>
-    </w:p>
-    <w:p>
-      <w:r>
-        <w:t>________________________________________________________________</w:t>
-      </w:r>
-    </w:p>
-    <w:p>
-      <w:r>
-        <w:t>________________________________________________________________</w:t>
-      </w:r>
-    </w:p>
-    <w:p>
-      <w:pPr>
-        <w:pStyle w:val="Heading3"/>
-      </w:pPr>
-      <w:r>
-        <w:t>Readiness for the connected explanation</w:t>
+        <w:t>Begin by writing the question the procedure is intended to answer. Identify the information already supplied, the information it will produce and the information still missing.</w:t>
       </w:r>
     </w:p>
     <w:p>
@@ -374,72 +490,24 @@
         <w:rPr>
           <w:b w:val="0"/>
         </w:rPr>
-        <w:t xml:space="preserve">Recall Image generation and provenance. Explain why a recorded result needs its </w:t>
-      </w:r>
-      <w:r>
-        <w:rPr>
-          <w:b/>
-        </w:rPr>
-        <w:t>input</w:t>
-      </w:r>
+        <w:t>These are constructed classroom examples; they do not require live accounts, private records or an external service. Do not treat a plausible explanation as a measured outcome.</w:t>
+      </w:r>
+    </w:p>
+    <w:p>
+      <w:pPr>
+        <w:pStyle w:val="Heading2"/>
+      </w:pPr>
+      <w:r>
+        <w:t>Earlier wording, alternatives and picture transcripts · reference / check after trying</w:t>
+      </w:r>
+    </w:p>
+    <w:p>
+      <w:pPr>
+        <w:spacing w:line="336" w:lineRule="auto" w:after="180"/>
+      </w:pPr>
       <w:r>
         <w:rPr>
           <w:b w:val="0"/>
-        </w:rPr>
-        <w:t xml:space="preserve"> conditions and </w:t>
-      </w:r>
-      <w:r>
-        <w:rPr>
-          <w:b/>
-        </w:rPr>
-        <w:t>evidence</w:t>
-      </w:r>
-      <w:r>
-        <w:rPr>
-          <w:b w:val="0"/>
-        </w:rPr>
-        <w:t xml:space="preserve"> source before it can support a claim.</w:t>
-      </w:r>
-    </w:p>
-    <w:p>
-      <w:pPr>
-        <w:pStyle w:val="Heading3"/>
-      </w:pPr>
-      <w:r>
-        <w:t>This week’s end goal</w:t>
-      </w:r>
-    </w:p>
-    <w:p>
-      <w:pPr>
-        <w:spacing w:line="336" w:lineRule="auto" w:after="180"/>
-      </w:pPr>
-      <w:r>
-        <w:rPr>
-          <w:b w:val="0"/>
-        </w:rPr>
-        <w:t>By the end, I can trace where speech information changes and resolve a declared-authority conflict.</w:t>
-      </w:r>
-    </w:p>
-    <w:p>
-      <w:pPr>
-        <w:pStyle w:val="Heading1"/>
-      </w:pPr>
-      <w:r>
-        <w:t>02. Notice the evidence</w:t>
-      </w:r>
-    </w:p>
-    <w:p>
-      <w:r>
-        <w:t>Investigate the supplied Image and Voice Pipelines case. Separate observations, given facts and assumptions before choosing an explanation.</w:t>
-      </w:r>
-    </w:p>
-    <w:p>
-      <w:pPr>
-        <w:spacing w:line="336" w:lineRule="auto" w:after="180"/>
-      </w:pPr>
-      <w:r>
-        <w:rPr>
-          <w:b/>
         </w:rPr>
         <w:t>PICTURE STORY</w:t>
       </w:r>
@@ -516,58 +584,248 @@
     </w:p>
     <w:p>
       <w:pPr>
+        <w:spacing w:line="336" w:lineRule="auto" w:after="180"/>
+      </w:pPr>
+      <w:r>
+        <w:rPr>
+          <w:b w:val="0"/>
+        </w:rPr>
+        <w:t>MYSTERY</w:t>
+      </w:r>
+    </w:p>
+    <w:p>
+      <w:pPr>
+        <w:spacing w:line="336" w:lineRule="auto" w:after="180"/>
+      </w:pPr>
+      <w:r>
+        <w:rPr>
+          <w:b w:val="0"/>
+        </w:rPr>
+        <w:t xml:space="preserve">The learners must use image and voice </w:t>
+      </w:r>
+      <w:r>
+        <w:rPr>
+          <w:b/>
+        </w:rPr>
+        <w:t>pipeline</w:t>
+      </w:r>
+      <w:r>
+        <w:rPr>
+          <w:b w:val="0"/>
+        </w:rPr>
+        <w:t xml:space="preserve">s to solve a problem. What information do they have? What decision or calculation do they make? What would count as </w:t>
+      </w:r>
+      <w:r>
+        <w:rPr>
+          <w:b/>
+        </w:rPr>
+        <w:t>evidence</w:t>
+      </w:r>
+      <w:r>
+        <w:rPr>
+          <w:b w:val="0"/>
+        </w:rPr>
+        <w:t xml:space="preserve"> that it worked?</w:t>
+      </w:r>
+    </w:p>
+    <w:p>
+      <w:pPr>
+        <w:spacing w:line="336" w:lineRule="auto" w:after="180"/>
+      </w:pPr>
+      <w:r>
+        <w:rPr>
+          <w:b w:val="0"/>
+        </w:rPr>
+        <w:t xml:space="preserve">Three </w:t>
+      </w:r>
+      <w:r>
+        <w:rPr>
+          <w:b/>
+        </w:rPr>
+        <w:t>observation</w:t>
+      </w:r>
+      <w:r>
+        <w:rPr>
+          <w:b w:val="0"/>
+        </w:rPr>
+        <w:t>s (what you can point to):</w:t>
+      </w:r>
+    </w:p>
+    <w:p>
+      <w:pPr>
         <w:pStyle w:val="Heading3"/>
       </w:pPr>
       <w:r>
-        <w:t>Start with this puzzle</w:t>
+        <w:t>Write or draw your reasoning and evidence.</w:t>
+      </w:r>
+    </w:p>
+    <w:p>
+      <w:r>
+        <w:t>________________________________________________________________</w:t>
+      </w:r>
+    </w:p>
+    <w:p>
+      <w:r>
+        <w:t>________________________________________________________________</w:t>
+      </w:r>
+    </w:p>
+    <w:p>
+      <w:r>
+        <w:t>________________________________________________________________</w:t>
+      </w:r>
+    </w:p>
+    <w:p>
+      <w:r>
+        <w:t>________________________________________________________________</w:t>
+      </w:r>
+    </w:p>
+    <w:p>
+      <w:r>
+        <w:t>________________________________________________________________</w:t>
       </w:r>
     </w:p>
     <w:p>
       <w:pPr>
         <w:spacing w:line="336" w:lineRule="auto" w:after="180"/>
-        <w:shd w:fill="F1F6FC"/>
       </w:pPr>
       <w:r>
         <w:rPr>
           <w:b w:val="0"/>
         </w:rPr>
-        <w:t>MYSTERY</w:t>
+        <w:t xml:space="preserve">My </w:t>
+      </w:r>
+      <w:r>
+        <w:rPr>
+          <w:b/>
+        </w:rPr>
+        <w:t>prediction</w:t>
+      </w:r>
+      <w:r>
+        <w:rPr>
+          <w:b w:val="0"/>
+        </w:rPr>
+        <w:t xml:space="preserve"> and the clue supporting it:</w:t>
+      </w:r>
+    </w:p>
+    <w:p>
+      <w:pPr>
+        <w:pStyle w:val="Heading3"/>
+      </w:pPr>
+      <w:r>
+        <w:t>Write or draw your reasoning and evidence.</w:t>
+      </w:r>
+    </w:p>
+    <w:p>
+      <w:r>
+        <w:t>________________________________________________________________</w:t>
+      </w:r>
+    </w:p>
+    <w:p>
+      <w:r>
+        <w:t>________________________________________________________________</w:t>
+      </w:r>
+    </w:p>
+    <w:p>
+      <w:r>
+        <w:t>________________________________________________________________</w:t>
+      </w:r>
+    </w:p>
+    <w:p>
+      <w:r>
+        <w:t>________________________________________________________________</w:t>
+      </w:r>
+    </w:p>
+    <w:p>
+      <w:r>
+        <w:t>________________________________________________________________</w:t>
+      </w:r>
+    </w:p>
+    <w:p>
+      <w:pPr>
+        <w:pStyle w:val="Heading3"/>
+      </w:pPr>
+      <w:r>
+        <w:t>A closer explanation</w:t>
+      </w:r>
+    </w:p>
+    <w:p>
+      <w:pPr>
+        <w:pStyle w:val="Heading1"/>
+      </w:pPr>
+      <w:r>
+        <w:t>03. Keep image/audio source, extracted text and the task answer distinct</w:t>
+      </w:r>
+    </w:p>
+    <w:p>
+      <w:r>
+        <w:t>Locate only the mismatch the supplied evidence supports.</w:t>
+      </w:r>
+    </w:p>
+    <w:p>
+      <w:pPr>
+        <w:pStyle w:val="Heading2"/>
+      </w:pPr>
+      <w:r>
+        <w:t>The source/interpretation/final-claim record</w:t>
       </w:r>
     </w:p>
     <w:p>
       <w:pPr>
         <w:spacing w:line="336" w:lineRule="auto" w:after="180"/>
-        <w:shd w:fill="F5F1FB"/>
       </w:pPr>
       <w:r>
         <w:rPr>
           <w:b w:val="0"/>
         </w:rPr>
-        <w:t xml:space="preserve">The learners must use image and voice </w:t>
+        <w:t xml:space="preserve">Track source </w:t>
       </w:r>
       <w:r>
         <w:rPr>
           <w:b/>
         </w:rPr>
-        <w:t>pipeline</w:t>
+        <w:t>modality</w:t>
       </w:r>
       <w:r>
         <w:rPr>
           <w:b w:val="0"/>
         </w:rPr>
-        <w:t xml:space="preserve">s to solve a problem. What information do they have? What decision or calculation do they make? What would count as </w:t>
+        <w:t xml:space="preserve">, segment/time references, </w:t>
       </w:r>
       <w:r>
         <w:rPr>
           <w:b/>
         </w:rPr>
+        <w:t>transcription</w:t>
+      </w:r>
+      <w:r>
+        <w:rPr>
+          <w:b w:val="0"/>
+        </w:rPr>
+        <w:t xml:space="preserve">, interpretation and final claims separately. Compare conflicting </w:t>
+      </w:r>
+      <w:r>
+        <w:rPr>
+          <w:b/>
+        </w:rPr>
         <w:t>evidence</w:t>
       </w:r>
       <w:r>
         <w:rPr>
           <w:b w:val="0"/>
         </w:rPr>
-        <w:t xml:space="preserve"> that it worked?</w:t>
+        <w:t xml:space="preserve"> without assuming one </w:t>
+      </w:r>
+      <w:r>
+        <w:rPr>
+          <w:b/>
+        </w:rPr>
+        <w:t>modality</w:t>
+      </w:r>
+      <w:r>
+        <w:rPr>
+          <w:b w:val="0"/>
+        </w:rPr>
+        <w:t xml:space="preserve"> always wins.</w:t>
       </w:r>
     </w:p>
     <w:p>
@@ -578,52 +836,30 @@
         <w:rPr>
           <w:b w:val="0"/>
         </w:rPr>
-        <w:t xml:space="preserve">Three </w:t>
+        <w:t>Ask for clarification when the task needs unresolved information.</w:t>
+      </w:r>
+    </w:p>
+    <w:p>
+      <w:pPr>
+        <w:spacing w:line="336" w:lineRule="auto" w:after="180"/>
+      </w:pPr>
+      <w:r>
+        <w:rPr>
+          <w:b w:val="0"/>
+        </w:rPr>
+        <w:t xml:space="preserve">Before applying the procedure, write its units, denominator or decision boundary where relevant. A partner should be able to repeat each step using the same </w:t>
       </w:r>
       <w:r>
         <w:rPr>
           <w:b/>
         </w:rPr>
-        <w:t>observation</w:t>
+        <w:t>input</w:t>
       </w:r>
       <w:r>
         <w:rPr>
           <w:b w:val="0"/>
         </w:rPr>
-        <w:t>s (what you can point to):</w:t>
-      </w:r>
-    </w:p>
-    <w:p>
-      <w:pPr>
-        <w:pStyle w:val="Heading3"/>
-      </w:pPr>
-      <w:r>
-        <w:t>Write or draw your reasoning and evidence.</w:t>
-      </w:r>
-    </w:p>
-    <w:p>
-      <w:r>
-        <w:t>________________________________________________________________</w:t>
-      </w:r>
-    </w:p>
-    <w:p>
-      <w:r>
-        <w:t>________________________________________________________________</w:t>
-      </w:r>
-    </w:p>
-    <w:p>
-      <w:r>
-        <w:t>________________________________________________________________</w:t>
-      </w:r>
-    </w:p>
-    <w:p>
-      <w:r>
-        <w:t>________________________________________________________________</w:t>
-      </w:r>
-    </w:p>
-    <w:p>
-      <w:r>
-        <w:t>________________________________________________________________</w:t>
+        <w:t>s.</w:t>
       </w:r>
     </w:p>
     <w:p>
@@ -634,189 +870,35 @@
         <w:rPr>
           <w:b w:val="0"/>
         </w:rPr>
-        <w:t xml:space="preserve">My </w:t>
+        <w:t xml:space="preserve">If a required </w:t>
       </w:r>
       <w:r>
         <w:rPr>
           <w:b/>
         </w:rPr>
-        <w:t>prediction</w:t>
+        <w:t>input</w:t>
       </w:r>
       <w:r>
         <w:rPr>
           <w:b w:val="0"/>
         </w:rPr>
-        <w:t xml:space="preserve"> and the clue supporting it:</w:t>
-      </w:r>
-    </w:p>
-    <w:p>
-      <w:pPr>
-        <w:pStyle w:val="Heading3"/>
-      </w:pPr>
-      <w:r>
-        <w:t>Write or draw your reasoning and evidence.</w:t>
-      </w:r>
-    </w:p>
-    <w:p>
-      <w:r>
-        <w:t>________________________________________________________________</w:t>
-      </w:r>
-    </w:p>
-    <w:p>
-      <w:r>
-        <w:t>________________________________________________________________</w:t>
-      </w:r>
-    </w:p>
-    <w:p>
-      <w:r>
-        <w:t>________________________________________________________________</w:t>
-      </w:r>
-    </w:p>
-    <w:p>
-      <w:r>
-        <w:t>________________________________________________________________</w:t>
-      </w:r>
-    </w:p>
-    <w:p>
-      <w:r>
-        <w:t>________________________________________________________________</w:t>
-      </w:r>
-    </w:p>
-    <w:p>
-      <w:pPr>
-        <w:pStyle w:val="Heading3"/>
-      </w:pPr>
-      <w:r>
-        <w:t>A closer explanation</w:t>
-      </w:r>
-    </w:p>
-    <w:p>
-      <w:pPr>
-        <w:spacing w:line="336" w:lineRule="auto" w:after="180"/>
-      </w:pPr>
-      <w:r>
-        <w:rPr>
-          <w:b w:val="0"/>
-        </w:rPr>
-        <w:t xml:space="preserve">A multimodal </w:t>
-      </w:r>
-      <w:r>
-        <w:rPr>
-          <w:b/>
-        </w:rPr>
-        <w:t>pipeline</w:t>
-      </w:r>
-      <w:r>
-        <w:rPr>
-          <w:b w:val="0"/>
-        </w:rPr>
-        <w:t xml:space="preserve"> may transcribe speech, inspect an image and generate a response. Errors at one stage can propagate even when later stages run correctly.</w:t>
-      </w:r>
-    </w:p>
-    <w:p>
-      <w:pPr>
-        <w:spacing w:line="336" w:lineRule="auto" w:after="180"/>
-      </w:pPr>
-      <w:r>
-        <w:rPr>
-          <w:b w:val="0"/>
-        </w:rPr>
-        <w:t>Begin by writing the question the procedure is intended to answer. Identify the information already supplied, the information it will produce and the information still missing.</w:t>
-      </w:r>
-    </w:p>
-    <w:p>
-      <w:pPr>
-        <w:spacing w:line="336" w:lineRule="auto" w:after="180"/>
-      </w:pPr>
-      <w:r>
-        <w:rPr>
-          <w:b w:val="0"/>
-        </w:rPr>
-        <w:t>These are constructed classroom examples; they do not require live accounts, private records or an external service. Do not treat a plausible explanation as a measured outcome.</w:t>
-      </w:r>
-    </w:p>
-    <w:p>
-      <w:pPr>
-        <w:pStyle w:val="Heading1"/>
-      </w:pPr>
-      <w:r>
-        <w:t>03. See how it works</w:t>
-      </w:r>
-    </w:p>
-    <w:p>
-      <w:r>
-        <w:t>Follow the mechanism for Image and Voice Pipelines. Connect each labelled input, deciding step and result.</w:t>
-      </w:r>
-    </w:p>
-    <w:p>
-      <w:pPr>
-        <w:spacing w:line="336" w:lineRule="auto" w:after="180"/>
-      </w:pPr>
-      <w:r>
-        <w:rPr>
-          <w:b/>
-        </w:rPr>
-        <w:t xml:space="preserve">VISUAL </w:t>
-      </w:r>
-      <w:r>
-        <w:rPr>
-          <w:b/>
-        </w:rPr>
-        <w:t>MECHANISM</w:t>
-      </w:r>
-    </w:p>
-    <w:p>
-      <w:pPr>
-        <w:spacing w:line="336" w:lineRule="auto" w:after="180"/>
-      </w:pPr>
-      <w:r>
-        <w:rPr>
-          <w:b/>
-        </w:rPr>
-        <w:t>Input</w:t>
-      </w:r>
-      <w:r>
-        <w:rPr>
-          <w:b w:val="0"/>
-        </w:rPr>
-        <w:t xml:space="preserve"> → </w:t>
-      </w:r>
-      <w:r>
-        <w:rPr>
-          <w:b/>
-        </w:rPr>
-        <w:t>Process</w:t>
-      </w:r>
-      <w:r>
-        <w:rPr>
-          <w:b w:val="0"/>
-        </w:rPr>
-        <w:t xml:space="preserve"> → </w:t>
-      </w:r>
-      <w:r>
-        <w:rPr>
-          <w:b/>
-        </w:rPr>
-        <w:t>Output</w:t>
-      </w:r>
-    </w:p>
-    <w:p>
-      <w:pPr>
-        <w:spacing w:line="336" w:lineRule="auto" w:after="180"/>
-      </w:pPr>
-      <w:r>
-        <w:rPr>
-          <w:b w:val="0"/>
-        </w:rPr>
-        <w:t>Trace the information. At each stage, ask what changed and how you could test it.</w:t>
+        <w:t xml:space="preserve"> is absent or violates the stated contract, record that condition explicitly instead of quietly replacing it with a convenient value.</w:t>
+      </w:r>
+    </w:p>
+    <w:p>
+      <w:pPr>
+        <w:pStyle w:val="Heading2"/>
+      </w:pPr>
+      <w:r>
+        <w:t>The actual supplied reference image</w:t>
       </w:r>
     </w:p>
     <w:p>
       <w:r>
         <w:drawing>
           <wp:inline xmlns:a="http://schemas.openxmlformats.org/drawingml/2006/main" xmlns:pic="http://schemas.openxmlformats.org/drawingml/2006/picture">
-            <wp:extent cx="5486400" cy="3145536"/>
-            <wp:docPr id="3" name="Picture 3" descr="INPUT stage for Image and Voice Pipelines"/>
+            <wp:extent cx="5486400" cy="1600200"/>
+            <wp:docPr id="3" name="Picture 3" descr="Fictional printed reference image clearly reading SHELF 14, for a paper OCR trace."/>
             <wp:cNvGraphicFramePr>
               <a:graphicFrameLocks noChangeAspect="1"/>
             </wp:cNvGraphicFramePr>
@@ -824,7 +906,7 @@
               <a:graphicData uri="http://schemas.openxmlformats.org/drawingml/2006/picture">
                 <pic:pic>
                   <pic:nvPicPr>
-                    <pic:cNvPr id="0" name="dcf221ff6ed258ad2e555cbc089139dbe33f2b4e8de0ec1a84b542bbed9ce77d.png"/>
+                    <pic:cNvPr id="0" name="ai-2-26-reference-label.png"/>
                     <pic:cNvPicPr/>
                   </pic:nvPicPr>
                   <pic:blipFill>
@@ -836,7 +918,7 @@
                   <pic:spPr>
                     <a:xfrm>
                       <a:off x="0" y="0"/>
-                      <a:ext cx="5486400" cy="3145536"/>
+                      <a:ext cx="5486400" cy="1600200"/>
                     </a:xfrm>
                     <a:prstGeom prst="rect"/>
                   </pic:spPr>
@@ -849,13 +931,108 @@
     </w:p>
     <w:p>
       <w:pPr>
+        <w:pStyle w:val="Heading2"/>
+      </w:pPr>
+      <w:r>
+        <w:t>Trace the simulated image-reading error</w:t>
+      </w:r>
+    </w:p>
+    <w:p>
+      <w:pPr>
         <w:spacing w:line="336" w:lineRule="auto" w:after="180"/>
       </w:pPr>
       <w:r>
         <w:rPr>
           <w:b w:val="0"/>
         </w:rPr>
-        <w:t>↓</w:t>
+        <w:t>OCR means extracting text from an image. The supplied reference image reads SHELF 14; our simulated OCR output is SHELF 40. Because the visible source is supplied, this case supports a specific extraction mismatch. A correct lookup of shelf40 afterward would still be based on the wrong extracted number. This is a constructed trace, not an actual OCR evaluation or a measured accuracy score.</w:t>
+      </w:r>
+    </w:p>
+    <w:p>
+      <w:pPr>
+        <w:pStyle w:val="Heading2"/>
+      </w:pPr>
+      <w:r>
+        <w:t>Explain a pictured stage</w:t>
+      </w:r>
+    </w:p>
+    <w:p>
+      <w:pPr>
+        <w:pStyle w:val="ListBullet"/>
+      </w:pPr>
+      <w:r>
+        <w:t>Point to the input, the deciding step and the result in this week’s visual. Explain the same step in ordinary words. A picture helps when you can say what each part represents.</w:t>
+      </w:r>
+    </w:p>
+    <w:p>
+      <w:pPr>
+        <w:pStyle w:val="Heading2"/>
+      </w:pPr>
+      <w:r>
+        <w:t>Earlier wording, alternatives and picture transcripts · reference / check after trying</w:t>
+      </w:r>
+    </w:p>
+    <w:p>
+      <w:pPr>
+        <w:spacing w:line="336" w:lineRule="auto" w:after="180"/>
+      </w:pPr>
+      <w:r>
+        <w:rPr>
+          <w:b w:val="0"/>
+        </w:rPr>
+        <w:t xml:space="preserve">VISUAL </w:t>
+      </w:r>
+      <w:r>
+        <w:rPr>
+          <w:b/>
+        </w:rPr>
+        <w:t>MECHANISM</w:t>
+      </w:r>
+    </w:p>
+    <w:p>
+      <w:pPr>
+        <w:spacing w:line="336" w:lineRule="auto" w:after="180"/>
+      </w:pPr>
+      <w:r>
+        <w:rPr>
+          <w:b/>
+        </w:rPr>
+        <w:t>Input</w:t>
+      </w:r>
+      <w:r>
+        <w:rPr>
+          <w:b w:val="0"/>
+        </w:rPr>
+        <w:t xml:space="preserve"> → </w:t>
+      </w:r>
+      <w:r>
+        <w:rPr>
+          <w:b/>
+        </w:rPr>
+        <w:t>Process</w:t>
+      </w:r>
+      <w:r>
+        <w:rPr>
+          <w:b w:val="0"/>
+        </w:rPr>
+        <w:t xml:space="preserve"> → </w:t>
+      </w:r>
+      <w:r>
+        <w:rPr>
+          <w:b/>
+        </w:rPr>
+        <w:t>Output</w:t>
+      </w:r>
+    </w:p>
+    <w:p>
+      <w:pPr>
+        <w:spacing w:line="336" w:lineRule="auto" w:after="180"/>
+      </w:pPr>
+      <w:r>
+        <w:rPr>
+          <w:b w:val="0"/>
+        </w:rPr>
+        <w:t>Trace the information. At each stage, ask what changed and how you could test it.</w:t>
       </w:r>
     </w:p>
     <w:p>
@@ -863,7 +1040,7 @@
         <w:drawing>
           <wp:inline xmlns:a="http://schemas.openxmlformats.org/drawingml/2006/main" xmlns:pic="http://schemas.openxmlformats.org/drawingml/2006/picture">
             <wp:extent cx="5486400" cy="3145536"/>
-            <wp:docPr id="4" name="Picture 4" descr="PROCESS stage for Image and Voice Pipelines"/>
+            <wp:docPr id="4" name="Picture 4" descr="INPUT stage for Image and Voice Pipelines"/>
             <wp:cNvGraphicFramePr>
               <a:graphicFrameLocks noChangeAspect="1"/>
             </wp:cNvGraphicFramePr>
@@ -871,7 +1048,7 @@
               <a:graphicData uri="http://schemas.openxmlformats.org/drawingml/2006/picture">
                 <pic:pic>
                   <pic:nvPicPr>
-                    <pic:cNvPr id="0" name="8dce01a2d1c1da073bccdd804b5a15c47a3dddceee5999803f492db1493de07f.png"/>
+                    <pic:cNvPr id="0" name="dcf221ff6ed258ad2e555cbc089139dbe33f2b4e8de0ec1a84b542bbed9ce77d.png"/>
                     <pic:cNvPicPr/>
                   </pic:nvPicPr>
                   <pic:blipFill>
@@ -910,7 +1087,7 @@
         <w:drawing>
           <wp:inline xmlns:a="http://schemas.openxmlformats.org/drawingml/2006/main" xmlns:pic="http://schemas.openxmlformats.org/drawingml/2006/picture">
             <wp:extent cx="5486400" cy="3145536"/>
-            <wp:docPr id="5" name="Picture 5" descr="OUTPUT stage for Image and Voice Pipelines"/>
+            <wp:docPr id="5" name="Picture 5" descr="PROCESS stage for Image and Voice Pipelines"/>
             <wp:cNvGraphicFramePr>
               <a:graphicFrameLocks noChangeAspect="1"/>
             </wp:cNvGraphicFramePr>
@@ -918,7 +1095,7 @@
               <a:graphicData uri="http://schemas.openxmlformats.org/drawingml/2006/picture">
                 <pic:pic>
                   <pic:nvPicPr>
-                    <pic:cNvPr id="0" name="57d1defb188d970af6bb4e678369f58f3fa452041b06b2a4d4f3dd81a9e6149c.png"/>
+                    <pic:cNvPr id="0" name="8dce01a2d1c1da073bccdd804b5a15c47a3dddceee5999803f492db1493de07f.png"/>
                     <pic:cNvPicPr/>
                   </pic:nvPicPr>
                   <pic:blipFill>
@@ -949,6 +1126,53 @@
         <w:rPr>
           <w:b w:val="0"/>
         </w:rPr>
+        <w:t>↓</w:t>
+      </w:r>
+    </w:p>
+    <w:p>
+      <w:r>
+        <w:drawing>
+          <wp:inline xmlns:a="http://schemas.openxmlformats.org/drawingml/2006/main" xmlns:pic="http://schemas.openxmlformats.org/drawingml/2006/picture">
+            <wp:extent cx="5486400" cy="3145536"/>
+            <wp:docPr id="6" name="Picture 6" descr="OUTPUT stage for Image and Voice Pipelines"/>
+            <wp:cNvGraphicFramePr>
+              <a:graphicFrameLocks noChangeAspect="1"/>
+            </wp:cNvGraphicFramePr>
+            <a:graphic>
+              <a:graphicData uri="http://schemas.openxmlformats.org/drawingml/2006/picture">
+                <pic:pic>
+                  <pic:nvPicPr>
+                    <pic:cNvPr id="0" name="57d1defb188d970af6bb4e678369f58f3fa452041b06b2a4d4f3dd81a9e6149c.png"/>
+                    <pic:cNvPicPr/>
+                  </pic:nvPicPr>
+                  <pic:blipFill>
+                    <a:blip r:embed="rId13"/>
+                    <a:stretch>
+                      <a:fillRect/>
+                    </a:stretch>
+                  </pic:blipFill>
+                  <pic:spPr>
+                    <a:xfrm>
+                      <a:off x="0" y="0"/>
+                      <a:ext cx="5486400" cy="3145536"/>
+                    </a:xfrm>
+                    <a:prstGeom prst="rect"/>
+                  </pic:spPr>
+                </pic:pic>
+              </a:graphicData>
+            </a:graphic>
+          </wp:inline>
+        </w:drawing>
+      </w:r>
+    </w:p>
+    <w:p>
+      <w:pPr>
+        <w:spacing w:line="336" w:lineRule="auto" w:after="180"/>
+      </w:pPr>
+      <w:r>
+        <w:rPr>
+          <w:b w:val="0"/>
+        </w:rPr>
         <w:t>Which stage could fail even when the other two are correct? Explain:</w:t>
       </w:r>
     </w:p>
@@ -991,76 +1215,6 @@
       </w:pPr>
       <w:r>
         <w:t>A closer explanation</w:t>
-      </w:r>
-    </w:p>
-    <w:p>
-      <w:pPr>
-        <w:spacing w:line="336" w:lineRule="auto" w:after="180"/>
-      </w:pPr>
-      <w:r>
-        <w:rPr>
-          <w:b w:val="0"/>
-        </w:rPr>
-        <w:t xml:space="preserve">Track source </w:t>
-      </w:r>
-      <w:r>
-        <w:rPr>
-          <w:b/>
-        </w:rPr>
-        <w:t>modality</w:t>
-      </w:r>
-      <w:r>
-        <w:rPr>
-          <w:b w:val="0"/>
-        </w:rPr>
-        <w:t xml:space="preserve">, segment/time references, </w:t>
-      </w:r>
-      <w:r>
-        <w:rPr>
-          <w:b/>
-        </w:rPr>
-        <w:t>transcription</w:t>
-      </w:r>
-      <w:r>
-        <w:rPr>
-          <w:b w:val="0"/>
-        </w:rPr>
-        <w:t xml:space="preserve">, interpretation and final claims separately. Compare conflicting </w:t>
-      </w:r>
-      <w:r>
-        <w:rPr>
-          <w:b/>
-        </w:rPr>
-        <w:t>evidence</w:t>
-      </w:r>
-      <w:r>
-        <w:rPr>
-          <w:b w:val="0"/>
-        </w:rPr>
-        <w:t xml:space="preserve"> without assuming one </w:t>
-      </w:r>
-      <w:r>
-        <w:rPr>
-          <w:b/>
-        </w:rPr>
-        <w:t>modality</w:t>
-      </w:r>
-      <w:r>
-        <w:rPr>
-          <w:b w:val="0"/>
-        </w:rPr>
-        <w:t xml:space="preserve"> always wins.</w:t>
-      </w:r>
-    </w:p>
-    <w:p>
-      <w:pPr>
-        <w:spacing w:line="336" w:lineRule="auto" w:after="180"/>
-      </w:pPr>
-      <w:r>
-        <w:rPr>
-          <w:b w:val="0"/>
-        </w:rPr>
-        <w:t>Ask for clarification when the task needs unresolved information.</w:t>
       </w:r>
     </w:p>
     <w:p>
@@ -1157,52 +1311,6 @@
     </w:p>
     <w:p>
       <w:pPr>
-        <w:spacing w:line="336" w:lineRule="auto" w:after="180"/>
-      </w:pPr>
-      <w:r>
-        <w:rPr>
-          <w:b w:val="0"/>
-        </w:rPr>
-        <w:t xml:space="preserve">Before applying the procedure, write its units, denominator or decision boundary where relevant. A partner should be able to repeat each step using the same </w:t>
-      </w:r>
-      <w:r>
-        <w:rPr>
-          <w:b/>
-        </w:rPr>
-        <w:t>input</w:t>
-      </w:r>
-      <w:r>
-        <w:rPr>
-          <w:b w:val="0"/>
-        </w:rPr>
-        <w:t>s.</w:t>
-      </w:r>
-    </w:p>
-    <w:p>
-      <w:pPr>
-        <w:spacing w:line="336" w:lineRule="auto" w:after="180"/>
-      </w:pPr>
-      <w:r>
-        <w:rPr>
-          <w:b w:val="0"/>
-        </w:rPr>
-        <w:t xml:space="preserve">If a required </w:t>
-      </w:r>
-      <w:r>
-        <w:rPr>
-          <w:b/>
-        </w:rPr>
-        <w:t>input</w:t>
-      </w:r>
-      <w:r>
-        <w:rPr>
-          <w:b w:val="0"/>
-        </w:rPr>
-        <w:t xml:space="preserve"> is absent or violates the stated contract, record that condition explicitly instead of quietly replacing it with a convenient value.</w:t>
-      </w:r>
-    </w:p>
-    <w:p>
-      <w:pPr>
         <w:pStyle w:val="Heading3"/>
       </w:pPr>
       <w:r>
@@ -1211,86 +1319,23 @@
     </w:p>
     <w:p>
       <w:pPr>
-        <w:spacing w:line="336" w:lineRule="auto" w:after="180"/>
-      </w:pPr>
-      <w:r>
-        <w:rPr>
-          <w:b w:val="0"/>
-        </w:rPr>
-        <w:t xml:space="preserve">Point to the </w:t>
-      </w:r>
-      <w:r>
-        <w:rPr>
-          <w:b/>
-        </w:rPr>
-        <w:t>input</w:t>
-      </w:r>
-      <w:r>
-        <w:rPr>
-          <w:b w:val="0"/>
-        </w:rPr>
-        <w:t>, the deciding step and the result in this week’s visual. Explain the same step in ordinary words. A picture helps when you can say what each part represents.</w:t>
-      </w:r>
-    </w:p>
-    <w:p>
-      <w:pPr>
         <w:pStyle w:val="Heading1"/>
       </w:pPr>
       <w:r>
-        <w:t>04. Compare the cases</w:t>
-      </w:r>
-    </w:p>
-    <w:p>
-      <w:r>
-        <w:t>Compare the supplied cases for Image and Voice Pipelines. Identify the detail that changes the conclusion.</w:t>
-      </w:r>
-    </w:p>
-    <w:p>
-      <w:pPr>
-        <w:pStyle w:val="Heading3"/>
-      </w:pPr>
-      <w:r>
-        <w:t>The case to investigate</w:t>
-      </w:r>
-    </w:p>
-    <w:p>
-      <w:pPr>
-        <w:spacing w:line="336" w:lineRule="auto" w:after="180"/>
-        <w:shd w:fill="F1F6FC"/>
-      </w:pPr>
-      <w:r>
-        <w:rPr>
-          <w:b w:val="0"/>
-        </w:rPr>
-        <w:t>CASE GALLERY</w:t>
-      </w:r>
-    </w:p>
-    <w:p>
-      <w:pPr>
-        <w:spacing w:line="336" w:lineRule="auto" w:after="180"/>
-      </w:pPr>
-      <w:r>
-        <w:rPr>
-          <w:b w:val="0"/>
-        </w:rPr>
-        <w:t xml:space="preserve">Four Tests, Four Kinds of </w:t>
-      </w:r>
-      <w:r>
-        <w:rPr>
-          <w:b/>
-        </w:rPr>
-        <w:t>Evidence</w:t>
-      </w:r>
-    </w:p>
-    <w:p>
-      <w:pPr>
-        <w:spacing w:line="336" w:lineRule="auto" w:after="180"/>
-      </w:pPr>
-      <w:r>
-        <w:rPr>
-          <w:b w:val="0"/>
-        </w:rPr>
-        <w:t>A system is not understood until it survives more than one comfortable example.</w:t>
+        <w:t>04. Compare replayable evidence with an unresolved source conflict</w:t>
+      </w:r>
+    </w:p>
+    <w:p>
+      <w:r>
+        <w:t>No modality wins automatically; use the declared task and authority.</w:t>
+      </w:r>
+    </w:p>
+    <w:p>
+      <w:pPr>
+        <w:pStyle w:val="Heading2"/>
+      </w:pPr>
+      <w:r>
+        <w:t>Four pictures with a purpose</w:t>
       </w:r>
     </w:p>
     <w:p>
@@ -1298,7 +1343,7 @@
         <w:drawing>
           <wp:inline xmlns:a="http://schemas.openxmlformats.org/drawingml/2006/main" xmlns:pic="http://schemas.openxmlformats.org/drawingml/2006/picture">
             <wp:extent cx="5486400" cy="3200400"/>
-            <wp:docPr id="6" name="Picture 6" descr="NORMAL CASE illustration"/>
+            <wp:docPr id="7" name="Picture 7" descr="NORMAL CASE illustration"/>
             <wp:cNvGraphicFramePr>
               <a:graphicFrameLocks noChangeAspect="1"/>
             </wp:cNvGraphicFramePr>
@@ -1307,42 +1352,6 @@
                 <pic:pic>
                   <pic:nvPicPr>
                     <pic:cNvPr id="0" name="1f18213ba3d74c99072fa04ad7520b53eee0b2e9e845b0d8a61ccdda1b41f3f1.png"/>
-                    <pic:cNvPicPr/>
-                  </pic:nvPicPr>
-                  <pic:blipFill>
-                    <a:blip r:embed="rId13"/>
-                    <a:stretch>
-                      <a:fillRect/>
-                    </a:stretch>
-                  </pic:blipFill>
-                  <pic:spPr>
-                    <a:xfrm>
-                      <a:off x="0" y="0"/>
-                      <a:ext cx="5486400" cy="3200400"/>
-                    </a:xfrm>
-                    <a:prstGeom prst="rect"/>
-                  </pic:spPr>
-                </pic:pic>
-              </a:graphicData>
-            </a:graphic>
-          </wp:inline>
-        </w:drawing>
-      </w:r>
-    </w:p>
-    <w:p>
-      <w:r>
-        <w:drawing>
-          <wp:inline xmlns:a="http://schemas.openxmlformats.org/drawingml/2006/main" xmlns:pic="http://schemas.openxmlformats.org/drawingml/2006/picture">
-            <wp:extent cx="5486400" cy="3200400"/>
-            <wp:docPr id="7" name="Picture 7" descr="BOUNDARY CASE illustration"/>
-            <wp:cNvGraphicFramePr>
-              <a:graphicFrameLocks noChangeAspect="1"/>
-            </wp:cNvGraphicFramePr>
-            <a:graphic>
-              <a:graphicData uri="http://schemas.openxmlformats.org/drawingml/2006/picture">
-                <pic:pic>
-                  <pic:nvPicPr>
-                    <pic:cNvPr id="0" name="fed8318cf337134a2c31a8d2c90831db67a27a43d3c6f85b25079c53ec37ff9a.png"/>
                     <pic:cNvPicPr/>
                   </pic:nvPicPr>
                   <pic:blipFill>
@@ -1366,47 +1375,8 @@
       </w:r>
     </w:p>
     <w:p>
-      <w:pPr>
-        <w:pStyle w:val="Heading3"/>
-      </w:pPr>
-      <w:r>
-        <w:t>The normal case</w:t>
-      </w:r>
-    </w:p>
-    <w:p>
-      <w:pPr>
-        <w:spacing w:line="336" w:lineRule="auto" w:after="180"/>
-        <w:shd w:fill="F1F6FC"/>
-      </w:pPr>
-      <w:r>
-        <w:rPr>
-          <w:b w:val="0"/>
-        </w:rPr>
-        <w:t xml:space="preserve">NORMAL CASE: predict and name </w:t>
-      </w:r>
-      <w:r>
-        <w:rPr>
-          <w:b/>
-        </w:rPr>
-        <w:t>evidence</w:t>
-      </w:r>
-      <w:r>
-        <w:rPr>
-          <w:b w:val="0"/>
-        </w:rPr>
-        <w:t xml:space="preserve">.     BOUNDARY CASE: predict and name </w:t>
-      </w:r>
-      <w:r>
-        <w:rPr>
-          <w:b/>
-        </w:rPr>
-        <w:t>evidence</w:t>
-      </w:r>
-      <w:r>
-        <w:rPr>
-          <w:b w:val="0"/>
-        </w:rPr>
-        <w:t>.</w:t>
+      <w:r>
+        <w:t>Normal case: predict the result and deciding evidence.</w:t>
       </w:r>
     </w:p>
     <w:p>
@@ -1414,7 +1384,7 @@
         <w:drawing>
           <wp:inline xmlns:a="http://schemas.openxmlformats.org/drawingml/2006/main" xmlns:pic="http://schemas.openxmlformats.org/drawingml/2006/picture">
             <wp:extent cx="5486400" cy="3200400"/>
-            <wp:docPr id="8" name="Picture 8" descr="MISSING INFORMATION illustration"/>
+            <wp:docPr id="8" name="Picture 8" descr="BOUNDARY CASE illustration"/>
             <wp:cNvGraphicFramePr>
               <a:graphicFrameLocks noChangeAspect="1"/>
             </wp:cNvGraphicFramePr>
@@ -1422,7 +1392,7 @@
               <a:graphicData uri="http://schemas.openxmlformats.org/drawingml/2006/picture">
                 <pic:pic>
                   <pic:nvPicPr>
-                    <pic:cNvPr id="0" name="75f964dbe29000347e518a59e2717387d7109bd1f947abdafa07e931a61cf754.png"/>
+                    <pic:cNvPr id="0" name="fed8318cf337134a2c31a8d2c90831db67a27a43d3c6f85b25079c53ec37ff9a.png"/>
                     <pic:cNvPicPr/>
                   </pic:nvPicPr>
                   <pic:blipFill>
@@ -1447,10 +1417,15 @@
     </w:p>
     <w:p>
       <w:r>
+        <w:t>Boundary case: identify the exact limit.</w:t>
+      </w:r>
+    </w:p>
+    <w:p>
+      <w:r>
         <w:drawing>
           <wp:inline xmlns:a="http://schemas.openxmlformats.org/drawingml/2006/main" xmlns:pic="http://schemas.openxmlformats.org/drawingml/2006/picture">
             <wp:extent cx="5486400" cy="3200400"/>
-            <wp:docPr id="9" name="Picture 9" descr="TRANSFER CASE illustration"/>
+            <wp:docPr id="9" name="Picture 9" descr="MISSING INFORMATION illustration"/>
             <wp:cNvGraphicFramePr>
               <a:graphicFrameLocks noChangeAspect="1"/>
             </wp:cNvGraphicFramePr>
@@ -1458,7 +1433,7 @@
               <a:graphicData uri="http://schemas.openxmlformats.org/drawingml/2006/picture">
                 <pic:pic>
                   <pic:nvPicPr>
-                    <pic:cNvPr id="0" name="4d936b6648b81ac897fc99370c2788f8e0b135d8fc31cfd77afceee66a92128c.png"/>
+                    <pic:cNvPr id="0" name="75f964dbe29000347e518a59e2717387d7109bd1f947abdafa07e931a61cf754.png"/>
                     <pic:cNvPicPr/>
                   </pic:nvPicPr>
                   <pic:blipFill>
@@ -1482,224 +1457,8 @@
       </w:r>
     </w:p>
     <w:p>
-      <w:pPr>
-        <w:pStyle w:val="Heading3"/>
-      </w:pPr>
-      <w:r>
-        <w:t>Check missing information</w:t>
-      </w:r>
-    </w:p>
-    <w:p>
-      <w:pPr>
-        <w:spacing w:line="336" w:lineRule="auto" w:after="180"/>
-        <w:shd w:fill="FFF5E6"/>
-      </w:pPr>
-      <w:r>
-        <w:rPr>
-          <w:b w:val="0"/>
-        </w:rPr>
-        <w:t xml:space="preserve">MISSING INFORMATION: predict and name </w:t>
-      </w:r>
-      <w:r>
-        <w:rPr>
-          <w:b/>
-        </w:rPr>
-        <w:t>evidence</w:t>
-      </w:r>
-      <w:r>
-        <w:rPr>
-          <w:b w:val="0"/>
-        </w:rPr>
-        <w:t xml:space="preserve">.     TRANSFER CASE: predict and name </w:t>
-      </w:r>
-      <w:r>
-        <w:rPr>
-          <w:b/>
-        </w:rPr>
-        <w:t>evidence</w:t>
-      </w:r>
-      <w:r>
-        <w:rPr>
-          <w:b w:val="0"/>
-        </w:rPr>
-        <w:t>.</w:t>
-      </w:r>
-    </w:p>
-    <w:p>
-      <w:pPr>
-        <w:spacing w:line="336" w:lineRule="auto" w:after="180"/>
-        <w:shd w:fill="F5F1FB"/>
-      </w:pPr>
-      <w:r>
-        <w:rPr>
-          <w:b w:val="0"/>
-        </w:rPr>
-        <w:t>Which case is most likely to reveal a hidden assumption? Why?</w:t>
-      </w:r>
-    </w:p>
-    <w:p>
-      <w:pPr>
-        <w:pStyle w:val="Heading3"/>
-      </w:pPr>
-      <w:r>
-        <w:t>Write or draw your reasoning and evidence.</w:t>
-      </w:r>
-    </w:p>
-    <w:p>
-      <w:r>
-        <w:t>________________________________________________________________</w:t>
-      </w:r>
-    </w:p>
-    <w:p>
-      <w:r>
-        <w:t>________________________________________________________________</w:t>
-      </w:r>
-    </w:p>
-    <w:p>
-      <w:r>
-        <w:t>________________________________________________________________</w:t>
-      </w:r>
-    </w:p>
-    <w:p>
-      <w:r>
-        <w:t>________________________________________________________________</w:t>
-      </w:r>
-    </w:p>
-    <w:p>
-      <w:r>
-        <w:t>________________________________________________________________</w:t>
-      </w:r>
-    </w:p>
-    <w:p>
-      <w:pPr>
-        <w:pStyle w:val="Heading3"/>
-      </w:pPr>
-      <w:r>
-        <w:t>Change one thing in the pictured case</w:t>
-      </w:r>
-    </w:p>
-    <w:p>
-      <w:pPr>
-        <w:pStyle w:val="Heading3"/>
-      </w:pPr>
-      <w:r>
-        <w:t>Change one thing</w:t>
-      </w:r>
-    </w:p>
-    <w:p>
-      <w:pPr>
-        <w:spacing w:line="336" w:lineRule="auto" w:after="180"/>
-        <w:shd w:fill="F5F1FB"/>
-      </w:pPr>
-      <w:r>
-        <w:rPr>
-          <w:b w:val="0"/>
-        </w:rPr>
-        <w:t>Change: Remove access to the audio, while keeping the authoritative inventory.</w:t>
-      </w:r>
-    </w:p>
-    <w:p>
-      <w:pPr>
-        <w:pStyle w:val="Heading3"/>
-      </w:pPr>
-      <w:r>
-        <w:t>Predicted result</w:t>
-      </w:r>
-    </w:p>
-    <w:p>
-      <w:pPr>
-        <w:spacing w:line="336" w:lineRule="auto" w:after="180"/>
-        <w:shd w:fill="F1F6FC"/>
-      </w:pPr>
-      <w:r>
-        <w:rPr>
-          <w:b/>
-        </w:rPr>
-        <w:t>Prediction</w:t>
-      </w:r>
-      <w:r>
-        <w:rPr>
-          <w:b w:val="0"/>
-        </w:rPr>
-        <w:t xml:space="preserve">: Shelf 14 remains supported for the lookup, but </w:t>
-      </w:r>
-      <w:r>
-        <w:rPr>
-          <w:b/>
-        </w:rPr>
-        <w:t>transcription</w:t>
-      </w:r>
-      <w:r>
-        <w:rPr>
-          <w:b w:val="0"/>
-        </w:rPr>
-        <w:t xml:space="preserve"> accuracy cannot be replay-checked.</w:t>
-      </w:r>
-    </w:p>
-    <w:p>
-      <w:pPr>
-        <w:pStyle w:val="Heading3"/>
-      </w:pPr>
-      <w:r>
-        <w:t>Why the result follows</w:t>
-      </w:r>
-    </w:p>
-    <w:p>
-      <w:pPr>
-        <w:spacing w:line="336" w:lineRule="auto" w:after="180"/>
-        <w:shd w:fill="F1F6FC"/>
-      </w:pPr>
-      <w:r>
-        <w:rPr>
-          <w:b w:val="0"/>
-        </w:rPr>
-        <w:t>Reason: The inventory resolves the shelf task; it does not recreate unavailable audio.</w:t>
-      </w:r>
-    </w:p>
-    <w:p>
-      <w:pPr>
-        <w:pStyle w:val="Heading1"/>
-      </w:pPr>
-      <w:r>
-        <w:t>05. Words that unlock the idea</w:t>
-      </w:r>
-    </w:p>
-    <w:p>
-      <w:r>
-        <w:t>Use the vocabulary of Image and Voice Pipelines to explain a concrete decision, rather than only memorising definitions.</w:t>
-      </w:r>
-    </w:p>
-    <w:p>
-      <w:pPr>
-        <w:spacing w:line="336" w:lineRule="auto" w:after="180"/>
-      </w:pPr>
-      <w:r>
-        <w:rPr>
-          <w:b/>
-        </w:rPr>
-        <w:t>VOCABULARY LAB</w:t>
-      </w:r>
-    </w:p>
-    <w:p>
-      <w:pPr>
-        <w:spacing w:line="336" w:lineRule="auto" w:after="180"/>
-      </w:pPr>
-      <w:r>
-        <w:rPr>
-          <w:b w:val="0"/>
-        </w:rPr>
-        <w:t>Words You Can Use to Reason</w:t>
-      </w:r>
-    </w:p>
-    <w:p>
-      <w:pPr>
-        <w:spacing w:line="336" w:lineRule="auto" w:after="180"/>
-      </w:pPr>
-      <w:r>
-        <w:rPr>
-          <w:b w:val="0"/>
-        </w:rPr>
-        <w:t>A definition matters when you can recognize the idea, use it, and contrast it with a near-miss.</w:t>
+      <w:r>
+        <w:t>Missing information: name what must be clarified.</w:t>
       </w:r>
     </w:p>
     <w:p>
@@ -1707,7 +1466,7 @@
         <w:drawing>
           <wp:inline xmlns:a="http://schemas.openxmlformats.org/drawingml/2006/main" xmlns:pic="http://schemas.openxmlformats.org/drawingml/2006/picture">
             <wp:extent cx="5486400" cy="3200400"/>
-            <wp:docPr id="10" name="Picture 10" descr="Vocabulary badge: signal"/>
+            <wp:docPr id="10" name="Picture 10" descr="TRANSFER CASE illustration"/>
             <wp:cNvGraphicFramePr>
               <a:graphicFrameLocks noChangeAspect="1"/>
             </wp:cNvGraphicFramePr>
@@ -1715,7 +1474,7 @@
               <a:graphicData uri="http://schemas.openxmlformats.org/drawingml/2006/picture">
                 <pic:pic>
                   <pic:nvPicPr>
-                    <pic:cNvPr id="0" name="e594173ae99ea15f624418d7a2fdc91e6fab2ff0e0ac91f6893d2cbec103b8a5.png"/>
+                    <pic:cNvPr id="0" name="4d936b6648b81ac897fc99370c2788f8e0b135d8fc31cfd77afceee66a92128c.png"/>
                     <pic:cNvPicPr/>
                   </pic:nvPicPr>
                   <pic:blipFill>
@@ -1740,10 +1499,175 @@
     </w:p>
     <w:p>
       <w:r>
+        <w:t>Transfer case: explain which procedure still applies.</w:t>
+      </w:r>
+    </w:p>
+    <w:p>
+      <w:pPr>
+        <w:pStyle w:val="Heading2"/>
+      </w:pPr>
+      <w:r>
+        <w:t>Choose a revealing case</w:t>
+      </w:r>
+    </w:p>
+    <w:p>
+      <w:pPr>
+        <w:pStyle w:val="ListBullet"/>
+      </w:pPr>
+      <w:r>
+        <w:t>Which case is most likely to reveal a hidden assumption? Why?</w:t>
+      </w:r>
+    </w:p>
+    <w:p>
+      <w:pPr>
+        <w:pStyle w:val="Heading3"/>
+      </w:pPr>
+      <w:r>
+        <w:t>Write or draw your reasoning and evidence.</w:t>
+      </w:r>
+    </w:p>
+    <w:p>
+      <w:r>
+        <w:t>________________________________________________________________</w:t>
+      </w:r>
+    </w:p>
+    <w:p>
+      <w:r>
+        <w:t>________________________________________________________________</w:t>
+      </w:r>
+    </w:p>
+    <w:p>
+      <w:r>
+        <w:t>________________________________________________________________</w:t>
+      </w:r>
+    </w:p>
+    <w:p>
+      <w:r>
+        <w:t>________________________________________________________________</w:t>
+      </w:r>
+    </w:p>
+    <w:p>
+      <w:r>
+        <w:t>________________________________________________________________</w:t>
+      </w:r>
+    </w:p>
+    <w:p>
+      <w:pPr>
+        <w:pStyle w:val="Heading2"/>
+      </w:pPr>
+      <w:r>
+        <w:t>Predict the supplied changed case</w:t>
+      </w:r>
+    </w:p>
+    <w:p>
+      <w:pPr>
+        <w:pStyle w:val="ListBullet"/>
+      </w:pPr>
+      <w:r>
+        <w:t>Change: Remove access to the audio, while keeping the authoritative inventory.</w:t>
+      </w:r>
+    </w:p>
+    <w:p>
+      <w:pPr>
+        <w:pStyle w:val="Heading2"/>
+      </w:pPr>
+      <w:r>
+        <w:t>Check after predicting · reference / check after trying</w:t>
+      </w:r>
+    </w:p>
+    <w:p>
+      <w:pPr>
+        <w:spacing w:line="336" w:lineRule="auto" w:after="180"/>
+      </w:pPr>
+      <w:r>
+        <w:rPr>
+          <w:b/>
+        </w:rPr>
+        <w:t>Prediction</w:t>
+      </w:r>
+      <w:r>
+        <w:rPr>
+          <w:b w:val="0"/>
+        </w:rPr>
+        <w:t xml:space="preserve">: Shelf 14 remains supported for the lookup, but </w:t>
+      </w:r>
+      <w:r>
+        <w:rPr>
+          <w:b/>
+        </w:rPr>
+        <w:t>transcription</w:t>
+      </w:r>
+      <w:r>
+        <w:rPr>
+          <w:b w:val="0"/>
+        </w:rPr>
+        <w:t xml:space="preserve"> accuracy cannot be replay-checked.</w:t>
+      </w:r>
+    </w:p>
+    <w:p>
+      <w:pPr>
+        <w:spacing w:line="336" w:lineRule="auto" w:after="180"/>
+      </w:pPr>
+      <w:r>
+        <w:rPr>
+          <w:b w:val="0"/>
+        </w:rPr>
+        <w:t>Reason: The inventory resolves the shelf task; it does not recreate unavailable audio.</w:t>
+      </w:r>
+    </w:p>
+    <w:p>
+      <w:pPr>
+        <w:pStyle w:val="Heading2"/>
+      </w:pPr>
+      <w:r>
+        <w:t>Earlier wording, alternatives and picture transcripts · reference / check after trying</w:t>
+      </w:r>
+    </w:p>
+    <w:p>
+      <w:pPr>
+        <w:spacing w:line="336" w:lineRule="auto" w:after="180"/>
+      </w:pPr>
+      <w:r>
+        <w:rPr>
+          <w:b w:val="0"/>
+        </w:rPr>
+        <w:t>CASE GALLERY</w:t>
+      </w:r>
+    </w:p>
+    <w:p>
+      <w:pPr>
+        <w:spacing w:line="336" w:lineRule="auto" w:after="180"/>
+      </w:pPr>
+      <w:r>
+        <w:rPr>
+          <w:b w:val="0"/>
+        </w:rPr>
+        <w:t xml:space="preserve">Four Tests, Four Kinds of </w:t>
+      </w:r>
+      <w:r>
+        <w:rPr>
+          <w:b/>
+        </w:rPr>
+        <w:t>Evidence</w:t>
+      </w:r>
+    </w:p>
+    <w:p>
+      <w:pPr>
+        <w:spacing w:line="336" w:lineRule="auto" w:after="180"/>
+      </w:pPr>
+      <w:r>
+        <w:rPr>
+          <w:b w:val="0"/>
+        </w:rPr>
+        <w:t>A system is not understood until it survives more than one comfortable example.</w:t>
+      </w:r>
+    </w:p>
+    <w:p>
+      <w:r>
         <w:drawing>
           <wp:inline xmlns:a="http://schemas.openxmlformats.org/drawingml/2006/main" xmlns:pic="http://schemas.openxmlformats.org/drawingml/2006/picture">
             <wp:extent cx="5486400" cy="3200400"/>
-            <wp:docPr id="11" name="Picture 11" descr="Vocabulary badge: pipeline"/>
+            <wp:docPr id="11" name="Picture 11" descr="NORMAL CASE illustration"/>
             <wp:cNvGraphicFramePr>
               <a:graphicFrameLocks noChangeAspect="1"/>
             </wp:cNvGraphicFramePr>
@@ -1751,11 +1675,11 @@
               <a:graphicData uri="http://schemas.openxmlformats.org/drawingml/2006/picture">
                 <pic:pic>
                   <pic:nvPicPr>
-                    <pic:cNvPr id="0" name="ebe6ae6c1aa9566dee65935b2105d936735b76ee377acda219990f2f48ddeaf9.png"/>
+                    <pic:cNvPr id="0" name="1f18213ba3d74c99072fa04ad7520b53eee0b2e9e845b0d8a61ccdda1b41f3f1.png"/>
                     <pic:cNvPicPr/>
                   </pic:nvPicPr>
                   <pic:blipFill>
-                    <a:blip r:embed="rId18"/>
+                    <a:blip r:embed="rId14"/>
                     <a:stretch>
                       <a:fillRect/>
                     </a:stretch>
@@ -1779,7 +1703,7 @@
         <w:drawing>
           <wp:inline xmlns:a="http://schemas.openxmlformats.org/drawingml/2006/main" xmlns:pic="http://schemas.openxmlformats.org/drawingml/2006/picture">
             <wp:extent cx="5486400" cy="3200400"/>
-            <wp:docPr id="12" name="Picture 12" descr="Vocabulary badge: recognition"/>
+            <wp:docPr id="12" name="Picture 12" descr="BOUNDARY CASE illustration"/>
             <wp:cNvGraphicFramePr>
               <a:graphicFrameLocks noChangeAspect="1"/>
             </wp:cNvGraphicFramePr>
@@ -1787,11 +1711,11 @@
               <a:graphicData uri="http://schemas.openxmlformats.org/drawingml/2006/picture">
                 <pic:pic>
                   <pic:nvPicPr>
-                    <pic:cNvPr id="0" name="dd323f9804e9a9fdae245b805e50817e8a4b87a4b4cce9c8001e17ebc0db79c5.png"/>
+                    <pic:cNvPr id="0" name="fed8318cf337134a2c31a8d2c90831db67a27a43d3c6f85b25079c53ec37ff9a.png"/>
                     <pic:cNvPicPr/>
                   </pic:nvPicPr>
                   <pic:blipFill>
-                    <a:blip r:embed="rId19"/>
+                    <a:blip r:embed="rId15"/>
                     <a:stretch>
                       <a:fillRect/>
                     </a:stretch>
@@ -1811,11 +1735,46 @@
       </w:r>
     </w:p>
     <w:p>
+      <w:pPr>
+        <w:spacing w:line="336" w:lineRule="auto" w:after="180"/>
+      </w:pPr>
+      <w:r>
+        <w:rPr>
+          <w:b w:val="0"/>
+        </w:rPr>
+        <w:t xml:space="preserve">NORMAL CASE: predict and name </w:t>
+      </w:r>
+      <w:r>
+        <w:rPr>
+          <w:b/>
+        </w:rPr>
+        <w:t>evidence</w:t>
+      </w:r>
+      <w:r>
+        <w:rPr>
+          <w:b w:val="0"/>
+        </w:rPr>
+        <w:t xml:space="preserve">.     BOUNDARY CASE: predict and name </w:t>
+      </w:r>
+      <w:r>
+        <w:rPr>
+          <w:b/>
+        </w:rPr>
+        <w:t>evidence</w:t>
+      </w:r>
+      <w:r>
+        <w:rPr>
+          <w:b w:val="0"/>
+        </w:rPr>
+        <w:t>.</w:t>
+      </w:r>
+    </w:p>
+    <w:p>
       <w:r>
         <w:drawing>
           <wp:inline xmlns:a="http://schemas.openxmlformats.org/drawingml/2006/main" xmlns:pic="http://schemas.openxmlformats.org/drawingml/2006/picture">
             <wp:extent cx="5486400" cy="3200400"/>
-            <wp:docPr id="13" name="Picture 13" descr="Vocabulary badge: stage error"/>
+            <wp:docPr id="13" name="Picture 13" descr="MISSING INFORMATION illustration"/>
             <wp:cNvGraphicFramePr>
               <a:graphicFrameLocks noChangeAspect="1"/>
             </wp:cNvGraphicFramePr>
@@ -1823,11 +1782,11 @@
               <a:graphicData uri="http://schemas.openxmlformats.org/drawingml/2006/picture">
                 <pic:pic>
                   <pic:nvPicPr>
-                    <pic:cNvPr id="0" name="7e236aae6032da49dcaaaf6402be0193771c14cfe51aac331dcc6120e5b23a14.png"/>
+                    <pic:cNvPr id="0" name="75f964dbe29000347e518a59e2717387d7109bd1f947abdafa07e931a61cf754.png"/>
                     <pic:cNvPicPr/>
                   </pic:nvPicPr>
                   <pic:blipFill>
-                    <a:blip r:embed="rId20"/>
+                    <a:blip r:embed="rId16"/>
                     <a:stretch>
                       <a:fillRect/>
                     </a:stretch>
@@ -1846,294 +1805,104 @@
         </w:drawing>
       </w:r>
     </w:p>
-    <w:tbl>
-      <w:tblPr>
-        <w:tblStyle w:val="LightShading-Accent1"/>
-        <w:tblW w:type="auto" w:w="0"/>
-        <w:tblLook w:firstColumn="1" w:firstRow="1" w:lastColumn="0" w:lastRow="0" w:noHBand="0" w:noVBand="1" w:val="04A0"/>
-      </w:tblPr>
-      <w:tblGrid>
-        <w:gridCol w:w="3408"/>
-        <w:gridCol w:w="3408"/>
-        <w:gridCol w:w="3408"/>
-      </w:tblGrid>
-      <w:tr>
-        <w:trPr>
-          <w:tblHeader/>
-        </w:trPr>
-        <w:tc>
-          <w:tcPr>
-            <w:tcW w:type="dxa" w:w="3408"/>
-          </w:tcPr>
-          <w:p>
-            <w:r>
-              <w:t>Word</w:t>
-            </w:r>
-          </w:p>
-        </w:tc>
-        <w:tc>
-          <w:tcPr>
-            <w:tcW w:type="dxa" w:w="3408"/>
-          </w:tcPr>
-          <w:p>
-            <w:r>
-              <w:t>My own example</w:t>
-            </w:r>
-          </w:p>
-        </w:tc>
-        <w:tc>
-          <w:tcPr>
-            <w:tcW w:type="dxa" w:w="3408"/>
-          </w:tcPr>
-          <w:p>
-            <w:r>
-              <w:t>Not this / boundary</w:t>
-            </w:r>
-          </w:p>
-        </w:tc>
-      </w:tr>
-      <w:tr>
-        <w:tc>
-          <w:tcPr>
-            <w:tcW w:type="dxa" w:w="3408"/>
-          </w:tcPr>
-          <w:p>
-            <w:r>
-              <w:t>signal</w:t>
-            </w:r>
-          </w:p>
-        </w:tc>
-        <w:tc>
-          <w:tcPr>
-            <w:tcW w:type="dxa" w:w="3408"/>
-          </w:tcPr>
-          <w:p>
-            <w:r>
-              <w:t>A measurable quantity carrying information, such as changing sound pressure or light intensity.</w:t>
-            </w:r>
-          </w:p>
-        </w:tc>
-        <w:tc>
-          <w:tcPr>
-            <w:tcW w:type="dxa" w:w="3408"/>
-          </w:tcPr>
-          <w:p>
-            <w:r/>
-          </w:p>
-        </w:tc>
-      </w:tr>
-      <w:tr>
-        <w:tc>
-          <w:tcPr>
-            <w:tcW w:type="dxa" w:w="3408"/>
-          </w:tcPr>
-          <w:p>
-            <w:r>
-              <w:t>pipeline</w:t>
-            </w:r>
-          </w:p>
-        </w:tc>
-        <w:tc>
-          <w:tcPr>
-            <w:tcW w:type="dxa" w:w="3408"/>
-          </w:tcPr>
-          <w:p>
-            <w:r>
-              <w:t>A connected sequence of stages in which one stage's output becomes another's input.</w:t>
-            </w:r>
-          </w:p>
-        </w:tc>
-        <w:tc>
-          <w:tcPr>
-            <w:tcW w:type="dxa" w:w="3408"/>
-          </w:tcPr>
-          <w:p>
-            <w:r/>
-          </w:p>
-        </w:tc>
-      </w:tr>
-      <w:tr>
-        <w:tc>
-          <w:tcPr>
-            <w:tcW w:type="dxa" w:w="3408"/>
-          </w:tcPr>
-          <w:p>
-            <w:r>
-              <w:t>recognition</w:t>
-            </w:r>
-          </w:p>
-        </w:tc>
-        <w:tc>
-          <w:tcPr>
-            <w:tcW w:type="dxa" w:w="3408"/>
-          </w:tcPr>
-          <w:p>
-            <w:r>
-              <w:t>Interpreting an input as a known category or pattern rather than merely recording its signal.</w:t>
-            </w:r>
-          </w:p>
-        </w:tc>
-        <w:tc>
-          <w:tcPr>
-            <w:tcW w:type="dxa" w:w="3408"/>
-          </w:tcPr>
-          <w:p>
-            <w:r/>
-          </w:p>
-        </w:tc>
-      </w:tr>
-      <w:tr>
-        <w:tc>
-          <w:tcPr>
-            <w:tcW w:type="dxa" w:w="3408"/>
-          </w:tcPr>
-          <w:p>
-            <w:r>
-              <w:t>stage error</w:t>
-            </w:r>
-          </w:p>
-        </w:tc>
-        <w:tc>
-          <w:tcPr>
-            <w:tcW w:type="dxa" w:w="3408"/>
-          </w:tcPr>
-          <w:p>
-            <w:r>
-              <w:t>A failure introduced at a particular step of a pipeline.</w:t>
-            </w:r>
-          </w:p>
-        </w:tc>
-        <w:tc>
-          <w:tcPr>
-            <w:tcW w:type="dxa" w:w="3408"/>
-          </w:tcPr>
-          <w:p>
-            <w:r/>
-          </w:p>
-        </w:tc>
-      </w:tr>
-    </w:tbl>
+    <w:p>
+      <w:r>
+        <w:drawing>
+          <wp:inline xmlns:a="http://schemas.openxmlformats.org/drawingml/2006/main" xmlns:pic="http://schemas.openxmlformats.org/drawingml/2006/picture">
+            <wp:extent cx="5486400" cy="3200400"/>
+            <wp:docPr id="14" name="Picture 14" descr="TRANSFER CASE illustration"/>
+            <wp:cNvGraphicFramePr>
+              <a:graphicFrameLocks noChangeAspect="1"/>
+            </wp:cNvGraphicFramePr>
+            <a:graphic>
+              <a:graphicData uri="http://schemas.openxmlformats.org/drawingml/2006/picture">
+                <pic:pic>
+                  <pic:nvPicPr>
+                    <pic:cNvPr id="0" name="4d936b6648b81ac897fc99370c2788f8e0b135d8fc31cfd77afceee66a92128c.png"/>
+                    <pic:cNvPicPr/>
+                  </pic:nvPicPr>
+                  <pic:blipFill>
+                    <a:blip r:embed="rId17"/>
+                    <a:stretch>
+                      <a:fillRect/>
+                    </a:stretch>
+                  </pic:blipFill>
+                  <pic:spPr>
+                    <a:xfrm>
+                      <a:off x="0" y="0"/>
+                      <a:ext cx="5486400" cy="3200400"/>
+                    </a:xfrm>
+                    <a:prstGeom prst="rect"/>
+                  </pic:spPr>
+                </pic:pic>
+              </a:graphicData>
+            </a:graphic>
+          </wp:inline>
+        </w:drawing>
+      </w:r>
+    </w:p>
+    <w:p>
+      <w:pPr>
+        <w:spacing w:line="336" w:lineRule="auto" w:after="180"/>
+      </w:pPr>
+      <w:r>
+        <w:rPr>
+          <w:b w:val="0"/>
+        </w:rPr>
+        <w:t xml:space="preserve">MISSING INFORMATION: predict and name </w:t>
+      </w:r>
+      <w:r>
+        <w:rPr>
+          <w:b/>
+        </w:rPr>
+        <w:t>evidence</w:t>
+      </w:r>
+      <w:r>
+        <w:rPr>
+          <w:b w:val="0"/>
+        </w:rPr>
+        <w:t xml:space="preserve">.     TRANSFER CASE: predict and name </w:t>
+      </w:r>
+      <w:r>
+        <w:rPr>
+          <w:b/>
+        </w:rPr>
+        <w:t>evidence</w:t>
+      </w:r>
+      <w:r>
+        <w:rPr>
+          <w:b w:val="0"/>
+        </w:rPr>
+        <w:t>.</w:t>
+      </w:r>
+    </w:p>
     <w:p>
       <w:pPr>
         <w:pStyle w:val="Heading3"/>
       </w:pPr>
       <w:r>
-        <w:t>Words used in the closer explanation</w:t>
-      </w:r>
-    </w:p>
-    <w:tbl>
-      <w:tblPr>
-        <w:tblStyle w:val="LightShading-Accent1"/>
-        <w:tblW w:type="auto" w:w="0"/>
-        <w:tblLook w:firstColumn="1" w:firstRow="1" w:lastColumn="0" w:lastRow="0" w:noHBand="0" w:noVBand="1" w:val="04A0"/>
-      </w:tblPr>
-      <w:tblGrid>
-        <w:gridCol w:w="5112"/>
-        <w:gridCol w:w="5112"/>
-      </w:tblGrid>
-      <w:tr>
-        <w:trPr>
-          <w:tblHeader/>
-        </w:trPr>
-        <w:tc>
-          <w:tcPr>
-            <w:tcW w:type="dxa" w:w="5112"/>
-          </w:tcPr>
-          <w:p>
-            <w:r>
-              <w:t>Word</w:t>
-            </w:r>
-          </w:p>
-        </w:tc>
-        <w:tc>
-          <w:tcPr>
-            <w:tcW w:type="dxa" w:w="5112"/>
-          </w:tcPr>
-          <w:p>
-            <w:r>
-              <w:t>Meaning</w:t>
-            </w:r>
-          </w:p>
-        </w:tc>
-      </w:tr>
-      <w:tr>
-        <w:tc>
-          <w:tcPr>
-            <w:tcW w:type="dxa" w:w="5112"/>
-          </w:tcPr>
-          <w:p>
-            <w:r>
-              <w:t>Modality</w:t>
-            </w:r>
-          </w:p>
-        </w:tc>
-        <w:tc>
-          <w:tcPr>
-            <w:tcW w:type="dxa" w:w="5112"/>
-          </w:tcPr>
-          <w:p>
-            <w:r>
-              <w:t>A form of information such as audio, image or text</w:t>
-            </w:r>
-          </w:p>
-        </w:tc>
-      </w:tr>
-      <w:tr>
-        <w:tc>
-          <w:tcPr>
-            <w:tcW w:type="dxa" w:w="5112"/>
-          </w:tcPr>
-          <w:p>
-            <w:r>
-              <w:t>Transcription</w:t>
-            </w:r>
-          </w:p>
-        </w:tc>
-        <w:tc>
-          <w:tcPr>
-            <w:tcW w:type="dxa" w:w="5112"/>
-          </w:tcPr>
-          <w:p>
-            <w:r>
-              <w:t>A text representation of speech</w:t>
-            </w:r>
-          </w:p>
-        </w:tc>
-      </w:tr>
-      <w:tr>
-        <w:tc>
-          <w:tcPr>
-            <w:tcW w:type="dxa" w:w="5112"/>
-          </w:tcPr>
-          <w:p>
-            <w:r>
-              <w:t>Error propagation</w:t>
-            </w:r>
-          </w:p>
-        </w:tc>
-        <w:tc>
-          <w:tcPr>
-            <w:tcW w:type="dxa" w:w="5112"/>
-          </w:tcPr>
-          <w:p>
-            <w:r>
-              <w:t>An earlier error affecting later processing</w:t>
-            </w:r>
-          </w:p>
-        </w:tc>
-      </w:tr>
-    </w:tbl>
+        <w:t>Change one thing in the pictured case</w:t>
+      </w:r>
+    </w:p>
     <w:p>
       <w:pPr>
         <w:pStyle w:val="Heading1"/>
       </w:pPr>
       <w:r>
-        <w:t>06. Follow a worked example</w:t>
-      </w:r>
-    </w:p>
-    <w:p>
-      <w:r>
-        <w:t>Follow the worked trace for Image and Voice Pipelines, predict a step, then compare with its explanation.</w:t>
+        <w:t>06. Explain unresolved evidence before the confirmed shelf correction</w:t>
+      </w:r>
+    </w:p>
+    <w:p>
+      <w:r>
+        <w:t>A missing recording and a declared-authority record support different conclusions.</w:t>
+      </w:r>
+    </w:p>
+    <w:p>
+      <w:pPr>
+        <w:pStyle w:val="Heading2"/>
+      </w:pPr>
+      <w:r>
+        <w:t>The unresolved fifteen/fifty case</w:t>
       </w:r>
     </w:p>
     <w:p>
@@ -2142,7 +1911,271 @@
       </w:pPr>
       <w:r>
         <w:rPr>
+          <w:b w:val="0"/>
+        </w:rPr>
+        <w:t>Audio transcript reads fifteen boxes; a clear written inventory says fifty boxes. The original audio is unavailable and the assistant reports fifteen as certain.</w:t>
+      </w:r>
+    </w:p>
+    <w:p>
+      <w:pPr>
+        <w:spacing w:line="336" w:lineRule="auto" w:after="180"/>
+      </w:pPr>
+      <w:r>
+        <w:rPr>
+          <w:b w:val="0"/>
+        </w:rPr>
+        <w:t>There is an unresolved quantity conflict and no audio replay. Preserve both sources and ask the responsible person; certainty is unsupported.</w:t>
+      </w:r>
+    </w:p>
+    <w:p>
+      <w:pPr>
+        <w:pStyle w:val="Heading2"/>
+      </w:pPr>
+      <w:r>
+        <w:t>Separate the two evidence contracts</w:t>
+      </w:r>
+    </w:p>
+    <w:p>
+      <w:pPr>
+        <w:spacing w:line="336" w:lineRule="auto" w:after="180"/>
+      </w:pPr>
+      <w:r>
+        <w:rPr>
+          <w:b w:val="0"/>
+        </w:rPr>
+        <w:t>Keep two evidence situations separate. The fifteen/fifty-box scenario has no audio replay and no declared authoritative source, so the quantity conflict remains unresolved. The separate shelf scenario supplies a known audio phrase, replay availability and a current inventory declared authoritative for the lookup. Those extra facts support a narrower, auditable correction; they do not prove inventories or transcriptions are universally correct.</w:t>
+      </w:r>
+    </w:p>
+    <w:p>
+      <w:pPr>
+        <w:pStyle w:val="Heading2"/>
+      </w:pPr>
+      <w:r>
+        <w:t>Read the supplied shelf phrase and authority</w:t>
+      </w:r>
+    </w:p>
+    <w:p>
+      <w:pPr>
+        <w:spacing w:line="336" w:lineRule="auto" w:after="180"/>
+      </w:pPr>
+      <w:r>
+        <w:rPr>
+          <w:b w:val="0"/>
+        </w:rPr>
+        <w:t xml:space="preserve">A fictional librarian dictates a shelf note that passes through </w:t>
+      </w:r>
+      <w:r>
+        <w:rPr>
           <w:b/>
+        </w:rPr>
+        <w:t>transcription</w:t>
+      </w:r>
+      <w:r>
+        <w:rPr>
+          <w:b w:val="0"/>
+        </w:rPr>
+        <w:t xml:space="preserve"> and catalogue lookup.</w:t>
+      </w:r>
+    </w:p>
+    <w:p>
+      <w:pPr>
+        <w:spacing w:line="336" w:lineRule="auto" w:after="180"/>
+      </w:pPr>
+      <w:r>
+        <w:rPr>
+          <w:b w:val="0"/>
+        </w:rPr>
+        <w:t>Teacher-supplied ground truth audio phrase is “shelf fourteen”. Transcript says “shelf forty”.</w:t>
+      </w:r>
+    </w:p>
+    <w:p>
+      <w:pPr>
+        <w:spacing w:line="336" w:lineRule="auto" w:after="180"/>
+      </w:pPr>
+      <w:r>
+        <w:rPr>
+          <w:b w:val="0"/>
+        </w:rPr>
+        <w:t>A current signed inventory is declared authoritative and lists the requested book on shelf 14. The original audio recording remains available.</w:t>
+      </w:r>
+    </w:p>
+    <w:p>
+      <w:pPr>
+        <w:pStyle w:val="Heading2"/>
+      </w:pPr>
+      <w:r>
+        <w:t>Trace first mismatch, cross-check and correction</w:t>
+      </w:r>
+    </w:p>
+    <w:p>
+      <w:r>
+        <w:drawing>
+          <wp:inline xmlns:a="http://schemas.openxmlformats.org/drawingml/2006/main" xmlns:pic="http://schemas.openxmlformats.org/drawingml/2006/picture">
+            <wp:extent cx="5486400" cy="4005072"/>
+            <wp:docPr id="15" name="Picture 15" descr="Audio input: Known phrase names fourteen, not forty. → Transcription: Text output changes the shelf number to forty. → Cross-check: The authoritative inventory gives shelf 14. → Review and correct: Replay the audio, preserve the faulty transcript and use confirmed shelf 14."/>
+            <wp:cNvGraphicFramePr>
+              <a:graphicFrameLocks noChangeAspect="1"/>
+            </wp:cNvGraphicFramePr>
+            <a:graphic>
+              <a:graphicData uri="http://schemas.openxmlformats.org/drawingml/2006/picture">
+                <pic:pic>
+                  <pic:nvPicPr>
+                    <pic:cNvPr id="0" name="academy-story-ai-2-26-02.png"/>
+                    <pic:cNvPicPr/>
+                  </pic:nvPicPr>
+                  <pic:blipFill>
+                    <a:blip r:embed="rId18"/>
+                    <a:stretch>
+                      <a:fillRect/>
+                    </a:stretch>
+                  </pic:blipFill>
+                  <pic:spPr>
+                    <a:xfrm>
+                      <a:off x="0" y="0"/>
+                      <a:ext cx="5486400" cy="4005072"/>
+                    </a:xfrm>
+                    <a:prstGeom prst="rect"/>
+                  </pic:spPr>
+                </pic:pic>
+              </a:graphicData>
+            </a:graphic>
+          </wp:inline>
+        </w:drawing>
+      </w:r>
+    </w:p>
+    <w:p>
+      <w:pPr>
+        <w:spacing w:line="336" w:lineRule="auto" w:after="180"/>
+      </w:pPr>
+      <w:r>
+        <w:rPr>
+          <w:b w:val="0"/>
+        </w:rPr>
+        <w:t xml:space="preserve">A correct later lookup cannot repair an earlier wrong </w:t>
+      </w:r>
+      <w:r>
+        <w:rPr>
+          <w:b/>
+        </w:rPr>
+        <w:t>input</w:t>
+      </w:r>
+      <w:r>
+        <w:rPr>
+          <w:b w:val="0"/>
+        </w:rPr>
+        <w:t xml:space="preserve"> by magic. Locate the first difference between known audio and transcript, then compare the stated source authority.</w:t>
+      </w:r>
+    </w:p>
+    <w:p>
+      <w:pPr>
+        <w:spacing w:line="336" w:lineRule="auto" w:after="180"/>
+      </w:pPr>
+      <w:r>
+        <w:rPr>
+          <w:b w:val="0"/>
+        </w:rPr>
+        <w:t>Keeping both records makes the correction auditable. A confident spoken answer for shelf 40 would remain wrong despite fluent synthesis.</w:t>
+      </w:r>
+    </w:p>
+    <w:p>
+      <w:pPr>
+        <w:pStyle w:val="Heading2"/>
+      </w:pPr>
+      <w:r>
+        <w:t>Predict removal of audio replay only</w:t>
+      </w:r>
+    </w:p>
+    <w:p>
+      <w:pPr>
+        <w:pStyle w:val="ListBullet"/>
+      </w:pPr>
+      <w:r>
+        <w:t>Change one thing: Remove access to the audio, while keeping the authoritative inventory. Predict the result before checking the explanation. What remains the same?</w:t>
+      </w:r>
+    </w:p>
+    <w:p>
+      <w:pPr>
+        <w:pStyle w:val="Heading2"/>
+      </w:pPr>
+      <w:r>
+        <w:t>Check after predicting · reference / check after trying</w:t>
+      </w:r>
+    </w:p>
+    <w:p>
+      <w:r>
+        <w:drawing>
+          <wp:inline xmlns:a="http://schemas.openxmlformats.org/drawingml/2006/main" xmlns:pic="http://schemas.openxmlformats.org/drawingml/2006/picture">
+            <wp:extent cx="5486400" cy="3026664"/>
+            <wp:docPr id="16" name="Picture 16" descr="Original case: Replay the audio, preserve the faulty transcript and use confirmed shelf 14. Changed condition: Remove access to the audio, while keeping the authoritative inventory. Expected result: Shelf 14 remains supported for the lookup, but transcription accuracy cannot be replay-checked. Reason: The inventory resolves the shelf task; it does not recreate unavailable audio."/>
+            <wp:cNvGraphicFramePr>
+              <a:graphicFrameLocks noChangeAspect="1"/>
+            </wp:cNvGraphicFramePr>
+            <a:graphic>
+              <a:graphicData uri="http://schemas.openxmlformats.org/drawingml/2006/picture">
+                <pic:pic>
+                  <pic:nvPicPr>
+                    <pic:cNvPr id="0" name="academy-story-ai-2-26-04.png"/>
+                    <pic:cNvPicPr/>
+                  </pic:nvPicPr>
+                  <pic:blipFill>
+                    <a:blip r:embed="rId19"/>
+                    <a:stretch>
+                      <a:fillRect/>
+                    </a:stretch>
+                  </pic:blipFill>
+                  <pic:spPr>
+                    <a:xfrm>
+                      <a:off x="0" y="0"/>
+                      <a:ext cx="5486400" cy="3026664"/>
+                    </a:xfrm>
+                    <a:prstGeom prst="rect"/>
+                  </pic:spPr>
+                </pic:pic>
+              </a:graphicData>
+            </a:graphic>
+          </wp:inline>
+        </w:drawing>
+      </w:r>
+    </w:p>
+    <w:p>
+      <w:pPr>
+        <w:pStyle w:val="Heading2"/>
+      </w:pPr>
+      <w:r>
+        <w:t>Explain provenance and authority limits</w:t>
+      </w:r>
+    </w:p>
+    <w:p>
+      <w:pPr>
+        <w:pStyle w:val="ListBullet"/>
+      </w:pPr>
+      <w:r>
+        <w:t>Read the labelled picture: Which stage first fails, and why should the faulty transcript not be silently overwritten?</w:t>
+      </w:r>
+    </w:p>
+    <w:p>
+      <w:pPr>
+        <w:pStyle w:val="ListBullet"/>
+      </w:pPr>
+      <w:r>
+        <w:t>Declared authority resolves this task’s source choice; it does not make every inventory entry universally accurate.</w:t>
+      </w:r>
+    </w:p>
+    <w:p>
+      <w:pPr>
+        <w:pStyle w:val="Heading2"/>
+      </w:pPr>
+      <w:r>
+        <w:t>Earlier wording, alternatives and picture transcripts · reference / check after trying</w:t>
+      </w:r>
+    </w:p>
+    <w:p>
+      <w:pPr>
+        <w:spacing w:line="336" w:lineRule="auto" w:after="180"/>
+      </w:pPr>
+      <w:r>
+        <w:rPr>
+          <w:b w:val="0"/>
         </w:rPr>
         <w:t xml:space="preserve">WORKED </w:t>
       </w:r>
@@ -2192,7 +2225,7 @@
         <w:drawing>
           <wp:inline xmlns:a="http://schemas.openxmlformats.org/drawingml/2006/main" xmlns:pic="http://schemas.openxmlformats.org/drawingml/2006/picture">
             <wp:extent cx="5486400" cy="2377440"/>
-            <wp:docPr id="14" name="Picture 14" descr="Worked evidence for Image and Voice Pipelines"/>
+            <wp:docPr id="17" name="Picture 17" descr="Worked evidence for Image and Voice Pipelines"/>
             <wp:cNvGraphicFramePr>
               <a:graphicFrameLocks noChangeAspect="1"/>
             </wp:cNvGraphicFramePr>
@@ -2204,7 +2237,7 @@
                     <pic:cNvPicPr/>
                   </pic:nvPicPr>
                   <pic:blipFill>
-                    <a:blip r:embed="rId21"/>
+                    <a:blip r:embed="rId20"/>
                     <a:stretch>
                       <a:fillRect/>
                     </a:stretch>
@@ -2226,7 +2259,6 @@
     <w:p>
       <w:pPr>
         <w:spacing w:line="336" w:lineRule="auto" w:after="180"/>
-        <w:shd w:fill="F4F9FC"/>
       </w:pPr>
       <w:r>
         <w:rPr>
@@ -2250,7 +2282,6 @@
     <w:p>
       <w:pPr>
         <w:spacing w:line="336" w:lineRule="auto" w:after="180"/>
-        <w:shd w:fill="F4F9FC"/>
       </w:pPr>
       <w:r>
         <w:rPr>
@@ -2262,7 +2293,6 @@
     <w:p>
       <w:pPr>
         <w:spacing w:line="336" w:lineRule="auto" w:after="180"/>
-        <w:shd w:fill="F4F9FC"/>
       </w:pPr>
       <w:r>
         <w:rPr>
@@ -2274,7 +2304,6 @@
     <w:p>
       <w:pPr>
         <w:spacing w:line="336" w:lineRule="auto" w:after="180"/>
-        <w:shd w:fill="F4F9FC"/>
       </w:pPr>
       <w:r>
         <w:rPr>
@@ -2330,7 +2359,6 @@
     <w:p>
       <w:pPr>
         <w:spacing w:line="336" w:lineRule="auto" w:after="180"/>
-        <w:shd w:fill="F5F1FB"/>
       </w:pPr>
       <w:r>
         <w:rPr>
@@ -2367,7 +2395,31 @@
         <w:rPr>
           <w:b w:val="0"/>
         </w:rPr>
-        <w:t>Audio transcript reads fifteen boxes; a clear written inventory says fifty boxes. The original audio is unavailable and the assistant reports fifteen as certain.</w:t>
+        <w:t xml:space="preserve">Compare the intermediate </w:t>
+      </w:r>
+      <w:r>
+        <w:rPr>
+          <w:b/>
+        </w:rPr>
+        <w:t>evidence</w:t>
+      </w:r>
+      <w:r>
+        <w:rPr>
+          <w:b w:val="0"/>
+        </w:rPr>
+        <w:t xml:space="preserve"> with the final statement. Explain why each number or decision follows from the stated </w:t>
+      </w:r>
+      <w:r>
+        <w:rPr>
+          <w:b/>
+        </w:rPr>
+        <w:t>input</w:t>
+      </w:r>
+      <w:r>
+        <w:rPr>
+          <w:b w:val="0"/>
+        </w:rPr>
+        <w:t>s.</w:t>
       </w:r>
     </w:p>
     <w:p>
@@ -2378,7 +2430,19 @@
         <w:rPr>
           <w:b w:val="0"/>
         </w:rPr>
-        <w:t>There is an unresolved quantity conflict and no audio replay. Preserve both sources and ask the responsible person; certainty is unsupported.</w:t>
+        <w:t xml:space="preserve">The conclusion belongs to this scenario and procedure; changing the </w:t>
+      </w:r>
+      <w:r>
+        <w:rPr>
+          <w:b/>
+        </w:rPr>
+        <w:t>input</w:t>
+      </w:r>
+      <w:r>
+        <w:rPr>
+          <w:b w:val="0"/>
+        </w:rPr>
+        <w:t>s, evaluation population or authority can change what it establishes. Retain the raw record so a later revision can be compared honestly.</w:t>
       </w:r>
     </w:p>
     <w:p>
@@ -2386,67 +2450,18 @@
         <w:pStyle w:val="Heading3"/>
       </w:pPr>
       <w:r>
-        <w:t>Worked explanation · Image and Voice Pipelines</w:t>
+        <w:t>Learn from the worked case</w:t>
       </w:r>
     </w:p>
     <w:p>
       <w:pPr>
         <w:spacing w:line="336" w:lineRule="auto" w:after="180"/>
-        <w:shd w:fill="F1F6FC"/>
       </w:pPr>
       <w:r>
         <w:rPr>
           <w:b w:val="0"/>
         </w:rPr>
-        <w:t xml:space="preserve">Compare the intermediate </w:t>
-      </w:r>
-      <w:r>
-        <w:rPr>
-          <w:b/>
-        </w:rPr>
-        <w:t>evidence</w:t>
-      </w:r>
-      <w:r>
-        <w:rPr>
-          <w:b w:val="0"/>
-        </w:rPr>
-        <w:t xml:space="preserve"> with the final statement. Explain why each number or decision follows from the stated </w:t>
-      </w:r>
-      <w:r>
-        <w:rPr>
-          <w:b/>
-        </w:rPr>
-        <w:t>input</w:t>
-      </w:r>
-      <w:r>
-        <w:rPr>
-          <w:b w:val="0"/>
-        </w:rPr>
-        <w:t>s.</w:t>
-      </w:r>
-    </w:p>
-    <w:p>
-      <w:pPr>
-        <w:spacing w:line="336" w:lineRule="auto" w:after="180"/>
-        <w:shd w:fill="F1F6FC"/>
-      </w:pPr>
-      <w:r>
-        <w:rPr>
-          <w:b w:val="0"/>
-        </w:rPr>
-        <w:t xml:space="preserve">The conclusion belongs to this scenario and procedure; changing the </w:t>
-      </w:r>
-      <w:r>
-        <w:rPr>
-          <w:b/>
-        </w:rPr>
-        <w:t>input</w:t>
-      </w:r>
-      <w:r>
-        <w:rPr>
-          <w:b w:val="0"/>
-        </w:rPr>
-        <w:t>s, evaluation population or authority can change what it establishes. Retain the raw record so a later revision can be compared honestly.</w:t>
+        <w:t>Cover the result before checking it. Say what is given, choose the procedure, and follow one step at a time. Then uncover the result and explain your first mismatch. Ask why a step is allowed, not only what number it produces.</w:t>
       </w:r>
     </w:p>
     <w:p>
@@ -2454,18 +2469,7 @@
         <w:pStyle w:val="Heading3"/>
       </w:pPr>
       <w:r>
-        <w:t>Learn from the worked case</w:t>
-      </w:r>
-    </w:p>
-    <w:p>
-      <w:pPr>
-        <w:spacing w:line="336" w:lineRule="auto" w:after="180"/>
-      </w:pPr>
-      <w:r>
-        <w:rPr>
-          <w:b w:val="0"/>
-        </w:rPr>
-        <w:t>Cover the result before checking it. Say what is given, choose the procedure, and follow one step at a time. Then uncover the result and explain your first mismatch. Ask why a step is allowed, not only what number it produces.</w:t>
+        <w:t>A pictorial worked case: Image and Voice Pipelines</w:t>
       </w:r>
     </w:p>
     <w:p>
@@ -2473,78 +2477,7 @@
         <w:pStyle w:val="Heading3"/>
       </w:pPr>
       <w:r>
-        <w:t>A pictorial worked case: Image and Voice Pipelines</w:t>
-      </w:r>
-    </w:p>
-    <w:p>
-      <w:pPr>
-        <w:spacing w:line="336" w:lineRule="auto" w:after="180"/>
-      </w:pPr>
-      <w:r>
-        <w:rPr>
-          <w:b w:val="0"/>
-        </w:rPr>
-        <w:t xml:space="preserve">A fictional librarian dictates a shelf note that passes through </w:t>
-      </w:r>
-      <w:r>
-        <w:rPr>
-          <w:b/>
-        </w:rPr>
-        <w:t>transcription</w:t>
-      </w:r>
-      <w:r>
-        <w:rPr>
-          <w:b w:val="0"/>
-        </w:rPr>
-        <w:t xml:space="preserve"> and catalogue lookup.</w:t>
-      </w:r>
-    </w:p>
-    <w:p>
-      <w:pPr>
-        <w:pStyle w:val="Heading3"/>
-      </w:pPr>
-      <w:r>
         <w:t>The facts we will use</w:t>
-      </w:r>
-    </w:p>
-    <w:p>
-      <w:pPr>
-        <w:pStyle w:val="Heading3"/>
-      </w:pPr>
-      <w:r>
-        <w:t>Supplied facts</w:t>
-      </w:r>
-    </w:p>
-    <w:p>
-      <w:pPr>
-        <w:spacing w:line="336" w:lineRule="auto" w:after="180"/>
-        <w:shd w:fill="F1F6FC"/>
-      </w:pPr>
-      <w:r>
-        <w:rPr>
-          <w:b w:val="0"/>
-        </w:rPr>
-        <w:t>Teacher-supplied ground truth audio phrase is “shelf fourteen”. Transcript says “shelf forty”.</w:t>
-      </w:r>
-    </w:p>
-    <w:p>
-      <w:pPr>
-        <w:pStyle w:val="Heading3"/>
-      </w:pPr>
-      <w:r>
-        <w:t>Supplied facts</w:t>
-      </w:r>
-    </w:p>
-    <w:p>
-      <w:pPr>
-        <w:spacing w:line="336" w:lineRule="auto" w:after="180"/>
-        <w:shd w:fill="F1F6FC"/>
-      </w:pPr>
-      <w:r>
-        <w:rPr>
-          <w:b w:val="0"/>
-        </w:rPr>
-        <w:t>A current signed inventory is declared authoritative and lists the requested book on shelf 14. The original audio recording remains available.</w:t>
       </w:r>
     </w:p>
     <w:p>
@@ -2552,7 +2485,7 @@
         <w:drawing>
           <wp:inline xmlns:a="http://schemas.openxmlformats.org/drawingml/2006/main" xmlns:pic="http://schemas.openxmlformats.org/drawingml/2006/picture">
             <wp:extent cx="5346057" cy="5943599"/>
-            <wp:docPr id="15" name="Picture 15" descr="Image and Voice Pipelines. Audio input: Known phrase names fourteen, not forty.. Transcription: Text output changes the shelf number to forty.. Cross-check: The authoritative inventory gives shelf 14.. Review and correct: Replay the audio, preserve the faulty transcript and use confirmed shelf 14."/>
+            <wp:docPr id="18" name="Picture 18" descr="Image and Voice Pipelines. Audio input: Known phrase names fourteen, not forty.. Transcription: Text output changes the shelf number to forty.. Cross-check: The authoritative inventory gives shelf 14.. Review and correct: Replay the audio, preserve the faulty transcript and use confirmed shelf 14."/>
             <wp:cNvGraphicFramePr>
               <a:graphicFrameLocks noChangeAspect="1"/>
             </wp:cNvGraphicFramePr>
@@ -2564,7 +2497,7 @@
                     <pic:cNvPicPr/>
                   </pic:nvPicPr>
                   <pic:blipFill>
-                    <a:blip r:embed="rId22"/>
+                    <a:blip r:embed="rId21"/>
                     <a:stretch>
                       <a:fillRect/>
                     </a:stretch>
@@ -2733,138 +2666,104 @@
         <w:pStyle w:val="Heading3"/>
       </w:pPr>
       <w:r>
-        <w:t>Why the result follows</w:t>
+        <w:t>What this example does not establish</w:t>
+      </w:r>
+    </w:p>
+    <w:p>
+      <w:pPr>
+        <w:pStyle w:val="Heading1"/>
+      </w:pPr>
+      <w:r>
+        <w:t>07. Design a follow-up that could change the conclusion</w:t>
+      </w:r>
+    </w:p>
+    <w:p>
+      <w:r>
+        <w:t>Keep source availability and uncertainty explicit.</w:t>
+      </w:r>
+    </w:p>
+    <w:p>
+      <w:pPr>
+        <w:pStyle w:val="Heading2"/>
+      </w:pPr>
+      <w:r>
+        <w:t>Retain support and fresh-case evidence</w:t>
       </w:r>
     </w:p>
     <w:p>
       <w:pPr>
         <w:spacing w:line="336" w:lineRule="auto" w:after="180"/>
-        <w:shd w:fill="F1F6FC"/>
       </w:pPr>
       <w:r>
         <w:rPr>
           <w:b w:val="0"/>
         </w:rPr>
-        <w:t xml:space="preserve">A correct later lookup cannot repair an earlier wrong </w:t>
-      </w:r>
-      <w:r>
-        <w:rPr>
-          <w:b/>
-        </w:rPr>
-        <w:t>input</w:t>
-      </w:r>
+        <w:t>Complete the supported workbook tasks before attempting W4 independently. Record any hints or help used. After feedback, use the teacher's fresh retry rather than copying the earlier answer.</w:t>
+      </w:r>
+    </w:p>
+    <w:p>
+      <w:pPr>
+        <w:spacing w:line="336" w:lineRule="auto" w:after="180"/>
+      </w:pPr>
       <w:r>
         <w:rPr>
           <w:b w:val="0"/>
         </w:rPr>
-        <w:t xml:space="preserve"> by magic. Locate the first difference between known audio and transcript, then compare the stated source authority.</w:t>
+        <w:t>For a project, select a relevant new case, predict the outcome from the declared rule and preserve the result alongside any revision.</w:t>
+      </w:r>
+    </w:p>
+    <w:p>
+      <w:pPr>
+        <w:pStyle w:val="Heading2"/>
+      </w:pPr>
+      <w:r>
+        <w:t>State a revealing changed condition</w:t>
+      </w:r>
+    </w:p>
+    <w:p>
+      <w:pPr>
+        <w:pStyle w:val="Heading3"/>
+      </w:pPr>
+      <w:r>
+        <w:t>Exit: propose one revealing change to the worked scenario. State the expected outcome and the evidence that would make you revise your explanation.</w:t>
+      </w:r>
+    </w:p>
+    <w:p>
+      <w:r>
+        <w:t>________________________________________________________________</w:t>
+      </w:r>
+    </w:p>
+    <w:p>
+      <w:r>
+        <w:t>________________________________________________________________</w:t>
+      </w:r>
+    </w:p>
+    <w:p>
+      <w:r>
+        <w:t>________________________________________________________________</w:t>
+      </w:r>
+    </w:p>
+    <w:p>
+      <w:r>
+        <w:t>________________________________________________________________</w:t>
+      </w:r>
+    </w:p>
+    <w:p>
+      <w:r>
+        <w:t>________________________________________________________________</w:t>
+      </w:r>
+    </w:p>
+    <w:p>
+      <w:pPr>
+        <w:pStyle w:val="Heading2"/>
+      </w:pPr>
+      <w:r>
+        <w:t>Earlier wording, alternatives and picture transcripts · reference / check after trying</w:t>
       </w:r>
     </w:p>
     <w:p>
       <w:pPr>
         <w:spacing w:line="336" w:lineRule="auto" w:after="180"/>
-        <w:shd w:fill="F1F6FC"/>
-      </w:pPr>
-      <w:r>
-        <w:rPr>
-          <w:b w:val="0"/>
-        </w:rPr>
-        <w:t>Keeping both records makes the correction auditable. A confident spoken answer for shelf 40 would remain wrong despite fluent synthesis.</w:t>
-      </w:r>
-    </w:p>
-    <w:p>
-      <w:pPr>
-        <w:pStyle w:val="Heading3"/>
-      </w:pPr>
-      <w:r>
-        <w:t>What this example does not establish</w:t>
-      </w:r>
-    </w:p>
-    <w:p>
-      <w:pPr>
-        <w:pStyle w:val="Heading3"/>
-      </w:pPr>
-      <w:r>
-        <w:t>Keep the stated limit</w:t>
-      </w:r>
-    </w:p>
-    <w:p>
-      <w:pPr>
-        <w:spacing w:line="336" w:lineRule="auto" w:after="180"/>
-        <w:shd w:fill="FFF5E6"/>
-      </w:pPr>
-      <w:r>
-        <w:rPr>
-          <w:b w:val="0"/>
-        </w:rPr>
-        <w:t>Declared authority resolves this task’s source choice; it does not make every inventory entry universally accurate.</w:t>
-      </w:r>
-    </w:p>
-    <w:p>
-      <w:pPr>
-        <w:pStyle w:val="Heading3"/>
-      </w:pPr>
-      <w:r>
-        <w:t>Keep the stated limit</w:t>
-      </w:r>
-    </w:p>
-    <w:p>
-      <w:pPr>
-        <w:spacing w:line="336" w:lineRule="auto" w:after="180"/>
-        <w:shd w:fill="FFF5E6"/>
-      </w:pPr>
-      <w:r>
-        <w:rPr>
-          <w:b w:val="0"/>
-        </w:rPr>
-        <w:t>Read the labelled picture: Which stage first fails, and why should the faulty transcript not be silently overwritten?</w:t>
-      </w:r>
-    </w:p>
-    <w:p>
-      <w:pPr>
-        <w:pStyle w:val="Heading3"/>
-      </w:pPr>
-      <w:r>
-        <w:t>Keep the stated limit</w:t>
-      </w:r>
-    </w:p>
-    <w:p>
-      <w:pPr>
-        <w:spacing w:line="336" w:lineRule="auto" w:after="180"/>
-        <w:shd w:fill="FFF5E6"/>
-      </w:pPr>
-      <w:r>
-        <w:rPr>
-          <w:b w:val="0"/>
-        </w:rPr>
-        <w:t>Change one thing: Remove access to the audio, while keeping the authoritative inventory. Predict the result before checking the explanation. What remains the same?</w:t>
-      </w:r>
-    </w:p>
-    <w:p>
-      <w:pPr>
-        <w:pStyle w:val="Heading1"/>
-      </w:pPr>
-      <w:r>
-        <w:t>07. Find and repair a mistake</w:t>
-      </w:r>
-    </w:p>
-    <w:p>
-      <w:r>
-        <w:t>Find the unsupported step in the Image and Voice Pipelines claim and explain a repair using the supplied evidence.</w:t>
-      </w:r>
-    </w:p>
-    <w:p>
-      <w:pPr>
-        <w:pStyle w:val="Heading3"/>
-      </w:pPr>
-      <w:r>
-        <w:t>Find the first error</w:t>
-      </w:r>
-    </w:p>
-    <w:p>
-      <w:pPr>
-        <w:spacing w:line="336" w:lineRule="auto" w:after="180"/>
-        <w:shd w:fill="FFF5E6"/>
       </w:pPr>
       <w:r>
         <w:rPr>
@@ -2912,7 +2811,7 @@
         <w:drawing>
           <wp:inline xmlns:a="http://schemas.openxmlformats.org/drawingml/2006/main" xmlns:pic="http://schemas.openxmlformats.org/drawingml/2006/picture">
             <wp:extent cx="5486400" cy="1901952"/>
-            <wp:docPr id="16" name="Picture 16" descr="Misconception diagnosis for Image and Voice Pipelines"/>
+            <wp:docPr id="19" name="Picture 19" descr="Misconception diagnosis for Image and Voice Pipelines"/>
             <wp:cNvGraphicFramePr>
               <a:graphicFrameLocks noChangeAspect="1"/>
             </wp:cNvGraphicFramePr>
@@ -2924,7 +2823,7 @@
                     <pic:cNvPicPr/>
                   </pic:nvPicPr>
                   <pic:blipFill>
-                    <a:blip r:embed="rId23"/>
+                    <a:blip r:embed="rId22"/>
                     <a:stretch>
                       <a:fillRect/>
                     </a:stretch>
@@ -3156,7 +3055,6 @@
     <w:p>
       <w:pPr>
         <w:spacing w:line="336" w:lineRule="auto" w:after="180"/>
-        <w:shd w:fill="F5F1FB"/>
       </w:pPr>
       <w:r>
         <w:rPr>
@@ -3208,42 +3106,96 @@
     </w:p>
     <w:p>
       <w:pPr>
+        <w:pStyle w:val="Heading1"/>
+      </w:pPr>
+      <w:r>
+        <w:t>08. Separate a faulty stage from an incomplete decision policy</w:t>
+      </w:r>
+    </w:p>
+    <w:p>
+      <w:r>
+        <w:t>A successful later stage cannot recreate missing source evidence.</w:t>
+      </w:r>
+    </w:p>
+    <w:p>
+      <w:pPr>
+        <w:pStyle w:val="Heading2"/>
+      </w:pPr>
+      <w:r>
+        <w:t>State the authority and downstream-claim limit</w:t>
+      </w:r>
+    </w:p>
+    <w:p>
+      <w:pPr>
+        <w:spacing w:line="336" w:lineRule="auto" w:after="180"/>
+      </w:pPr>
+      <w:r>
+        <w:rPr>
+          <w:b w:val="0"/>
+        </w:rPr>
+        <w:t xml:space="preserve">A stage-level accuracy or authority policy does not establish every </w:t>
+      </w:r>
+      <w:r>
+        <w:rPr>
+          <w:b/>
+        </w:rPr>
+        <w:t>modality</w:t>
+      </w:r>
+      <w:r>
+        <w:rPr>
+          <w:b w:val="0"/>
+        </w:rPr>
+        <w:t xml:space="preserve"> agrees or every downstream claim is supported.</w:t>
+      </w:r>
+    </w:p>
+    <w:p>
+      <w:pPr>
+        <w:spacing w:line="336" w:lineRule="auto" w:after="180"/>
+      </w:pPr>
+      <w:r>
+        <w:rPr>
+          <w:b w:val="0"/>
+        </w:rPr>
+        <w:t>A useful check asks what would make the reasoning fail. Distinguish a failure to execute the declared procedure from a weakness in the procedure itself.</w:t>
+      </w:r>
+    </w:p>
+    <w:p>
+      <w:pPr>
+        <w:spacing w:line="336" w:lineRule="auto" w:after="180"/>
+      </w:pPr>
+      <w:r>
+        <w:rPr>
+          <w:b w:val="0"/>
+        </w:rPr>
+        <w:t xml:space="preserve">The first may require a correction; the second requires an explicitly revised method and new </w:t>
+      </w:r>
+      <w:r>
+        <w:rPr>
+          <w:b/>
+        </w:rPr>
+        <w:t>evidence</w:t>
+      </w:r>
+      <w:r>
+        <w:rPr>
+          <w:b w:val="0"/>
+        </w:rPr>
+        <w:t>. Preserve unsuccessful cases so an improved result cannot hide the original problem.</w:t>
+      </w:r>
+    </w:p>
+    <w:p>
+      <w:pPr>
+        <w:pStyle w:val="Heading2"/>
+      </w:pPr>
+      <w:r>
+        <w:t>Restate the bounded conclusion</w:t>
+      </w:r>
+    </w:p>
+    <w:p>
+      <w:pPr>
         <w:pStyle w:val="Heading3"/>
       </w:pPr>
       <w:r>
-        <w:t>Check the claim against the facts</w:t>
-      </w:r>
-    </w:p>
-    <w:p>
-      <w:pPr>
-        <w:spacing w:line="336" w:lineRule="auto" w:after="180"/>
-        <w:shd w:fill="FFF5E6"/>
-      </w:pPr>
-      <w:r>
-        <w:rPr>
-          <w:b w:val="0"/>
-        </w:rPr>
-        <w:t>Complete the supported workbook tasks before attempting W4 independently. Record any hints or help used. After feedback, use the teacher's fresh retry rather than copying the earlier answer.</w:t>
-      </w:r>
-    </w:p>
-    <w:p>
-      <w:pPr>
-        <w:spacing w:line="336" w:lineRule="auto" w:after="180"/>
-        <w:shd w:fill="FFF5E6"/>
-      </w:pPr>
-      <w:r>
-        <w:rPr>
-          <w:b w:val="0"/>
-        </w:rPr>
-        <w:t>For a project, select a relevant new case, predict the outcome from the declared rule and preserve the result alongside any revision.</w:t>
-      </w:r>
-    </w:p>
-    <w:p>
-      <w:pPr>
-        <w:pStyle w:val="Heading3"/>
-      </w:pPr>
-      <w:r>
-        <w:t>Exit: propose one revealing change to the worked scenario. State the expected outcome and the evidence that would make you revise your explanation.</w:t>
+        <w:t>Guided: restate the worked result, then name the assumption or limitation that prevents a broader conclusion.</w:t>
       </w:r>
     </w:p>
     <w:p>
@@ -3273,280 +3225,10 @@
     </w:p>
     <w:p>
       <w:pPr>
-        <w:pStyle w:val="Heading1"/>
-      </w:pPr>
-      <w:r>
-        <w:t>08. Practise together</w:t>
-      </w:r>
-    </w:p>
-    <w:p>
-      <w:r>
-        <w:t>Practise Image and Voice Pipelines with support, then explain the deciding step in your own words.</w:t>
-      </w:r>
-    </w:p>
-    <w:p>
-      <w:pPr>
-        <w:spacing w:line="336" w:lineRule="auto" w:after="180"/>
-      </w:pPr>
-      <w:r>
-        <w:rPr>
-          <w:b/>
-        </w:rPr>
-        <w:t>LOGIC STUDIO</w:t>
-      </w:r>
-    </w:p>
-    <w:p>
-      <w:pPr>
-        <w:spacing w:line="336" w:lineRule="auto" w:after="180"/>
-      </w:pPr>
-      <w:r>
-        <w:rPr>
-          <w:b w:val="0"/>
-        </w:rPr>
-        <w:t>Trace Before You Run</w:t>
-      </w:r>
-    </w:p>
-    <w:p>
-      <w:pPr>
-        <w:spacing w:line="336" w:lineRule="auto" w:after="180"/>
-      </w:pPr>
-      <w:r>
-        <w:rPr>
-          <w:b w:val="0"/>
-        </w:rPr>
-        <w:t>Block code, pseudocode, tables, and diagrams are different ways to expose the same reasoning.</w:t>
-      </w:r>
-    </w:p>
-    <w:p>
-      <w:r>
-        <w:drawing>
-          <wp:inline xmlns:a="http://schemas.openxmlformats.org/drawingml/2006/main" xmlns:pic="http://schemas.openxmlformats.org/drawingml/2006/picture">
-            <wp:extent cx="5486400" cy="1901952"/>
-            <wp:docPr id="17" name="Picture 17" descr="Logic tracing graphic for Image and Voice Pipelines"/>
-            <wp:cNvGraphicFramePr>
-              <a:graphicFrameLocks noChangeAspect="1"/>
-            </wp:cNvGraphicFramePr>
-            <a:graphic>
-              <a:graphicData uri="http://schemas.openxmlformats.org/drawingml/2006/picture">
-                <pic:pic>
-                  <pic:nvPicPr>
-                    <pic:cNvPr id="0" name="eea505167ffbbb10362ff86f5f17a806cbfff2dadf444f92883587fa6eb375a7.png"/>
-                    <pic:cNvPicPr/>
-                  </pic:nvPicPr>
-                  <pic:blipFill>
-                    <a:blip r:embed="rId24"/>
-                    <a:stretch>
-                      <a:fillRect/>
-                    </a:stretch>
-                  </pic:blipFill>
-                  <pic:spPr>
-                    <a:xfrm>
-                      <a:off x="0" y="0"/>
-                      <a:ext cx="5486400" cy="1901952"/>
-                    </a:xfrm>
-                    <a:prstGeom prst="rect"/>
-                  </pic:spPr>
-                </pic:pic>
-              </a:graphicData>
-            </a:graphic>
-          </wp:inline>
-        </w:drawing>
-      </w:r>
-    </w:p>
-    <w:p>
-      <w:pPr>
-        <w:spacing w:line="336" w:lineRule="auto" w:after="180"/>
-      </w:pPr>
-      <w:r>
-        <w:rPr>
-          <w:b w:val="0"/>
-        </w:rPr>
-        <w:t xml:space="preserve">SET </w:t>
-      </w:r>
-      <w:r>
-        <w:rPr>
-          <w:b/>
-        </w:rPr>
-        <w:t>evidence</w:t>
-      </w:r>
-      <w:r>
-        <w:rPr>
-          <w:b w:val="0"/>
-        </w:rPr>
-        <w:t>_record</w:t>
-        <w:br/>
-        <w:t>PREDICT expected_result</w:t>
-        <w:br/>
-        <w:t>RUN one normal case and one boundary case</w:t>
-        <w:br/>
-        <w:t>COMPARE actual_result with expected_result</w:t>
-        <w:br/>
-        <w:t>IF different: locate first cause; change one factor; RETEST</w:t>
-        <w:br/>
-        <w:t>EXPLAIN result, limitation, and next safe step</w:t>
-      </w:r>
-    </w:p>
-    <w:p>
-      <w:pPr>
-        <w:spacing w:line="336" w:lineRule="auto" w:after="180"/>
-        <w:shd w:fill="F5F1FB"/>
-      </w:pPr>
-      <w:r>
-        <w:rPr>
-          <w:b w:val="0"/>
-        </w:rPr>
-        <w:t xml:space="preserve">Trace one </w:t>
-      </w:r>
-      <w:r>
-        <w:rPr>
-          <w:b/>
-        </w:rPr>
-        <w:t>input</w:t>
-      </w:r>
-      <w:r>
-        <w:rPr>
-          <w:b w:val="0"/>
-        </w:rPr>
-        <w:t>. Which line changes the state or chooses a path?</w:t>
-      </w:r>
-    </w:p>
-    <w:p>
-      <w:pPr>
-        <w:pStyle w:val="Heading3"/>
-      </w:pPr>
-      <w:r>
-        <w:t>Write or draw your reasoning and evidence.</w:t>
-      </w:r>
-    </w:p>
-    <w:p>
-      <w:r>
-        <w:t>________________________________________________________________</w:t>
-      </w:r>
-    </w:p>
-    <w:p>
-      <w:r>
-        <w:t>________________________________________________________________</w:t>
-      </w:r>
-    </w:p>
-    <w:p>
-      <w:r>
-        <w:t>________________________________________________________________</w:t>
-      </w:r>
-    </w:p>
-    <w:p>
-      <w:r>
-        <w:t>________________________________________________________________</w:t>
-      </w:r>
-    </w:p>
-    <w:p>
-      <w:r>
-        <w:t>________________________________________________________________</w:t>
-      </w:r>
-    </w:p>
-    <w:p>
-      <w:pPr>
-        <w:pStyle w:val="Heading3"/>
-      </w:pPr>
-      <w:r>
-        <w:t>A closer explanation</w:t>
-      </w:r>
-    </w:p>
-    <w:p>
-      <w:pPr>
-        <w:spacing w:line="336" w:lineRule="auto" w:after="180"/>
-      </w:pPr>
-      <w:r>
-        <w:rPr>
-          <w:b w:val="0"/>
-        </w:rPr>
-        <w:t xml:space="preserve">A stage-level accuracy or authority policy does not establish every </w:t>
-      </w:r>
-      <w:r>
-        <w:rPr>
-          <w:b/>
-        </w:rPr>
-        <w:t>modality</w:t>
-      </w:r>
-      <w:r>
-        <w:rPr>
-          <w:b w:val="0"/>
-        </w:rPr>
-        <w:t xml:space="preserve"> agrees or every downstream claim is supported.</w:t>
-      </w:r>
-    </w:p>
-    <w:p>
-      <w:pPr>
-        <w:spacing w:line="336" w:lineRule="auto" w:after="180"/>
-      </w:pPr>
-      <w:r>
-        <w:rPr>
-          <w:b w:val="0"/>
-        </w:rPr>
-        <w:t>A useful check asks what would make the reasoning fail. Distinguish a failure to execute the declared procedure from a weakness in the procedure itself.</w:t>
-      </w:r>
-    </w:p>
-    <w:p>
-      <w:pPr>
-        <w:spacing w:line="336" w:lineRule="auto" w:after="180"/>
-      </w:pPr>
-      <w:r>
-        <w:rPr>
-          <w:b w:val="0"/>
-        </w:rPr>
-        <w:t xml:space="preserve">The first may require a correction; the second requires an explicitly revised method and new </w:t>
-      </w:r>
-      <w:r>
-        <w:rPr>
-          <w:b/>
-        </w:rPr>
-        <w:t>evidence</w:t>
-      </w:r>
-      <w:r>
-        <w:rPr>
-          <w:b w:val="0"/>
-        </w:rPr>
-        <w:t>. Preserve unsuccessful cases so an improved result cannot hide the original problem.</w:t>
-      </w:r>
-    </w:p>
-    <w:p>
-      <w:pPr>
-        <w:pStyle w:val="Heading3"/>
-      </w:pPr>
-      <w:r>
-        <w:t>Guided: restate the worked result, then name the assumption or limitation that prevents a broader conclusion.</w:t>
-      </w:r>
-    </w:p>
-    <w:p>
-      <w:r>
-        <w:t>________________________________________________________________</w:t>
-      </w:r>
-    </w:p>
-    <w:p>
-      <w:r>
-        <w:t>________________________________________________________________</w:t>
-      </w:r>
-    </w:p>
-    <w:p>
-      <w:r>
-        <w:t>________________________________________________________________</w:t>
-      </w:r>
-    </w:p>
-    <w:p>
-      <w:r>
-        <w:t>________________________________________________________________</w:t>
-      </w:r>
-    </w:p>
-    <w:p>
-      <w:r>
-        <w:t>________________________________________________________________</w:t>
-      </w:r>
-    </w:p>
-    <w:p>
-      <w:pPr>
-        <w:pStyle w:val="Heading3"/>
-      </w:pPr>
-      <w:r>
-        <w:t>Practise with less help: Trace the worked case</w:t>
+        <w:pStyle w:val="Heading2"/>
+      </w:pPr>
+      <w:r>
+        <w:t>Trace the standalone W2 conflict</w:t>
       </w:r>
     </w:p>
     <w:p>
@@ -3688,10 +3370,34 @@
     </w:p>
     <w:p>
       <w:pPr>
-        <w:pStyle w:val="Heading3"/>
-      </w:pPr>
-      <w:r>
-        <w:t>Check your reasoning</w:t>
+        <w:pStyle w:val="Heading2"/>
+      </w:pPr>
+      <w:r>
+        <w:t>Challenge the every-future-case claim</w:t>
+      </w:r>
+    </w:p>
+    <w:p>
+      <w:pPr>
+        <w:pStyle w:val="ListBullet"/>
+      </w:pPr>
+      <w:r>
+        <w:t>Use the worked case for Speech pipelines and multimodal evidence. Proposed explanation: “The worked result establishes every future case”. Decide whether this explanation is supported. Point to the step or supplied fact that decides; explain your repair if needed.</w:t>
+      </w:r>
+    </w:p>
+    <w:p>
+      <w:pPr>
+        <w:pStyle w:val="ListBullet"/>
+      </w:pPr>
+      <w:r>
+        <w:t>Answer on your own before discussion. If you are unsure, say which step you need help with.</w:t>
+      </w:r>
+    </w:p>
+    <w:p>
+      <w:pPr>
+        <w:pStyle w:val="Heading2"/>
+      </w:pPr>
+      <w:r>
+        <w:t>Explain the shelf mismatch and retained transcript</w:t>
       </w:r>
     </w:p>
     <w:p>
@@ -3702,31 +3408,37 @@
         <w:rPr>
           <w:b w:val="0"/>
         </w:rPr>
-        <w:t xml:space="preserve">Use the worked case for Speech </w:t>
-      </w:r>
-      <w:r>
-        <w:rPr>
-          <w:b/>
-        </w:rPr>
-        <w:t>pipeline</w:t>
-      </w:r>
+        <w:t>Which stage first fails, and why should the faulty transcript not be silently overwritten?</w:t>
+      </w:r>
+    </w:p>
+    <w:p>
+      <w:pPr>
+        <w:spacing w:line="336" w:lineRule="auto" w:after="180"/>
+      </w:pPr>
       <w:r>
         <w:rPr>
           <w:b w:val="0"/>
         </w:rPr>
-        <w:t xml:space="preserve">s and multimodal </w:t>
-      </w:r>
-      <w:r>
-        <w:rPr>
-          <w:b/>
-        </w:rPr>
-        <w:t>evidence</w:t>
-      </w:r>
+        <w:t>This is supported practice. Keep the separately named independent case for an attempt before feedback.</w:t>
+      </w:r>
+    </w:p>
+    <w:p>
+      <w:pPr>
+        <w:pStyle w:val="Heading2"/>
+      </w:pPr>
+      <w:r>
+        <w:t>Earlier wording, alternatives and picture transcripts · reference / check after trying</w:t>
+      </w:r>
+    </w:p>
+    <w:p>
+      <w:pPr>
+        <w:spacing w:line="336" w:lineRule="auto" w:after="180"/>
+      </w:pPr>
       <w:r>
         <w:rPr>
           <w:b w:val="0"/>
         </w:rPr>
-        <w:t>. Proposed explanation: “The worked result establishes every future case”. Decide whether this explanation is supported.</w:t>
+        <w:t>LOGIC STUDIO</w:t>
       </w:r>
     </w:p>
     <w:p>
@@ -3737,7 +3449,7 @@
         <w:rPr>
           <w:b w:val="0"/>
         </w:rPr>
-        <w:t>Point to the step or supplied fact that decides; explain your repair if needed.</w:t>
+        <w:t>Trace Before You Run</w:t>
       </w:r>
     </w:p>
     <w:p>
@@ -3748,118 +3460,7 @@
         <w:rPr>
           <w:b w:val="0"/>
         </w:rPr>
-        <w:t>Answer on your own before discussion. If you are unsure, say which step you need help with.</w:t>
-      </w:r>
-    </w:p>
-    <w:p>
-      <w:pPr>
-        <w:pStyle w:val="Heading3"/>
-      </w:pPr>
-      <w:r>
-        <w:t>Explain the picture</w:t>
-      </w:r>
-    </w:p>
-    <w:p>
-      <w:pPr>
-        <w:spacing w:line="336" w:lineRule="auto" w:after="180"/>
-        <w:shd w:fill="F5F1FB"/>
-      </w:pPr>
-      <w:r>
-        <w:rPr>
-          <w:b w:val="0"/>
-        </w:rPr>
-        <w:t>Which stage first fails, and why should the faulty transcript not be silently overwritten?</w:t>
-      </w:r>
-    </w:p>
-    <w:p>
-      <w:pPr>
-        <w:pStyle w:val="Heading3"/>
-      </w:pPr>
-      <w:r>
-        <w:t>My explanation using a pictured step and the given facts</w:t>
-      </w:r>
-    </w:p>
-    <w:p>
-      <w:r>
-        <w:t>________________________________________________________________</w:t>
-      </w:r>
-    </w:p>
-    <w:p>
-      <w:r>
-        <w:t>________________________________________________________________</w:t>
-      </w:r>
-    </w:p>
-    <w:p>
-      <w:r>
-        <w:t>________________________________________________________________</w:t>
-      </w:r>
-    </w:p>
-    <w:p>
-      <w:r>
-        <w:t>________________________________________________________________</w:t>
-      </w:r>
-    </w:p>
-    <w:p>
-      <w:pPr>
-        <w:spacing w:line="336" w:lineRule="auto" w:after="180"/>
-      </w:pPr>
-      <w:r>
-        <w:rPr>
-          <w:b w:val="0"/>
-        </w:rPr>
-        <w:t>This is supported practice. Keep the separately named independent case for an attempt before feedback.</w:t>
-      </w:r>
-    </w:p>
-    <w:p>
-      <w:pPr>
-        <w:pStyle w:val="Heading1"/>
-      </w:pPr>
-      <w:r>
-        <w:t>09. Run the investigation</w:t>
-      </w:r>
-    </w:p>
-    <w:p>
-      <w:r>
-        <w:t>Investigate Image and Voice Pipelines. Record the prediction, actual observation or labelled paper trace, explanation and next test separately.</w:t>
-      </w:r>
-    </w:p>
-    <w:p>
-      <w:pPr>
-        <w:spacing w:line="336" w:lineRule="auto" w:after="180"/>
-      </w:pPr>
-      <w:r>
-        <w:rPr>
-          <w:b/>
-        </w:rPr>
-        <w:t>EVIDENCE</w:t>
-      </w:r>
-      <w:r>
-        <w:rPr>
-          <w:b/>
-        </w:rPr>
-        <w:t xml:space="preserve"> LAB</w:t>
-      </w:r>
-    </w:p>
-    <w:p>
-      <w:pPr>
-        <w:spacing w:line="336" w:lineRule="auto" w:after="180"/>
-      </w:pPr>
-      <w:r>
-        <w:rPr>
-          <w:b w:val="0"/>
-        </w:rPr>
-        <w:t>Predict → Test → Record → Explain</w:t>
-      </w:r>
-    </w:p>
-    <w:p>
-      <w:pPr>
-        <w:spacing w:line="336" w:lineRule="auto" w:after="180"/>
-      </w:pPr>
-      <w:r>
-        <w:rPr>
-          <w:b w:val="0"/>
-        </w:rPr>
-        <w:t>Keep expected and actual results separate. Surprises are useful data when recorded honestly.</w:t>
+        <w:t>Block code, pseudocode, tables, and diagrams are different ways to expose the same reasoning.</w:t>
       </w:r>
     </w:p>
     <w:p>
@@ -3867,7 +3468,7 @@
         <w:drawing>
           <wp:inline xmlns:a="http://schemas.openxmlformats.org/drawingml/2006/main" xmlns:pic="http://schemas.openxmlformats.org/drawingml/2006/picture">
             <wp:extent cx="5486400" cy="1901952"/>
-            <wp:docPr id="18" name="Picture 18" descr="Evidence lab graphic for Image and Voice Pipelines"/>
+            <wp:docPr id="20" name="Picture 20" descr="Logic tracing graphic for Image and Voice Pipelines"/>
             <wp:cNvGraphicFramePr>
               <a:graphicFrameLocks noChangeAspect="1"/>
             </wp:cNvGraphicFramePr>
@@ -3875,11 +3476,11 @@
               <a:graphicData uri="http://schemas.openxmlformats.org/drawingml/2006/picture">
                 <pic:pic>
                   <pic:nvPicPr>
-                    <pic:cNvPr id="0" name="86ec188f6258264e3e283dd66001f7ece02ef5b4d7067a2638bc3286b1907d60.png"/>
+                    <pic:cNvPr id="0" name="eea505167ffbbb10362ff86f5f17a806cbfff2dadf444f92883587fa6eb375a7.png"/>
                     <pic:cNvPicPr/>
                   </pic:nvPicPr>
                   <pic:blipFill>
-                    <a:blip r:embed="rId25"/>
+                    <a:blip r:embed="rId23"/>
                     <a:stretch>
                       <a:fillRect/>
                     </a:stretch>
@@ -3906,19 +3507,365 @@
         <w:rPr>
           <w:b w:val="0"/>
         </w:rPr>
-        <w:t xml:space="preserve">Trace four failures backward through stage cards. Change one stage </w:t>
+        <w:t xml:space="preserve">SET </w:t>
       </w:r>
       <w:r>
         <w:rPr>
           <w:b/>
         </w:rPr>
+        <w:t>evidence</w:t>
+      </w:r>
+      <w:r>
+        <w:rPr>
+          <w:b w:val="0"/>
+        </w:rPr>
+        <w:t>_record</w:t>
+        <w:br/>
+        <w:t>PREDICT expected_result</w:t>
+        <w:br/>
+        <w:t>RUN one normal case and one boundary case</w:t>
+        <w:br/>
+        <w:t>COMPARE actual_result with expected_result</w:t>
+        <w:br/>
+        <w:t>IF different: locate first cause; change one factor; RETEST</w:t>
+        <w:br/>
+        <w:t>EXPLAIN result, limitation, and next safe step</w:t>
+      </w:r>
+    </w:p>
+    <w:p>
+      <w:pPr>
+        <w:spacing w:line="336" w:lineRule="auto" w:after="180"/>
+      </w:pPr>
+      <w:r>
+        <w:rPr>
+          <w:b w:val="0"/>
+        </w:rPr>
+        <w:t xml:space="preserve">Trace one </w:t>
+      </w:r>
+      <w:r>
+        <w:rPr>
+          <w:b/>
+        </w:rPr>
         <w:t>input</w:t>
       </w:r>
       <w:r>
         <w:rPr>
           <w:b w:val="0"/>
         </w:rPr>
-        <w:t>, predict downstream effects, and propose a stage-specific test.</w:t>
+        <w:t>. Which line changes the state or chooses a path?</w:t>
+      </w:r>
+    </w:p>
+    <w:p>
+      <w:pPr>
+        <w:pStyle w:val="Heading3"/>
+      </w:pPr>
+      <w:r>
+        <w:t>Write or draw your reasoning and evidence.</w:t>
+      </w:r>
+    </w:p>
+    <w:p>
+      <w:r>
+        <w:t>________________________________________________________________</w:t>
+      </w:r>
+    </w:p>
+    <w:p>
+      <w:r>
+        <w:t>________________________________________________________________</w:t>
+      </w:r>
+    </w:p>
+    <w:p>
+      <w:r>
+        <w:t>________________________________________________________________</w:t>
+      </w:r>
+    </w:p>
+    <w:p>
+      <w:r>
+        <w:t>________________________________________________________________</w:t>
+      </w:r>
+    </w:p>
+    <w:p>
+      <w:r>
+        <w:t>________________________________________________________________</w:t>
+      </w:r>
+    </w:p>
+    <w:p>
+      <w:pPr>
+        <w:pStyle w:val="Heading3"/>
+      </w:pPr>
+      <w:r>
+        <w:t>A closer explanation</w:t>
+      </w:r>
+    </w:p>
+    <w:p>
+      <w:pPr>
+        <w:pStyle w:val="Heading3"/>
+      </w:pPr>
+      <w:r>
+        <w:t>Practise with less help: Trace the worked case</w:t>
+      </w:r>
+    </w:p>
+    <w:p>
+      <w:pPr>
+        <w:pStyle w:val="Heading3"/>
+      </w:pPr>
+      <w:r>
+        <w:t>Check your reasoning</w:t>
+      </w:r>
+    </w:p>
+    <w:p>
+      <w:pPr>
+        <w:pStyle w:val="Heading3"/>
+      </w:pPr>
+      <w:r>
+        <w:t>Explain the picture</w:t>
+      </w:r>
+    </w:p>
+    <w:p>
+      <w:pPr>
+        <w:pStyle w:val="Heading3"/>
+      </w:pPr>
+      <w:r>
+        <w:t>My explanation using a pictured step and the given facts</w:t>
+      </w:r>
+    </w:p>
+    <w:p>
+      <w:r>
+        <w:t>________________________________________________________________</w:t>
+      </w:r>
+    </w:p>
+    <w:p>
+      <w:r>
+        <w:t>________________________________________________________________</w:t>
+      </w:r>
+    </w:p>
+    <w:p>
+      <w:r>
+        <w:t>________________________________________________________________</w:t>
+      </w:r>
+    </w:p>
+    <w:p>
+      <w:r>
+        <w:t>________________________________________________________________</w:t>
+      </w:r>
+    </w:p>
+    <w:p>
+      <w:pPr>
+        <w:pStyle w:val="Heading1"/>
+      </w:pPr>
+      <w:r>
+        <w:t>09. Audit four complete pipeline records</w:t>
+      </w:r>
+    </w:p>
+    <w:p>
+      <w:r>
+        <w:t>A downstream confident answer is not a substitute for source evidence.</w:t>
+      </w:r>
+    </w:p>
+    <w:p>
+      <w:pPr>
+        <w:pStyle w:val="Heading2"/>
+      </w:pPr>
+      <w:r>
+        <w:t>The four supplied stage traces</w:t>
+      </w:r>
+    </w:p>
+    <w:tbl>
+      <w:tblPr>
+        <w:tblStyle w:val="LightShading-Accent1"/>
+        <w:tblW w:type="auto" w:w="0"/>
+        <w:tblLook w:firstColumn="1" w:firstRow="1" w:lastColumn="0" w:lastRow="0" w:noHBand="0" w:noVBand="1" w:val="04A0"/>
+      </w:tblPr>
+      <w:tblGrid>
+        <w:gridCol w:w="3408"/>
+        <w:gridCol w:w="3408"/>
+        <w:gridCol w:w="3408"/>
+      </w:tblGrid>
+      <w:tr>
+        <w:trPr>
+          <w:tblHeader/>
+        </w:trPr>
+        <w:tc>
+          <w:tcPr>
+            <w:tcW w:type="dxa" w:w="3408"/>
+          </w:tcPr>
+          <w:p>
+            <w:r>
+              <w:t>Case</w:t>
+            </w:r>
+          </w:p>
+        </w:tc>
+        <w:tc>
+          <w:tcPr>
+            <w:tcW w:type="dxa" w:w="3408"/>
+          </w:tcPr>
+          <w:p>
+            <w:r>
+              <w:t>Supplied source and intermediate record</w:t>
+            </w:r>
+          </w:p>
+        </w:tc>
+        <w:tc>
+          <w:tcPr>
+            <w:tcW w:type="dxa" w:w="3408"/>
+          </w:tcPr>
+          <w:p>
+            <w:r>
+              <w:t>Later output</w:t>
+            </w:r>
+          </w:p>
+        </w:tc>
+      </w:tr>
+      <w:tr>
+        <w:tc>
+          <w:tcPr>
+            <w:tcW w:type="dxa" w:w="3408"/>
+          </w:tcPr>
+          <w:p>
+            <w:r>
+              <w:t>A · Audio mismatch</w:t>
+            </w:r>
+          </w:p>
+        </w:tc>
+        <w:tc>
+          <w:tcPr>
+            <w:tcW w:type="dxa" w:w="3408"/>
+          </w:tcPr>
+          <w:p>
+            <w:r>
+              <w:t>Teacher reference phrase shelf fourteen; transcript shelf forty; replay available; authoritative inventory14</w:t>
+            </w:r>
+          </w:p>
+        </w:tc>
+        <w:tc>
+          <w:tcPr>
+            <w:tcW w:type="dxa" w:w="3408"/>
+          </w:tcPr>
+          <w:p>
+            <w:r>
+              <w:t>Lookup follows transcript and reports40</w:t>
+            </w:r>
+          </w:p>
+        </w:tc>
+      </w:tr>
+      <w:tr>
+        <w:tc>
+          <w:tcPr>
+            <w:tcW w:type="dxa" w:w="3408"/>
+          </w:tcPr>
+          <w:p>
+            <w:r>
+              <w:t>B · Image mismatch</w:t>
+            </w:r>
+          </w:p>
+        </w:tc>
+        <w:tc>
+          <w:tcPr>
+            <w:tcW w:type="dxa" w:w="3408"/>
+          </w:tcPr>
+          <w:p>
+            <w:r>
+              <w:t>Shown shelf-label image14; simulated OCR40; no ambiguity in the supplied image</w:t>
+            </w:r>
+          </w:p>
+        </w:tc>
+        <w:tc>
+          <w:tcPr>
+            <w:tcW w:type="dxa" w:w="3408"/>
+          </w:tcPr>
+          <w:p>
+            <w:r>
+              <w:t>Lookup follows extracted40</w:t>
+            </w:r>
+          </w:p>
+        </w:tc>
+      </w:tr>
+      <w:tr>
+        <w:tc>
+          <w:tcPr>
+            <w:tcW w:type="dxa" w:w="3408"/>
+          </w:tcPr>
+          <w:p>
+            <w:r>
+              <w:t>C · Unresolved conflict</w:t>
+            </w:r>
+          </w:p>
+        </w:tc>
+        <w:tc>
+          <w:tcPr>
+            <w:tcW w:type="dxa" w:w="3408"/>
+          </w:tcPr>
+          <w:p>
+            <w:r>
+              <w:t>Transcript15 boxes; written inventory50; original audio unavailable; no authority declared</w:t>
+            </w:r>
+          </w:p>
+        </w:tc>
+        <w:tc>
+          <w:tcPr>
+            <w:tcW w:type="dxa" w:w="3408"/>
+          </w:tcPr>
+          <w:p>
+            <w:r>
+              <w:t>Assistant reports15 as certain</w:t>
+            </w:r>
+          </w:p>
+        </w:tc>
+      </w:tr>
+      <w:tr>
+        <w:tc>
+          <w:tcPr>
+            <w:tcW w:type="dxa" w:w="3408"/>
+          </w:tcPr>
+          <w:p>
+            <w:r>
+              <w:t>D · Output mismatch</w:t>
+            </w:r>
+          </w:p>
+        </w:tc>
+        <w:tc>
+          <w:tcPr>
+            <w:tcW w:type="dxa" w:w="3408"/>
+          </w:tcPr>
+          <w:p>
+            <w:r>
+              <w:t>Known phrase14; transcript14; authoritative inventory14; lookup14</w:t>
+            </w:r>
+          </w:p>
+        </w:tc>
+        <w:tc>
+          <w:tcPr>
+            <w:tcW w:type="dxa" w:w="3408"/>
+          </w:tcPr>
+          <w:p>
+            <w:r>
+              <w:t>Final spoken/rendered answer says40</w:t>
+            </w:r>
+          </w:p>
+        </w:tc>
+      </w:tr>
+    </w:tbl>
+    <w:p>
+      <w:pPr>
+        <w:pStyle w:val="Heading2"/>
+      </w:pPr>
+      <w:r>
+        <w:t>Locate, test, preserve and bound the conclusion</w:t>
+      </w:r>
+    </w:p>
+    <w:p>
+      <w:pPr>
+        <w:pStyle w:val="ListNumber"/>
+      </w:pPr>
+      <w:r>
+        <w:t>For each complete case predict the first supported mismatch, or state that the available evidence cannot locate it. Trace source→extraction→interpretation/lookup→final answer; retain each record. Propose one stage-specific test and its expected result, naming which source or replay is available. For caseC do not invent an original recording or assume the inventory is authoritative. For A/B/D distinguish a confirmed mismatched field from its possible technical cause, which the table does not establish. Label work a paper trace; no recogniser, synthesiser or live service is run. Then change one supplied condition, such as replay access, while preserving the rest and recording the new evidence limit. Reserve the roomE/F authority case for independent W4.</w:t>
+      </w:r>
+    </w:p>
+    <w:p>
+      <w:pPr>
+        <w:pStyle w:val="Heading2"/>
+      </w:pPr>
+      <w:r>
+        <w:t>Keep observed facts separate from proposed tests</w:t>
       </w:r>
     </w:p>
     <w:tbl>
@@ -4169,7 +4116,6 @@
     <w:p>
       <w:pPr>
         <w:spacing w:line="336" w:lineRule="auto" w:after="180"/>
-        <w:shd w:fill="F5F1FB"/>
       </w:pPr>
       <w:r>
         <w:rPr>
@@ -4213,6 +4159,111 @@
     </w:p>
     <w:p>
       <w:pPr>
+        <w:spacing w:line="336" w:lineRule="auto" w:after="180"/>
+      </w:pPr>
+      <w:r>
+        <w:rPr>
+          <w:b w:val="0"/>
+        </w:rPr>
+        <w:t>Before trying: what do I expect, and why? While trying: which step could first go wrong? Afterwards: what did I actually observe, and what should change? Keep “not run” if you only traced the procedure.</w:t>
+      </w:r>
+    </w:p>
+    <w:p>
+      <w:pPr>
+        <w:pStyle w:val="Heading2"/>
+      </w:pPr>
+      <w:r>
+        <w:t>Earlier wording, alternatives and picture transcripts · reference / check after trying</w:t>
+      </w:r>
+    </w:p>
+    <w:p>
+      <w:pPr>
+        <w:spacing w:line="336" w:lineRule="auto" w:after="180"/>
+      </w:pPr>
+      <w:r>
+        <w:rPr>
+          <w:b/>
+        </w:rPr>
+        <w:t>EVIDENCE</w:t>
+      </w:r>
+      <w:r>
+        <w:rPr>
+          <w:b w:val="0"/>
+        </w:rPr>
+        <w:t xml:space="preserve"> LAB</w:t>
+      </w:r>
+    </w:p>
+    <w:p>
+      <w:pPr>
+        <w:spacing w:line="336" w:lineRule="auto" w:after="180"/>
+      </w:pPr>
+      <w:r>
+        <w:rPr>
+          <w:b w:val="0"/>
+        </w:rPr>
+        <w:t>Predict → Test → Record → Explain</w:t>
+      </w:r>
+    </w:p>
+    <w:p>
+      <w:pPr>
+        <w:spacing w:line="336" w:lineRule="auto" w:after="180"/>
+      </w:pPr>
+      <w:r>
+        <w:rPr>
+          <w:b w:val="0"/>
+        </w:rPr>
+        <w:t>Keep expected and actual results separate. Surprises are useful data when recorded honestly.</w:t>
+      </w:r>
+    </w:p>
+    <w:p>
+      <w:r>
+        <w:drawing>
+          <wp:inline xmlns:a="http://schemas.openxmlformats.org/drawingml/2006/main" xmlns:pic="http://schemas.openxmlformats.org/drawingml/2006/picture">
+            <wp:extent cx="5486400" cy="1901952"/>
+            <wp:docPr id="21" name="Picture 21" descr="Evidence lab graphic for Image and Voice Pipelines"/>
+            <wp:cNvGraphicFramePr>
+              <a:graphicFrameLocks noChangeAspect="1"/>
+            </wp:cNvGraphicFramePr>
+            <a:graphic>
+              <a:graphicData uri="http://schemas.openxmlformats.org/drawingml/2006/picture">
+                <pic:pic>
+                  <pic:nvPicPr>
+                    <pic:cNvPr id="0" name="86ec188f6258264e3e283dd66001f7ece02ef5b4d7067a2638bc3286b1907d60.png"/>
+                    <pic:cNvPicPr/>
+                  </pic:nvPicPr>
+                  <pic:blipFill>
+                    <a:blip r:embed="rId24"/>
+                    <a:stretch>
+                      <a:fillRect/>
+                    </a:stretch>
+                  </pic:blipFill>
+                  <pic:spPr>
+                    <a:xfrm>
+                      <a:off x="0" y="0"/>
+                      <a:ext cx="5486400" cy="1901952"/>
+                    </a:xfrm>
+                    <a:prstGeom prst="rect"/>
+                  </pic:spPr>
+                </pic:pic>
+              </a:graphicData>
+            </a:graphic>
+          </wp:inline>
+        </w:drawing>
+      </w:r>
+    </w:p>
+    <w:p>
+      <w:pPr>
+        <w:spacing w:line="336" w:lineRule="auto" w:after="180"/>
+      </w:pPr>
+      <w:r>
+        <w:rPr>
+          <w:b w:val="0"/>
+        </w:rPr>
+        <w:t>Use the four supplied pipeline cases. Locate the first supported mismatch or retain an unresolved conflict, propose a stage-specific test and record source/replay/authority limits. These are paper traces, not measured live-service outcomes.</w:t>
+      </w:r>
+    </w:p>
+    <w:p>
+      <w:pPr>
         <w:pStyle w:val="Heading3"/>
       </w:pPr>
       <w:r>
@@ -4221,13 +4272,508 @@
     </w:p>
     <w:p>
       <w:pPr>
+        <w:pStyle w:val="Heading1"/>
+      </w:pPr>
+      <w:r>
+        <w:t>14. Try alone: resolve the approved-room task and state its limit</w:t>
+      </w:r>
+    </w:p>
+    <w:p>
+      <w:r>
+        <w:t>Apply the declared authority without claiming perfect transcription.</w:t>
+      </w:r>
+    </w:p>
+    <w:p>
+      <w:pPr>
+        <w:pStyle w:val="Heading2"/>
+      </w:pPr>
+      <w:r>
+        <w:t>The independent evidence and task</w:t>
+      </w:r>
+    </w:p>
+    <w:p>
+      <w:pPr>
         <w:spacing w:line="336" w:lineRule="auto" w:after="180"/>
       </w:pPr>
       <w:r>
         <w:rPr>
           <w:b w:val="0"/>
         </w:rPr>
-        <w:t>Before trying: what do I expect, and why? While trying: which step could first go wrong? Afterwards: what did I actually observe, and what should change? Keep “not run” if you only traced the procedure.</w:t>
+        <w:t xml:space="preserve">Transcript says room E; a current written approval says room F. The task requires current approved room. Written approval is declared authoritative; trace the response and the </w:t>
+      </w:r>
+      <w:r>
+        <w:rPr>
+          <w:b/>
+        </w:rPr>
+        <w:t>transcription</w:t>
+      </w:r>
+      <w:r>
+        <w:rPr>
+          <w:b w:val="0"/>
+        </w:rPr>
+        <w:t xml:space="preserve"> limit.</w:t>
+      </w:r>
+    </w:p>
+    <w:p>
+      <w:pPr>
+        <w:pStyle w:val="Heading2"/>
+      </w:pPr>
+      <w:r>
+        <w:t>The source and scope reminder</w:t>
+      </w:r>
+    </w:p>
+    <w:p>
+      <w:pPr>
+        <w:spacing w:line="336" w:lineRule="auto" w:after="180"/>
+      </w:pPr>
+      <w:r>
+        <w:rPr>
+          <w:b w:val="0"/>
+        </w:rPr>
+        <w:t>Use only the transcript and current written approval supplied in this new case. The task asks for the approved room and declares which record governs that task; it does not supply verified original speech. Separate the bounded answer from claims about what was actually said.</w:t>
+      </w:r>
+    </w:p>
+    <w:p>
+      <w:pPr>
+        <w:pStyle w:val="Heading2"/>
+      </w:pPr>
+      <w:r>
+        <w:t>Your first attempt and support record</w:t>
+      </w:r>
+    </w:p>
+    <w:p>
+      <w:pPr>
+        <w:pStyle w:val="Heading3"/>
+      </w:pPr>
+      <w:r>
+        <w:t>My independent explanation, trace and limits</w:t>
+      </w:r>
+    </w:p>
+    <w:p>
+      <w:r>
+        <w:t>________________________________________________________________</w:t>
+      </w:r>
+    </w:p>
+    <w:p>
+      <w:r>
+        <w:t>________________________________________________________________</w:t>
+      </w:r>
+    </w:p>
+    <w:p>
+      <w:r>
+        <w:t>________________________________________________________________</w:t>
+      </w:r>
+    </w:p>
+    <w:p>
+      <w:r>
+        <w:t>________________________________________________________________</w:t>
+      </w:r>
+    </w:p>
+    <w:p>
+      <w:r>
+        <w:t>________________________________________________________________</w:t>
+      </w:r>
+    </w:p>
+    <w:p>
+      <w:r>
+        <w:t>________________________________________________________________</w:t>
+      </w:r>
+    </w:p>
+    <w:p>
+      <w:r>
+        <w:t>________________________________________________________________</w:t>
+      </w:r>
+    </w:p>
+    <w:p>
+      <w:pPr>
+        <w:spacing w:line="336" w:lineRule="auto" w:after="180"/>
+      </w:pPr>
+      <w:r>
+        <w:rPr>
+          <w:b w:val="0"/>
+        </w:rPr>
+        <w:t>Attempt this case before feedback. Record any help. Earlier examples below are further practice; a case already practised with feedback cannot establish fresh transfer.</w:t>
+      </w:r>
+    </w:p>
+    <w:p>
+      <w:pPr>
+        <w:spacing w:line="336" w:lineRule="auto" w:after="180"/>
+      </w:pPr>
+      <w:r>
+        <w:rPr>
+          <w:b w:val="0"/>
+        </w:rPr>
+        <w:t xml:space="preserve">Your teacher has the independent answer and scoring criteria. Complete the matching workbook week to keep your practice </w:t>
+      </w:r>
+      <w:r>
+        <w:rPr>
+          <w:b/>
+        </w:rPr>
+        <w:t>evidence</w:t>
+      </w:r>
+      <w:r>
+        <w:rPr>
+          <w:b w:val="0"/>
+        </w:rPr>
+        <w:t xml:space="preserve"> together.</w:t>
+      </w:r>
+    </w:p>
+    <w:p>
+      <w:pPr>
+        <w:pStyle w:val="Heading2"/>
+      </w:pPr>
+      <w:r>
+        <w:t>Use feedback after the attempt</w:t>
+      </w:r>
+    </w:p>
+    <w:p>
+      <w:pPr>
+        <w:spacing w:line="336" w:lineRule="auto" w:after="180"/>
+      </w:pPr>
+      <w:r>
+        <w:rPr>
+          <w:b w:val="0"/>
+        </w:rPr>
+        <w:t>Attempt the independent case before hints. Record whether you worked alone, used a hint or followed a model. After feedback, fix the first unsupported step and explain why it changed.</w:t>
+      </w:r>
+    </w:p>
+    <w:p>
+      <w:pPr>
+        <w:spacing w:line="336" w:lineRule="auto" w:after="180"/>
+      </w:pPr>
+      <w:r>
+        <w:rPr>
+          <w:b w:val="0"/>
+        </w:rPr>
+        <w:t>A later check uses a changed case, not a copied answer.</w:t>
+      </w:r>
+    </w:p>
+    <w:p>
+      <w:pPr>
+        <w:pStyle w:val="Heading2"/>
+      </w:pPr>
+      <w:r>
+        <w:t>Earlier wording, alternatives and picture transcripts · reference / check after trying</w:t>
+      </w:r>
+    </w:p>
+    <w:p>
+      <w:pPr>
+        <w:pStyle w:val="Heading3"/>
+      </w:pPr>
+      <w:r>
+        <w:t>Independent case: Apply a new case independently</w:t>
+      </w:r>
+    </w:p>
+    <w:p>
+      <w:pPr>
+        <w:pStyle w:val="Heading3"/>
+      </w:pPr>
+      <w:r>
+        <w:t>Week 26 Independent application</w:t>
+      </w:r>
+    </w:p>
+    <w:p>
+      <w:pPr>
+        <w:spacing w:line="336" w:lineRule="auto" w:after="180"/>
+      </w:pPr>
+      <w:r>
+        <w:rPr>
+          <w:b w:val="0"/>
+        </w:rPr>
+        <w:t>Close the worked explanation. Apply the idea to this different question without copying.</w:t>
+      </w:r>
+    </w:p>
+    <w:p>
+      <w:pPr>
+        <w:spacing w:line="336" w:lineRule="auto" w:after="180"/>
+      </w:pPr>
+      <w:r>
+        <w:rPr>
+          <w:b w:val="0"/>
+        </w:rPr>
+        <w:t>A voice helper hears find a book, converts speech to text, then searches. It writes find a cook. Which stage first failed and what should you inspect?</w:t>
+      </w:r>
+    </w:p>
+    <w:p>
+      <w:pPr>
+        <w:spacing w:line="336" w:lineRule="auto" w:after="180"/>
+      </w:pPr>
+      <w:r>
+        <w:rPr>
+          <w:b w:val="0"/>
+        </w:rPr>
+        <w:t xml:space="preserve">My answer, with a trace, calculation or supporting </w:t>
+      </w:r>
+      <w:r>
+        <w:rPr>
+          <w:b/>
+        </w:rPr>
+        <w:t>evidence</w:t>
+      </w:r>
+    </w:p>
+    <w:p>
+      <w:pPr>
+        <w:pStyle w:val="Heading3"/>
+      </w:pPr>
+      <w:r>
+        <w:t>Write or draw your reasoning and evidence.</w:t>
+      </w:r>
+    </w:p>
+    <w:p>
+      <w:r>
+        <w:t>________________________________________________________________</w:t>
+      </w:r>
+    </w:p>
+    <w:p>
+      <w:r>
+        <w:t>________________________________________________________________</w:t>
+      </w:r>
+    </w:p>
+    <w:p>
+      <w:r>
+        <w:t>________________________________________________________________</w:t>
+      </w:r>
+    </w:p>
+    <w:p>
+      <w:r>
+        <w:t>________________________________________________________________</w:t>
+      </w:r>
+    </w:p>
+    <w:p>
+      <w:r>
+        <w:t>________________________________________________________________</w:t>
+      </w:r>
+    </w:p>
+    <w:p>
+      <w:pPr>
+        <w:pStyle w:val="Heading3"/>
+      </w:pPr>
+      <w:r>
+        <w:t>Create and test</w:t>
+      </w:r>
+    </w:p>
+    <w:p>
+      <w:pPr>
+        <w:spacing w:line="336" w:lineRule="auto" w:after="180"/>
+      </w:pPr>
+      <w:r>
+        <w:rPr>
+          <w:b w:val="0"/>
+        </w:rPr>
+        <w:t>Change one relevant detail. Predict the result before testing. Include a boundary or missing-information case when it helps reveal a limit.</w:t>
+      </w:r>
+    </w:p>
+    <w:p>
+      <w:pPr>
+        <w:spacing w:line="336" w:lineRule="auto" w:after="180"/>
+      </w:pPr>
+      <w:r>
+        <w:rPr>
+          <w:b w:val="0"/>
+        </w:rPr>
+        <w:t xml:space="preserve">My changed </w:t>
+      </w:r>
+      <w:r>
+        <w:rPr>
+          <w:b/>
+        </w:rPr>
+        <w:t>input</w:t>
+      </w:r>
+      <w:r>
+        <w:rPr>
+          <w:b w:val="0"/>
+        </w:rPr>
+        <w:t xml:space="preserve"> and expected result</w:t>
+      </w:r>
+    </w:p>
+    <w:p>
+      <w:pPr>
+        <w:pStyle w:val="Heading3"/>
+      </w:pPr>
+      <w:r>
+        <w:t>Write or draw your reasoning and evidence.</w:t>
+      </w:r>
+    </w:p>
+    <w:p>
+      <w:r>
+        <w:t>________________________________________________________________</w:t>
+      </w:r>
+    </w:p>
+    <w:p>
+      <w:r>
+        <w:t>________________________________________________________________</w:t>
+      </w:r>
+    </w:p>
+    <w:p>
+      <w:r>
+        <w:t>________________________________________________________________</w:t>
+      </w:r>
+    </w:p>
+    <w:p>
+      <w:r>
+        <w:t>________________________________________________________________</w:t>
+      </w:r>
+    </w:p>
+    <w:p>
+      <w:r>
+        <w:t>________________________________________________________________</w:t>
+      </w:r>
+    </w:p>
+    <w:p>
+      <w:pPr>
+        <w:pStyle w:val="Heading3"/>
+      </w:pPr>
+      <w:r>
+        <w:t>Connect to your project</w:t>
+      </w:r>
+    </w:p>
+    <w:p>
+      <w:pPr>
+        <w:spacing w:line="336" w:lineRule="auto" w:after="180"/>
+      </w:pPr>
+      <w:r>
+        <w:rPr>
+          <w:b w:val="0"/>
+        </w:rPr>
+        <w:t xml:space="preserve">If voice or image </w:t>
+      </w:r>
+      <w:r>
+        <w:rPr>
+          <w:b/>
+        </w:rPr>
+        <w:t>input</w:t>
+      </w:r>
+      <w:r>
+        <w:rPr>
+          <w:b w:val="0"/>
+        </w:rPr>
+        <w:t xml:space="preserve"> is added, show each transformation and a safe fallback.</w:t>
+      </w:r>
+    </w:p>
+    <w:p>
+      <w:pPr>
+        <w:spacing w:line="336" w:lineRule="auto" w:after="180"/>
+      </w:pPr>
+      <w:r>
+        <w:rPr>
+          <w:b w:val="0"/>
+        </w:rPr>
+        <w:t xml:space="preserve">The </w:t>
+      </w:r>
+      <w:r>
+        <w:rPr>
+          <w:b/>
+        </w:rPr>
+        <w:t>evidence</w:t>
+      </w:r>
+      <w:r>
+        <w:rPr>
+          <w:b w:val="0"/>
+        </w:rPr>
+        <w:t xml:space="preserve"> I will keep</w:t>
+      </w:r>
+    </w:p>
+    <w:p>
+      <w:pPr>
+        <w:pStyle w:val="Heading3"/>
+      </w:pPr>
+      <w:r>
+        <w:t>Write or draw your reasoning and evidence.</w:t>
+      </w:r>
+    </w:p>
+    <w:p>
+      <w:r>
+        <w:t>________________________________________________________________</w:t>
+      </w:r>
+    </w:p>
+    <w:p>
+      <w:r>
+        <w:t>________________________________________________________________</w:t>
+      </w:r>
+    </w:p>
+    <w:p>
+      <w:r>
+        <w:t>________________________________________________________________</w:t>
+      </w:r>
+    </w:p>
+    <w:p>
+      <w:r>
+        <w:t>________________________________________________________________</w:t>
+      </w:r>
+    </w:p>
+    <w:p>
+      <w:r>
+        <w:t>________________________________________________________________</w:t>
+      </w:r>
+    </w:p>
+    <w:p>
+      <w:pPr>
+        <w:pStyle w:val="Heading3"/>
+      </w:pPr>
+      <w:r>
+        <w:t>Transfer practice from the original programme</w:t>
+      </w:r>
+    </w:p>
+    <w:p>
+      <w:pPr>
+        <w:spacing w:line="336" w:lineRule="auto" w:after="180"/>
+      </w:pPr>
+      <w:r>
+        <w:rPr>
+          <w:b w:val="0"/>
+        </w:rPr>
+        <w:t>A voice request says 'under 90 pages'. The transcript says 'under 19 pages'; filtering correctly finds no books. Identify the first failing stage and a useful confirmation step.</w:t>
+      </w:r>
+    </w:p>
+    <w:p>
+      <w:pPr>
+        <w:pStyle w:val="Heading3"/>
+      </w:pPr>
+      <w:r>
+        <w:t>Explain the mechanism, evidence and one limit.</w:t>
+      </w:r>
+    </w:p>
+    <w:p>
+      <w:r>
+        <w:t>________________________________________________________________</w:t>
+      </w:r>
+    </w:p>
+    <w:p>
+      <w:r>
+        <w:t>________________________________________________________________</w:t>
+      </w:r>
+    </w:p>
+    <w:p>
+      <w:r>
+        <w:t>________________________________________________________________</w:t>
+      </w:r>
+    </w:p>
+    <w:p>
+      <w:r>
+        <w:t>________________________________________________________________</w:t>
+      </w:r>
+    </w:p>
+    <w:p>
+      <w:r>
+        <w:t>________________________________________________________________</w:t>
+      </w:r>
+    </w:p>
+    <w:p>
+      <w:r>
+        <w:t>________________________________________________________________</w:t>
+      </w:r>
+    </w:p>
+    <w:p>
+      <w:r>
+        <w:t>________________________________________________________________</w:t>
+      </w:r>
+    </w:p>
+    <w:p>
+      <w:pPr>
+        <w:pStyle w:val="Heading3"/>
+      </w:pPr>
+      <w:r>
+        <w:t>Use feedback to improve</w:t>
       </w:r>
     </w:p>
     <w:p>
@@ -4235,12 +4781,20 @@
         <w:pStyle w:val="Heading1"/>
       </w:pPr>
       <w:r>
-        <w:t>10. Build your understanding</w:t>
-      </w:r>
-    </w:p>
-    <w:p>
-      <w:r>
-        <w:t>Move from recall to tracing, diagnosis and transfer in Image and Voice Pipelines. Explain why each step is justified.</w:t>
+        <w:t>11. Expose each transformation before using a recognised preference</w:t>
+      </w:r>
+    </w:p>
+    <w:p>
+      <w:r>
+        <w:t>Keep the source and evidence boundary beside a recommendation.</w:t>
+      </w:r>
+    </w:p>
+    <w:p>
+      <w:pPr>
+        <w:pStyle w:val="Heading2"/>
+      </w:pPr>
+      <w:r>
+        <w:t>This week’s concrete contribution</w:t>
       </w:r>
     </w:p>
     <w:p>
@@ -4249,7 +4803,1022 @@
       </w:pPr>
       <w:r>
         <w:rPr>
+          <w:b w:val="0"/>
+        </w:rPr>
+        <w:t>If the fictional recommender accepts voice or images, show the original supplied input reference, extracted genre/page constraints, lookup criteria and final claim as separate fields. Confirm an important uncertain value before making a hard-constraint claim; preserve the faulty trace and correction. Do not collect personal recordings for this classroom exercise, and do not treat source authority for one task as proof of everything spoken or photographed.</w:t>
+      </w:r>
+    </w:p>
+    <w:p>
+      <w:pPr>
+        <w:spacing w:line="336" w:lineRule="auto" w:after="180"/>
+      </w:pPr>
+      <w:r>
+        <w:rPr>
+          <w:b w:val="0"/>
+        </w:rPr>
+        <w:t>For voice-driven recommendations, confirm important recognised fields before searching or acting and retain source provenance.</w:t>
+      </w:r>
+    </w:p>
+    <w:p>
+      <w:pPr>
+        <w:pStyle w:val="Heading2"/>
+      </w:pPr>
+      <w:r>
+        <w:t>Keep the checkpoint and human choices</w:t>
+      </w:r>
+    </w:p>
+    <w:p>
+      <w:pPr>
+        <w:spacing w:line="336" w:lineRule="auto" w:after="180"/>
+      </w:pPr>
+      <w:r>
+        <w:rPr>
+          <w:b w:val="0"/>
+        </w:rPr>
+        <w:t xml:space="preserve">THIS WEEK’S CHECKPOINT  If voice or image </w:t>
+      </w:r>
+      <w:r>
+        <w:rPr>
           <w:b/>
+        </w:rPr>
+        <w:t>input</w:t>
+      </w:r>
+      <w:r>
+        <w:rPr>
+          <w:b w:val="0"/>
+        </w:rPr>
+        <w:t xml:space="preserve"> is added, show each transformation and a safe fallback.</w:t>
+      </w:r>
+    </w:p>
+    <w:p>
+      <w:pPr>
+        <w:spacing w:line="336" w:lineRule="auto" w:after="180"/>
+      </w:pPr>
+      <w:r>
+        <w:rPr>
+          <w:b w:val="0"/>
+        </w:rPr>
+        <w:t xml:space="preserve">SYSTEM MAP  Reader need → allowed </w:t>
+      </w:r>
+      <w:r>
+        <w:rPr>
+          <w:b/>
+        </w:rPr>
+        <w:t>input</w:t>
+      </w:r>
+      <w:r>
+        <w:rPr>
+          <w:b w:val="0"/>
+        </w:rPr>
+        <w:t xml:space="preserve">s → transparent rule or score → ranked candidates → explanation → test record → </w:t>
+      </w:r>
+      <w:r>
+        <w:rPr>
+          <w:b/>
+        </w:rPr>
+        <w:t>human decision</w:t>
+      </w:r>
+    </w:p>
+    <w:p>
+      <w:pPr>
+        <w:spacing w:line="336" w:lineRule="auto" w:after="180"/>
+      </w:pPr>
+      <w:r>
+        <w:rPr>
+          <w:b w:val="0"/>
+        </w:rPr>
+        <w:t>What will you add, change, or verify in the project this week?</w:t>
+      </w:r>
+    </w:p>
+    <w:p>
+      <w:pPr>
+        <w:pStyle w:val="Heading3"/>
+      </w:pPr>
+      <w:r>
+        <w:t>Write or draw your reasoning and evidence.</w:t>
+      </w:r>
+    </w:p>
+    <w:p>
+      <w:r>
+        <w:t>________________________________________________________________</w:t>
+      </w:r>
+    </w:p>
+    <w:p>
+      <w:r>
+        <w:t>________________________________________________________________</w:t>
+      </w:r>
+    </w:p>
+    <w:p>
+      <w:r>
+        <w:t>________________________________________________________________</w:t>
+      </w:r>
+    </w:p>
+    <w:p>
+      <w:r>
+        <w:t>________________________________________________________________</w:t>
+      </w:r>
+    </w:p>
+    <w:p>
+      <w:r>
+        <w:t>________________________________________________________________</w:t>
+      </w:r>
+    </w:p>
+    <w:p>
+      <w:pPr>
+        <w:spacing w:line="336" w:lineRule="auto" w:after="180"/>
+      </w:pPr>
+      <w:r>
+        <w:rPr>
+          <w:b w:val="0"/>
+        </w:rPr>
+        <w:t xml:space="preserve">What should remain under </w:t>
+      </w:r>
+      <w:r>
+        <w:rPr>
+          <w:b/>
+        </w:rPr>
+        <w:t>human control</w:t>
+      </w:r>
+      <w:r>
+        <w:rPr>
+          <w:b w:val="0"/>
+        </w:rPr>
+        <w:t>?</w:t>
+      </w:r>
+    </w:p>
+    <w:p>
+      <w:pPr>
+        <w:pStyle w:val="Heading3"/>
+      </w:pPr>
+      <w:r>
+        <w:t>Write or draw your reasoning and evidence.</w:t>
+      </w:r>
+    </w:p>
+    <w:p>
+      <w:r>
+        <w:t>________________________________________________________________</w:t>
+      </w:r>
+    </w:p>
+    <w:p>
+      <w:r>
+        <w:t>________________________________________________________________</w:t>
+      </w:r>
+    </w:p>
+    <w:p>
+      <w:r>
+        <w:t>________________________________________________________________</w:t>
+      </w:r>
+    </w:p>
+    <w:p>
+      <w:r>
+        <w:t>________________________________________________________________</w:t>
+      </w:r>
+    </w:p>
+    <w:p>
+      <w:r>
+        <w:t>________________________________________________________________</w:t>
+      </w:r>
+    </w:p>
+    <w:p>
+      <w:pPr>
+        <w:spacing w:line="336" w:lineRule="auto" w:after="180"/>
+      </w:pPr>
+      <w:r>
+        <w:rPr>
+          <w:b w:val="0"/>
+        </w:rPr>
+        <w:t>RESPONSIBLE DESIGN  Collect only necessary information. Show uncertainty and limits. Never confuse a ranking with a fact about a person.</w:t>
+      </w:r>
+    </w:p>
+    <w:p>
+      <w:pPr>
+        <w:pStyle w:val="Heading2"/>
+      </w:pPr>
+      <w:r>
+        <w:t>Earlier wording, alternatives and picture transcripts · reference / check after trying</w:t>
+      </w:r>
+    </w:p>
+    <w:p>
+      <w:pPr>
+        <w:spacing w:line="336" w:lineRule="auto" w:after="180"/>
+      </w:pPr>
+      <w:r>
+        <w:rPr>
+          <w:b w:val="0"/>
+        </w:rPr>
+        <w:t>CUMULATIVE PROJECT</w:t>
+      </w:r>
+    </w:p>
+    <w:p>
+      <w:pPr>
+        <w:spacing w:line="336" w:lineRule="auto" w:after="180"/>
+      </w:pPr>
+      <w:r>
+        <w:rPr>
+          <w:b w:val="0"/>
+        </w:rPr>
+        <w:t>Transparent Book Recommender</w:t>
+      </w:r>
+    </w:p>
+    <w:p>
+      <w:pPr>
+        <w:spacing w:line="336" w:lineRule="auto" w:after="180"/>
+      </w:pPr>
+      <w:r>
+        <w:rPr>
+          <w:b w:val="0"/>
+        </w:rPr>
+        <w:t>Every week adds one inspectable piece. The system must show how it reached a result.</w:t>
+      </w:r>
+    </w:p>
+    <w:p>
+      <w:r>
+        <w:drawing>
+          <wp:inline xmlns:a="http://schemas.openxmlformats.org/drawingml/2006/main" xmlns:pic="http://schemas.openxmlformats.org/drawingml/2006/picture">
+            <wp:extent cx="5486400" cy="1901952"/>
+            <wp:docPr id="22" name="Picture 22" descr="Book recommender connection for Image and Voice Pipelines"/>
+            <wp:cNvGraphicFramePr>
+              <a:graphicFrameLocks noChangeAspect="1"/>
+            </wp:cNvGraphicFramePr>
+            <a:graphic>
+              <a:graphicData uri="http://schemas.openxmlformats.org/drawingml/2006/picture">
+                <pic:pic>
+                  <pic:nvPicPr>
+                    <pic:cNvPr id="0" name="beaf41ae725de60f4c0abb8fad992d8130c23882ff9ffe1e0d7d56a9259ffb4d.png"/>
+                    <pic:cNvPicPr/>
+                  </pic:nvPicPr>
+                  <pic:blipFill>
+                    <a:blip r:embed="rId25"/>
+                    <a:stretch>
+                      <a:fillRect/>
+                    </a:stretch>
+                  </pic:blipFill>
+                  <pic:spPr>
+                    <a:xfrm>
+                      <a:off x="0" y="0"/>
+                      <a:ext cx="5486400" cy="1901952"/>
+                    </a:xfrm>
+                    <a:prstGeom prst="rect"/>
+                  </pic:spPr>
+                </pic:pic>
+              </a:graphicData>
+            </a:graphic>
+          </wp:inline>
+        </w:drawing>
+      </w:r>
+    </w:p>
+    <w:p>
+      <w:pPr>
+        <w:pStyle w:val="Heading3"/>
+      </w:pPr>
+      <w:r>
+        <w:t>Evidence for your project</w:t>
+      </w:r>
+    </w:p>
+    <w:p>
+      <w:pPr>
+        <w:pStyle w:val="Heading1"/>
+      </w:pPr>
+      <w:r>
+        <w:t>16. Finish: justify the stage diagnosis and evidence limit</w:t>
+      </w:r>
+    </w:p>
+    <w:p>
+      <w:r>
+        <w:t>Name the available source before claiming what went wrong.</w:t>
+      </w:r>
+    </w:p>
+    <w:p>
+      <w:pPr>
+        <w:pStyle w:val="Heading2"/>
+      </w:pPr>
+      <w:r>
+        <w:t>Explain without notes</w:t>
+      </w:r>
+    </w:p>
+    <w:p>
+      <w:pPr>
+        <w:pStyle w:val="ListBullet"/>
+      </w:pPr>
+      <w:r>
+        <w:t>Close your notes. Explain this goal in your own words: Explain the mechanism and terminology of speech pipelines and multimodal evidence</w:t>
+      </w:r>
+    </w:p>
+    <w:p>
+      <w:pPr>
+        <w:pStyle w:val="Heading3"/>
+      </w:pPr>
+      <w:r>
+        <w:t>My deciding step, evidence and one remaining question</w:t>
+      </w:r>
+    </w:p>
+    <w:p>
+      <w:r>
+        <w:t>________________________________________________________________</w:t>
+      </w:r>
+    </w:p>
+    <w:p>
+      <w:r>
+        <w:t>________________________________________________________________</w:t>
+      </w:r>
+    </w:p>
+    <w:p>
+      <w:r>
+        <w:t>________________________________________________________________</w:t>
+      </w:r>
+    </w:p>
+    <w:p>
+      <w:r>
+        <w:t>________________________________________________________________</w:t>
+      </w:r>
+    </w:p>
+    <w:p>
+      <w:r>
+        <w:t>________________________________________________________________</w:t>
+      </w:r>
+    </w:p>
+    <w:p>
+      <w:pPr>
+        <w:pStyle w:val="Heading2"/>
+      </w:pPr>
+      <w:r>
+        <w:t>Plan a changed-case return</w:t>
+      </w:r>
+    </w:p>
+    <w:p>
+      <w:pPr>
+        <w:spacing w:line="336" w:lineRule="auto" w:after="180"/>
+      </w:pPr>
+      <w:r>
+        <w:rPr>
+          <w:b w:val="0"/>
+        </w:rPr>
+        <w:t xml:space="preserve">If you are unsure, return to the worked picture and explain one arrow. If you are ready, change an </w:t>
+      </w:r>
+      <w:r>
+        <w:rPr>
+          <w:b/>
+        </w:rPr>
+        <w:t>input</w:t>
+      </w:r>
+      <w:r>
+        <w:rPr>
+          <w:b w:val="0"/>
+        </w:rPr>
+        <w:t xml:space="preserve"> or assumption and justify your </w:t>
+      </w:r>
+      <w:r>
+        <w:rPr>
+          <w:b/>
+        </w:rPr>
+        <w:t>prediction</w:t>
+      </w:r>
+      <w:r>
+        <w:rPr>
+          <w:b w:val="0"/>
+        </w:rPr>
+        <w:t>.</w:t>
+      </w:r>
+    </w:p>
+    <w:p>
+      <w:pPr>
+        <w:spacing w:line="336" w:lineRule="auto" w:after="180"/>
+      </w:pPr>
+      <w:r>
+        <w:rPr>
+          <w:b w:val="0"/>
+        </w:rPr>
+        <w:t xml:space="preserve">Save your workbook </w:t>
+      </w:r>
+      <w:r>
+        <w:rPr>
+          <w:b/>
+        </w:rPr>
+        <w:t>evidence</w:t>
+      </w:r>
+      <w:r>
+        <w:rPr>
+          <w:b w:val="0"/>
+        </w:rPr>
+        <w:t>. At the next review, try a different case before opening your old answer.</w:t>
+      </w:r>
+    </w:p>
+    <w:p>
+      <w:pPr>
+        <w:pStyle w:val="Heading1"/>
+      </w:pPr>
+      <w:r>
+        <w:t>Reference bank and extra practice</w:t>
+      </w:r>
+    </w:p>
+    <w:p>
+      <w:pPr>
+        <w:pStyle w:val="Heading1"/>
+      </w:pPr>
+      <w:r>
+        <w:t>05. Your quick word guide</w:t>
+      </w:r>
+    </w:p>
+    <w:p>
+      <w:r>
+        <w:t>Use the words to explain a particular step, record or limit.</w:t>
+      </w:r>
+    </w:p>
+    <w:p>
+      <w:pPr>
+        <w:pStyle w:val="Heading2"/>
+      </w:pPr>
+      <w:r>
+        <w:t>Core vocabulary</w:t>
+      </w:r>
+    </w:p>
+    <w:tbl>
+      <w:tblPr>
+        <w:tblStyle w:val="LightShading-Accent1"/>
+        <w:tblW w:type="auto" w:w="0"/>
+        <w:tblLook w:firstColumn="1" w:firstRow="1" w:lastColumn="0" w:lastRow="0" w:noHBand="0" w:noVBand="1" w:val="04A0"/>
+      </w:tblPr>
+      <w:tblGrid>
+        <w:gridCol w:w="3408"/>
+        <w:gridCol w:w="3408"/>
+        <w:gridCol w:w="3408"/>
+      </w:tblGrid>
+      <w:tr>
+        <w:trPr>
+          <w:tblHeader/>
+        </w:trPr>
+        <w:tc>
+          <w:tcPr>
+            <w:tcW w:type="dxa" w:w="3408"/>
+          </w:tcPr>
+          <w:p>
+            <w:r>
+              <w:t>Word</w:t>
+            </w:r>
+          </w:p>
+        </w:tc>
+        <w:tc>
+          <w:tcPr>
+            <w:tcW w:type="dxa" w:w="3408"/>
+          </w:tcPr>
+          <w:p>
+            <w:r>
+              <w:t>My own example</w:t>
+            </w:r>
+          </w:p>
+        </w:tc>
+        <w:tc>
+          <w:tcPr>
+            <w:tcW w:type="dxa" w:w="3408"/>
+          </w:tcPr>
+          <w:p>
+            <w:r>
+              <w:t>Not this / boundary</w:t>
+            </w:r>
+          </w:p>
+        </w:tc>
+      </w:tr>
+      <w:tr>
+        <w:tc>
+          <w:tcPr>
+            <w:tcW w:type="dxa" w:w="3408"/>
+          </w:tcPr>
+          <w:p>
+            <w:r>
+              <w:t>signal</w:t>
+            </w:r>
+          </w:p>
+        </w:tc>
+        <w:tc>
+          <w:tcPr>
+            <w:tcW w:type="dxa" w:w="3408"/>
+          </w:tcPr>
+          <w:p>
+            <w:r>
+              <w:t>A measurable quantity carrying information, such as changing sound pressure or light intensity.</w:t>
+            </w:r>
+          </w:p>
+        </w:tc>
+        <w:tc>
+          <w:tcPr>
+            <w:tcW w:type="dxa" w:w="3408"/>
+          </w:tcPr>
+          <w:p>
+            <w:r/>
+          </w:p>
+        </w:tc>
+      </w:tr>
+      <w:tr>
+        <w:tc>
+          <w:tcPr>
+            <w:tcW w:type="dxa" w:w="3408"/>
+          </w:tcPr>
+          <w:p>
+            <w:r>
+              <w:t>pipeline</w:t>
+            </w:r>
+          </w:p>
+        </w:tc>
+        <w:tc>
+          <w:tcPr>
+            <w:tcW w:type="dxa" w:w="3408"/>
+          </w:tcPr>
+          <w:p>
+            <w:r>
+              <w:t>A connected sequence of stages in which one stage's output becomes another's input.</w:t>
+            </w:r>
+          </w:p>
+        </w:tc>
+        <w:tc>
+          <w:tcPr>
+            <w:tcW w:type="dxa" w:w="3408"/>
+          </w:tcPr>
+          <w:p>
+            <w:r/>
+          </w:p>
+        </w:tc>
+      </w:tr>
+      <w:tr>
+        <w:tc>
+          <w:tcPr>
+            <w:tcW w:type="dxa" w:w="3408"/>
+          </w:tcPr>
+          <w:p>
+            <w:r>
+              <w:t>recognition</w:t>
+            </w:r>
+          </w:p>
+        </w:tc>
+        <w:tc>
+          <w:tcPr>
+            <w:tcW w:type="dxa" w:w="3408"/>
+          </w:tcPr>
+          <w:p>
+            <w:r>
+              <w:t>Interpreting an input as a known category or pattern rather than merely recording its signal.</w:t>
+            </w:r>
+          </w:p>
+        </w:tc>
+        <w:tc>
+          <w:tcPr>
+            <w:tcW w:type="dxa" w:w="3408"/>
+          </w:tcPr>
+          <w:p>
+            <w:r/>
+          </w:p>
+        </w:tc>
+      </w:tr>
+      <w:tr>
+        <w:tc>
+          <w:tcPr>
+            <w:tcW w:type="dxa" w:w="3408"/>
+          </w:tcPr>
+          <w:p>
+            <w:r>
+              <w:t>stage error</w:t>
+            </w:r>
+          </w:p>
+        </w:tc>
+        <w:tc>
+          <w:tcPr>
+            <w:tcW w:type="dxa" w:w="3408"/>
+          </w:tcPr>
+          <w:p>
+            <w:r>
+              <w:t>A failure introduced at a particular step of a pipeline.</w:t>
+            </w:r>
+          </w:p>
+        </w:tc>
+        <w:tc>
+          <w:tcPr>
+            <w:tcW w:type="dxa" w:w="3408"/>
+          </w:tcPr>
+          <w:p>
+            <w:r/>
+          </w:p>
+        </w:tc>
+      </w:tr>
+    </w:tbl>
+    <w:p>
+      <w:pPr>
+        <w:pStyle w:val="Heading2"/>
+      </w:pPr>
+      <w:r>
+        <w:t>Terms for the connected explanation</w:t>
+      </w:r>
+    </w:p>
+    <w:tbl>
+      <w:tblPr>
+        <w:tblStyle w:val="LightShading-Accent1"/>
+        <w:tblW w:type="auto" w:w="0"/>
+        <w:tblLook w:firstColumn="1" w:firstRow="1" w:lastColumn="0" w:lastRow="0" w:noHBand="0" w:noVBand="1" w:val="04A0"/>
+      </w:tblPr>
+      <w:tblGrid>
+        <w:gridCol w:w="5112"/>
+        <w:gridCol w:w="5112"/>
+      </w:tblGrid>
+      <w:tr>
+        <w:trPr>
+          <w:tblHeader/>
+        </w:trPr>
+        <w:tc>
+          <w:tcPr>
+            <w:tcW w:type="dxa" w:w="5112"/>
+          </w:tcPr>
+          <w:p>
+            <w:r>
+              <w:t>Word</w:t>
+            </w:r>
+          </w:p>
+        </w:tc>
+        <w:tc>
+          <w:tcPr>
+            <w:tcW w:type="dxa" w:w="5112"/>
+          </w:tcPr>
+          <w:p>
+            <w:r>
+              <w:t>Meaning</w:t>
+            </w:r>
+          </w:p>
+        </w:tc>
+      </w:tr>
+      <w:tr>
+        <w:tc>
+          <w:tcPr>
+            <w:tcW w:type="dxa" w:w="5112"/>
+          </w:tcPr>
+          <w:p>
+            <w:r>
+              <w:t>Modality</w:t>
+            </w:r>
+          </w:p>
+        </w:tc>
+        <w:tc>
+          <w:tcPr>
+            <w:tcW w:type="dxa" w:w="5112"/>
+          </w:tcPr>
+          <w:p>
+            <w:r>
+              <w:t>A form of information such as audio, image or text</w:t>
+            </w:r>
+          </w:p>
+        </w:tc>
+      </w:tr>
+      <w:tr>
+        <w:tc>
+          <w:tcPr>
+            <w:tcW w:type="dxa" w:w="5112"/>
+          </w:tcPr>
+          <w:p>
+            <w:r>
+              <w:t>Transcription</w:t>
+            </w:r>
+          </w:p>
+        </w:tc>
+        <w:tc>
+          <w:tcPr>
+            <w:tcW w:type="dxa" w:w="5112"/>
+          </w:tcPr>
+          <w:p>
+            <w:r>
+              <w:t>A text representation of speech</w:t>
+            </w:r>
+          </w:p>
+        </w:tc>
+      </w:tr>
+      <w:tr>
+        <w:tc>
+          <w:tcPr>
+            <w:tcW w:type="dxa" w:w="5112"/>
+          </w:tcPr>
+          <w:p>
+            <w:r>
+              <w:t>Error propagation</w:t>
+            </w:r>
+          </w:p>
+        </w:tc>
+        <w:tc>
+          <w:tcPr>
+            <w:tcW w:type="dxa" w:w="5112"/>
+          </w:tcPr>
+          <w:p>
+            <w:r>
+              <w:t>An earlier error affecting later processing</w:t>
+            </w:r>
+          </w:p>
+        </w:tc>
+      </w:tr>
+    </w:tbl>
+    <w:p>
+      <w:pPr>
+        <w:pStyle w:val="Heading2"/>
+      </w:pPr>
+      <w:r>
+        <w:t>Earlier wording, alternatives and picture transcripts · reference / check after trying</w:t>
+      </w:r>
+    </w:p>
+    <w:p>
+      <w:pPr>
+        <w:spacing w:line="336" w:lineRule="auto" w:after="180"/>
+      </w:pPr>
+      <w:r>
+        <w:rPr>
+          <w:b w:val="0"/>
+        </w:rPr>
+        <w:t>VOCABULARY LAB</w:t>
+      </w:r>
+    </w:p>
+    <w:p>
+      <w:pPr>
+        <w:spacing w:line="336" w:lineRule="auto" w:after="180"/>
+      </w:pPr>
+      <w:r>
+        <w:rPr>
+          <w:b w:val="0"/>
+        </w:rPr>
+        <w:t>Words You Can Use to Reason</w:t>
+      </w:r>
+    </w:p>
+    <w:p>
+      <w:pPr>
+        <w:spacing w:line="336" w:lineRule="auto" w:after="180"/>
+      </w:pPr>
+      <w:r>
+        <w:rPr>
+          <w:b w:val="0"/>
+        </w:rPr>
+        <w:t>A definition matters when you can recognize the idea, use it, and contrast it with a near-miss.</w:t>
+      </w:r>
+    </w:p>
+    <w:p>
+      <w:r>
+        <w:drawing>
+          <wp:inline xmlns:a="http://schemas.openxmlformats.org/drawingml/2006/main" xmlns:pic="http://schemas.openxmlformats.org/drawingml/2006/picture">
+            <wp:extent cx="5486400" cy="3200400"/>
+            <wp:docPr id="23" name="Picture 23" descr="Vocabulary badge: signal"/>
+            <wp:cNvGraphicFramePr>
+              <a:graphicFrameLocks noChangeAspect="1"/>
+            </wp:cNvGraphicFramePr>
+            <a:graphic>
+              <a:graphicData uri="http://schemas.openxmlformats.org/drawingml/2006/picture">
+                <pic:pic>
+                  <pic:nvPicPr>
+                    <pic:cNvPr id="0" name="e594173ae99ea15f624418d7a2fdc91e6fab2ff0e0ac91f6893d2cbec103b8a5.png"/>
+                    <pic:cNvPicPr/>
+                  </pic:nvPicPr>
+                  <pic:blipFill>
+                    <a:blip r:embed="rId26"/>
+                    <a:stretch>
+                      <a:fillRect/>
+                    </a:stretch>
+                  </pic:blipFill>
+                  <pic:spPr>
+                    <a:xfrm>
+                      <a:off x="0" y="0"/>
+                      <a:ext cx="5486400" cy="3200400"/>
+                    </a:xfrm>
+                    <a:prstGeom prst="rect"/>
+                  </pic:spPr>
+                </pic:pic>
+              </a:graphicData>
+            </a:graphic>
+          </wp:inline>
+        </w:drawing>
+      </w:r>
+    </w:p>
+    <w:p>
+      <w:r>
+        <w:drawing>
+          <wp:inline xmlns:a="http://schemas.openxmlformats.org/drawingml/2006/main" xmlns:pic="http://schemas.openxmlformats.org/drawingml/2006/picture">
+            <wp:extent cx="5486400" cy="3200400"/>
+            <wp:docPr id="24" name="Picture 24" descr="Vocabulary badge: pipeline"/>
+            <wp:cNvGraphicFramePr>
+              <a:graphicFrameLocks noChangeAspect="1"/>
+            </wp:cNvGraphicFramePr>
+            <a:graphic>
+              <a:graphicData uri="http://schemas.openxmlformats.org/drawingml/2006/picture">
+                <pic:pic>
+                  <pic:nvPicPr>
+                    <pic:cNvPr id="0" name="ebe6ae6c1aa9566dee65935b2105d936735b76ee377acda219990f2f48ddeaf9.png"/>
+                    <pic:cNvPicPr/>
+                  </pic:nvPicPr>
+                  <pic:blipFill>
+                    <a:blip r:embed="rId27"/>
+                    <a:stretch>
+                      <a:fillRect/>
+                    </a:stretch>
+                  </pic:blipFill>
+                  <pic:spPr>
+                    <a:xfrm>
+                      <a:off x="0" y="0"/>
+                      <a:ext cx="5486400" cy="3200400"/>
+                    </a:xfrm>
+                    <a:prstGeom prst="rect"/>
+                  </pic:spPr>
+                </pic:pic>
+              </a:graphicData>
+            </a:graphic>
+          </wp:inline>
+        </w:drawing>
+      </w:r>
+    </w:p>
+    <w:p>
+      <w:r>
+        <w:drawing>
+          <wp:inline xmlns:a="http://schemas.openxmlformats.org/drawingml/2006/main" xmlns:pic="http://schemas.openxmlformats.org/drawingml/2006/picture">
+            <wp:extent cx="5486400" cy="3200400"/>
+            <wp:docPr id="25" name="Picture 25" descr="Vocabulary badge: recognition"/>
+            <wp:cNvGraphicFramePr>
+              <a:graphicFrameLocks noChangeAspect="1"/>
+            </wp:cNvGraphicFramePr>
+            <a:graphic>
+              <a:graphicData uri="http://schemas.openxmlformats.org/drawingml/2006/picture">
+                <pic:pic>
+                  <pic:nvPicPr>
+                    <pic:cNvPr id="0" name="dd323f9804e9a9fdae245b805e50817e8a4b87a4b4cce9c8001e17ebc0db79c5.png"/>
+                    <pic:cNvPicPr/>
+                  </pic:nvPicPr>
+                  <pic:blipFill>
+                    <a:blip r:embed="rId28"/>
+                    <a:stretch>
+                      <a:fillRect/>
+                    </a:stretch>
+                  </pic:blipFill>
+                  <pic:spPr>
+                    <a:xfrm>
+                      <a:off x="0" y="0"/>
+                      <a:ext cx="5486400" cy="3200400"/>
+                    </a:xfrm>
+                    <a:prstGeom prst="rect"/>
+                  </pic:spPr>
+                </pic:pic>
+              </a:graphicData>
+            </a:graphic>
+          </wp:inline>
+        </w:drawing>
+      </w:r>
+    </w:p>
+    <w:p>
+      <w:r>
+        <w:drawing>
+          <wp:inline xmlns:a="http://schemas.openxmlformats.org/drawingml/2006/main" xmlns:pic="http://schemas.openxmlformats.org/drawingml/2006/picture">
+            <wp:extent cx="5486400" cy="3200400"/>
+            <wp:docPr id="26" name="Picture 26" descr="Vocabulary badge: stage error"/>
+            <wp:cNvGraphicFramePr>
+              <a:graphicFrameLocks noChangeAspect="1"/>
+            </wp:cNvGraphicFramePr>
+            <a:graphic>
+              <a:graphicData uri="http://schemas.openxmlformats.org/drawingml/2006/picture">
+                <pic:pic>
+                  <pic:nvPicPr>
+                    <pic:cNvPr id="0" name="7e236aae6032da49dcaaaf6402be0193771c14cfe51aac331dcc6120e5b23a14.png"/>
+                    <pic:cNvPicPr/>
+                  </pic:nvPicPr>
+                  <pic:blipFill>
+                    <a:blip r:embed="rId29"/>
+                    <a:stretch>
+                      <a:fillRect/>
+                    </a:stretch>
+                  </pic:blipFill>
+                  <pic:spPr>
+                    <a:xfrm>
+                      <a:off x="0" y="0"/>
+                      <a:ext cx="5486400" cy="3200400"/>
+                    </a:xfrm>
+                    <a:prstGeom prst="rect"/>
+                  </pic:spPr>
+                </pic:pic>
+              </a:graphicData>
+            </a:graphic>
+          </wp:inline>
+        </w:drawing>
+      </w:r>
+    </w:p>
+    <w:p>
+      <w:pPr>
+        <w:pStyle w:val="Heading3"/>
+      </w:pPr>
+      <w:r>
+        <w:t>Words used in the closer explanation</w:t>
+      </w:r>
+    </w:p>
+    <w:p>
+      <w:pPr>
+        <w:pStyle w:val="Heading1"/>
+      </w:pPr>
+      <w:r>
+        <w:t>10. Choose a stronger thinking challenge</w:t>
+      </w:r>
+    </w:p>
+    <w:p>
+      <w:r>
+        <w:t>Choose the next useful challenge rather than treating the whole ladder as compulsory.</w:t>
+      </w:r>
+    </w:p>
+    <w:p>
+      <w:pPr>
+        <w:pStyle w:val="Heading2"/>
+      </w:pPr>
+      <w:r>
+        <w:t>Pick your next step</w:t>
+      </w:r>
+    </w:p>
+    <w:p>
+      <w:pPr>
+        <w:pStyle w:val="ListBullet"/>
+      </w:pPr>
+      <w:r>
+        <w:t>1 • NAME: Define the concept without repeating the textbook.</w:t>
+      </w:r>
+    </w:p>
+    <w:p>
+      <w:pPr>
+        <w:pStyle w:val="ListBullet"/>
+      </w:pPr>
+      <w:r>
+        <w:t>2 • TRACE: Show the information, state, branch, calculation, or evidence path.</w:t>
+      </w:r>
+    </w:p>
+    <w:p>
+      <w:pPr>
+        <w:pStyle w:val="ListBullet"/>
+      </w:pPr>
+      <w:r>
+        <w:t>3 • APPLY: Solve a different example independently.</w:t>
+      </w:r>
+    </w:p>
+    <w:p>
+      <w:pPr>
+        <w:pStyle w:val="ListBullet"/>
+      </w:pPr>
+      <w:r>
+        <w:t>4 • CHALLENGE: Find a boundary case, counterexample, or unfair outcome.</w:t>
+      </w:r>
+    </w:p>
+    <w:p>
+      <w:pPr>
+        <w:pStyle w:val="ListBullet"/>
+      </w:pPr>
+      <w:r>
+        <w:t>5 • EXPLAIN LIMITS: Say when the result should not be trusted or used alone.</w:t>
+      </w:r>
+    </w:p>
+    <w:p>
+      <w:pPr>
+        <w:pStyle w:val="ListBullet"/>
+      </w:pPr>
+      <w:r>
+        <w:t>My strongest evidence of independent understanding:</w:t>
+      </w:r>
+    </w:p>
+    <w:p>
+      <w:pPr>
+        <w:pStyle w:val="Heading3"/>
+      </w:pPr>
+      <w:r>
+        <w:t>Write or draw your reasoning and evidence.</w:t>
+      </w:r>
+    </w:p>
+    <w:p>
+      <w:r>
+        <w:t>________________________________________________________________</w:t>
+      </w:r>
+    </w:p>
+    <w:p>
+      <w:r>
+        <w:t>________________________________________________________________</w:t>
+      </w:r>
+    </w:p>
+    <w:p>
+      <w:r>
+        <w:t>________________________________________________________________</w:t>
+      </w:r>
+    </w:p>
+    <w:p>
+      <w:r>
+        <w:t>________________________________________________________________</w:t>
+      </w:r>
+    </w:p>
+    <w:p>
+      <w:r>
+        <w:t>________________________________________________________________</w:t>
+      </w:r>
+    </w:p>
+    <w:p>
+      <w:pPr>
+        <w:pStyle w:val="Heading2"/>
+      </w:pPr>
+      <w:r>
+        <w:t>Earlier wording, alternatives and picture transcripts · reference / check after trying</w:t>
+      </w:r>
+    </w:p>
+    <w:p>
+      <w:pPr>
+        <w:spacing w:line="336" w:lineRule="auto" w:after="180"/>
+      </w:pPr>
+      <w:r>
+        <w:rPr>
+          <w:b w:val="0"/>
         </w:rPr>
         <w:t>MASTERY</w:t>
       </w:r>
@@ -4293,7 +5862,7 @@
         <w:drawing>
           <wp:inline xmlns:a="http://schemas.openxmlformats.org/drawingml/2006/main" xmlns:pic="http://schemas.openxmlformats.org/drawingml/2006/picture">
             <wp:extent cx="5486400" cy="1719072"/>
-            <wp:docPr id="19" name="Picture 19" descr="Mastery ladder for Image and Voice Pipelines"/>
+            <wp:docPr id="27" name="Picture 27" descr="Mastery ladder for Image and Voice Pipelines"/>
             <wp:cNvGraphicFramePr>
               <a:graphicFrameLocks noChangeAspect="1"/>
             </wp:cNvGraphicFramePr>
@@ -4305,7 +5874,7 @@
                     <pic:cNvPicPr/>
                   </pic:nvPicPr>
                   <pic:blipFill>
-                    <a:blip r:embed="rId26"/>
+                    <a:blip r:embed="rId30"/>
                     <a:stretch>
                       <a:fillRect/>
                     </a:stretch>
@@ -4326,13 +5895,164 @@
     </w:p>
     <w:p>
       <w:pPr>
+        <w:pStyle w:val="Heading1"/>
+      </w:pPr>
+      <w:r>
+        <w:t>12. Reference: check your explanation</w:t>
+      </w:r>
+    </w:p>
+    <w:p>
+      <w:r>
+        <w:t>Use after practice. Apply a new case independently is the selected independent case.</w:t>
+      </w:r>
+    </w:p>
+    <w:p>
+      <w:pPr>
+        <w:pStyle w:val="Heading2"/>
+      </w:pPr>
+      <w:r>
+        <w:t>Check the evidence and its limit</w:t>
+      </w:r>
+    </w:p>
+    <w:p>
+      <w:pPr>
+        <w:pStyle w:val="ListBullet"/>
+      </w:pPr>
+      <w:r>
+        <w:t>1. My fresh example, trace, calculation, or design:</w:t>
+      </w:r>
+    </w:p>
+    <w:p>
+      <w:pPr>
+        <w:pStyle w:val="Heading3"/>
+      </w:pPr>
+      <w:r>
+        <w:t>Write or draw your reasoning and evidence.</w:t>
+      </w:r>
+    </w:p>
+    <w:p>
+      <w:r>
+        <w:t>________________________________________________________________</w:t>
+      </w:r>
+    </w:p>
+    <w:p>
+      <w:r>
+        <w:t>________________________________________________________________</w:t>
+      </w:r>
+    </w:p>
+    <w:p>
+      <w:r>
+        <w:t>________________________________________________________________</w:t>
+      </w:r>
+    </w:p>
+    <w:p>
+      <w:r>
+        <w:t>________________________________________________________________</w:t>
+      </w:r>
+    </w:p>
+    <w:p>
+      <w:r>
+        <w:t>________________________________________________________________</w:t>
+      </w:r>
+    </w:p>
+    <w:p>
+      <w:pPr>
+        <w:pStyle w:val="ListBullet"/>
+      </w:pPr>
+      <w:r>
+        <w:t>2. My evidence that it works (include a boundary or missing-data case):</w:t>
+      </w:r>
+    </w:p>
+    <w:p>
+      <w:pPr>
+        <w:pStyle w:val="Heading3"/>
+      </w:pPr>
+      <w:r>
+        <w:t>Write or draw your reasoning and evidence.</w:t>
+      </w:r>
+    </w:p>
+    <w:p>
+      <w:r>
+        <w:t>________________________________________________________________</w:t>
+      </w:r>
+    </w:p>
+    <w:p>
+      <w:r>
+        <w:t>________________________________________________________________</w:t>
+      </w:r>
+    </w:p>
+    <w:p>
+      <w:r>
+        <w:t>________________________________________________________________</w:t>
+      </w:r>
+    </w:p>
+    <w:p>
+      <w:r>
+        <w:t>________________________________________________________________</w:t>
+      </w:r>
+    </w:p>
+    <w:p>
+      <w:r>
+        <w:t>________________________________________________________________</w:t>
+      </w:r>
+    </w:p>
+    <w:p>
+      <w:pPr>
+        <w:pStyle w:val="ListBullet"/>
+      </w:pPr>
+      <w:r>
+        <w:t>3. One limitation, fairness concern, or situation needing human review:</w:t>
+      </w:r>
+    </w:p>
+    <w:p>
+      <w:pPr>
+        <w:pStyle w:val="Heading2"/>
+      </w:pPr>
+      <w:r>
+        <w:t>Self-check and record</w:t>
+      </w:r>
+    </w:p>
+    <w:p>
+      <w:pPr>
         <w:spacing w:line="336" w:lineRule="auto" w:after="180"/>
       </w:pPr>
       <w:r>
         <w:rPr>
           <w:b w:val="0"/>
         </w:rPr>
-        <w:t>1 • NAME: Define the concept without repeating the textbook.</w:t>
+        <w:t xml:space="preserve">SELF-CHECK  □ I explained the </w:t>
+      </w:r>
+      <w:r>
+        <w:rPr>
+          <w:b/>
+        </w:rPr>
+        <w:t>mechanism</w:t>
+      </w:r>
+      <w:r>
+        <w:rPr>
+          <w:b w:val="0"/>
+        </w:rPr>
+        <w:t xml:space="preserve">  □ I used </w:t>
+      </w:r>
+      <w:r>
+        <w:rPr>
+          <w:b/>
+        </w:rPr>
+        <w:t>evidence</w:t>
+      </w:r>
+      <w:r>
+        <w:rPr>
+          <w:b w:val="0"/>
+        </w:rPr>
+        <w:t xml:space="preserve">  □ I tested a fresh case  □ I named a limitation  □ I can answer ‘why?’</w:t>
+      </w:r>
+    </w:p>
+    <w:p>
+      <w:pPr>
+        <w:pStyle w:val="Heading2"/>
+      </w:pPr>
+      <w:r>
+        <w:t>Earlier wording, alternatives and picture transcripts · reference / check after trying</w:t>
       </w:r>
     </w:p>
     <w:p>
@@ -4343,19 +6063,18 @@
         <w:rPr>
           <w:b w:val="0"/>
         </w:rPr>
-        <w:t xml:space="preserve">2 • TRACE: Show the information, state, branch, calculation, or </w:t>
-      </w:r>
-      <w:r>
-        <w:rPr>
-          <w:b/>
-        </w:rPr>
-        <w:t>evidence</w:t>
-      </w:r>
+        <w:t>INDEPENDENT MASTERY PROOF</w:t>
+      </w:r>
+    </w:p>
+    <w:p>
+      <w:pPr>
+        <w:spacing w:line="336" w:lineRule="auto" w:after="180"/>
+      </w:pPr>
       <w:r>
         <w:rPr>
           <w:b w:val="0"/>
         </w:rPr>
-        <w:t xml:space="preserve"> path.</w:t>
+        <w:t>Checklist for explaining this week’s idea</w:t>
       </w:r>
     </w:p>
     <w:p>
@@ -4366,131 +6085,7 @@
         <w:rPr>
           <w:b w:val="0"/>
         </w:rPr>
-        <w:t>3 • APPLY: Solve a different example independently.</w:t>
-      </w:r>
-    </w:p>
-    <w:p>
-      <w:pPr>
-        <w:spacing w:line="336" w:lineRule="auto" w:after="180"/>
-      </w:pPr>
-      <w:r>
-        <w:rPr>
-          <w:b w:val="0"/>
-        </w:rPr>
-        <w:t>4 • CHALLENGE: Find a boundary case, counterexample, or unfair outcome.</w:t>
-      </w:r>
-    </w:p>
-    <w:p>
-      <w:pPr>
-        <w:spacing w:line="336" w:lineRule="auto" w:after="180"/>
-      </w:pPr>
-      <w:r>
-        <w:rPr>
-          <w:b w:val="0"/>
-        </w:rPr>
-        <w:t>5 • EXPLAIN LIMITS: Say when the result should not be trusted or used alone.</w:t>
-      </w:r>
-    </w:p>
-    <w:p>
-      <w:pPr>
-        <w:spacing w:line="336" w:lineRule="auto" w:after="180"/>
-      </w:pPr>
-      <w:r>
-        <w:rPr>
-          <w:b w:val="0"/>
-        </w:rPr>
-        <w:t xml:space="preserve">My strongest </w:t>
-      </w:r>
-      <w:r>
-        <w:rPr>
-          <w:b/>
-        </w:rPr>
-        <w:t>evidence</w:t>
-      </w:r>
-      <w:r>
-        <w:rPr>
-          <w:b w:val="0"/>
-        </w:rPr>
-        <w:t xml:space="preserve"> of independent understanding:</w:t>
-      </w:r>
-    </w:p>
-    <w:p>
-      <w:pPr>
-        <w:pStyle w:val="Heading3"/>
-      </w:pPr>
-      <w:r>
-        <w:t>Write or draw your reasoning and evidence.</w:t>
-      </w:r>
-    </w:p>
-    <w:p>
-      <w:r>
-        <w:t>________________________________________________________________</w:t>
-      </w:r>
-    </w:p>
-    <w:p>
-      <w:r>
-        <w:t>________________________________________________________________</w:t>
-      </w:r>
-    </w:p>
-    <w:p>
-      <w:r>
-        <w:t>________________________________________________________________</w:t>
-      </w:r>
-    </w:p>
-    <w:p>
-      <w:r>
-        <w:t>________________________________________________________________</w:t>
-      </w:r>
-    </w:p>
-    <w:p>
-      <w:r>
-        <w:t>________________________________________________________________</w:t>
-      </w:r>
-    </w:p>
-    <w:p>
-      <w:pPr>
-        <w:pStyle w:val="Heading1"/>
-      </w:pPr>
-      <w:r>
-        <w:t>11. Connect your project</w:t>
-      </w:r>
-    </w:p>
-    <w:p>
-      <w:r>
-        <w:t>Apply this week’s idea to Transparent Book Recommender. Keep an annotated decision and the evidence supporting it.</w:t>
-      </w:r>
-    </w:p>
-    <w:p>
-      <w:pPr>
-        <w:spacing w:line="336" w:lineRule="auto" w:after="180"/>
-      </w:pPr>
-      <w:r>
-        <w:rPr>
-          <w:b/>
-        </w:rPr>
-        <w:t>CUMULATIVE PROJECT</w:t>
-      </w:r>
-    </w:p>
-    <w:p>
-      <w:pPr>
-        <w:spacing w:line="336" w:lineRule="auto" w:after="180"/>
-      </w:pPr>
-      <w:r>
-        <w:rPr>
-          <w:b w:val="0"/>
-        </w:rPr>
-        <w:t>Transparent Book Recommender</w:t>
-      </w:r>
-    </w:p>
-    <w:p>
-      <w:pPr>
-        <w:spacing w:line="336" w:lineRule="auto" w:after="180"/>
-      </w:pPr>
-      <w:r>
-        <w:rPr>
-          <w:b w:val="0"/>
-        </w:rPr>
-        <w:t>Every week adds one inspectable piece. The system must show how it reached a result.</w:t>
+        <w:t>Use after practice. Apply a new case independently is the selected independent case.</w:t>
       </w:r>
     </w:p>
     <w:p>
@@ -4498,7 +6093,7 @@
         <w:drawing>
           <wp:inline xmlns:a="http://schemas.openxmlformats.org/drawingml/2006/main" xmlns:pic="http://schemas.openxmlformats.org/drawingml/2006/picture">
             <wp:extent cx="5486400" cy="1901952"/>
-            <wp:docPr id="20" name="Picture 20" descr="Book recommender connection for Image and Voice Pipelines"/>
+            <wp:docPr id="28" name="Picture 28" descr="Independent proof graphic for Image and Voice Pipelines"/>
             <wp:cNvGraphicFramePr>
               <a:graphicFrameLocks noChangeAspect="1"/>
             </wp:cNvGraphicFramePr>
@@ -4506,11 +6101,11 @@
               <a:graphicData uri="http://schemas.openxmlformats.org/drawingml/2006/picture">
                 <pic:pic>
                   <pic:nvPicPr>
-                    <pic:cNvPr id="0" name="beaf41ae725de60f4c0abb8fad992d8130c23882ff9ffe1e0d7d56a9259ffb4d.png"/>
+                    <pic:cNvPr id="0" name="0cecdb73b8535d55d0ca730835caaa32f058f0a6450abaa23871c87bef54aa9a.png"/>
                     <pic:cNvPicPr/>
                   </pic:nvPicPr>
                   <pic:blipFill>
-                    <a:blip r:embed="rId27"/>
+                    <a:blip r:embed="rId31"/>
                     <a:stretch>
                       <a:fillRect/>
                     </a:stretch>
@@ -4537,677 +6132,157 @@
         <w:rPr>
           <w:b w:val="0"/>
         </w:rPr>
-        <w:t xml:space="preserve">THIS WEEK’S CHECKPOINT  If voice or image </w:t>
-      </w:r>
+        <w:t>EXPLANATION CHECK  Preserve source, intermediate representations, declared authority and final-claim scope; locate only supported stage failures.</w:t>
+      </w:r>
+    </w:p>
+    <w:p>
+      <w:pPr>
+        <w:pStyle w:val="Heading3"/>
+      </w:pPr>
+      <w:r>
+        <w:t>Write or draw your reasoning and evidence.</w:t>
+      </w:r>
+    </w:p>
+    <w:p>
+      <w:r>
+        <w:t>________________________________________________________________</w:t>
+      </w:r>
+    </w:p>
+    <w:p>
+      <w:r>
+        <w:t>________________________________________________________________</w:t>
+      </w:r>
+    </w:p>
+    <w:p>
+      <w:r>
+        <w:t>________________________________________________________________</w:t>
+      </w:r>
+    </w:p>
+    <w:p>
+      <w:r>
+        <w:t>________________________________________________________________</w:t>
+      </w:r>
+    </w:p>
+    <w:p>
+      <w:r>
+        <w:t>________________________________________________________________</w:t>
+      </w:r>
+    </w:p>
+    <w:p>
+      <w:pPr>
+        <w:pStyle w:val="Heading1"/>
+      </w:pPr>
+      <w:r>
+        <w:t>13. Extra practice: Locate the first error in a voice pipeline</w:t>
+      </w:r>
+    </w:p>
+    <w:p>
+      <w:r>
+        <w:t>Try the question before opening its worked explanation.</w:t>
+      </w:r>
+    </w:p>
+    <w:p>
+      <w:pPr>
+        <w:pStyle w:val="Heading2"/>
+      </w:pPr>
+      <w:r>
+        <w:t>Read the supplied case and question</w:t>
+      </w:r>
+    </w:p>
+    <w:p>
+      <w:pPr>
+        <w:spacing w:line="336" w:lineRule="auto" w:after="180"/>
+      </w:pPr>
+      <w:r>
+        <w:rPr>
+          <w:b w:val="0"/>
+        </w:rPr>
+        <w:t>A voice book helper transcribes speech, extracts preference, then ranks books.</w:t>
+      </w:r>
+    </w:p>
+    <w:p>
+      <w:pPr>
+        <w:spacing w:line="336" w:lineRule="auto" w:after="180"/>
+      </w:pPr>
+      <w:r>
+        <w:rPr>
+          <w:b w:val="0"/>
+        </w:rPr>
+        <w:t>Where can a wrong suggestion begin?</w:t>
+      </w:r>
+    </w:p>
+    <w:p>
+      <w:pPr>
+        <w:pStyle w:val="Heading2"/>
+      </w:pPr>
+      <w:r>
+        <w:t>Your explanation</w:t>
+      </w:r>
+    </w:p>
+    <w:p>
+      <w:pPr>
+        <w:pStyle w:val="ListBullet"/>
+      </w:pPr>
+      <w:r>
+        <w:t>Which detail supports the answer, and why does it matter?</w:t>
+      </w:r>
+    </w:p>
+    <w:p>
+      <w:pPr>
+        <w:pStyle w:val="Heading3"/>
+      </w:pPr>
+      <w:r>
+        <w:t>Write or draw your reasoning and evidence.</w:t>
+      </w:r>
+    </w:p>
+    <w:p>
+      <w:r>
+        <w:t>________________________________________________________________</w:t>
+      </w:r>
+    </w:p>
+    <w:p>
+      <w:r>
+        <w:t>________________________________________________________________</w:t>
+      </w:r>
+    </w:p>
+    <w:p>
+      <w:r>
+        <w:t>________________________________________________________________</w:t>
+      </w:r>
+    </w:p>
+    <w:p>
+      <w:r>
+        <w:t>________________________________________________________________</w:t>
+      </w:r>
+    </w:p>
+    <w:p>
+      <w:r>
+        <w:t>________________________________________________________________</w:t>
+      </w:r>
+    </w:p>
+    <w:p>
+      <w:pPr>
+        <w:pStyle w:val="Heading2"/>
+      </w:pPr>
+      <w:r>
+        <w:t>Check after trying · reference / check after trying</w:t>
+      </w:r>
+    </w:p>
+    <w:p>
+      <w:pPr>
+        <w:spacing w:line="336" w:lineRule="auto" w:after="180"/>
+      </w:pPr>
       <w:r>
         <w:rPr>
           <w:b/>
         </w:rPr>
-        <w:t>input</w:t>
+        <w:t>Transcription</w:t>
       </w:r>
       <w:r>
         <w:rPr>
           <w:b w:val="0"/>
         </w:rPr>
-        <w:t xml:space="preserve"> is added, show each transformation and a safe fallback.</w:t>
-      </w:r>
-    </w:p>
-    <w:p>
-      <w:pPr>
-        <w:pStyle w:val="Heading3"/>
-      </w:pPr>
-      <w:r>
-        <w:t>Trace the system</w:t>
-      </w:r>
-    </w:p>
-    <w:p>
-      <w:pPr>
-        <w:spacing w:line="336" w:lineRule="auto" w:after="180"/>
-        <w:shd w:fill="EDF7F3"/>
-      </w:pPr>
-      <w:r>
-        <w:rPr>
-          <w:b w:val="0"/>
-        </w:rPr>
-        <w:t xml:space="preserve">SYSTEM MAP  Reader need → allowed </w:t>
-      </w:r>
-      <w:r>
-        <w:rPr>
-          <w:b/>
-        </w:rPr>
-        <w:t>input</w:t>
-      </w:r>
-      <w:r>
-        <w:rPr>
-          <w:b w:val="0"/>
-        </w:rPr>
-        <w:t xml:space="preserve">s → transparent rule or score → ranked candidates → explanation → test record → </w:t>
-      </w:r>
-      <w:r>
-        <w:rPr>
-          <w:b/>
-        </w:rPr>
-        <w:t>human decision</w:t>
-      </w:r>
-    </w:p>
-    <w:p>
-      <w:pPr>
-        <w:spacing w:line="336" w:lineRule="auto" w:after="180"/>
-        <w:shd w:fill="F5F1FB"/>
-      </w:pPr>
-      <w:r>
-        <w:rPr>
-          <w:b w:val="0"/>
-        </w:rPr>
-        <w:t>What will you add, change, or verify in the project this week?</w:t>
-      </w:r>
-    </w:p>
-    <w:p>
-      <w:pPr>
-        <w:pStyle w:val="Heading3"/>
-      </w:pPr>
-      <w:r>
-        <w:t>Write or draw your reasoning and evidence.</w:t>
-      </w:r>
-    </w:p>
-    <w:p>
-      <w:r>
-        <w:t>________________________________________________________________</w:t>
-      </w:r>
-    </w:p>
-    <w:p>
-      <w:r>
-        <w:t>________________________________________________________________</w:t>
-      </w:r>
-    </w:p>
-    <w:p>
-      <w:r>
-        <w:t>________________________________________________________________</w:t>
-      </w:r>
-    </w:p>
-    <w:p>
-      <w:r>
-        <w:t>________________________________________________________________</w:t>
-      </w:r>
-    </w:p>
-    <w:p>
-      <w:r>
-        <w:t>________________________________________________________________</w:t>
-      </w:r>
-    </w:p>
-    <w:p>
-      <w:pPr>
-        <w:spacing w:line="336" w:lineRule="auto" w:after="180"/>
-        <w:shd w:fill="F5F1FB"/>
-      </w:pPr>
-      <w:r>
-        <w:rPr>
-          <w:b w:val="0"/>
-        </w:rPr>
-        <w:t xml:space="preserve">What should remain under </w:t>
-      </w:r>
-      <w:r>
-        <w:rPr>
-          <w:b/>
-        </w:rPr>
-        <w:t>human control</w:t>
-      </w:r>
-      <w:r>
-        <w:rPr>
-          <w:b w:val="0"/>
-        </w:rPr>
-        <w:t>?</w:t>
-      </w:r>
-    </w:p>
-    <w:p>
-      <w:pPr>
-        <w:pStyle w:val="Heading3"/>
-      </w:pPr>
-      <w:r>
-        <w:t>Write or draw your reasoning and evidence.</w:t>
-      </w:r>
-    </w:p>
-    <w:p>
-      <w:r>
-        <w:t>________________________________________________________________</w:t>
-      </w:r>
-    </w:p>
-    <w:p>
-      <w:r>
-        <w:t>________________________________________________________________</w:t>
-      </w:r>
-    </w:p>
-    <w:p>
-      <w:r>
-        <w:t>________________________________________________________________</w:t>
-      </w:r>
-    </w:p>
-    <w:p>
-      <w:r>
-        <w:t>________________________________________________________________</w:t>
-      </w:r>
-    </w:p>
-    <w:p>
-      <w:r>
-        <w:t>________________________________________________________________</w:t>
-      </w:r>
-    </w:p>
-    <w:p>
-      <w:pPr>
-        <w:pStyle w:val="Heading3"/>
-      </w:pPr>
-      <w:r>
-        <w:t>Responsible design</w:t>
-      </w:r>
-    </w:p>
-    <w:p>
-      <w:pPr>
-        <w:spacing w:line="336" w:lineRule="auto" w:after="180"/>
-        <w:shd w:fill="FFF5E6"/>
-      </w:pPr>
-      <w:r>
-        <w:rPr>
-          <w:b w:val="0"/>
-        </w:rPr>
-        <w:t>RESPONSIBLE DESIGN  Collect only necessary information. Show uncertainty and limits. Never confuse a ranking with a fact about a person.</w:t>
-      </w:r>
-    </w:p>
-    <w:p>
-      <w:pPr>
-        <w:pStyle w:val="Heading3"/>
-      </w:pPr>
-      <w:r>
-        <w:t>Evidence for your project</w:t>
-      </w:r>
-    </w:p>
-    <w:p>
-      <w:pPr>
-        <w:spacing w:line="336" w:lineRule="auto" w:after="180"/>
-      </w:pPr>
-      <w:r>
-        <w:rPr>
-          <w:b w:val="0"/>
-        </w:rPr>
-        <w:t>For voice-driven recommendations, confirm important recognised fields before searching or acting and retain source provenance.</w:t>
-      </w:r>
-    </w:p>
-    <w:p>
-      <w:pPr>
-        <w:pStyle w:val="Heading1"/>
-      </w:pPr>
-      <w:r>
-        <w:t>12. Show what you know</w:t>
-      </w:r>
-    </w:p>
-    <w:p>
-      <w:r>
-        <w:t>Use a genuinely new case for independent evidence. Previously discussed examples remain practice; use the separately named independent case before feedback.</w:t>
-      </w:r>
-    </w:p>
-    <w:p>
-      <w:pPr>
-        <w:pStyle w:val="Heading3"/>
-      </w:pPr>
-      <w:r>
-        <w:t>Independent evidence</w:t>
-      </w:r>
-    </w:p>
-    <w:p>
-      <w:pPr>
-        <w:spacing w:line="336" w:lineRule="auto" w:after="180"/>
-        <w:shd w:fill="FFF5E6"/>
-      </w:pPr>
-      <w:r>
-        <w:rPr>
-          <w:b w:val="0"/>
-        </w:rPr>
-        <w:t>INDEPENDENT MASTERY PROOF</w:t>
-      </w:r>
-    </w:p>
-    <w:p>
-      <w:pPr>
-        <w:spacing w:line="336" w:lineRule="auto" w:after="180"/>
-      </w:pPr>
-      <w:r>
-        <w:rPr>
-          <w:b w:val="0"/>
-        </w:rPr>
-        <w:t>Explain • Transfer • Test • Defend</w:t>
-      </w:r>
-    </w:p>
-    <w:p>
-      <w:pPr>
-        <w:spacing w:line="336" w:lineRule="auto" w:after="180"/>
-      </w:pPr>
-      <w:r>
-        <w:rPr>
-          <w:b w:val="0"/>
-        </w:rPr>
-        <w:t>Complete this page without copying the worked example. Your reasoning matters more than decoration.</w:t>
-      </w:r>
-    </w:p>
-    <w:p>
-      <w:r>
-        <w:drawing>
-          <wp:inline xmlns:a="http://schemas.openxmlformats.org/drawingml/2006/main" xmlns:pic="http://schemas.openxmlformats.org/drawingml/2006/picture">
-            <wp:extent cx="5486400" cy="1901952"/>
-            <wp:docPr id="21" name="Picture 21" descr="Independent proof graphic for Image and Voice Pipelines"/>
-            <wp:cNvGraphicFramePr>
-              <a:graphicFrameLocks noChangeAspect="1"/>
-            </wp:cNvGraphicFramePr>
-            <a:graphic>
-              <a:graphicData uri="http://schemas.openxmlformats.org/drawingml/2006/picture">
-                <pic:pic>
-                  <pic:nvPicPr>
-                    <pic:cNvPr id="0" name="0cecdb73b8535d55d0ca730835caaa32f058f0a6450abaa23871c87bef54aa9a.png"/>
-                    <pic:cNvPicPr/>
-                  </pic:nvPicPr>
-                  <pic:blipFill>
-                    <a:blip r:embed="rId28"/>
-                    <a:stretch>
-                      <a:fillRect/>
-                    </a:stretch>
-                  </pic:blipFill>
-                  <pic:spPr>
-                    <a:xfrm>
-                      <a:off x="0" y="0"/>
-                      <a:ext cx="5486400" cy="1901952"/>
-                    </a:xfrm>
-                    <a:prstGeom prst="rect"/>
-                  </pic:spPr>
-                </pic:pic>
-              </a:graphicData>
-            </a:graphic>
-          </wp:inline>
-        </w:drawing>
-      </w:r>
-    </w:p>
-    <w:p>
-      <w:pPr>
-        <w:pStyle w:val="Heading3"/>
-      </w:pPr>
-      <w:r>
-        <w:t>Try a more demanding case</w:t>
-      </w:r>
-    </w:p>
-    <w:p>
-      <w:pPr>
-        <w:spacing w:line="336" w:lineRule="auto" w:after="180"/>
-        <w:shd w:fill="F5F1FB"/>
-      </w:pPr>
-      <w:r>
-        <w:rPr>
-          <w:b w:val="0"/>
-        </w:rPr>
-        <w:t xml:space="preserve">CHALLENGE  Trace speech-to-command and image-to-label </w:t>
-      </w:r>
-      <w:r>
-        <w:rPr>
-          <w:b/>
-        </w:rPr>
-        <w:t>pipeline</w:t>
-      </w:r>
-      <w:r>
-        <w:rPr>
-          <w:b w:val="0"/>
-        </w:rPr>
-        <w:t>s.</w:t>
-      </w:r>
-    </w:p>
-    <w:p>
-      <w:pPr>
-        <w:spacing w:line="336" w:lineRule="auto" w:after="180"/>
-        <w:shd w:fill="F4F9FC"/>
-      </w:pPr>
-      <w:r>
-        <w:rPr>
-          <w:b w:val="0"/>
-        </w:rPr>
-        <w:t>1. My fresh example, trace, calculation, or design:</w:t>
-      </w:r>
-    </w:p>
-    <w:p>
-      <w:pPr>
-        <w:pStyle w:val="Heading3"/>
-      </w:pPr>
-      <w:r>
-        <w:t>Write or draw your reasoning and evidence.</w:t>
-      </w:r>
-    </w:p>
-    <w:p>
-      <w:r>
-        <w:t>________________________________________________________________</w:t>
-      </w:r>
-    </w:p>
-    <w:p>
-      <w:r>
-        <w:t>________________________________________________________________</w:t>
-      </w:r>
-    </w:p>
-    <w:p>
-      <w:r>
-        <w:t>________________________________________________________________</w:t>
-      </w:r>
-    </w:p>
-    <w:p>
-      <w:r>
-        <w:t>________________________________________________________________</w:t>
-      </w:r>
-    </w:p>
-    <w:p>
-      <w:r>
-        <w:t>________________________________________________________________</w:t>
-      </w:r>
-    </w:p>
-    <w:p>
-      <w:pPr>
-        <w:spacing w:line="336" w:lineRule="auto" w:after="180"/>
-        <w:shd w:fill="F4F9FC"/>
-      </w:pPr>
-      <w:r>
-        <w:rPr>
-          <w:b w:val="0"/>
-        </w:rPr>
-        <w:t xml:space="preserve">2. My </w:t>
-      </w:r>
-      <w:r>
-        <w:rPr>
-          <w:b/>
-        </w:rPr>
-        <w:t>evidence</w:t>
-      </w:r>
-      <w:r>
-        <w:rPr>
-          <w:b w:val="0"/>
-        </w:rPr>
-        <w:t xml:space="preserve"> that it works (include a boundary or missing-data case):</w:t>
-      </w:r>
-    </w:p>
-    <w:p>
-      <w:pPr>
-        <w:pStyle w:val="Heading3"/>
-      </w:pPr>
-      <w:r>
-        <w:t>Write or draw your reasoning and evidence.</w:t>
-      </w:r>
-    </w:p>
-    <w:p>
-      <w:r>
-        <w:t>________________________________________________________________</w:t>
-      </w:r>
-    </w:p>
-    <w:p>
-      <w:r>
-        <w:t>________________________________________________________________</w:t>
-      </w:r>
-    </w:p>
-    <w:p>
-      <w:r>
-        <w:t>________________________________________________________________</w:t>
-      </w:r>
-    </w:p>
-    <w:p>
-      <w:r>
-        <w:t>________________________________________________________________</w:t>
-      </w:r>
-    </w:p>
-    <w:p>
-      <w:r>
-        <w:t>________________________________________________________________</w:t>
-      </w:r>
-    </w:p>
-    <w:p>
-      <w:pPr>
-        <w:spacing w:line="336" w:lineRule="auto" w:after="180"/>
-        <w:shd w:fill="F4F9FC"/>
-      </w:pPr>
-      <w:r>
-        <w:rPr>
-          <w:b w:val="0"/>
-        </w:rPr>
-        <w:t>3. One limitation, fairness concern, or situation needing human review:</w:t>
-      </w:r>
-    </w:p>
-    <w:p>
-      <w:pPr>
-        <w:pStyle w:val="Heading3"/>
-      </w:pPr>
-      <w:r>
-        <w:t>Write or draw your reasoning and evidence.</w:t>
-      </w:r>
-    </w:p>
-    <w:p>
-      <w:r>
-        <w:t>________________________________________________________________</w:t>
-      </w:r>
-    </w:p>
-    <w:p>
-      <w:r>
-        <w:t>________________________________________________________________</w:t>
-      </w:r>
-    </w:p>
-    <w:p>
-      <w:r>
-        <w:t>________________________________________________________________</w:t>
-      </w:r>
-    </w:p>
-    <w:p>
-      <w:r>
-        <w:t>________________________________________________________________</w:t>
-      </w:r>
-    </w:p>
-    <w:p>
-      <w:r>
-        <w:t>________________________________________________________________</w:t>
-      </w:r>
-    </w:p>
-    <w:p>
-      <w:pPr>
-        <w:pStyle w:val="Heading3"/>
-      </w:pPr>
-      <w:r>
-        <w:t>Check your explanation</w:t>
-      </w:r>
-    </w:p>
-    <w:p>
-      <w:pPr>
-        <w:spacing w:line="336" w:lineRule="auto" w:after="180"/>
-        <w:shd w:fill="F5F1FB"/>
-      </w:pPr>
-      <w:r>
-        <w:rPr>
-          <w:b w:val="0"/>
-        </w:rPr>
-        <w:t xml:space="preserve">SELF-CHECK  □ I explained the </w:t>
-      </w:r>
-      <w:r>
-        <w:rPr>
-          <w:b/>
-        </w:rPr>
-        <w:t>mechanism</w:t>
-      </w:r>
-      <w:r>
-        <w:rPr>
-          <w:b w:val="0"/>
-        </w:rPr>
-        <w:t xml:space="preserve">  □ I used </w:t>
-      </w:r>
-      <w:r>
-        <w:rPr>
-          <w:b/>
-        </w:rPr>
-        <w:t>evidence</w:t>
-      </w:r>
-      <w:r>
-        <w:rPr>
-          <w:b w:val="0"/>
-        </w:rPr>
-        <w:t xml:space="preserve">  □ I tested a fresh case  □ I named a limitation  □ I can answer ‘why?’</w:t>
-      </w:r>
-    </w:p>
-    <w:p>
-      <w:pPr>
-        <w:pStyle w:val="Heading1"/>
-      </w:pPr>
-      <w:r>
-        <w:t>13. Study a complete case</w:t>
-      </w:r>
-    </w:p>
-    <w:p>
-      <w:r>
-        <w:t>Revisit the complete Image and Voice Pipelines case for supported practice. Repeated examples do not become fresh assessments.</w:t>
-      </w:r>
-    </w:p>
-    <w:p>
-      <w:pPr>
-        <w:pStyle w:val="Heading3"/>
-      </w:pPr>
-      <w:r>
-        <w:t>Week 26 Worked case</w:t>
-      </w:r>
-    </w:p>
-    <w:p>
-      <w:pPr>
-        <w:spacing w:line="336" w:lineRule="auto" w:after="180"/>
-      </w:pPr>
-      <w:r>
-        <w:rPr>
-          <w:b w:val="0"/>
-        </w:rPr>
-        <w:t>Use the supplied details to practise the weekly concept before attempting the independent question. This case extends the illustrated lesson.</w:t>
-      </w:r>
-    </w:p>
-    <w:p>
-      <w:pPr>
-        <w:pStyle w:val="Heading3"/>
-      </w:pPr>
-      <w:r>
-        <w:t>The situation</w:t>
-      </w:r>
-    </w:p>
-    <w:p>
-      <w:pPr>
-        <w:spacing w:line="336" w:lineRule="auto" w:after="180"/>
-      </w:pPr>
-      <w:r>
-        <w:rPr>
-          <w:b w:val="0"/>
-        </w:rPr>
-        <w:t>A voice book helper transcribes speech, extracts preference, then ranks books.</w:t>
-      </w:r>
-    </w:p>
-    <w:p>
-      <w:pPr>
-        <w:pStyle w:val="Heading3"/>
-      </w:pPr>
-      <w:r>
-        <w:t>The question</w:t>
-      </w:r>
-    </w:p>
-    <w:p>
-      <w:pPr>
-        <w:spacing w:line="336" w:lineRule="auto" w:after="180"/>
-        <w:shd w:fill="F5F1FB"/>
-      </w:pPr>
-      <w:r>
-        <w:rPr>
-          <w:b w:val="0"/>
-        </w:rPr>
-        <w:t>Where can a wrong suggestion begin?</w:t>
-      </w:r>
-    </w:p>
-    <w:p>
-      <w:pPr>
-        <w:pStyle w:val="Heading3"/>
-      </w:pPr>
-      <w:r>
-        <w:t>Worked explanation</w:t>
-      </w:r>
-    </w:p>
-    <w:p>
-      <w:pPr>
-        <w:spacing w:line="336" w:lineRule="auto" w:after="180"/>
-      </w:pPr>
-      <w:r>
-        <w:rPr>
-          <w:b/>
-        </w:rPr>
-        <w:t>Transcription</w:t>
-      </w:r>
-      <w:r>
-        <w:rPr>
-          <w:b w:val="0"/>
-        </w:rPr>
         <w:t xml:space="preserve"> can mishear poetry and pass the wrong preference downstream. Check intermediate results.</w:t>
-      </w:r>
-    </w:p>
-    <w:p>
-      <w:pPr>
-        <w:pStyle w:val="Heading3"/>
-      </w:pPr>
-      <w:r>
-        <w:t>Explain it in your own words</w:t>
-      </w:r>
-    </w:p>
-    <w:p>
-      <w:pPr>
-        <w:spacing w:line="336" w:lineRule="auto" w:after="180"/>
-        <w:shd w:fill="F5F1FB"/>
-      </w:pPr>
-      <w:r>
-        <w:rPr>
-          <w:b w:val="0"/>
-        </w:rPr>
-        <w:t>Which detail supports the answer, and why does it matter?</w:t>
-      </w:r>
-    </w:p>
-    <w:p>
-      <w:pPr>
-        <w:pStyle w:val="Heading3"/>
-      </w:pPr>
-      <w:r>
-        <w:t>Write or draw your reasoning and evidence.</w:t>
-      </w:r>
-    </w:p>
-    <w:p>
-      <w:r>
-        <w:t>________________________________________________________________</w:t>
-      </w:r>
-    </w:p>
-    <w:p>
-      <w:r>
-        <w:t>________________________________________________________________</w:t>
-      </w:r>
-    </w:p>
-    <w:p>
-      <w:r>
-        <w:t>________________________________________________________________</w:t>
-      </w:r>
-    </w:p>
-    <w:p>
-      <w:r>
-        <w:t>________________________________________________________________</w:t>
-      </w:r>
-    </w:p>
-    <w:p>
-      <w:r>
-        <w:t>________________________________________________________________</w:t>
-      </w:r>
-    </w:p>
-    <w:p>
-      <w:pPr>
-        <w:pStyle w:val="Heading3"/>
-      </w:pPr>
-      <w:r>
-        <w:t>Trace the supplied case visually</w:t>
-      </w:r>
-    </w:p>
-    <w:p>
-      <w:pPr>
-        <w:pStyle w:val="Heading3"/>
-      </w:pPr>
-      <w:r>
-        <w:t>Locate the first error in a voice pipeline</w:t>
       </w:r>
     </w:p>
     <w:tbl>
@@ -5336,19 +6411,93 @@
     </w:tbl>
     <w:p>
       <w:pPr>
+        <w:pStyle w:val="Heading2"/>
+      </w:pPr>
+      <w:r>
+        <w:t>Earlier wording, alternatives and picture transcripts · reference / check after trying</w:t>
+      </w:r>
+    </w:p>
+    <w:p>
+      <w:pPr>
+        <w:pStyle w:val="Heading3"/>
+      </w:pPr>
+      <w:r>
+        <w:t>Week 26 Worked case</w:t>
+      </w:r>
+    </w:p>
+    <w:p>
+      <w:pPr>
         <w:spacing w:line="336" w:lineRule="auto" w:after="180"/>
       </w:pPr>
       <w:r>
         <w:rPr>
           <w:b w:val="0"/>
         </w:rPr>
+        <w:t>Use the supplied details to practise the weekly concept before attempting the independent question. This case extends the illustrated lesson.</w:t>
+      </w:r>
+    </w:p>
+    <w:p>
+      <w:pPr>
+        <w:pStyle w:val="Heading3"/>
+      </w:pPr>
+      <w:r>
+        <w:t>The situation</w:t>
+      </w:r>
+    </w:p>
+    <w:p>
+      <w:pPr>
+        <w:pStyle w:val="Heading3"/>
+      </w:pPr>
+      <w:r>
+        <w:t>The question</w:t>
+      </w:r>
+    </w:p>
+    <w:p>
+      <w:pPr>
+        <w:pStyle w:val="Heading3"/>
+      </w:pPr>
+      <w:r>
+        <w:t>Worked explanation</w:t>
+      </w:r>
+    </w:p>
+    <w:p>
+      <w:pPr>
+        <w:pStyle w:val="Heading3"/>
+      </w:pPr>
+      <w:r>
+        <w:t>Explain it in your own words</w:t>
+      </w:r>
+    </w:p>
+    <w:p>
+      <w:pPr>
+        <w:pStyle w:val="Heading3"/>
+      </w:pPr>
+      <w:r>
+        <w:t>Trace the supplied case visually</w:t>
+      </w:r>
+    </w:p>
+    <w:p>
+      <w:pPr>
+        <w:pStyle w:val="Heading3"/>
+      </w:pPr>
+      <w:r>
+        <w:t>Locate the first error in a voice pipeline</w:t>
+      </w:r>
+    </w:p>
+    <w:p>
+      <w:pPr>
+        <w:spacing w:line="336" w:lineRule="auto" w:after="180"/>
+      </w:pPr>
+      <w:r>
+        <w:rPr>
+          <w:b w:val="0"/>
+        </w:rPr>
         <w:t>A voice book helper transcribes speech, extracts preference, then ranks books.</w:t>
       </w:r>
     </w:p>
     <w:p>
       <w:pPr>
         <w:spacing w:line="336" w:lineRule="auto" w:after="180"/>
-        <w:shd w:fill="F5F1FB"/>
       </w:pPr>
       <w:r>
         <w:rPr>
@@ -5379,491 +6528,20 @@
         <w:pStyle w:val="Heading1"/>
       </w:pPr>
       <w:r>
-        <w:t>14. Try a new case independently</w:t>
-      </w:r>
-    </w:p>
-    <w:p>
-      <w:r>
-        <w:t>Attempt the reserved new case before feedback. Record support; the earlier examples below remain additional practice.</w:t>
-      </w:r>
-    </w:p>
-    <w:p>
-      <w:pPr>
-        <w:pStyle w:val="Heading3"/>
-      </w:pPr>
-      <w:r>
-        <w:t>Independent case: Apply a new case independently</w:t>
-      </w:r>
-    </w:p>
-    <w:p>
-      <w:pPr>
-        <w:spacing w:line="336" w:lineRule="auto" w:after="180"/>
-      </w:pPr>
-      <w:r>
-        <w:rPr>
-          <w:b w:val="0"/>
-        </w:rPr>
-        <w:t xml:space="preserve">Transcript says room E; a current written approval says room F. The task requires current approved room. Written approval is declared authoritative; trace the response and the </w:t>
-      </w:r>
-      <w:r>
-        <w:rPr>
-          <w:b/>
-        </w:rPr>
-        <w:t>transcription</w:t>
-      </w:r>
-      <w:r>
-        <w:rPr>
-          <w:b w:val="0"/>
-        </w:rPr>
-        <w:t xml:space="preserve"> limit.</w:t>
-      </w:r>
-    </w:p>
-    <w:p>
-      <w:pPr>
-        <w:pStyle w:val="Heading3"/>
-      </w:pPr>
-      <w:r>
-        <w:t>My independent explanation, trace and limits</w:t>
-      </w:r>
-    </w:p>
-    <w:p>
-      <w:r>
-        <w:t>________________________________________________________________</w:t>
-      </w:r>
-    </w:p>
-    <w:p>
-      <w:r>
-        <w:t>________________________________________________________________</w:t>
-      </w:r>
-    </w:p>
-    <w:p>
-      <w:r>
-        <w:t>________________________________________________________________</w:t>
-      </w:r>
-    </w:p>
-    <w:p>
-      <w:r>
-        <w:t>________________________________________________________________</w:t>
-      </w:r>
-    </w:p>
-    <w:p>
-      <w:r>
-        <w:t>________________________________________________________________</w:t>
-      </w:r>
-    </w:p>
-    <w:p>
-      <w:r>
-        <w:t>________________________________________________________________</w:t>
-      </w:r>
-    </w:p>
-    <w:p>
-      <w:r>
-        <w:t>________________________________________________________________</w:t>
-      </w:r>
-    </w:p>
-    <w:p>
-      <w:pPr>
-        <w:spacing w:line="336" w:lineRule="auto" w:after="180"/>
-      </w:pPr>
-      <w:r>
-        <w:rPr>
-          <w:b w:val="0"/>
-        </w:rPr>
-        <w:t>Attempt this case before feedback. Record any help. Earlier examples below are further practice; a case already practised with feedback cannot establish fresh transfer.</w:t>
-      </w:r>
-    </w:p>
-    <w:p>
-      <w:pPr>
-        <w:pStyle w:val="Heading3"/>
-      </w:pPr>
-      <w:r>
-        <w:t>Week 26 Independent application</w:t>
-      </w:r>
-    </w:p>
-    <w:p>
-      <w:pPr>
-        <w:spacing w:line="336" w:lineRule="auto" w:after="180"/>
-      </w:pPr>
-      <w:r>
-        <w:rPr>
-          <w:b w:val="0"/>
-        </w:rPr>
-        <w:t>Close the worked explanation. Apply the idea to this different question without copying.</w:t>
-      </w:r>
-    </w:p>
-    <w:p>
-      <w:pPr>
-        <w:spacing w:line="336" w:lineRule="auto" w:after="180"/>
-        <w:shd w:fill="F5F1FB"/>
-      </w:pPr>
-      <w:r>
-        <w:rPr>
-          <w:b w:val="0"/>
-        </w:rPr>
-        <w:t>A voice helper hears find a book, converts speech to text, then searches. It writes find a cook. Which stage first failed and what should you inspect?</w:t>
-      </w:r>
-    </w:p>
-    <w:p>
-      <w:pPr>
-        <w:spacing w:line="336" w:lineRule="auto" w:after="180"/>
-      </w:pPr>
-      <w:r>
-        <w:rPr>
-          <w:b w:val="0"/>
-        </w:rPr>
-        <w:t xml:space="preserve">My answer, with a trace, calculation or supporting </w:t>
-      </w:r>
-      <w:r>
-        <w:rPr>
-          <w:b/>
-        </w:rPr>
-        <w:t>evidence</w:t>
-      </w:r>
-    </w:p>
-    <w:p>
-      <w:pPr>
-        <w:pStyle w:val="Heading3"/>
-      </w:pPr>
-      <w:r>
-        <w:t>Write or draw your reasoning and evidence.</w:t>
-      </w:r>
-    </w:p>
-    <w:p>
-      <w:r>
-        <w:t>________________________________________________________________</w:t>
-      </w:r>
-    </w:p>
-    <w:p>
-      <w:r>
-        <w:t>________________________________________________________________</w:t>
-      </w:r>
-    </w:p>
-    <w:p>
-      <w:r>
-        <w:t>________________________________________________________________</w:t>
-      </w:r>
-    </w:p>
-    <w:p>
-      <w:r>
-        <w:t>________________________________________________________________</w:t>
-      </w:r>
-    </w:p>
-    <w:p>
-      <w:r>
-        <w:t>________________________________________________________________</w:t>
-      </w:r>
-    </w:p>
-    <w:p>
-      <w:pPr>
-        <w:pStyle w:val="Heading3"/>
-      </w:pPr>
-      <w:r>
-        <w:t>Create and test</w:t>
-      </w:r>
-    </w:p>
-    <w:p>
-      <w:pPr>
-        <w:spacing w:line="336" w:lineRule="auto" w:after="180"/>
-      </w:pPr>
-      <w:r>
-        <w:rPr>
-          <w:b w:val="0"/>
-        </w:rPr>
-        <w:t>Change one relevant detail. Predict the result before testing. Include a boundary or missing-information case when it helps reveal a limit.</w:t>
-      </w:r>
-    </w:p>
-    <w:p>
-      <w:pPr>
-        <w:spacing w:line="336" w:lineRule="auto" w:after="180"/>
-      </w:pPr>
-      <w:r>
-        <w:rPr>
-          <w:b w:val="0"/>
-        </w:rPr>
-        <w:t xml:space="preserve">My changed </w:t>
-      </w:r>
-      <w:r>
-        <w:rPr>
-          <w:b/>
-        </w:rPr>
-        <w:t>input</w:t>
-      </w:r>
-      <w:r>
-        <w:rPr>
-          <w:b w:val="0"/>
-        </w:rPr>
-        <w:t xml:space="preserve"> and expected result</w:t>
-      </w:r>
-    </w:p>
-    <w:p>
-      <w:pPr>
-        <w:pStyle w:val="Heading3"/>
-      </w:pPr>
-      <w:r>
-        <w:t>Write or draw your reasoning and evidence.</w:t>
-      </w:r>
-    </w:p>
-    <w:p>
-      <w:r>
-        <w:t>________________________________________________________________</w:t>
-      </w:r>
-    </w:p>
-    <w:p>
-      <w:r>
-        <w:t>________________________________________________________________</w:t>
-      </w:r>
-    </w:p>
-    <w:p>
-      <w:r>
-        <w:t>________________________________________________________________</w:t>
-      </w:r>
-    </w:p>
-    <w:p>
-      <w:r>
-        <w:t>________________________________________________________________</w:t>
-      </w:r>
-    </w:p>
-    <w:p>
-      <w:r>
-        <w:t>________________________________________________________________</w:t>
-      </w:r>
-    </w:p>
-    <w:p>
-      <w:pPr>
-        <w:pStyle w:val="Heading3"/>
-      </w:pPr>
-      <w:r>
-        <w:t>Connect to your project</w:t>
-      </w:r>
-    </w:p>
-    <w:p>
-      <w:pPr>
-        <w:spacing w:line="336" w:lineRule="auto" w:after="180"/>
-      </w:pPr>
-      <w:r>
-        <w:rPr>
-          <w:b w:val="0"/>
-        </w:rPr>
-        <w:t xml:space="preserve">If voice or image </w:t>
-      </w:r>
-      <w:r>
-        <w:rPr>
-          <w:b/>
-        </w:rPr>
-        <w:t>input</w:t>
-      </w:r>
-      <w:r>
-        <w:rPr>
-          <w:b w:val="0"/>
-        </w:rPr>
-        <w:t xml:space="preserve"> is added, show each transformation and a safe fallback.</w:t>
-      </w:r>
-    </w:p>
-    <w:p>
-      <w:pPr>
-        <w:spacing w:line="336" w:lineRule="auto" w:after="180"/>
-      </w:pPr>
-      <w:r>
-        <w:rPr>
-          <w:b w:val="0"/>
-        </w:rPr>
-        <w:t xml:space="preserve">The </w:t>
-      </w:r>
-      <w:r>
-        <w:rPr>
-          <w:b/>
-        </w:rPr>
-        <w:t>evidence</w:t>
-      </w:r>
-      <w:r>
-        <w:rPr>
-          <w:b w:val="0"/>
-        </w:rPr>
-        <w:t xml:space="preserve"> I will keep</w:t>
-      </w:r>
-    </w:p>
-    <w:p>
-      <w:pPr>
-        <w:pStyle w:val="Heading3"/>
-      </w:pPr>
-      <w:r>
-        <w:t>Write or draw your reasoning and evidence.</w:t>
-      </w:r>
-    </w:p>
-    <w:p>
-      <w:r>
-        <w:t>________________________________________________________________</w:t>
-      </w:r>
-    </w:p>
-    <w:p>
-      <w:r>
-        <w:t>________________________________________________________________</w:t>
-      </w:r>
-    </w:p>
-    <w:p>
-      <w:r>
-        <w:t>________________________________________________________________</w:t>
-      </w:r>
-    </w:p>
-    <w:p>
-      <w:r>
-        <w:t>________________________________________________________________</w:t>
-      </w:r>
-    </w:p>
-    <w:p>
-      <w:r>
-        <w:t>________________________________________________________________</w:t>
-      </w:r>
-    </w:p>
-    <w:p>
-      <w:pPr>
-        <w:spacing w:line="336" w:lineRule="auto" w:after="180"/>
-      </w:pPr>
-      <w:r>
-        <w:rPr>
-          <w:b w:val="0"/>
-        </w:rPr>
-        <w:t xml:space="preserve">Your teacher has the independent answer and scoring criteria. Complete the matching workbook week to keep your practice </w:t>
-      </w:r>
-      <w:r>
-        <w:rPr>
-          <w:b/>
-        </w:rPr>
-        <w:t>evidence</w:t>
-      </w:r>
-      <w:r>
-        <w:rPr>
-          <w:b w:val="0"/>
-        </w:rPr>
-        <w:t xml:space="preserve"> together.</w:t>
-      </w:r>
-    </w:p>
-    <w:p>
-      <w:pPr>
-        <w:pStyle w:val="Heading3"/>
-      </w:pPr>
-      <w:r>
-        <w:t>Transfer practice from the original programme</w:t>
-      </w:r>
-    </w:p>
-    <w:p>
-      <w:pPr>
-        <w:spacing w:line="336" w:lineRule="auto" w:after="180"/>
-      </w:pPr>
-      <w:r>
-        <w:rPr>
-          <w:b w:val="0"/>
-        </w:rPr>
-        <w:t>A voice request says 'under 90 pages'. The transcript says 'under 19 pages'; filtering correctly finds no books. Identify the first failing stage and a useful confirmation step.</w:t>
-      </w:r>
-    </w:p>
-    <w:p>
-      <w:pPr>
-        <w:pStyle w:val="Heading3"/>
-      </w:pPr>
-      <w:r>
-        <w:t>Explain the mechanism, evidence and one limit.</w:t>
-      </w:r>
-    </w:p>
-    <w:p>
-      <w:r>
-        <w:t>________________________________________________________________</w:t>
-      </w:r>
-    </w:p>
-    <w:p>
-      <w:r>
-        <w:t>________________________________________________________________</w:t>
-      </w:r>
-    </w:p>
-    <w:p>
-      <w:r>
-        <w:t>________________________________________________________________</w:t>
-      </w:r>
-    </w:p>
-    <w:p>
-      <w:r>
-        <w:t>________________________________________________________________</w:t>
-      </w:r>
-    </w:p>
-    <w:p>
-      <w:r>
-        <w:t>________________________________________________________________</w:t>
-      </w:r>
-    </w:p>
-    <w:p>
-      <w:r>
-        <w:t>________________________________________________________________</w:t>
-      </w:r>
-    </w:p>
-    <w:p>
-      <w:r>
-        <w:t>________________________________________________________________</w:t>
-      </w:r>
-    </w:p>
-    <w:p>
-      <w:pPr>
-        <w:pStyle w:val="Heading3"/>
-      </w:pPr>
-      <w:r>
-        <w:t>Use feedback to improve</w:t>
-      </w:r>
-    </w:p>
-    <w:p>
-      <w:pPr>
-        <w:spacing w:line="336" w:lineRule="auto" w:after="180"/>
-      </w:pPr>
-      <w:r>
-        <w:rPr>
-          <w:b w:val="0"/>
-        </w:rPr>
-        <w:t>Attempt the independent case before hints. Record whether you worked alone, used a hint or followed a model. After feedback, fix the first unsupported step and explain why it changed.</w:t>
-      </w:r>
-    </w:p>
-    <w:p>
-      <w:pPr>
-        <w:spacing w:line="336" w:lineRule="auto" w:after="180"/>
-      </w:pPr>
-      <w:r>
-        <w:rPr>
-          <w:b w:val="0"/>
-        </w:rPr>
-        <w:t>A later check uses a changed case, not a copied answer.</w:t>
-      </w:r>
-    </w:p>
-    <w:p>
-      <w:pPr>
-        <w:pStyle w:val="Heading1"/>
-      </w:pPr>
-      <w:r>
-        <w:t>15. Your lesson route</w:t>
-      </w:r>
-    </w:p>
-    <w:p>
-      <w:r>
-        <w:t>Use this map to navigate Image and Voice Pipelines, connect the goals to tasks and keep one evidence record for each attempt.</w:t>
-      </w:r>
-    </w:p>
-    <w:p>
-      <w:pPr>
-        <w:spacing w:line="336" w:lineRule="auto" w:after="180"/>
-      </w:pPr>
-      <w:r>
-        <w:rPr>
-          <w:b w:val="0"/>
-        </w:rPr>
-        <w:t xml:space="preserve">Start with this question: A fictional librarian dictates a shelf note that passes through </w:t>
-      </w:r>
-      <w:r>
-        <w:rPr>
-          <w:b/>
-        </w:rPr>
-        <w:t>transcription</w:t>
-      </w:r>
-      <w:r>
-        <w:rPr>
-          <w:b w:val="0"/>
-        </w:rPr>
-        <w:t xml:space="preserve"> and catalogue lookup.</w:t>
+        <w:t>15. Reference: original lesson checklist</w:t>
+      </w:r>
+    </w:p>
+    <w:p>
+      <w:r>
+        <w:t>Use an additional checklist when it helps inspect your explanation.</w:t>
+      </w:r>
+    </w:p>
+    <w:p>
+      <w:pPr>
+        <w:pStyle w:val="Heading2"/>
+      </w:pPr>
+      <w:r>
+        <w:t>Targets and evidence</w:t>
       </w:r>
     </w:p>
     <w:tbl>
@@ -5970,6 +6648,14 @@
     </w:tbl>
     <w:p>
       <w:pPr>
+        <w:pStyle w:val="Heading2"/>
+      </w:pPr>
+      <w:r>
+        <w:t>Keep your route and first prediction</w:t>
+      </w:r>
+    </w:p>
+    <w:p>
+      <w:pPr>
         <w:spacing w:line="336" w:lineRule="auto" w:after="180"/>
       </w:pPr>
       <w:r>
@@ -6028,15 +6714,159 @@
     </w:p>
     <w:p>
       <w:pPr>
+        <w:pStyle w:val="Heading2"/>
+      </w:pPr>
+      <w:r>
+        <w:t>Earlier wording, alternatives and picture transcripts · reference / check after trying</w:t>
+      </w:r>
+    </w:p>
+    <w:p>
+      <w:pPr>
+        <w:spacing w:line="336" w:lineRule="auto" w:after="180"/>
+      </w:pPr>
+      <w:r>
+        <w:rPr>
+          <w:b w:val="0"/>
+        </w:rPr>
+        <w:t xml:space="preserve">Start with this question: A fictional librarian dictates a shelf note that passes through </w:t>
+      </w:r>
+      <w:r>
+        <w:rPr>
+          <w:b/>
+        </w:rPr>
+        <w:t>transcription</w:t>
+      </w:r>
+      <w:r>
+        <w:rPr>
+          <w:b w:val="0"/>
+        </w:rPr>
+        <w:t xml:space="preserve"> and catalogue lookup.</w:t>
+      </w:r>
+    </w:p>
+    <w:p>
+      <w:pPr>
         <w:pStyle w:val="Heading1"/>
       </w:pPr>
       <w:r>
-        <w:t>16. Finish and return</w:t>
-      </w:r>
-    </w:p>
-    <w:p>
-      <w:r>
-        <w:t>Explain Image and Voice Pipelines without notes, identify a remaining question and plan a later check with a changed case.</w:t>
+        <w:t>17. Extra practice: pictures, repair and feedback</w:t>
+      </w:r>
+    </w:p>
+    <w:p>
+      <w:r>
+        <w:t>Attempt each question before opening its explanation. Use one browser or paper copy.</w:t>
+      </w:r>
+    </w:p>
+    <w:p>
+      <w:pPr>
+        <w:pStyle w:val="Heading2"/>
+      </w:pPr>
+      <w:r>
+        <w:t>First supported question</w:t>
+      </w:r>
+    </w:p>
+    <w:p>
+      <w:pPr>
+        <w:pStyle w:val="ListBullet"/>
+      </w:pPr>
+      <w:r>
+        <w:t>A fictional librarian dictates a shelf note that passes through transcription and catalogue lookup.</w:t>
+      </w:r>
+    </w:p>
+    <w:p>
+      <w:pPr>
+        <w:pStyle w:val="Heading3"/>
+      </w:pPr>
+      <w:r>
+        <w:t>Practice 1: explain the deciding evidence</w:t>
+      </w:r>
+    </w:p>
+    <w:p>
+      <w:pPr>
+        <w:pStyle w:val="ListBullet"/>
+      </w:pPr>
+      <w:r>
+        <w:t>Which labelled step matches this detail? Replay the audio, preserve the faulty transcript and use confirmed shelf 14.</w:t>
+      </w:r>
+    </w:p>
+    <w:p>
+      <w:pPr>
+        <w:pStyle w:val="ListBullet"/>
+      </w:pPr>
+      <w:r>
+        <w:t>1. Audio input</w:t>
+      </w:r>
+    </w:p>
+    <w:p>
+      <w:pPr>
+        <w:pStyle w:val="ListBullet"/>
+      </w:pPr>
+      <w:r>
+        <w:t>2. Review and correct</w:t>
+      </w:r>
+    </w:p>
+    <w:p>
+      <w:pPr>
+        <w:pStyle w:val="ListBullet"/>
+      </w:pPr>
+      <w:r>
+        <w:t>3. Transcription</w:t>
+      </w:r>
+    </w:p>
+    <w:p>
+      <w:pPr>
+        <w:pStyle w:val="ListBullet"/>
+      </w:pPr>
+      <w:r>
+        <w:t>4. Cross-check</w:t>
+      </w:r>
+    </w:p>
+    <w:p>
+      <w:pPr>
+        <w:pStyle w:val="Heading3"/>
+      </w:pPr>
+      <w:r>
+        <w:t>My selected conclusion, deciding fact and explanation</w:t>
+      </w:r>
+    </w:p>
+    <w:p>
+      <w:r>
+        <w:t>________________________________________________________________</w:t>
+      </w:r>
+    </w:p>
+    <w:p>
+      <w:r>
+        <w:t>________________________________________________________________</w:t>
+      </w:r>
+    </w:p>
+    <w:p>
+      <w:r>
+        <w:t>________________________________________________________________</w:t>
+      </w:r>
+    </w:p>
+    <w:p>
+      <w:r>
+        <w:t>________________________________________________________________</w:t>
+      </w:r>
+    </w:p>
+    <w:p>
+      <w:r>
+        <w:t>________________________________________________________________</w:t>
+      </w:r>
+    </w:p>
+    <w:p>
+      <w:pPr>
+        <w:pStyle w:val="ListBullet"/>
+      </w:pPr>
+      <w:r>
+        <w:t>Hint if needed: Read the steps in the pictorial case. Match the supplied detail to the stage that performs or records it.</w:t>
+      </w:r>
+    </w:p>
+    <w:p>
+      <w:pPr>
+        <w:pStyle w:val="Heading2"/>
+      </w:pPr>
+      <w:r>
+        <w:t>Check the first explanation · reference / check after trying</w:t>
       </w:r>
     </w:p>
     <w:p>
@@ -6047,31 +6877,235 @@
         <w:rPr>
           <w:b w:val="0"/>
         </w:rPr>
-        <w:t xml:space="preserve">Close your notes. Explain this goal in your own words: Explain the </w:t>
+        <w:t xml:space="preserve">After your attempt, compare with the supported explanation: Review and correct Replay the audio, preserve the faulty transcript and use confirmed shelf 14. A correct later lookup cannot repair an earlier wrong </w:t>
       </w:r>
       <w:r>
         <w:rPr>
           <w:b/>
         </w:rPr>
-        <w:t>mechanism</w:t>
+        <w:t>input</w:t>
       </w:r>
       <w:r>
         <w:rPr>
           <w:b w:val="0"/>
         </w:rPr>
-        <w:t xml:space="preserve"> and terminology of speech </w:t>
+        <w:t xml:space="preserve"> by magic.</w:t>
+      </w:r>
+    </w:p>
+    <w:p>
+      <w:pPr>
+        <w:spacing w:line="336" w:lineRule="auto" w:after="180"/>
+      </w:pPr>
+      <w:r>
+        <w:rPr>
+          <w:b w:val="0"/>
+        </w:rPr>
+        <w:t>Locate the first difference between known audio and transcript, then compare the stated source authority. Keeping both records makes the correction auditable.</w:t>
+      </w:r>
+    </w:p>
+    <w:p>
+      <w:pPr>
+        <w:spacing w:line="336" w:lineRule="auto" w:after="180"/>
+      </w:pPr>
+      <w:r>
+        <w:rPr>
+          <w:b w:val="0"/>
+        </w:rPr>
+        <w:t>A confident spoken answer for shelf 40 would remain wrong despite fluent synthesis.</w:t>
+      </w:r>
+    </w:p>
+    <w:p>
+      <w:pPr>
+        <w:pStyle w:val="Heading2"/>
+      </w:pPr>
+      <w:r>
+        <w:t>Changed-case question</w:t>
+      </w:r>
+    </w:p>
+    <w:p>
+      <w:pPr>
+        <w:pStyle w:val="Heading3"/>
+      </w:pPr>
+      <w:r>
+        <w:t>Practice 2: explain the deciding evidence</w:t>
+      </w:r>
+    </w:p>
+    <w:p>
+      <w:pPr>
+        <w:pStyle w:val="ListBullet"/>
+      </w:pPr>
+      <w:r>
+        <w:t>Changed-case practice: Remove access to the audio, while keeping the authoritative inventory. Which conclusion is supported by the supplied facts?</w:t>
+      </w:r>
+    </w:p>
+    <w:p>
+      <w:pPr>
+        <w:pStyle w:val="ListBullet"/>
+      </w:pPr>
+      <w:r>
+        <w:t>1. Shelf 14 remains supported for the lookup, but transcription accuracy cannot be replay-checked.</w:t>
+      </w:r>
+    </w:p>
+    <w:p>
+      <w:pPr>
+        <w:pStyle w:val="ListBullet"/>
+      </w:pPr>
+      <w:r>
+        <w:t>2. This one example guarantees correct results for every future input.</w:t>
+      </w:r>
+    </w:p>
+    <w:p>
+      <w:pPr>
+        <w:pStyle w:val="ListBullet"/>
+      </w:pPr>
+      <w:r>
+        <w:t>3. We can decide the result without examining the changed input or the procedure.</w:t>
+      </w:r>
+    </w:p>
+    <w:p>
+      <w:pPr>
+        <w:pStyle w:val="Heading3"/>
+      </w:pPr>
+      <w:r>
+        <w:t>My selected conclusion, deciding fact and explanation</w:t>
+      </w:r>
+    </w:p>
+    <w:p>
+      <w:r>
+        <w:t>________________________________________________________________</w:t>
+      </w:r>
+    </w:p>
+    <w:p>
+      <w:r>
+        <w:t>________________________________________________________________</w:t>
+      </w:r>
+    </w:p>
+    <w:p>
+      <w:r>
+        <w:t>________________________________________________________________</w:t>
+      </w:r>
+    </w:p>
+    <w:p>
+      <w:r>
+        <w:t>________________________________________________________________</w:t>
+      </w:r>
+    </w:p>
+    <w:p>
+      <w:r>
+        <w:t>________________________________________________________________</w:t>
+      </w:r>
+    </w:p>
+    <w:p>
+      <w:pPr>
+        <w:pStyle w:val="ListBullet"/>
+      </w:pPr>
+      <w:r>
+        <w:t>Hint if needed: Use the changed condition and the deciding step in the pictorial trace. The answer must say what follows from those facts.</w:t>
+      </w:r>
+    </w:p>
+    <w:p>
+      <w:pPr>
+        <w:pStyle w:val="Heading2"/>
+      </w:pPr>
+      <w:r>
+        <w:t>Check the changed case · reference / check after trying</w:t>
+      </w:r>
+    </w:p>
+    <w:p>
+      <w:pPr>
+        <w:spacing w:line="336" w:lineRule="auto" w:after="180"/>
+      </w:pPr>
+      <w:r>
+        <w:rPr>
+          <w:b w:val="0"/>
+        </w:rPr>
+        <w:t xml:space="preserve">After your attempt, compare with the supported explanation: Shelf 14 remains supported for the lookup, but </w:t>
       </w:r>
       <w:r>
         <w:rPr>
           <w:b/>
         </w:rPr>
-        <w:t>pipeline</w:t>
+        <w:t>transcription</w:t>
       </w:r>
       <w:r>
         <w:rPr>
           <w:b w:val="0"/>
         </w:rPr>
-        <w:t xml:space="preserve">s and multimodal </w:t>
+        <w:t xml:space="preserve"> accuracy cannot be replay-checked.</w:t>
+      </w:r>
+    </w:p>
+    <w:p>
+      <w:pPr>
+        <w:spacing w:line="336" w:lineRule="auto" w:after="180"/>
+      </w:pPr>
+      <w:r>
+        <w:rPr>
+          <w:b w:val="0"/>
+        </w:rPr>
+        <w:t>The inventory resolves the shelf task; it does not recreate unavailable audio.</w:t>
+      </w:r>
+    </w:p>
+    <w:p>
+      <w:pPr>
+        <w:pStyle w:val="Heading2"/>
+      </w:pPr>
+      <w:r>
+        <w:t>Repair and save your work</w:t>
+      </w:r>
+    </w:p>
+    <w:p>
+      <w:pPr>
+        <w:spacing w:line="336" w:lineRule="auto" w:after="180"/>
+      </w:pPr>
+      <w:r>
+        <w:rPr>
+          <w:b w:val="0"/>
+        </w:rPr>
+        <w:t>Review Text as Pieces (ai-2/25). Goal: Encode and decode text under an explicit toy vocabulary. Short practice: Why is the unknown ! at position 10 rather than position 9?. Return to this week and explain what you changed.</w:t>
+      </w:r>
+    </w:p>
+    <w:p>
+      <w:pPr>
+        <w:spacing w:line="336" w:lineRule="auto" w:after="180"/>
+      </w:pPr>
+      <w:r>
+        <w:rPr>
+          <w:b w:val="0"/>
+        </w:rPr>
+        <w:t>Review Recommendation Scores (ai-2/23). Goal: Compute a weighted score. Short practice: Why does B not become the winner when its score is largest?. Return to this week and explain what you changed.</w:t>
+      </w:r>
+    </w:p>
+    <w:p>
+      <w:pPr>
+        <w:spacing w:line="336" w:lineRule="auto" w:after="180"/>
+      </w:pPr>
+      <w:r>
+        <w:rPr>
+          <w:b w:val="0"/>
+        </w:rPr>
+        <w:t>Review Repair Bias in Data (ai-2/20). Goal: Identify selection and coverage bias. Short practice: Why must 35% be labelled an illustration rather than the measured grade-wide Yes rate?.</w:t>
+      </w:r>
+    </w:p>
+    <w:p>
+      <w:pPr>
+        <w:spacing w:line="336" w:lineRule="auto" w:after="180"/>
+      </w:pPr>
+      <w:r>
+        <w:rPr>
+          <w:b w:val="0"/>
+        </w:rPr>
+        <w:t>Return to this week and explain what you changed.</w:t>
+      </w:r>
+    </w:p>
+    <w:p>
+      <w:pPr>
+        <w:spacing w:line="336" w:lineRule="auto" w:after="180"/>
+      </w:pPr>
+      <w:r>
+        <w:rPr>
+          <w:b w:val="0"/>
+        </w:rPr>
+        <w:t xml:space="preserve">Use Download completed work in the hosted lesson to export your answers, reflections, practice feedback and code-run </w:t>
       </w:r>
       <w:r>
         <w:rPr>
@@ -6079,96 +7113,57 @@
         </w:rPr>
         <w:t>evidence</w:t>
       </w:r>
+      <w:r>
+        <w:rPr>
+          <w:b w:val="0"/>
+        </w:rPr>
+        <w:t>. Open the HTML copy to read or print it.</w:t>
+      </w:r>
+    </w:p>
+    <w:p>
+      <w:pPr>
+        <w:spacing w:line="336" w:lineRule="auto" w:after="180"/>
+      </w:pPr>
+      <w:r>
+        <w:rPr>
+          <w:b w:val="0"/>
+        </w:rPr>
+        <w:t>Drafts stay in this browser when storage is available; clear drafts on a shared device.</w:t>
+      </w:r>
+    </w:p>
+    <w:p>
+      <w:pPr>
+        <w:pStyle w:val="Heading2"/>
+      </w:pPr>
+      <w:r>
+        <w:t>Earlier wording, alternatives and picture transcripts · reference / check after trying</w:t>
+      </w:r>
+    </w:p>
+    <w:p>
+      <w:pPr>
+        <w:spacing w:line="336" w:lineRule="auto" w:after="180"/>
+      </w:pPr>
+      <w:r>
+        <w:rPr>
+          <w:b w:val="0"/>
+        </w:rPr>
+        <w:t>Use this supported practice once, in the browser or on paper. Keep the reserved independent assessment for a separate first attempt before teacher feedback.</w:t>
+      </w:r>
     </w:p>
     <w:p>
       <w:pPr>
         <w:pStyle w:val="Heading3"/>
       </w:pPr>
       <w:r>
-        <w:t>My deciding step, evidence and one remaining question</w:t>
-      </w:r>
-    </w:p>
-    <w:p>
-      <w:r>
-        <w:t>________________________________________________________________</w:t>
-      </w:r>
-    </w:p>
-    <w:p>
-      <w:r>
-        <w:t>________________________________________________________________</w:t>
-      </w:r>
-    </w:p>
-    <w:p>
-      <w:r>
-        <w:t>________________________________________________________________</w:t>
-      </w:r>
-    </w:p>
-    <w:p>
-      <w:r>
-        <w:t>________________________________________________________________</w:t>
-      </w:r>
-    </w:p>
-    <w:p>
-      <w:r>
-        <w:t>________________________________________________________________</w:t>
-      </w:r>
-    </w:p>
-    <w:p>
-      <w:pPr>
-        <w:spacing w:line="336" w:lineRule="auto" w:after="180"/>
-      </w:pPr>
-      <w:r>
-        <w:rPr>
-          <w:b w:val="0"/>
-        </w:rPr>
-        <w:t xml:space="preserve">If you are unsure, return to the worked picture and explain one arrow. If you are ready, change an </w:t>
-      </w:r>
-      <w:r>
-        <w:rPr>
-          <w:b/>
-        </w:rPr>
-        <w:t>input</w:t>
-      </w:r>
-      <w:r>
-        <w:rPr>
-          <w:b w:val="0"/>
-        </w:rPr>
-        <w:t xml:space="preserve"> or assumption and justify your </w:t>
-      </w:r>
-      <w:r>
-        <w:rPr>
-          <w:b/>
-        </w:rPr>
-        <w:t>prediction</w:t>
-      </w:r>
-      <w:r>
-        <w:rPr>
-          <w:b w:val="0"/>
-        </w:rPr>
-        <w:t>.</w:t>
-      </w:r>
-    </w:p>
-    <w:p>
-      <w:pPr>
-        <w:spacing w:line="336" w:lineRule="auto" w:after="180"/>
-      </w:pPr>
-      <w:r>
-        <w:rPr>
-          <w:b w:val="0"/>
-        </w:rPr>
-        <w:t xml:space="preserve">Save your workbook </w:t>
-      </w:r>
-      <w:r>
-        <w:rPr>
-          <w:b/>
-        </w:rPr>
-        <w:t>evidence</w:t>
-      </w:r>
-      <w:r>
-        <w:rPr>
-          <w:b w:val="0"/>
-        </w:rPr>
-        <w:t>. At the next review, try a different case before opening your old answer.</w:t>
+        <w:t>Repair a missing building block</w:t>
+      </w:r>
+    </w:p>
+    <w:p>
+      <w:pPr>
+        <w:pStyle w:val="Heading3"/>
+      </w:pPr>
+      <w:r>
+        <w:t>Keep your completed work</w:t>
       </w:r>
     </w:p>
     <w:p>
@@ -6176,543 +7171,17 @@
         <w:pStyle w:val="Heading1"/>
       </w:pPr>
       <w:r>
-        <w:t>17. Supported practice, repair and portfolio</w:t>
-      </w:r>
-    </w:p>
-    <w:p>
-      <w:r>
-        <w:t>Attempt supported questions before using hints or feedback. Review a missing building block, then keep the completed work.</w:t>
-      </w:r>
-    </w:p>
-    <w:p>
-      <w:pPr>
-        <w:spacing w:line="336" w:lineRule="auto" w:after="180"/>
-      </w:pPr>
-      <w:r>
-        <w:rPr>
-          <w:b w:val="0"/>
-        </w:rPr>
-        <w:t>Use this supported practice once, in the browser or on paper. Keep the reserved independent assessment for a separate first attempt before teacher feedback.</w:t>
-      </w:r>
-    </w:p>
-    <w:p>
-      <w:pPr>
-        <w:spacing w:line="336" w:lineRule="auto" w:after="180"/>
-      </w:pPr>
-      <w:r>
-        <w:rPr>
-          <w:b w:val="0"/>
-        </w:rPr>
-        <w:t xml:space="preserve">A fictional librarian dictates a shelf note that passes through </w:t>
-      </w:r>
-      <w:r>
-        <w:rPr>
-          <w:b/>
-        </w:rPr>
-        <w:t>transcription</w:t>
-      </w:r>
-      <w:r>
-        <w:rPr>
-          <w:b w:val="0"/>
-        </w:rPr>
-        <w:t xml:space="preserve"> and catalogue lookup.</w:t>
-      </w:r>
-    </w:p>
-    <w:p>
-      <w:pPr>
-        <w:pStyle w:val="Heading3"/>
-      </w:pPr>
-      <w:r>
-        <w:t>Practice 1: explain the deciding evidence</w:t>
-      </w:r>
-    </w:p>
-    <w:p>
-      <w:pPr>
-        <w:spacing w:line="336" w:lineRule="auto" w:after="180"/>
-      </w:pPr>
-      <w:r>
-        <w:rPr>
-          <w:b w:val="0"/>
-        </w:rPr>
-        <w:t>Which labelled step matches this detail? Replay the audio, preserve the faulty transcript and use confirmed shelf 14.</w:t>
-      </w:r>
-    </w:p>
-    <w:p>
-      <w:pPr>
-        <w:spacing w:line="336" w:lineRule="auto" w:after="180"/>
-        <w:shd w:fill="F4F9FC"/>
-      </w:pPr>
-      <w:r>
-        <w:rPr>
-          <w:b w:val="0"/>
-        </w:rPr>
-        <w:t xml:space="preserve">1. Audio </w:t>
-      </w:r>
-      <w:r>
-        <w:rPr>
-          <w:b/>
-        </w:rPr>
-        <w:t>input</w:t>
-      </w:r>
-    </w:p>
-    <w:p>
-      <w:pPr>
-        <w:spacing w:line="336" w:lineRule="auto" w:after="180"/>
-        <w:shd w:fill="F4F9FC"/>
-      </w:pPr>
-      <w:r>
-        <w:rPr>
-          <w:b w:val="0"/>
-        </w:rPr>
-        <w:t>2. Review and correct</w:t>
-      </w:r>
-    </w:p>
-    <w:p>
-      <w:pPr>
-        <w:spacing w:line="336" w:lineRule="auto" w:after="180"/>
-        <w:shd w:fill="F4F9FC"/>
-      </w:pPr>
-      <w:r>
-        <w:rPr>
-          <w:b w:val="0"/>
-        </w:rPr>
-        <w:t xml:space="preserve">3. </w:t>
-      </w:r>
-      <w:r>
-        <w:rPr>
-          <w:b/>
-        </w:rPr>
-        <w:t>Transcription</w:t>
-      </w:r>
-    </w:p>
-    <w:p>
-      <w:pPr>
-        <w:spacing w:line="336" w:lineRule="auto" w:after="180"/>
-        <w:shd w:fill="F4F9FC"/>
-      </w:pPr>
-      <w:r>
-        <w:rPr>
-          <w:b w:val="0"/>
-        </w:rPr>
-        <w:t>4. Cross-check</w:t>
-      </w:r>
-    </w:p>
-    <w:p>
-      <w:pPr>
-        <w:pStyle w:val="Heading3"/>
-      </w:pPr>
-      <w:r>
-        <w:t>My selected conclusion, deciding fact and explanation</w:t>
-      </w:r>
-    </w:p>
-    <w:p>
-      <w:r>
-        <w:t>________________________________________________________________</w:t>
-      </w:r>
-    </w:p>
-    <w:p>
-      <w:r>
-        <w:t>________________________________________________________________</w:t>
-      </w:r>
-    </w:p>
-    <w:p>
-      <w:r>
-        <w:t>________________________________________________________________</w:t>
-      </w:r>
-    </w:p>
-    <w:p>
-      <w:r>
-        <w:t>________________________________________________________________</w:t>
-      </w:r>
-    </w:p>
-    <w:p>
-      <w:r>
-        <w:t>________________________________________________________________</w:t>
-      </w:r>
-    </w:p>
-    <w:p>
-      <w:pPr>
-        <w:pStyle w:val="Heading3"/>
-      </w:pPr>
-      <w:r>
-        <w:t>Hint · try first</w:t>
-      </w:r>
-    </w:p>
-    <w:p>
-      <w:pPr>
-        <w:spacing w:line="336" w:lineRule="auto" w:after="180"/>
-        <w:shd w:fill="F1F6F8"/>
-      </w:pPr>
-      <w:r>
-        <w:rPr>
-          <w:b w:val="0"/>
-        </w:rPr>
-        <w:t>Hint if needed: Read the steps in the pictorial case. Match the supplied detail to the stage that performs or records it.</w:t>
-      </w:r>
-    </w:p>
-    <w:p>
-      <w:pPr>
-        <w:pStyle w:val="Heading3"/>
-      </w:pPr>
-      <w:r>
-        <w:t>Feedback · compare after trying</w:t>
-      </w:r>
-    </w:p>
-    <w:p>
-      <w:pPr>
-        <w:spacing w:line="336" w:lineRule="auto" w:after="180"/>
-        <w:shd w:fill="F1F6FC"/>
-      </w:pPr>
-      <w:r>
-        <w:rPr>
-          <w:b w:val="0"/>
-        </w:rPr>
-        <w:t xml:space="preserve">After your attempt, compare with the supported explanation: Review and correct Replay the audio, preserve the faulty transcript and use confirmed shelf 14. A correct later lookup cannot repair an earlier wrong </w:t>
-      </w:r>
-      <w:r>
-        <w:rPr>
-          <w:b/>
-        </w:rPr>
-        <w:t>input</w:t>
-      </w:r>
-      <w:r>
-        <w:rPr>
-          <w:b w:val="0"/>
-        </w:rPr>
-        <w:t xml:space="preserve"> by magic.</w:t>
-      </w:r>
-    </w:p>
-    <w:p>
-      <w:pPr>
-        <w:spacing w:line="336" w:lineRule="auto" w:after="180"/>
-        <w:shd w:fill="F1F6FC"/>
-      </w:pPr>
-      <w:r>
-        <w:rPr>
-          <w:b w:val="0"/>
-        </w:rPr>
-        <w:t>Locate the first difference between known audio and transcript, then compare the stated source authority. Keeping both records makes the correction auditable.</w:t>
-      </w:r>
-    </w:p>
-    <w:p>
-      <w:pPr>
-        <w:spacing w:line="336" w:lineRule="auto" w:after="180"/>
-        <w:shd w:fill="F1F6FC"/>
-      </w:pPr>
-      <w:r>
-        <w:rPr>
-          <w:b w:val="0"/>
-        </w:rPr>
-        <w:t>A confident spoken answer for shelf 40 would remain wrong despite fluent synthesis.</w:t>
-      </w:r>
-    </w:p>
-    <w:p>
-      <w:pPr>
-        <w:pStyle w:val="Heading3"/>
-      </w:pPr>
-      <w:r>
-        <w:t>Practice 2: explain the deciding evidence</w:t>
-      </w:r>
-    </w:p>
-    <w:p>
-      <w:pPr>
-        <w:pStyle w:val="Heading3"/>
-      </w:pPr>
-      <w:r>
-        <w:t>Changed case · predict first</w:t>
-      </w:r>
-    </w:p>
-    <w:p>
-      <w:pPr>
-        <w:spacing w:line="336" w:lineRule="auto" w:after="180"/>
-        <w:shd w:fill="F5F1FB"/>
-      </w:pPr>
-      <w:r>
-        <w:rPr>
-          <w:b w:val="0"/>
-        </w:rPr>
-        <w:t>Changed-case practice: Remove access to the audio, while keeping the authoritative inventory. Which conclusion is supported by the supplied facts?</w:t>
-      </w:r>
-    </w:p>
-    <w:p>
-      <w:pPr>
-        <w:spacing w:line="336" w:lineRule="auto" w:after="180"/>
-        <w:shd w:fill="F4F9FC"/>
-      </w:pPr>
-      <w:r>
-        <w:rPr>
-          <w:b w:val="0"/>
-        </w:rPr>
-        <w:t xml:space="preserve">1. Shelf 14 remains supported for the lookup, but </w:t>
-      </w:r>
-      <w:r>
-        <w:rPr>
-          <w:b/>
-        </w:rPr>
-        <w:t>transcription</w:t>
-      </w:r>
-      <w:r>
-        <w:rPr>
-          <w:b w:val="0"/>
-        </w:rPr>
-        <w:t xml:space="preserve"> accuracy cannot be replay-checked.</w:t>
-      </w:r>
-    </w:p>
-    <w:p>
-      <w:pPr>
-        <w:spacing w:line="336" w:lineRule="auto" w:after="180"/>
-        <w:shd w:fill="F4F9FC"/>
-      </w:pPr>
-      <w:r>
-        <w:rPr>
-          <w:b w:val="0"/>
-        </w:rPr>
-        <w:t xml:space="preserve">2. This one example guarantees correct results for every future </w:t>
-      </w:r>
-      <w:r>
-        <w:rPr>
-          <w:b/>
-        </w:rPr>
-        <w:t>input</w:t>
-      </w:r>
-      <w:r>
-        <w:rPr>
-          <w:b w:val="0"/>
-        </w:rPr>
-        <w:t>.</w:t>
-      </w:r>
-    </w:p>
-    <w:p>
-      <w:pPr>
-        <w:spacing w:line="336" w:lineRule="auto" w:after="180"/>
-        <w:shd w:fill="F4F9FC"/>
-      </w:pPr>
-      <w:r>
-        <w:rPr>
-          <w:b w:val="0"/>
-        </w:rPr>
-        <w:t xml:space="preserve">3. We can decide the result without examining the changed </w:t>
-      </w:r>
-      <w:r>
-        <w:rPr>
-          <w:b/>
-        </w:rPr>
-        <w:t>input</w:t>
-      </w:r>
-      <w:r>
-        <w:rPr>
-          <w:b w:val="0"/>
-        </w:rPr>
-        <w:t xml:space="preserve"> or the procedure.</w:t>
-      </w:r>
-    </w:p>
-    <w:p>
-      <w:pPr>
-        <w:pStyle w:val="Heading3"/>
-      </w:pPr>
-      <w:r>
-        <w:t>My selected conclusion, deciding fact and explanation</w:t>
-      </w:r>
-    </w:p>
-    <w:p>
-      <w:r>
-        <w:t>________________________________________________________________</w:t>
-      </w:r>
-    </w:p>
-    <w:p>
-      <w:r>
-        <w:t>________________________________________________________________</w:t>
-      </w:r>
-    </w:p>
-    <w:p>
-      <w:r>
-        <w:t>________________________________________________________________</w:t>
-      </w:r>
-    </w:p>
-    <w:p>
-      <w:r>
-        <w:t>________________________________________________________________</w:t>
-      </w:r>
-    </w:p>
-    <w:p>
-      <w:r>
-        <w:t>________________________________________________________________</w:t>
-      </w:r>
-    </w:p>
-    <w:p>
-      <w:pPr>
-        <w:pStyle w:val="Heading3"/>
-      </w:pPr>
-      <w:r>
-        <w:t>Hint · try first</w:t>
-      </w:r>
-    </w:p>
-    <w:p>
-      <w:pPr>
-        <w:spacing w:line="336" w:lineRule="auto" w:after="180"/>
-        <w:shd w:fill="F1F6F8"/>
-      </w:pPr>
-      <w:r>
-        <w:rPr>
-          <w:b w:val="0"/>
-        </w:rPr>
-        <w:t>Hint if needed: Use the changed condition and the deciding step in the pictorial trace. The answer must say what follows from those facts.</w:t>
-      </w:r>
-    </w:p>
-    <w:p>
-      <w:pPr>
-        <w:pStyle w:val="Heading3"/>
-      </w:pPr>
-      <w:r>
-        <w:t>Feedback · compare after trying</w:t>
-      </w:r>
-    </w:p>
-    <w:p>
-      <w:pPr>
-        <w:spacing w:line="336" w:lineRule="auto" w:after="180"/>
-        <w:shd w:fill="F1F6FC"/>
-      </w:pPr>
-      <w:r>
-        <w:rPr>
-          <w:b w:val="0"/>
-        </w:rPr>
-        <w:t xml:space="preserve">After your attempt, compare with the supported explanation: Shelf 14 remains supported for the lookup, but </w:t>
-      </w:r>
-      <w:r>
-        <w:rPr>
-          <w:b/>
-        </w:rPr>
-        <w:t>transcription</w:t>
-      </w:r>
-      <w:r>
-        <w:rPr>
-          <w:b w:val="0"/>
-        </w:rPr>
-        <w:t xml:space="preserve"> accuracy cannot be replay-checked.</w:t>
-      </w:r>
-    </w:p>
-    <w:p>
-      <w:pPr>
-        <w:spacing w:line="336" w:lineRule="auto" w:after="180"/>
-        <w:shd w:fill="F1F6FC"/>
-      </w:pPr>
-      <w:r>
-        <w:rPr>
-          <w:b w:val="0"/>
-        </w:rPr>
-        <w:t>The inventory resolves the shelf task; it does not recreate unavailable audio.</w:t>
-      </w:r>
-    </w:p>
-    <w:p>
-      <w:pPr>
-        <w:pStyle w:val="Heading3"/>
-      </w:pPr>
-      <w:r>
-        <w:t>Repair a missing building block</w:t>
-      </w:r>
-    </w:p>
-    <w:p>
-      <w:pPr>
-        <w:spacing w:line="336" w:lineRule="auto" w:after="180"/>
-      </w:pPr>
-      <w:r>
-        <w:rPr>
-          <w:b w:val="0"/>
-        </w:rPr>
-        <w:t>Review Text as Pieces (ai-2/25). Goal: Encode and decode text under an explicit toy vocabulary. Short practice: Why is the unknown ! at position 10 rather than position 9?. Return to this week and explain what you changed.</w:t>
-      </w:r>
-    </w:p>
-    <w:p>
-      <w:pPr>
-        <w:spacing w:line="336" w:lineRule="auto" w:after="180"/>
-      </w:pPr>
-      <w:r>
-        <w:rPr>
-          <w:b w:val="0"/>
-        </w:rPr>
-        <w:t>Review Recommendation Scores (ai-2/23). Goal: Compute a weighted score. Short practice: Why does B not become the winner when its score is largest?. Return to this week and explain what you changed.</w:t>
-      </w:r>
-    </w:p>
-    <w:p>
-      <w:pPr>
-        <w:spacing w:line="336" w:lineRule="auto" w:after="180"/>
-      </w:pPr>
-      <w:r>
-        <w:rPr>
-          <w:b w:val="0"/>
-        </w:rPr>
-        <w:t>Review Repair Bias in Data (ai-2/20). Goal: Identify selection and coverage bias. Short practice: Why must 35% be labelled an illustration rather than the measured grade-wide Yes rate?.</w:t>
-      </w:r>
-    </w:p>
-    <w:p>
-      <w:pPr>
-        <w:spacing w:line="336" w:lineRule="auto" w:after="180"/>
-      </w:pPr>
-      <w:r>
-        <w:rPr>
-          <w:b w:val="0"/>
-        </w:rPr>
-        <w:t>Return to this week and explain what you changed.</w:t>
-      </w:r>
-    </w:p>
-    <w:p>
-      <w:pPr>
-        <w:pStyle w:val="Heading3"/>
-      </w:pPr>
-      <w:r>
-        <w:t>Keep your completed work</w:t>
-      </w:r>
-    </w:p>
-    <w:p>
-      <w:pPr>
-        <w:spacing w:line="336" w:lineRule="auto" w:after="180"/>
-      </w:pPr>
-      <w:r>
-        <w:rPr>
-          <w:b w:val="0"/>
-        </w:rPr>
-        <w:t xml:space="preserve">Use Download completed work in the hosted lesson to export your answers, reflections, practice feedback and code-run </w:t>
-      </w:r>
-      <w:r>
-        <w:rPr>
-          <w:b/>
-        </w:rPr>
-        <w:t>evidence</w:t>
-      </w:r>
-      <w:r>
-        <w:rPr>
-          <w:b w:val="0"/>
-        </w:rPr>
-        <w:t>. Open the HTML copy to read or print it.</w:t>
-      </w:r>
-    </w:p>
-    <w:p>
-      <w:pPr>
-        <w:spacing w:line="336" w:lineRule="auto" w:after="180"/>
-      </w:pPr>
-      <w:r>
-        <w:rPr>
-          <w:b w:val="0"/>
-        </w:rPr>
-        <w:t>Drafts stay in this browser when storage is available; clear drafts on a shared device.</w:t>
-      </w:r>
-    </w:p>
-    <w:p>
-      <w:pPr>
-        <w:pStyle w:val="Heading1"/>
-      </w:pPr>
-      <w:r>
-        <w:t>18. Visual concept journey</w:t>
-      </w:r>
-    </w:p>
-    <w:p>
-      <w:r>
-        <w:t>Explain each Image and Voice Pipelines graphic using its labels, deciding evidence and relevant limitation.</w:t>
-      </w:r>
-    </w:p>
-    <w:p>
-      <w:pPr>
-        <w:pStyle w:val="Heading3"/>
+        <w:t>18. Reference: the six-picture journey</w:t>
+      </w:r>
+    </w:p>
+    <w:p>
+      <w:r>
+        <w:t>Revisit the picture that serves the current question; key diagrams already sit beside the main explanation.</w:t>
+      </w:r>
+    </w:p>
+    <w:p>
+      <w:pPr>
+        <w:pStyle w:val="Heading2"/>
       </w:pPr>
       <w:r>
         <w:t>01. Image and Voice Pipelines: the case</w:t>
@@ -6723,7 +7192,7 @@
         <w:drawing>
           <wp:inline xmlns:a="http://schemas.openxmlformats.org/drawingml/2006/main" xmlns:pic="http://schemas.openxmlformats.org/drawingml/2006/picture">
             <wp:extent cx="5486400" cy="3291840"/>
-            <wp:docPr id="22" name="Picture 22" descr="A fictional librarian dictates a shelf note that passes through transcription and catalogue lookup. Supplied facts: Teacher-supplied ground truth audio phrase is “shelf fourteen”. Transcript says “shelf forty”. A current signed inventory is declared authoritative and lists the requested book on shelf 14. The original audio recording remains available."/>
+            <wp:docPr id="29" name="Picture 29" descr="A fictional librarian dictates a shelf note that passes through transcription and catalogue lookup. Supplied facts: Teacher-supplied ground truth audio phrase is “shelf fourteen”. Transcript says “shelf forty”. A current signed inventory is declared authoritative and lists the requested book on shelf 14. The original audio recording remains available."/>
             <wp:cNvGraphicFramePr>
               <a:graphicFrameLocks noChangeAspect="1"/>
             </wp:cNvGraphicFramePr>
@@ -6735,7 +7204,7 @@
                     <pic:cNvPicPr/>
                   </pic:nvPicPr>
                   <pic:blipFill>
-                    <a:blip r:embed="rId29"/>
+                    <a:blip r:embed="rId32"/>
                     <a:stretch>
                       <a:fillRect/>
                     </a:stretch>
@@ -6791,7 +7260,6 @@
     <w:p>
       <w:pPr>
         <w:spacing w:line="336" w:lineRule="auto" w:after="180"/>
-        <w:shd w:fill="F5F1FB"/>
       </w:pPr>
       <w:r>
         <w:rPr>
@@ -6802,7 +7270,7 @@
     </w:p>
     <w:p>
       <w:pPr>
-        <w:pStyle w:val="Heading3"/>
+        <w:pStyle w:val="Heading2"/>
       </w:pPr>
       <w:r>
         <w:t>02. Follow the deciding steps</w:t>
@@ -6813,7 +7281,7 @@
         <w:drawing>
           <wp:inline xmlns:a="http://schemas.openxmlformats.org/drawingml/2006/main" xmlns:pic="http://schemas.openxmlformats.org/drawingml/2006/picture">
             <wp:extent cx="5486400" cy="4005072"/>
-            <wp:docPr id="23" name="Picture 23" descr="Audio input: Known phrase names fourteen, not forty. → Transcription: Text output changes the shelf number to forty. → Cross-check: The authoritative inventory gives shelf 14. → Review and correct: Replay the audio, preserve the faulty transcript and use confirmed shelf 14."/>
+            <wp:docPr id="30" name="Picture 30" descr="Audio input: Known phrase names fourteen, not forty. → Transcription: Text output changes the shelf number to forty. → Cross-check: The authoritative inventory gives shelf 14. → Review and correct: Replay the audio, preserve the faulty transcript and use confirmed shelf 14."/>
             <wp:cNvGraphicFramePr>
               <a:graphicFrameLocks noChangeAspect="1"/>
             </wp:cNvGraphicFramePr>
@@ -6825,7 +7293,7 @@
                     <pic:cNvPicPr/>
                   </pic:nvPicPr>
                   <pic:blipFill>
-                    <a:blip r:embed="rId30"/>
+                    <a:blip r:embed="rId18"/>
                     <a:stretch>
                       <a:fillRect/>
                     </a:stretch>
@@ -6894,7 +7362,6 @@
     <w:p>
       <w:pPr>
         <w:spacing w:line="336" w:lineRule="auto" w:after="180"/>
-        <w:shd w:fill="F5F1FB"/>
       </w:pPr>
       <w:r>
         <w:rPr>
@@ -6917,7 +7384,7 @@
     </w:p>
     <w:p>
       <w:pPr>
-        <w:pStyle w:val="Heading3"/>
+        <w:pStyle w:val="Heading2"/>
       </w:pPr>
       <w:r>
         <w:t>03. Speech pipelines and multimodal evidence — evidence trace</w:t>
@@ -6928,7 +7395,7 @@
         <w:drawing>
           <wp:inline xmlns:a="http://schemas.openxmlformats.org/drawingml/2006/main" xmlns:pic="http://schemas.openxmlformats.org/drawingml/2006/picture">
             <wp:extent cx="5486400" cy="3297936"/>
-            <wp:docPr id="24" name="Picture 24" descr="Speech pipelines and multimodal evidence — evidence trace. Audio transcript reads fifteen boxes; a clear written inventory says fifty boxes. The original audio is unavailable and the assistant reports fifteen as certain. | Track source modality, segment/time references, transcription, interpretation and final claims separately. Compare conflicting evidence without assuming one modality always wins. Ask for clarification when the task needs unresolved information. | There is an unresolved quantity conflict and no audio replay. Preserve both sources and ask the responsible person; certainty is unsupported."/>
+            <wp:docPr id="31" name="Picture 31" descr="Speech pipelines and multimodal evidence — evidence trace. Audio transcript reads fifteen boxes; a clear written inventory says fifty boxes. The original audio is unavailable and the assistant reports fifteen as certain. | Track source modality, segment/time references, transcription, interpretation and final claims separately. Compare conflicting evidence without assuming one modality always wins. Ask for clarification when the task needs unresolved information. | There is an unresolved quantity conflict and no audio replay. Preserve both sources and ask the responsible person; certainty is unsupported."/>
             <wp:cNvGraphicFramePr>
               <a:graphicFrameLocks noChangeAspect="1"/>
             </wp:cNvGraphicFramePr>
@@ -6940,7 +7407,7 @@
                     <pic:cNvPicPr/>
                   </pic:nvPicPr>
                   <pic:blipFill>
-                    <a:blip r:embed="rId31"/>
+                    <a:blip r:embed="rId33"/>
                     <a:stretch>
                       <a:fillRect/>
                     </a:stretch>
@@ -7090,7 +7557,6 @@
     <w:p>
       <w:pPr>
         <w:spacing w:line="336" w:lineRule="auto" w:after="180"/>
-        <w:shd w:fill="F5F1FB"/>
       </w:pPr>
       <w:r>
         <w:rPr>
@@ -7101,7 +7567,7 @@
     </w:p>
     <w:p>
       <w:pPr>
-        <w:pStyle w:val="Heading3"/>
+        <w:pStyle w:val="Heading2"/>
       </w:pPr>
       <w:r>
         <w:t>04. Change one thing. Trace what follows.</w:t>
@@ -7112,7 +7578,7 @@
         <w:drawing>
           <wp:inline xmlns:a="http://schemas.openxmlformats.org/drawingml/2006/main" xmlns:pic="http://schemas.openxmlformats.org/drawingml/2006/picture">
             <wp:extent cx="5486400" cy="3026664"/>
-            <wp:docPr id="25" name="Picture 25" descr="Original case: Replay the audio, preserve the faulty transcript and use confirmed shelf 14. Changed condition: Remove access to the audio, while keeping the authoritative inventory. Expected result: Shelf 14 remains supported for the lookup, but transcription accuracy cannot be replay-checked. Reason: The inventory resolves the shelf task; it does not recreate unavailable audio."/>
+            <wp:docPr id="32" name="Picture 32" descr="Original case: Replay the audio, preserve the faulty transcript and use confirmed shelf 14. Changed condition: Remove access to the audio, while keeping the authoritative inventory. Expected result: Shelf 14 remains supported for the lookup, but transcription accuracy cannot be replay-checked. Reason: The inventory resolves the shelf task; it does not recreate unavailable audio."/>
             <wp:cNvGraphicFramePr>
               <a:graphicFrameLocks noChangeAspect="1"/>
             </wp:cNvGraphicFramePr>
@@ -7124,7 +7590,7 @@
                     <pic:cNvPicPr/>
                   </pic:nvPicPr>
                   <pic:blipFill>
-                    <a:blip r:embed="rId32"/>
+                    <a:blip r:embed="rId19"/>
                     <a:stretch>
                       <a:fillRect/>
                     </a:stretch>
@@ -7180,7 +7646,6 @@
     <w:p>
       <w:pPr>
         <w:spacing w:line="336" w:lineRule="auto" w:after="180"/>
-        <w:shd w:fill="F5F1FB"/>
       </w:pPr>
       <w:r>
         <w:rPr>
@@ -7191,7 +7656,7 @@
     </w:p>
     <w:p>
       <w:pPr>
-        <w:pStyle w:val="Heading3"/>
+        <w:pStyle w:val="Heading2"/>
       </w:pPr>
       <w:r>
         <w:t>05. Connect the explanation to its limit</w:t>
@@ -7202,7 +7667,7 @@
         <w:drawing>
           <wp:inline xmlns:a="http://schemas.openxmlformats.org/drawingml/2006/main" xmlns:pic="http://schemas.openxmlformats.org/drawingml/2006/picture">
             <wp:extent cx="5486400" cy="2834640"/>
-            <wp:docPr id="26" name="Picture 26" descr="A correct later lookup cannot repair an earlier wrong input by magic. Locate the first difference between known audio and transcript, then compare the stated source authority. Keeping both records makes the correction auditable. A confident spoken answer for shelf 40 would remain wrong despite fluent synthesis. Limit: Declared authority resolves this task’s source choice; it does not make every inventory entry universally accurate."/>
+            <wp:docPr id="33" name="Picture 33" descr="A correct later lookup cannot repair an earlier wrong input by magic. Locate the first difference between known audio and transcript, then compare the stated source authority. Keeping both records makes the correction auditable. A confident spoken answer for shelf 40 would remain wrong despite fluent synthesis. Limit: Declared authority resolves this task’s source choice; it does not make every inventory entry universally accurate."/>
             <wp:cNvGraphicFramePr>
               <a:graphicFrameLocks noChangeAspect="1"/>
             </wp:cNvGraphicFramePr>
@@ -7214,7 +7679,7 @@
                     <pic:cNvPicPr/>
                   </pic:nvPicPr>
                   <pic:blipFill>
-                    <a:blip r:embed="rId33"/>
+                    <a:blip r:embed="rId34"/>
                     <a:stretch>
                       <a:fillRect/>
                     </a:stretch>
@@ -7281,7 +7746,6 @@
     <w:p>
       <w:pPr>
         <w:spacing w:line="336" w:lineRule="auto" w:after="180"/>
-        <w:shd w:fill="F5F1FB"/>
       </w:pPr>
       <w:r>
         <w:rPr>
@@ -7292,7 +7756,7 @@
     </w:p>
     <w:p>
       <w:pPr>
-        <w:pStyle w:val="Heading3"/>
+        <w:pStyle w:val="Heading2"/>
       </w:pPr>
       <w:r>
         <w:t>06. Make the idea visible in your project</w:t>
@@ -7303,7 +7767,7 @@
         <w:drawing>
           <wp:inline xmlns:a="http://schemas.openxmlformats.org/drawingml/2006/main" xmlns:pic="http://schemas.openxmlformats.org/drawingml/2006/picture">
             <wp:extent cx="5486400" cy="3380232"/>
-            <wp:docPr id="27" name="Picture 27" descr="For voice-driven recommendations, confirm important recognised fields before searching or acting and retain source provenance. Draw your input, deciding step, result and limit. Supported question: Which stage first fails, and why should the faulty transcript not be silently overwritten?"/>
+            <wp:docPr id="34" name="Picture 34" descr="For voice-driven recommendations, confirm important recognised fields before searching or acting and retain source provenance. Draw your input, deciding step, result and limit. Supported question: Which stage first fails, and why should the faulty transcript not be silently overwritten?"/>
             <wp:cNvGraphicFramePr>
               <a:graphicFrameLocks noChangeAspect="1"/>
             </wp:cNvGraphicFramePr>
@@ -7315,7 +7779,7 @@
                     <pic:cNvPicPr/>
                   </pic:nvPicPr>
                   <pic:blipFill>
-                    <a:blip r:embed="rId34"/>
+                    <a:blip r:embed="rId35"/>
                     <a:stretch>
                       <a:fillRect/>
                     </a:stretch>
@@ -7371,7 +7835,6 @@
     <w:p>
       <w:pPr>
         <w:spacing w:line="336" w:lineRule="auto" w:after="180"/>
-        <w:shd w:fill="F5F1FB"/>
       </w:pPr>
       <w:r>
         <w:rPr>
@@ -7390,6 +7853,62 @@
           <w:b w:val="0"/>
         </w:rPr>
         <w:t>.</w:t>
+      </w:r>
+    </w:p>
+    <w:p>
+      <w:pPr>
+        <w:pStyle w:val="Heading2"/>
+      </w:pPr>
+      <w:r>
+        <w:t>Earlier wording, alternatives and picture transcripts · reference / check after trying</w:t>
+      </w:r>
+    </w:p>
+    <w:p>
+      <w:pPr>
+        <w:pStyle w:val="Heading3"/>
+      </w:pPr>
+      <w:r>
+        <w:t>01. Image and Voice Pipelines: the case</w:t>
+      </w:r>
+    </w:p>
+    <w:p>
+      <w:pPr>
+        <w:pStyle w:val="Heading3"/>
+      </w:pPr>
+      <w:r>
+        <w:t>02. Follow the deciding steps</w:t>
+      </w:r>
+    </w:p>
+    <w:p>
+      <w:pPr>
+        <w:pStyle w:val="Heading3"/>
+      </w:pPr>
+      <w:r>
+        <w:t>03. Speech pipelines and multimodal evidence — evidence trace</w:t>
+      </w:r>
+    </w:p>
+    <w:p>
+      <w:pPr>
+        <w:pStyle w:val="Heading3"/>
+      </w:pPr>
+      <w:r>
+        <w:t>04. Change one thing. Trace what follows.</w:t>
+      </w:r>
+    </w:p>
+    <w:p>
+      <w:pPr>
+        <w:pStyle w:val="Heading3"/>
+      </w:pPr>
+      <w:r>
+        <w:t>05. Connect the explanation to its limit</w:t>
+      </w:r>
+    </w:p>
+    <w:p>
+      <w:pPr>
+        <w:pStyle w:val="Heading3"/>
+      </w:pPr>
+      <w:r>
+        <w:t>06. Make the idea visible in your project</w:t>
       </w:r>
     </w:p>
     <w:sectPr>
